--- a/docs/studyguides/matrixmultiplication.docx
+++ b/docs/studyguides/matrixmultiplication.docx
@@ -31,10 +31,10 @@
         <w:pStyle w:val="Abstract"/>
       </w:pPr>
       <w:r>
-        <w:t xml:space="preserve">Matrices are rectangular arrays of mathematical objects with entries arranged in rows and columns. Matrices are a very useful concept within mathematics, you’ll see them used for solving simultaneous equations and much more, this guide will explain what they are and how to perform arithmetic with matrices.</w:t>
+        <w:t xml:space="preserve">Matrices are rectangular arrays of mathematical objects with entries arranged in rows and columns. Matrices are a very useful concept within mathematics and statistics. You’ll see them used for solving simultaneous equations, modelling data in several variables, and much more this guide will explain what they are and how to perform arithmetic with matrices.</w:t>
       </w:r>
     </w:p>
-    <w:bookmarkStart w:id="23" w:name="what-is-a-matrix"/>
+    <w:bookmarkStart w:id="24" w:name="what-is-a-matrix"/>
     <w:p>
       <w:pPr>
         <w:pStyle w:val="Heading1"/>
@@ -583,7 +583,7 @@
         <w:pStyle w:val="BodyText"/>
       </w:pPr>
       <w:r>
-        <w:t xml:space="preserve">Matrices are a fundamental tool within linear algebra, and they have a wide range of real-life applications. They are used in computer graphics, data analysis, search engine optimization, cryptography, economics, robotics, genetics, quantum mechanics, and many more areas of study. Matrices are used anywhere where information needs to be analyzed and calculated efficiently.</w:t>
+        <w:t xml:space="preserve">Matrices are a fundamental tool within linear algebra, and they have a wide range of real-life applications. They are used in computer graphics, data analysis, search engine optimization, cryptography, economics, robotics, genetics, quantum mechanics, and many more places. Matrices are used anywhere where information in multiple variables needs to be analyzed and calculated efficiently.</w:t>
       </w:r>
     </w:p>
     <w:p>
@@ -591,11 +591,65 @@
         <w:pStyle w:val="BodyText"/>
       </w:pPr>
       <w:r>
-        <w:t xml:space="preserve">In this guide, you will see how you can read, write, and understand matrices, and you will learn how to do arithmetic with matrices.</w:t>
+        <w:t xml:space="preserve">A key skill in matrix arithmetic is</w:t>
+      </w:r>
+      <w:r>
+        <w:t xml:space="preserve"> </w:t>
+      </w:r>
+      <w:r>
+        <w:rPr>
+          <w:b/>
+          <w:bCs/>
+        </w:rPr>
+        <w:t xml:space="preserve">matrix multiplication</w:t>
+      </w:r>
+      <w:r>
+        <w:t xml:space="preserve">. This is different from the scalar multiplication that you saw in</w:t>
+      </w:r>
+      <w:r>
+        <w:t xml:space="preserve"> </w:t>
+      </w:r>
+      <w:hyperlink r:id="rId23">
+        <w:r>
+          <w:rPr>
+            <w:rStyle w:val="Hyperlink"/>
+          </w:rPr>
+          <w:t xml:space="preserve">Guide: Introduction to matrices</w:t>
+        </w:r>
+      </w:hyperlink>
+      <w:r>
+        <w:t xml:space="preserve">, in that instead of multiplying a matrix by a constant, you are multiplying a matrix by</w:t>
+      </w:r>
+      <w:r>
+        <w:t xml:space="preserve"> </w:t>
+      </w:r>
+      <w:r>
+        <w:rPr>
+          <w:b/>
+          <w:bCs/>
+        </w:rPr>
+        <w:t xml:space="preserve">another matrix</w:t>
+      </w:r>
+      <w:r>
+        <w:t xml:space="preserve">. In this guide, you will see how and when you can multiply together two matrices, as well as interactions of matrix multiplication with special matrices from</w:t>
+      </w:r>
+      <w:r>
+        <w:t xml:space="preserve"> </w:t>
+      </w:r>
+      <w:hyperlink r:id="rId23">
+        <w:r>
+          <w:rPr>
+            <w:rStyle w:val="Hyperlink"/>
+          </w:rPr>
+          <w:t xml:space="preserve">Guide: Introduction to matrices</w:t>
+        </w:r>
+      </w:hyperlink>
+      <w:r>
+        <w:t xml:space="preserve">.</w:t>
       </w:r>
     </w:p>
-    <w:bookmarkEnd w:id="23"/>
-    <w:bookmarkStart w:id="44" w:name="matrix-multiplication"/>
+    <w:bookmarkEnd w:id="24"/>
+    <w:bookmarkStart w:id="52" w:name="matrix-multiplication"/>
     <w:p>
       <w:pPr>
         <w:pStyle w:val="Heading1"/>
@@ -612,12 +666,13 @@
         <w:t xml:space="preserve">Now you can look at how and when you can two multiply matrices together.</w:t>
       </w:r>
     </w:p>
+    <w:bookmarkStart w:id="38" w:name="initial-example-2times-2-matrices"/>
     <w:p>
       <w:pPr>
-        <w:pStyle w:val="BodyText"/>
+        <w:pStyle w:val="Heading2"/>
       </w:pPr>
       <w:r>
-        <w:t xml:space="preserve">First, let’s see how you can multiply two</w:t>
+        <w:t xml:space="preserve">Initial example:</w:t>
       </w:r>
       <w:r>
         <w:t xml:space="preserve"> </w:t>
@@ -640,35 +695,15 @@
         <w:t xml:space="preserve"> </w:t>
       </w:r>
       <w:r>
-        <w:t xml:space="preserve">matrices. Let</w:t>
-      </w:r>
-      <w:r>
-        <w:t xml:space="preserve"> </w:t>
-      </w:r>
-      <m:oMath>
-        <m:r>
-          <m:t>A</m:t>
-        </m:r>
-      </m:oMath>
-      <w:r>
-        <w:t xml:space="preserve"> </w:t>
-      </w:r>
-      <w:r>
-        <w:t xml:space="preserve">and</w:t>
-      </w:r>
-      <w:r>
-        <w:t xml:space="preserve"> </w:t>
-      </w:r>
-      <m:oMath>
-        <m:r>
-          <m:t>B</m:t>
-        </m:r>
-      </m:oMath>
-      <w:r>
-        <w:t xml:space="preserve"> </w:t>
-      </w:r>
-      <w:r>
-        <w:t xml:space="preserve">be</w:t>
+        <w:t xml:space="preserve">matrices</w:t>
+      </w:r>
+    </w:p>
+    <w:p>
+      <w:pPr>
+        <w:pStyle w:val="FirstParagraph"/>
+      </w:pPr>
+      <w:r>
+        <w:t xml:space="preserve">First, let’s see how you can multiply two</w:t>
       </w:r>
       <w:r>
         <w:t xml:space="preserve"> </w:t>
@@ -691,47 +726,26 @@
         <w:t xml:space="preserve"> </w:t>
       </w:r>
       <w:r>
-        <w:t xml:space="preserve">matrices:</w:t>
-      </w:r>
-    </w:p>
-    <w:p>
-      <w:pPr>
-        <w:pStyle w:val="BodyText"/>
-      </w:pPr>
-      <w:r>
-        <w:t xml:space="preserve">$$A =
-    \begin{bmatrix} 
-    \textcolor{red}{a_{11}} &amp; \textcolor{blue}{a_{12}} \\ 
-    \textcolor{red}{a_{21}} &amp; \textcolor{blue}{a_{22}} 
-    \end{bmatrix} \quad B =\begin{bmatrix} 
-    \textcolor{black}{b_{11}} &amp; \textcolor{orange}{b_{12}} \\ 
-    \textcolor{black}{b_{21}} &amp; \textcolor{orange}{b_{22}} 
-    \end{bmatrix}$$</w:t>
-      </w:r>
-    </w:p>
-    <w:p>
-      <w:pPr>
-        <w:pStyle w:val="FirstParagraph"/>
-      </w:pPr>
-      <w:r>
-        <w:t xml:space="preserve">The product</w:t>
+        <w:t xml:space="preserve">matrices via an example. Let</w:t>
       </w:r>
       <w:r>
         <w:t xml:space="preserve"> </w:t>
       </w:r>
       <m:oMath>
-        <m:r>
-          <m:t>C</m:t>
-        </m:r>
-        <m:r>
-          <m:rPr>
-            <m:sty m:val="p"/>
-          </m:rPr>
-          <m:t>=</m:t>
-        </m:r>
         <m:r>
           <m:t>A</m:t>
         </m:r>
+      </m:oMath>
+      <w:r>
+        <w:t xml:space="preserve"> </w:t>
+      </w:r>
+      <w:r>
+        <w:t xml:space="preserve">and</w:t>
+      </w:r>
+      <w:r>
+        <w:t xml:space="preserve"> </w:t>
+      </w:r>
+      <m:oMath>
         <m:r>
           <m:t>B</m:t>
         </m:r>
@@ -740,7 +754,7 @@
         <w:t xml:space="preserve"> </w:t>
       </w:r>
       <w:r>
-        <w:t xml:space="preserve">is also a</w:t>
+        <w:t xml:space="preserve">be</w:t>
       </w:r>
       <w:r>
         <w:t xml:space="preserve"> </w:t>
@@ -763,40 +777,235 @@
         <w:t xml:space="preserve"> </w:t>
       </w:r>
       <w:r>
-        <w:t xml:space="preserve">matrix:</w:t>
+        <w:t xml:space="preserve">matrices with entries given below:</w:t>
       </w:r>
     </w:p>
     <w:p>
       <w:pPr>
         <w:pStyle w:val="BodyText"/>
       </w:pPr>
-      <w:r>
-        <w:t xml:space="preserve">$$C =\begin{bmatrix} 
-    \textcolor{red}{a_{11}\textcolor{black}{b_{11}}} + \textcolor{blue}{a_{12} \textcolor{black}{b_{21}}} &amp; \textcolor{red}{a_{11} \textcolor{orange}{b_{12}}} + \textcolor{blue}{a_{12} \textcolor{orange}{b_{22}}} \\ 
-    \textcolor{red}{a_{21} \textcolor{black}{b_{11}}} + \textcolor{blue}{a_{22} \textcolor{black}{b_{21}}} &amp; \textcolor{red}{a_{21} \textcolor{orange}{b_{12}}} + \textcolor{blue}{a_{22} \textcolor{orange}{b_{22}}} 
-    \end{bmatrix}$$</w:t>
-      </w:r>
+      <m:oMathPara>
+        <m:oMathParaPr>
+          <m:jc m:val="center"/>
+        </m:oMathParaPr>
+        <m:oMath>
+          <m:r>
+            <m:t>A</m:t>
+          </m:r>
+          <m:r>
+            <m:rPr>
+              <m:sty m:val="p"/>
+            </m:rPr>
+            <m:t>=</m:t>
+          </m:r>
+          <m:d>
+            <m:dPr>
+              <m:begChr m:val="["/>
+              <m:sepChr m:val=""/>
+              <m:endChr m:val="]"/>
+              <m:grow/>
+            </m:dPr>
+            <m:e>
+              <m:m>
+                <m:mPr>
+                  <m:baseJc m:val="center"/>
+                  <m:plcHide m:val="on"/>
+                  <m:mcs>
+                    <m:mc>
+                      <m:mcPr>
+                        <m:mcJc m:val="center"/>
+                        <m:count m:val="1"/>
+                      </m:mcPr>
+                    </m:mc>
+                    <m:mc>
+                      <m:mcPr>
+                        <m:mcJc m:val="center"/>
+                        <m:count m:val="1"/>
+                      </m:mcPr>
+                    </m:mc>
+                  </m:mcs>
+                </m:mPr>
+                <m:mr>
+                  <m:e>
+                    <m:r>
+                      <m:t>1</m:t>
+                    </m:r>
+                  </m:e>
+                  <m:e>
+                    <m:r>
+                      <m:rPr>
+                        <m:sty m:val="p"/>
+                      </m:rPr>
+                      <m:t>−</m:t>
+                    </m:r>
+                    <m:r>
+                      <m:t>1</m:t>
+                    </m:r>
+                  </m:e>
+                </m:mr>
+                <m:mr>
+                  <m:e>
+                    <m:r>
+                      <m:t>2</m:t>
+                    </m:r>
+                  </m:e>
+                  <m:e>
+                    <m:r>
+                      <m:t>1</m:t>
+                    </m:r>
+                  </m:e>
+                </m:mr>
+              </m:m>
+            </m:e>
+          </m:d>
+          <m:r>
+            <m:t> </m:t>
+          </m:r>
+          <m:r>
+            <m:t>B</m:t>
+          </m:r>
+          <m:r>
+            <m:rPr>
+              <m:sty m:val="p"/>
+            </m:rPr>
+            <m:t>=</m:t>
+          </m:r>
+          <m:d>
+            <m:dPr>
+              <m:begChr m:val="["/>
+              <m:sepChr m:val=""/>
+              <m:endChr m:val="]"/>
+              <m:grow/>
+            </m:dPr>
+            <m:e>
+              <m:m>
+                <m:mPr>
+                  <m:baseJc m:val="center"/>
+                  <m:plcHide m:val="on"/>
+                  <m:mcs>
+                    <m:mc>
+                      <m:mcPr>
+                        <m:mcJc m:val="center"/>
+                        <m:count m:val="1"/>
+                      </m:mcPr>
+                    </m:mc>
+                    <m:mc>
+                      <m:mcPr>
+                        <m:mcJc m:val="center"/>
+                        <m:count m:val="1"/>
+                      </m:mcPr>
+                    </m:mc>
+                  </m:mcs>
+                </m:mPr>
+                <m:mr>
+                  <m:e>
+                    <m:r>
+                      <m:t>3</m:t>
+                    </m:r>
+                  </m:e>
+                  <m:e>
+                    <m:r>
+                      <m:t>0</m:t>
+                    </m:r>
+                  </m:e>
+                </m:mr>
+                <m:mr>
+                  <m:e>
+                    <m:r>
+                      <m:t>1</m:t>
+                    </m:r>
+                  </m:e>
+                  <m:e>
+                    <m:r>
+                      <m:rPr>
+                        <m:sty m:val="p"/>
+                      </m:rPr>
+                      <m:t>−</m:t>
+                    </m:r>
+                    <m:r>
+                      <m:t>1</m:t>
+                    </m:r>
+                  </m:e>
+                </m:mr>
+              </m:m>
+            </m:e>
+          </m:d>
+        </m:oMath>
+      </m:oMathPara>
     </w:p>
     <w:p>
       <w:pPr>
         <w:pStyle w:val="FirstParagraph"/>
       </w:pPr>
       <w:r>
-        <w:t xml:space="preserve">Here you can see that in order to calculate the first entry of</w:t>
+        <w:t xml:space="preserve">How can you find their product</w:t>
       </w:r>
       <w:r>
         <w:t xml:space="preserve"> </w:t>
       </w:r>
       <m:oMath>
         <m:r>
-          <m:t>C</m:t>
+          <m:t>A</m:t>
+        </m:r>
+        <m:r>
+          <m:t>B</m:t>
         </m:r>
       </m:oMath>
       <w:r>
+        <w:t xml:space="preserve">? Since a matrix is defined by its entries, you could think about working out each entry. The idea for the</w:t>
+      </w:r>
+      <w:r>
         <w:t xml:space="preserve"> </w:t>
       </w:r>
-      <w:r>
-        <w:t xml:space="preserve">you multiply the corresponding elements from the first row of</w:t>
+      <m:oMath>
+        <m:d>
+          <m:dPr>
+            <m:begChr m:val="("/>
+            <m:sepChr m:val=""/>
+            <m:endChr m:val=")"/>
+            <m:grow/>
+          </m:dPr>
+          <m:e>
+            <m:r>
+              <m:t>i</m:t>
+            </m:r>
+            <m:r>
+              <m:rPr>
+                <m:sty m:val="p"/>
+              </m:rPr>
+              <m:t>,</m:t>
+            </m:r>
+            <m:r>
+              <m:t>j</m:t>
+            </m:r>
+          </m:e>
+        </m:d>
+      </m:oMath>
+      <w:r>
+        <w:t xml:space="preserve">th entry is to find a</w:t>
+      </w:r>
+      <w:r>
+        <w:t xml:space="preserve"> </w:t>
+      </w:r>
+      <w:r>
+        <w:t xml:space="preserve">‘product’</w:t>
+      </w:r>
+      <w:r>
+        <w:t xml:space="preserve"> </w:t>
+      </w:r>
+      <w:r>
+        <w:t xml:space="preserve">of the</w:t>
+      </w:r>
+      <w:r>
+        <w:t xml:space="preserve"> </w:t>
+      </w:r>
+      <m:oMath>
+        <m:r>
+          <m:t>i</m:t>
+        </m:r>
+      </m:oMath>
+      <w:r>
+        <w:t xml:space="preserve">th row of</w:t>
       </w:r>
       <w:r>
         <w:t xml:space="preserve"> </w:t>
@@ -810,7 +1019,18 @@
         <w:t xml:space="preserve"> </w:t>
       </w:r>
       <w:r>
-        <w:t xml:space="preserve">by the elements from the first column of</w:t>
+        <w:t xml:space="preserve">by the</w:t>
+      </w:r>
+      <w:r>
+        <w:t xml:space="preserve"> </w:t>
+      </w:r>
+      <m:oMath>
+        <m:r>
+          <m:t>j</m:t>
+        </m:r>
+      </m:oMath>
+      <w:r>
+        <w:t xml:space="preserve">th column of</w:t>
       </w:r>
       <w:r>
         <w:t xml:space="preserve"> </w:t>
@@ -821,34 +1041,2057 @@
         </m:r>
       </m:oMath>
       <w:r>
-        <w:t xml:space="preserve">, and sum together the results.</w:t>
+        <w:t xml:space="preserve">.</w:t>
+      </w:r>
+    </w:p>
+    <w:p>
+      <w:pPr>
+        <w:pStyle w:val="BodyText"/>
+      </w:pPr>
+      <w:r>
+        <w:t xml:space="preserve">For the</w:t>
+      </w:r>
+      <w:r>
+        <w:t xml:space="preserve"> </w:t>
+      </w:r>
+      <m:oMath>
+        <m:d>
+          <m:dPr>
+            <m:begChr m:val="("/>
+            <m:sepChr m:val=""/>
+            <m:endChr m:val=")"/>
+            <m:grow/>
+          </m:dPr>
+          <m:e>
+            <m:r>
+              <m:t>1</m:t>
+            </m:r>
+            <m:r>
+              <m:rPr>
+                <m:sty m:val="p"/>
+              </m:rPr>
+              <m:t>,</m:t>
+            </m:r>
+            <m:r>
+              <m:t>1</m:t>
+            </m:r>
+          </m:e>
+        </m:d>
+      </m:oMath>
+      <w:r>
+        <w:t xml:space="preserve">th entry of</w:t>
+      </w:r>
+      <w:r>
+        <w:t xml:space="preserve"> </w:t>
+      </w:r>
+      <m:oMath>
+        <m:r>
+          <m:t>A</m:t>
+        </m:r>
+        <m:r>
+          <m:t>B</m:t>
+        </m:r>
+      </m:oMath>
+      <w:r>
+        <w:t xml:space="preserve">, you can match the</w:t>
+      </w:r>
+      <w:r>
+        <w:t xml:space="preserve"> </w:t>
+      </w:r>
+      <m:oMath>
+        <m:r>
+          <m:t>1</m:t>
+        </m:r>
+      </m:oMath>
+      <w:r>
+        <w:t xml:space="preserve">st row of</w:t>
+      </w:r>
+      <w:r>
+        <w:t xml:space="preserve"> </w:t>
+      </w:r>
+      <m:oMath>
+        <m:r>
+          <m:t>A</m:t>
+        </m:r>
+      </m:oMath>
+      <w:r>
+        <w:t xml:space="preserve"> </w:t>
+      </w:r>
+      <w:r>
+        <w:t xml:space="preserve">to the</w:t>
+      </w:r>
+      <w:r>
+        <w:t xml:space="preserve"> </w:t>
+      </w:r>
+      <m:oMath>
+        <m:r>
+          <m:t>1</m:t>
+        </m:r>
+      </m:oMath>
+      <w:r>
+        <w:t xml:space="preserve">st column of</w:t>
+      </w:r>
+      <w:r>
+        <w:t xml:space="preserve"> </w:t>
+      </w:r>
+      <m:oMath>
+        <m:r>
+          <m:t>B</m:t>
+        </m:r>
+      </m:oMath>
+      <w:r>
+        <w:t xml:space="preserve">, multiply the matched entries together, and add up all the entries. The first row of</w:t>
+      </w:r>
+      <w:r>
+        <w:t xml:space="preserve"> </w:t>
+      </w:r>
+      <m:oMath>
+        <m:r>
+          <m:t>A</m:t>
+        </m:r>
+      </m:oMath>
+      <w:r>
+        <w:t xml:space="preserve"> </w:t>
+      </w:r>
+      <w:r>
+        <w:t xml:space="preserve">is</w:t>
+      </w:r>
+      <w:r>
+        <w:t xml:space="preserve"> </w:t>
+      </w:r>
+      <m:oMath>
+        <m:m>
+          <m:mPr>
+            <m:baseJc m:val="center"/>
+            <m:plcHide m:val="on"/>
+            <m:mcs>
+              <m:mc>
+                <m:mcPr>
+                  <m:mcJc m:val="center"/>
+                  <m:count m:val="1"/>
+                </m:mcPr>
+              </m:mc>
+              <m:mc>
+                <m:mcPr>
+                  <m:mcJc m:val="center"/>
+                  <m:count m:val="1"/>
+                </m:mcPr>
+              </m:mc>
+            </m:mcs>
+          </m:mPr>
+          <m:mr>
+            <m:e>
+              <m:r>
+                <m:t>1</m:t>
+              </m:r>
+            </m:e>
+            <m:e>
+              <m:r>
+                <m:rPr>
+                  <m:sty m:val="p"/>
+                </m:rPr>
+                <m:t>−</m:t>
+              </m:r>
+              <m:r>
+                <m:t>1</m:t>
+              </m:r>
+            </m:e>
+          </m:mr>
+        </m:m>
+      </m:oMath>
+      <w:r>
+        <w:t xml:space="preserve">, and the first column of</w:t>
+      </w:r>
+      <w:r>
+        <w:t xml:space="preserve"> </w:t>
+      </w:r>
+      <m:oMath>
+        <m:r>
+          <m:t>B</m:t>
+        </m:r>
+      </m:oMath>
+      <w:r>
+        <w:t xml:space="preserve"> </w:t>
+      </w:r>
+      <w:r>
+        <w:t xml:space="preserve">is</w:t>
+      </w:r>
+      <w:r>
+        <w:t xml:space="preserve"> </w:t>
+      </w:r>
+      <m:oMath>
+        <m:m>
+          <m:mPr>
+            <m:baseJc m:val="center"/>
+            <m:plcHide m:val="on"/>
+            <m:mcs>
+              <m:mc>
+                <m:mcPr>
+                  <m:mcJc m:val="center"/>
+                  <m:count m:val="1"/>
+                </m:mcPr>
+              </m:mc>
+              <m:mc>
+                <m:mcPr>
+                  <m:mcJc m:val="center"/>
+                  <m:count m:val="1"/>
+                </m:mcPr>
+              </m:mc>
+            </m:mcs>
+          </m:mPr>
+          <m:mr>
+            <m:e>
+              <m:r>
+                <m:t>3</m:t>
+              </m:r>
+            </m:e>
+            <m:e>
+              <m:r>
+                <m:t>1</m:t>
+              </m:r>
+            </m:e>
+          </m:mr>
+        </m:m>
+      </m:oMath>
+      <w:r>
+        <w:t xml:space="preserve">. Here,</w:t>
+      </w:r>
+      <w:r>
+        <w:t xml:space="preserve"> </w:t>
+      </w:r>
+      <m:oMath>
+        <m:r>
+          <m:t>1</m:t>
+        </m:r>
+      </m:oMath>
+      <w:r>
+        <w:t xml:space="preserve"> </w:t>
+      </w:r>
+      <w:r>
+        <w:t xml:space="preserve">(from</w:t>
+      </w:r>
+      <w:r>
+        <w:t xml:space="preserve"> </w:t>
+      </w:r>
+      <m:oMath>
+        <m:r>
+          <m:t>A</m:t>
+        </m:r>
+      </m:oMath>
+      <w:r>
+        <w:t xml:space="preserve">) and</w:t>
+      </w:r>
+      <w:r>
+        <w:t xml:space="preserve"> </w:t>
+      </w:r>
+      <m:oMath>
+        <m:r>
+          <m:t>3</m:t>
+        </m:r>
+      </m:oMath>
+      <w:r>
+        <w:t xml:space="preserve"> </w:t>
+      </w:r>
+      <w:r>
+        <w:t xml:space="preserve">(from</w:t>
+      </w:r>
+      <w:r>
+        <w:t xml:space="preserve"> </w:t>
+      </w:r>
+      <m:oMath>
+        <m:r>
+          <m:t>B</m:t>
+        </m:r>
+      </m:oMath>
+      <w:r>
+        <w:t xml:space="preserve">) are matched, and</w:t>
+      </w:r>
+      <w:r>
+        <w:t xml:space="preserve"> </w:t>
+      </w:r>
+      <m:oMath>
+        <m:r>
+          <m:rPr>
+            <m:sty m:val="p"/>
+          </m:rPr>
+          <m:t>−</m:t>
+        </m:r>
+        <m:r>
+          <m:t>1</m:t>
+        </m:r>
+      </m:oMath>
+      <w:r>
+        <w:t xml:space="preserve"> </w:t>
+      </w:r>
+      <w:r>
+        <w:t xml:space="preserve">(from</w:t>
+      </w:r>
+      <w:r>
+        <w:t xml:space="preserve"> </w:t>
+      </w:r>
+      <m:oMath>
+        <m:r>
+          <m:t>A</m:t>
+        </m:r>
+      </m:oMath>
+      <w:r>
+        <w:t xml:space="preserve">) and</w:t>
+      </w:r>
+      <w:r>
+        <w:t xml:space="preserve"> </w:t>
+      </w:r>
+      <m:oMath>
+        <m:r>
+          <m:t>1</m:t>
+        </m:r>
+      </m:oMath>
+      <w:r>
+        <w:t xml:space="preserve"> </w:t>
+      </w:r>
+      <w:r>
+        <w:t xml:space="preserve">(from</w:t>
+      </w:r>
+      <w:r>
+        <w:t xml:space="preserve"> </w:t>
+      </w:r>
+      <m:oMath>
+        <m:r>
+          <m:t>B</m:t>
+        </m:r>
+      </m:oMath>
+      <w:r>
+        <w:t xml:space="preserve">) are matched. Multiplying these together and adding gives</w:t>
+      </w:r>
+    </w:p>
+    <w:p>
+      <w:pPr>
+        <w:pStyle w:val="BodyText"/>
+      </w:pPr>
+      <m:oMathPara>
+        <m:oMathParaPr>
+          <m:jc m:val="center"/>
+        </m:oMathParaPr>
+        <m:oMath>
+          <m:sSub>
+            <m:e>
+              <m:d>
+                <m:dPr>
+                  <m:begChr m:val="["/>
+                  <m:sepChr m:val=""/>
+                  <m:endChr m:val="]"/>
+                  <m:grow/>
+                </m:dPr>
+                <m:e>
+                  <m:r>
+                    <m:t>A</m:t>
+                  </m:r>
+                  <m:r>
+                    <m:t>B</m:t>
+                  </m:r>
+                </m:e>
+              </m:d>
+            </m:e>
+            <m:sub>
+              <m:r>
+                <m:t>1</m:t>
+              </m:r>
+              <m:r>
+                <m:rPr>
+                  <m:sty m:val="p"/>
+                </m:rPr>
+                <m:t>,</m:t>
+              </m:r>
+              <m:r>
+                <m:t>1</m:t>
+              </m:r>
+            </m:sub>
+          </m:sSub>
+          <m:r>
+            <m:rPr>
+              <m:sty m:val="p"/>
+            </m:rPr>
+            <m:t>=</m:t>
+          </m:r>
+          <m:r>
+            <m:t>1</m:t>
+          </m:r>
+          <m:r>
+            <m:rPr>
+              <m:sty m:val="p"/>
+            </m:rPr>
+            <m:t>⋅</m:t>
+          </m:r>
+          <m:r>
+            <m:t>3</m:t>
+          </m:r>
+          <m:r>
+            <m:rPr>
+              <m:sty m:val="p"/>
+            </m:rPr>
+            <m:t>+</m:t>
+          </m:r>
+          <m:d>
+            <m:dPr>
+              <m:begChr m:val="("/>
+              <m:sepChr m:val=""/>
+              <m:endChr m:val=")"/>
+              <m:grow/>
+            </m:dPr>
+            <m:e>
+              <m:r>
+                <m:rPr>
+                  <m:sty m:val="p"/>
+                </m:rPr>
+                <m:t>−</m:t>
+              </m:r>
+              <m:r>
+                <m:t>1</m:t>
+              </m:r>
+            </m:e>
+          </m:d>
+          <m:r>
+            <m:rPr>
+              <m:sty m:val="p"/>
+            </m:rPr>
+            <m:t>⋅</m:t>
+          </m:r>
+          <m:r>
+            <m:t>1</m:t>
+          </m:r>
+          <m:r>
+            <m:rPr>
+              <m:sty m:val="p"/>
+            </m:rPr>
+            <m:t>=</m:t>
+          </m:r>
+          <m:r>
+            <m:t>3</m:t>
+          </m:r>
+          <m:r>
+            <m:rPr>
+              <m:sty m:val="p"/>
+            </m:rPr>
+            <m:t>−</m:t>
+          </m:r>
+          <m:r>
+            <m:t>1</m:t>
+          </m:r>
+          <m:r>
+            <m:rPr>
+              <m:sty m:val="p"/>
+            </m:rPr>
+            <m:t>=</m:t>
+          </m:r>
+          <m:r>
+            <m:t>2</m:t>
+          </m:r>
+        </m:oMath>
+      </m:oMathPara>
+    </w:p>
+    <w:p>
+      <w:pPr>
+        <w:pStyle w:val="FirstParagraph"/>
+      </w:pPr>
+      <w:r>
+        <w:t xml:space="preserve">This process is illustrated in the following equation, with the appropriate row and column highlighted in bold:</w:t>
+      </w:r>
+    </w:p>
+    <w:p>
+      <w:pPr>
+        <w:pStyle w:val="BodyText"/>
+      </w:pPr>
+      <m:oMathPara>
+        <m:oMathParaPr>
+          <m:jc m:val="center"/>
+        </m:oMathParaPr>
+        <m:oMath>
+          <m:r>
+            <m:t>A</m:t>
+          </m:r>
+          <m:r>
+            <m:t>B</m:t>
+          </m:r>
+          <m:r>
+            <m:rPr>
+              <m:sty m:val="p"/>
+            </m:rPr>
+            <m:t>=</m:t>
+          </m:r>
+          <m:d>
+            <m:dPr>
+              <m:begChr m:val="["/>
+              <m:sepChr m:val=""/>
+              <m:endChr m:val="]"/>
+              <m:grow/>
+            </m:dPr>
+            <m:e>
+              <m:m>
+                <m:mPr>
+                  <m:baseJc m:val="center"/>
+                  <m:plcHide m:val="on"/>
+                  <m:mcs>
+                    <m:mc>
+                      <m:mcPr>
+                        <m:mcJc m:val="center"/>
+                        <m:count m:val="1"/>
+                      </m:mcPr>
+                    </m:mc>
+                    <m:mc>
+                      <m:mcPr>
+                        <m:mcJc m:val="center"/>
+                        <m:count m:val="1"/>
+                      </m:mcPr>
+                    </m:mc>
+                  </m:mcs>
+                </m:mPr>
+                <m:mr>
+                  <m:e>
+                    <m:r>
+                      <m:rPr>
+                        <m:sty m:val="b"/>
+                      </m:rPr>
+                      <m:t>1</m:t>
+                    </m:r>
+                  </m:e>
+                  <m:e>
+                    <m:r>
+                      <m:rPr>
+                        <m:sty m:val="b"/>
+                      </m:rPr>
+                      <m:t>−</m:t>
+                    </m:r>
+                    <m:r>
+                      <m:rPr>
+                        <m:sty m:val="b"/>
+                      </m:rPr>
+                      <m:t>1</m:t>
+                    </m:r>
+                  </m:e>
+                </m:mr>
+                <m:mr>
+                  <m:e>
+                    <m:r>
+                      <m:t>2</m:t>
+                    </m:r>
+                  </m:e>
+                  <m:e>
+                    <m:r>
+                      <m:t>1</m:t>
+                    </m:r>
+                  </m:e>
+                </m:mr>
+              </m:m>
+            </m:e>
+          </m:d>
+          <m:d>
+            <m:dPr>
+              <m:begChr m:val="["/>
+              <m:sepChr m:val=""/>
+              <m:endChr m:val="]"/>
+              <m:grow/>
+            </m:dPr>
+            <m:e>
+              <m:m>
+                <m:mPr>
+                  <m:baseJc m:val="center"/>
+                  <m:plcHide m:val="on"/>
+                  <m:mcs>
+                    <m:mc>
+                      <m:mcPr>
+                        <m:mcJc m:val="center"/>
+                        <m:count m:val="1"/>
+                      </m:mcPr>
+                    </m:mc>
+                    <m:mc>
+                      <m:mcPr>
+                        <m:mcJc m:val="center"/>
+                        <m:count m:val="1"/>
+                      </m:mcPr>
+                    </m:mc>
+                  </m:mcs>
+                </m:mPr>
+                <m:mr>
+                  <m:e>
+                    <m:r>
+                      <m:rPr>
+                        <m:sty m:val="b"/>
+                      </m:rPr>
+                      <m:t>3</m:t>
+                    </m:r>
+                  </m:e>
+                  <m:e>
+                    <m:r>
+                      <m:t>0</m:t>
+                    </m:r>
+                  </m:e>
+                </m:mr>
+                <m:mr>
+                  <m:e>
+                    <m:r>
+                      <m:rPr>
+                        <m:sty m:val="b"/>
+                      </m:rPr>
+                      <m:t>1</m:t>
+                    </m:r>
+                  </m:e>
+                  <m:e>
+                    <m:r>
+                      <m:rPr>
+                        <m:sty m:val="p"/>
+                      </m:rPr>
+                      <m:t>−</m:t>
+                    </m:r>
+                    <m:r>
+                      <m:t>1</m:t>
+                    </m:r>
+                  </m:e>
+                </m:mr>
+              </m:m>
+            </m:e>
+          </m:d>
+          <m:r>
+            <m:rPr>
+              <m:sty m:val="p"/>
+            </m:rPr>
+            <m:t>=</m:t>
+          </m:r>
+          <m:d>
+            <m:dPr>
+              <m:begChr m:val="["/>
+              <m:sepChr m:val=""/>
+              <m:endChr m:val="]"/>
+              <m:grow/>
+            </m:dPr>
+            <m:e>
+              <m:m>
+                <m:mPr>
+                  <m:baseJc m:val="center"/>
+                  <m:plcHide m:val="on"/>
+                  <m:mcs>
+                    <m:mc>
+                      <m:mcPr>
+                        <m:mcJc m:val="center"/>
+                        <m:count m:val="1"/>
+                      </m:mcPr>
+                    </m:mc>
+                    <m:mc>
+                      <m:mcPr>
+                        <m:mcJc m:val="center"/>
+                        <m:count m:val="1"/>
+                      </m:mcPr>
+                    </m:mc>
+                  </m:mcs>
+                </m:mPr>
+                <m:mr>
+                  <m:e>
+                    <m:r>
+                      <m:t>1</m:t>
+                    </m:r>
+                    <m:r>
+                      <m:rPr>
+                        <m:sty m:val="p"/>
+                      </m:rPr>
+                      <m:t>⋅</m:t>
+                    </m:r>
+                    <m:r>
+                      <m:t>3</m:t>
+                    </m:r>
+                    <m:r>
+                      <m:rPr>
+                        <m:sty m:val="p"/>
+                      </m:rPr>
+                      <m:t>+</m:t>
+                    </m:r>
+                    <m:d>
+                      <m:dPr>
+                        <m:begChr m:val="("/>
+                        <m:sepChr m:val=""/>
+                        <m:endChr m:val=")"/>
+                        <m:grow/>
+                      </m:dPr>
+                      <m:e>
+                        <m:r>
+                          <m:rPr>
+                            <m:sty m:val="p"/>
+                          </m:rPr>
+                          <m:t>−</m:t>
+                        </m:r>
+                        <m:r>
+                          <m:t>1</m:t>
+                        </m:r>
+                      </m:e>
+                    </m:d>
+                    <m:r>
+                      <m:rPr>
+                        <m:sty m:val="p"/>
+                      </m:rPr>
+                      <m:t>⋅</m:t>
+                    </m:r>
+                    <m:r>
+                      <m:t>1</m:t>
+                    </m:r>
+                  </m:e>
+                  <m:e/>
+                </m:mr>
+                <m:mr>
+                  <m:e/>
+                  <m:e/>
+                </m:mr>
+              </m:m>
+            </m:e>
+          </m:d>
+          <m:r>
+            <m:rPr>
+              <m:sty m:val="p"/>
+            </m:rPr>
+            <m:t>=</m:t>
+          </m:r>
+          <m:d>
+            <m:dPr>
+              <m:begChr m:val="["/>
+              <m:sepChr m:val=""/>
+              <m:endChr m:val="]"/>
+              <m:grow/>
+            </m:dPr>
+            <m:e>
+              <m:m>
+                <m:mPr>
+                  <m:baseJc m:val="center"/>
+                  <m:plcHide m:val="on"/>
+                  <m:mcs>
+                    <m:mc>
+                      <m:mcPr>
+                        <m:mcJc m:val="center"/>
+                        <m:count m:val="1"/>
+                      </m:mcPr>
+                    </m:mc>
+                    <m:mc>
+                      <m:mcPr>
+                        <m:mcJc m:val="center"/>
+                        <m:count m:val="1"/>
+                      </m:mcPr>
+                    </m:mc>
+                  </m:mcs>
+                </m:mPr>
+                <m:mr>
+                  <m:e>
+                    <m:r>
+                      <m:t>2</m:t>
+                    </m:r>
+                  </m:e>
+                  <m:e/>
+                </m:mr>
+                <m:mr>
+                  <m:e/>
+                  <m:e/>
+                </m:mr>
+              </m:m>
+            </m:e>
+          </m:d>
+        </m:oMath>
+      </m:oMathPara>
+    </w:p>
+    <w:p>
+      <w:pPr>
+        <w:pStyle w:val="FirstParagraph"/>
+      </w:pPr>
+      <w:r>
+        <w:t xml:space="preserve">You can now repeat this process to find the other entries. For the</w:t>
+      </w:r>
+      <w:r>
+        <w:t xml:space="preserve"> </w:t>
+      </w:r>
+      <m:oMath>
+        <m:d>
+          <m:dPr>
+            <m:begChr m:val="("/>
+            <m:sepChr m:val=""/>
+            <m:endChr m:val=")"/>
+            <m:grow/>
+          </m:dPr>
+          <m:e>
+            <m:r>
+              <m:t>1</m:t>
+            </m:r>
+            <m:r>
+              <m:rPr>
+                <m:sty m:val="p"/>
+              </m:rPr>
+              <m:t>,</m:t>
+            </m:r>
+            <m:r>
+              <m:t>2</m:t>
+            </m:r>
+          </m:e>
+        </m:d>
+      </m:oMath>
+      <w:r>
+        <w:t xml:space="preserve">th entry of</w:t>
+      </w:r>
+      <w:r>
+        <w:t xml:space="preserve"> </w:t>
+      </w:r>
+      <m:oMath>
+        <m:r>
+          <m:t>A</m:t>
+        </m:r>
+        <m:r>
+          <m:t>B</m:t>
+        </m:r>
+      </m:oMath>
+      <w:r>
+        <w:t xml:space="preserve">, you can match the</w:t>
+      </w:r>
+      <w:r>
+        <w:t xml:space="preserve"> </w:t>
+      </w:r>
+      <m:oMath>
+        <m:r>
+          <m:t>1</m:t>
+        </m:r>
+      </m:oMath>
+      <w:r>
+        <w:t xml:space="preserve">st row of</w:t>
+      </w:r>
+      <w:r>
+        <w:t xml:space="preserve"> </w:t>
+      </w:r>
+      <m:oMath>
+        <m:r>
+          <m:t>A</m:t>
+        </m:r>
+      </m:oMath>
+      <w:r>
+        <w:t xml:space="preserve"> </w:t>
+      </w:r>
+      <w:r>
+        <w:t xml:space="preserve">to the</w:t>
+      </w:r>
+      <w:r>
+        <w:t xml:space="preserve"> </w:t>
+      </w:r>
+      <m:oMath>
+        <m:r>
+          <m:t>2</m:t>
+        </m:r>
+      </m:oMath>
+      <w:r>
+        <w:t xml:space="preserve">nd column of</w:t>
+      </w:r>
+      <w:r>
+        <w:t xml:space="preserve"> </w:t>
+      </w:r>
+      <m:oMath>
+        <m:r>
+          <m:t>B</m:t>
+        </m:r>
+      </m:oMath>
+      <w:r>
+        <w:t xml:space="preserve">, multiply the matched entries together, and add up all the entries. Doing this in the matrix with the appropriate values highlighted in bold gives</w:t>
+      </w:r>
+    </w:p>
+    <w:p>
+      <w:pPr>
+        <w:pStyle w:val="BodyText"/>
+      </w:pPr>
+      <m:oMathPara>
+        <m:oMathParaPr>
+          <m:jc m:val="center"/>
+        </m:oMathParaPr>
+        <m:oMath>
+          <m:r>
+            <m:t>A</m:t>
+          </m:r>
+          <m:r>
+            <m:t>B</m:t>
+          </m:r>
+          <m:r>
+            <m:rPr>
+              <m:sty m:val="p"/>
+            </m:rPr>
+            <m:t>=</m:t>
+          </m:r>
+          <m:d>
+            <m:dPr>
+              <m:begChr m:val="["/>
+              <m:sepChr m:val=""/>
+              <m:endChr m:val="]"/>
+              <m:grow/>
+            </m:dPr>
+            <m:e>
+              <m:m>
+                <m:mPr>
+                  <m:baseJc m:val="center"/>
+                  <m:plcHide m:val="on"/>
+                  <m:mcs>
+                    <m:mc>
+                      <m:mcPr>
+                        <m:mcJc m:val="center"/>
+                        <m:count m:val="1"/>
+                      </m:mcPr>
+                    </m:mc>
+                    <m:mc>
+                      <m:mcPr>
+                        <m:mcJc m:val="center"/>
+                        <m:count m:val="1"/>
+                      </m:mcPr>
+                    </m:mc>
+                  </m:mcs>
+                </m:mPr>
+                <m:mr>
+                  <m:e>
+                    <m:r>
+                      <m:rPr>
+                        <m:sty m:val="b"/>
+                      </m:rPr>
+                      <m:t>1</m:t>
+                    </m:r>
+                  </m:e>
+                  <m:e>
+                    <m:r>
+                      <m:rPr>
+                        <m:sty m:val="b"/>
+                      </m:rPr>
+                      <m:t>−</m:t>
+                    </m:r>
+                    <m:r>
+                      <m:rPr>
+                        <m:sty m:val="b"/>
+                      </m:rPr>
+                      <m:t>1</m:t>
+                    </m:r>
+                  </m:e>
+                </m:mr>
+                <m:mr>
+                  <m:e>
+                    <m:r>
+                      <m:t>2</m:t>
+                    </m:r>
+                  </m:e>
+                  <m:e>
+                    <m:r>
+                      <m:t>1</m:t>
+                    </m:r>
+                  </m:e>
+                </m:mr>
+              </m:m>
+            </m:e>
+          </m:d>
+          <m:d>
+            <m:dPr>
+              <m:begChr m:val="["/>
+              <m:sepChr m:val=""/>
+              <m:endChr m:val="]"/>
+              <m:grow/>
+            </m:dPr>
+            <m:e>
+              <m:m>
+                <m:mPr>
+                  <m:baseJc m:val="center"/>
+                  <m:plcHide m:val="on"/>
+                  <m:mcs>
+                    <m:mc>
+                      <m:mcPr>
+                        <m:mcJc m:val="center"/>
+                        <m:count m:val="1"/>
+                      </m:mcPr>
+                    </m:mc>
+                    <m:mc>
+                      <m:mcPr>
+                        <m:mcJc m:val="center"/>
+                        <m:count m:val="1"/>
+                      </m:mcPr>
+                    </m:mc>
+                  </m:mcs>
+                </m:mPr>
+                <m:mr>
+                  <m:e>
+                    <m:r>
+                      <m:t>3</m:t>
+                    </m:r>
+                  </m:e>
+                  <m:e>
+                    <m:r>
+                      <m:rPr>
+                        <m:sty m:val="b"/>
+                      </m:rPr>
+                      <m:t>0</m:t>
+                    </m:r>
+                  </m:e>
+                </m:mr>
+                <m:mr>
+                  <m:e>
+                    <m:r>
+                      <m:t>1</m:t>
+                    </m:r>
+                  </m:e>
+                  <m:e>
+                    <m:r>
+                      <m:rPr>
+                        <m:sty m:val="b"/>
+                      </m:rPr>
+                      <m:t>−</m:t>
+                    </m:r>
+                    <m:r>
+                      <m:rPr>
+                        <m:sty m:val="b"/>
+                      </m:rPr>
+                      <m:t>1</m:t>
+                    </m:r>
+                  </m:e>
+                </m:mr>
+              </m:m>
+            </m:e>
+          </m:d>
+          <m:r>
+            <m:rPr>
+              <m:sty m:val="p"/>
+            </m:rPr>
+            <m:t>=</m:t>
+          </m:r>
+          <m:d>
+            <m:dPr>
+              <m:begChr m:val="["/>
+              <m:sepChr m:val=""/>
+              <m:endChr m:val="]"/>
+              <m:grow/>
+            </m:dPr>
+            <m:e>
+              <m:m>
+                <m:mPr>
+                  <m:baseJc m:val="center"/>
+                  <m:plcHide m:val="on"/>
+                  <m:mcs>
+                    <m:mc>
+                      <m:mcPr>
+                        <m:mcJc m:val="center"/>
+                        <m:count m:val="1"/>
+                      </m:mcPr>
+                    </m:mc>
+                    <m:mc>
+                      <m:mcPr>
+                        <m:mcJc m:val="center"/>
+                        <m:count m:val="1"/>
+                      </m:mcPr>
+                    </m:mc>
+                  </m:mcs>
+                </m:mPr>
+                <m:mr>
+                  <m:e>
+                    <m:r>
+                      <m:t>2</m:t>
+                    </m:r>
+                  </m:e>
+                  <m:e>
+                    <m:r>
+                      <m:t>1</m:t>
+                    </m:r>
+                    <m:r>
+                      <m:rPr>
+                        <m:sty m:val="p"/>
+                      </m:rPr>
+                      <m:t>⋅</m:t>
+                    </m:r>
+                    <m:r>
+                      <m:t>0</m:t>
+                    </m:r>
+                    <m:r>
+                      <m:rPr>
+                        <m:sty m:val="p"/>
+                      </m:rPr>
+                      <m:t>+</m:t>
+                    </m:r>
+                    <m:d>
+                      <m:dPr>
+                        <m:begChr m:val="("/>
+                        <m:sepChr m:val=""/>
+                        <m:endChr m:val=")"/>
+                        <m:grow/>
+                      </m:dPr>
+                      <m:e>
+                        <m:r>
+                          <m:rPr>
+                            <m:sty m:val="p"/>
+                          </m:rPr>
+                          <m:t>−</m:t>
+                        </m:r>
+                        <m:r>
+                          <m:t>1</m:t>
+                        </m:r>
+                      </m:e>
+                    </m:d>
+                    <m:r>
+                      <m:rPr>
+                        <m:sty m:val="p"/>
+                      </m:rPr>
+                      <m:t>⋅</m:t>
+                    </m:r>
+                    <m:d>
+                      <m:dPr>
+                        <m:begChr m:val="("/>
+                        <m:sepChr m:val=""/>
+                        <m:endChr m:val=")"/>
+                        <m:grow/>
+                      </m:dPr>
+                      <m:e>
+                        <m:r>
+                          <m:rPr>
+                            <m:sty m:val="p"/>
+                          </m:rPr>
+                          <m:t>−</m:t>
+                        </m:r>
+                        <m:r>
+                          <m:t>1</m:t>
+                        </m:r>
+                      </m:e>
+                    </m:d>
+                  </m:e>
+                </m:mr>
+                <m:mr>
+                  <m:e/>
+                  <m:e/>
+                </m:mr>
+              </m:m>
+            </m:e>
+          </m:d>
+          <m:r>
+            <m:rPr>
+              <m:sty m:val="p"/>
+            </m:rPr>
+            <m:t>=</m:t>
+          </m:r>
+          <m:d>
+            <m:dPr>
+              <m:begChr m:val="["/>
+              <m:sepChr m:val=""/>
+              <m:endChr m:val="]"/>
+              <m:grow/>
+            </m:dPr>
+            <m:e>
+              <m:m>
+                <m:mPr>
+                  <m:baseJc m:val="center"/>
+                  <m:plcHide m:val="on"/>
+                  <m:mcs>
+                    <m:mc>
+                      <m:mcPr>
+                        <m:mcJc m:val="center"/>
+                        <m:count m:val="1"/>
+                      </m:mcPr>
+                    </m:mc>
+                    <m:mc>
+                      <m:mcPr>
+                        <m:mcJc m:val="center"/>
+                        <m:count m:val="1"/>
+                      </m:mcPr>
+                    </m:mc>
+                  </m:mcs>
+                </m:mPr>
+                <m:mr>
+                  <m:e>
+                    <m:r>
+                      <m:t>2</m:t>
+                    </m:r>
+                  </m:e>
+                  <m:e>
+                    <m:r>
+                      <m:t>1</m:t>
+                    </m:r>
+                  </m:e>
+                </m:mr>
+                <m:mr>
+                  <m:e/>
+                  <m:e/>
+                </m:mr>
+              </m:m>
+            </m:e>
+          </m:d>
+        </m:oMath>
+      </m:oMathPara>
+    </w:p>
+    <w:p>
+      <w:pPr>
+        <w:pStyle w:val="FirstParagraph"/>
+      </w:pPr>
+      <w:r>
+        <w:t xml:space="preserve">For the</w:t>
+      </w:r>
+      <w:r>
+        <w:t xml:space="preserve"> </w:t>
+      </w:r>
+      <m:oMath>
+        <m:d>
+          <m:dPr>
+            <m:begChr m:val="("/>
+            <m:sepChr m:val=""/>
+            <m:endChr m:val=")"/>
+            <m:grow/>
+          </m:dPr>
+          <m:e>
+            <m:r>
+              <m:t>2</m:t>
+            </m:r>
+            <m:r>
+              <m:rPr>
+                <m:sty m:val="p"/>
+              </m:rPr>
+              <m:t>,</m:t>
+            </m:r>
+            <m:r>
+              <m:t>1</m:t>
+            </m:r>
+          </m:e>
+        </m:d>
+      </m:oMath>
+      <w:r>
+        <w:t xml:space="preserve">th entry of</w:t>
+      </w:r>
+      <w:r>
+        <w:t xml:space="preserve"> </w:t>
+      </w:r>
+      <m:oMath>
+        <m:r>
+          <m:t>A</m:t>
+        </m:r>
+        <m:r>
+          <m:t>B</m:t>
+        </m:r>
+      </m:oMath>
+      <w:r>
+        <w:t xml:space="preserve">, you can match the</w:t>
+      </w:r>
+      <w:r>
+        <w:t xml:space="preserve"> </w:t>
+      </w:r>
+      <m:oMath>
+        <m:r>
+          <m:t>2</m:t>
+        </m:r>
+      </m:oMath>
+      <w:r>
+        <w:t xml:space="preserve">nd row of</w:t>
+      </w:r>
+      <w:r>
+        <w:t xml:space="preserve"> </w:t>
+      </w:r>
+      <m:oMath>
+        <m:r>
+          <m:t>A</m:t>
+        </m:r>
+      </m:oMath>
+      <w:r>
+        <w:t xml:space="preserve"> </w:t>
+      </w:r>
+      <w:r>
+        <w:t xml:space="preserve">to the</w:t>
+      </w:r>
+      <w:r>
+        <w:t xml:space="preserve"> </w:t>
+      </w:r>
+      <m:oMath>
+        <m:r>
+          <m:t>1</m:t>
+        </m:r>
+      </m:oMath>
+      <w:r>
+        <w:t xml:space="preserve">st column of</w:t>
+      </w:r>
+      <w:r>
+        <w:t xml:space="preserve"> </w:t>
+      </w:r>
+      <m:oMath>
+        <m:r>
+          <m:t>B</m:t>
+        </m:r>
+      </m:oMath>
+      <w:r>
+        <w:t xml:space="preserve">. Doing this in the matrix with the appropriate values highlighted in bold gives</w:t>
+      </w:r>
+    </w:p>
+    <w:p>
+      <w:pPr>
+        <w:pStyle w:val="BodyText"/>
+      </w:pPr>
+      <m:oMathPara>
+        <m:oMathParaPr>
+          <m:jc m:val="center"/>
+        </m:oMathParaPr>
+        <m:oMath>
+          <m:r>
+            <m:t>A</m:t>
+          </m:r>
+          <m:r>
+            <m:t>B</m:t>
+          </m:r>
+          <m:r>
+            <m:rPr>
+              <m:sty m:val="p"/>
+            </m:rPr>
+            <m:t>=</m:t>
+          </m:r>
+          <m:d>
+            <m:dPr>
+              <m:begChr m:val="["/>
+              <m:sepChr m:val=""/>
+              <m:endChr m:val="]"/>
+              <m:grow/>
+            </m:dPr>
+            <m:e>
+              <m:m>
+                <m:mPr>
+                  <m:baseJc m:val="center"/>
+                  <m:plcHide m:val="on"/>
+                  <m:mcs>
+                    <m:mc>
+                      <m:mcPr>
+                        <m:mcJc m:val="center"/>
+                        <m:count m:val="1"/>
+                      </m:mcPr>
+                    </m:mc>
+                    <m:mc>
+                      <m:mcPr>
+                        <m:mcJc m:val="center"/>
+                        <m:count m:val="1"/>
+                      </m:mcPr>
+                    </m:mc>
+                  </m:mcs>
+                </m:mPr>
+                <m:mr>
+                  <m:e>
+                    <m:r>
+                      <m:t>1</m:t>
+                    </m:r>
+                  </m:e>
+                  <m:e>
+                    <m:r>
+                      <m:rPr>
+                        <m:sty m:val="p"/>
+                      </m:rPr>
+                      <m:t>−</m:t>
+                    </m:r>
+                    <m:r>
+                      <m:t>1</m:t>
+                    </m:r>
+                  </m:e>
+                </m:mr>
+                <m:mr>
+                  <m:e>
+                    <m:r>
+                      <m:rPr>
+                        <m:sty m:val="b"/>
+                      </m:rPr>
+                      <m:t>2</m:t>
+                    </m:r>
+                  </m:e>
+                  <m:e>
+                    <m:r>
+                      <m:rPr>
+                        <m:sty m:val="b"/>
+                      </m:rPr>
+                      <m:t>1</m:t>
+                    </m:r>
+                  </m:e>
+                </m:mr>
+              </m:m>
+            </m:e>
+          </m:d>
+          <m:d>
+            <m:dPr>
+              <m:begChr m:val="["/>
+              <m:sepChr m:val=""/>
+              <m:endChr m:val="]"/>
+              <m:grow/>
+            </m:dPr>
+            <m:e>
+              <m:m>
+                <m:mPr>
+                  <m:baseJc m:val="center"/>
+                  <m:plcHide m:val="on"/>
+                  <m:mcs>
+                    <m:mc>
+                      <m:mcPr>
+                        <m:mcJc m:val="center"/>
+                        <m:count m:val="1"/>
+                      </m:mcPr>
+                    </m:mc>
+                    <m:mc>
+                      <m:mcPr>
+                        <m:mcJc m:val="center"/>
+                        <m:count m:val="1"/>
+                      </m:mcPr>
+                    </m:mc>
+                  </m:mcs>
+                </m:mPr>
+                <m:mr>
+                  <m:e>
+                    <m:r>
+                      <m:rPr>
+                        <m:sty m:val="b"/>
+                      </m:rPr>
+                      <m:t>3</m:t>
+                    </m:r>
+                  </m:e>
+                  <m:e>
+                    <m:r>
+                      <m:t>0</m:t>
+                    </m:r>
+                  </m:e>
+                </m:mr>
+                <m:mr>
+                  <m:e>
+                    <m:r>
+                      <m:rPr>
+                        <m:sty m:val="b"/>
+                      </m:rPr>
+                      <m:t>1</m:t>
+                    </m:r>
+                  </m:e>
+                  <m:e>
+                    <m:r>
+                      <m:rPr>
+                        <m:sty m:val="p"/>
+                      </m:rPr>
+                      <m:t>−</m:t>
+                    </m:r>
+                    <m:r>
+                      <m:t>1</m:t>
+                    </m:r>
+                  </m:e>
+                </m:mr>
+              </m:m>
+            </m:e>
+          </m:d>
+          <m:r>
+            <m:rPr>
+              <m:sty m:val="p"/>
+            </m:rPr>
+            <m:t>=</m:t>
+          </m:r>
+          <m:d>
+            <m:dPr>
+              <m:begChr m:val="["/>
+              <m:sepChr m:val=""/>
+              <m:endChr m:val="]"/>
+              <m:grow/>
+            </m:dPr>
+            <m:e>
+              <m:m>
+                <m:mPr>
+                  <m:baseJc m:val="center"/>
+                  <m:plcHide m:val="on"/>
+                  <m:mcs>
+                    <m:mc>
+                      <m:mcPr>
+                        <m:mcJc m:val="center"/>
+                        <m:count m:val="1"/>
+                      </m:mcPr>
+                    </m:mc>
+                    <m:mc>
+                      <m:mcPr>
+                        <m:mcJc m:val="center"/>
+                        <m:count m:val="1"/>
+                      </m:mcPr>
+                    </m:mc>
+                  </m:mcs>
+                </m:mPr>
+                <m:mr>
+                  <m:e>
+                    <m:r>
+                      <m:t>2</m:t>
+                    </m:r>
+                  </m:e>
+                  <m:e>
+                    <m:r>
+                      <m:t>1</m:t>
+                    </m:r>
+                  </m:e>
+                </m:mr>
+                <m:mr>
+                  <m:e>
+                    <m:r>
+                      <m:t>2</m:t>
+                    </m:r>
+                    <m:r>
+                      <m:rPr>
+                        <m:sty m:val="p"/>
+                      </m:rPr>
+                      <m:t>⋅</m:t>
+                    </m:r>
+                    <m:r>
+                      <m:t>3</m:t>
+                    </m:r>
+                    <m:r>
+                      <m:rPr>
+                        <m:sty m:val="p"/>
+                      </m:rPr>
+                      <m:t>+</m:t>
+                    </m:r>
+                    <m:r>
+                      <m:t>1</m:t>
+                    </m:r>
+                    <m:r>
+                      <m:rPr>
+                        <m:sty m:val="p"/>
+                      </m:rPr>
+                      <m:t>⋅</m:t>
+                    </m:r>
+                    <m:r>
+                      <m:t>1</m:t>
+                    </m:r>
+                  </m:e>
+                  <m:e/>
+                </m:mr>
+              </m:m>
+            </m:e>
+          </m:d>
+          <m:r>
+            <m:rPr>
+              <m:sty m:val="p"/>
+            </m:rPr>
+            <m:t>=</m:t>
+          </m:r>
+          <m:d>
+            <m:dPr>
+              <m:begChr m:val="["/>
+              <m:sepChr m:val=""/>
+              <m:endChr m:val="]"/>
+              <m:grow/>
+            </m:dPr>
+            <m:e>
+              <m:m>
+                <m:mPr>
+                  <m:baseJc m:val="center"/>
+                  <m:plcHide m:val="on"/>
+                  <m:mcs>
+                    <m:mc>
+                      <m:mcPr>
+                        <m:mcJc m:val="center"/>
+                        <m:count m:val="1"/>
+                      </m:mcPr>
+                    </m:mc>
+                    <m:mc>
+                      <m:mcPr>
+                        <m:mcJc m:val="center"/>
+                        <m:count m:val="1"/>
+                      </m:mcPr>
+                    </m:mc>
+                  </m:mcs>
+                </m:mPr>
+                <m:mr>
+                  <m:e>
+                    <m:r>
+                      <m:t>2</m:t>
+                    </m:r>
+                  </m:e>
+                  <m:e>
+                    <m:r>
+                      <m:t>1</m:t>
+                    </m:r>
+                  </m:e>
+                </m:mr>
+                <m:mr>
+                  <m:e>
+                    <m:r>
+                      <m:t>7</m:t>
+                    </m:r>
+                  </m:e>
+                  <m:e/>
+                </m:mr>
+              </m:m>
+            </m:e>
+          </m:d>
+        </m:oMath>
+      </m:oMathPara>
+    </w:p>
+    <w:p>
+      <w:pPr>
+        <w:pStyle w:val="FirstParagraph"/>
+      </w:pPr>
+      <w:r>
+        <w:t xml:space="preserve">Finally, for the</w:t>
+      </w:r>
+      <w:r>
+        <w:t xml:space="preserve"> </w:t>
+      </w:r>
+      <m:oMath>
+        <m:d>
+          <m:dPr>
+            <m:begChr m:val="("/>
+            <m:sepChr m:val=""/>
+            <m:endChr m:val=")"/>
+            <m:grow/>
+          </m:dPr>
+          <m:e>
+            <m:r>
+              <m:t>2</m:t>
+            </m:r>
+            <m:r>
+              <m:rPr>
+                <m:sty m:val="p"/>
+              </m:rPr>
+              <m:t>,</m:t>
+            </m:r>
+            <m:r>
+              <m:t>2</m:t>
+            </m:r>
+          </m:e>
+        </m:d>
+      </m:oMath>
+      <w:r>
+        <w:t xml:space="preserve">th entry of</w:t>
+      </w:r>
+      <w:r>
+        <w:t xml:space="preserve"> </w:t>
+      </w:r>
+      <m:oMath>
+        <m:r>
+          <m:t>A</m:t>
+        </m:r>
+        <m:r>
+          <m:t>B</m:t>
+        </m:r>
+      </m:oMath>
+      <w:r>
+        <w:t xml:space="preserve">, you can match the</w:t>
+      </w:r>
+      <w:r>
+        <w:t xml:space="preserve"> </w:t>
+      </w:r>
+      <m:oMath>
+        <m:r>
+          <m:t>2</m:t>
+        </m:r>
+      </m:oMath>
+      <w:r>
+        <w:t xml:space="preserve">nd row of</w:t>
+      </w:r>
+      <w:r>
+        <w:t xml:space="preserve"> </w:t>
+      </w:r>
+      <m:oMath>
+        <m:r>
+          <m:t>A</m:t>
+        </m:r>
+      </m:oMath>
+      <w:r>
+        <w:t xml:space="preserve"> </w:t>
+      </w:r>
+      <w:r>
+        <w:t xml:space="preserve">to the</w:t>
+      </w:r>
+      <w:r>
+        <w:t xml:space="preserve"> </w:t>
+      </w:r>
+      <m:oMath>
+        <m:r>
+          <m:t>2</m:t>
+        </m:r>
+      </m:oMath>
+      <w:r>
+        <w:t xml:space="preserve">nd column of</w:t>
+      </w:r>
+      <w:r>
+        <w:t xml:space="preserve"> </w:t>
+      </w:r>
+      <m:oMath>
+        <m:r>
+          <m:t>B</m:t>
+        </m:r>
+      </m:oMath>
+      <w:r>
+        <w:t xml:space="preserve">. Doing this in the matrix with the appropriate values highlighted in bold gives</w:t>
+      </w:r>
+    </w:p>
+    <w:p>
+      <w:pPr>
+        <w:pStyle w:val="BodyText"/>
+      </w:pPr>
+      <m:oMathPara>
+        <m:oMathParaPr>
+          <m:jc m:val="center"/>
+        </m:oMathParaPr>
+        <m:oMath>
+          <m:r>
+            <m:t>A</m:t>
+          </m:r>
+          <m:r>
+            <m:t>B</m:t>
+          </m:r>
+          <m:r>
+            <m:rPr>
+              <m:sty m:val="p"/>
+            </m:rPr>
+            <m:t>=</m:t>
+          </m:r>
+          <m:d>
+            <m:dPr>
+              <m:begChr m:val="["/>
+              <m:sepChr m:val=""/>
+              <m:endChr m:val="]"/>
+              <m:grow/>
+            </m:dPr>
+            <m:e>
+              <m:m>
+                <m:mPr>
+                  <m:baseJc m:val="center"/>
+                  <m:plcHide m:val="on"/>
+                  <m:mcs>
+                    <m:mc>
+                      <m:mcPr>
+                        <m:mcJc m:val="center"/>
+                        <m:count m:val="1"/>
+                      </m:mcPr>
+                    </m:mc>
+                    <m:mc>
+                      <m:mcPr>
+                        <m:mcJc m:val="center"/>
+                        <m:count m:val="1"/>
+                      </m:mcPr>
+                    </m:mc>
+                  </m:mcs>
+                </m:mPr>
+                <m:mr>
+                  <m:e>
+                    <m:r>
+                      <m:t>1</m:t>
+                    </m:r>
+                  </m:e>
+                  <m:e>
+                    <m:r>
+                      <m:rPr>
+                        <m:sty m:val="p"/>
+                      </m:rPr>
+                      <m:t>−</m:t>
+                    </m:r>
+                    <m:r>
+                      <m:t>1</m:t>
+                    </m:r>
+                  </m:e>
+                </m:mr>
+                <m:mr>
+                  <m:e>
+                    <m:r>
+                      <m:rPr>
+                        <m:sty m:val="b"/>
+                      </m:rPr>
+                      <m:t>2</m:t>
+                    </m:r>
+                  </m:e>
+                  <m:e>
+                    <m:r>
+                      <m:rPr>
+                        <m:sty m:val="b"/>
+                      </m:rPr>
+                      <m:t>1</m:t>
+                    </m:r>
+                  </m:e>
+                </m:mr>
+              </m:m>
+            </m:e>
+          </m:d>
+          <m:d>
+            <m:dPr>
+              <m:begChr m:val="["/>
+              <m:sepChr m:val=""/>
+              <m:endChr m:val="]"/>
+              <m:grow/>
+            </m:dPr>
+            <m:e>
+              <m:m>
+                <m:mPr>
+                  <m:baseJc m:val="center"/>
+                  <m:plcHide m:val="on"/>
+                  <m:mcs>
+                    <m:mc>
+                      <m:mcPr>
+                        <m:mcJc m:val="center"/>
+                        <m:count m:val="1"/>
+                      </m:mcPr>
+                    </m:mc>
+                    <m:mc>
+                      <m:mcPr>
+                        <m:mcJc m:val="center"/>
+                        <m:count m:val="1"/>
+                      </m:mcPr>
+                    </m:mc>
+                  </m:mcs>
+                </m:mPr>
+                <m:mr>
+                  <m:e>
+                    <m:r>
+                      <m:t>3</m:t>
+                    </m:r>
+                  </m:e>
+                  <m:e>
+                    <m:r>
+                      <m:rPr>
+                        <m:sty m:val="b"/>
+                      </m:rPr>
+                      <m:t>0</m:t>
+                    </m:r>
+                  </m:e>
+                </m:mr>
+                <m:mr>
+                  <m:e>
+                    <m:r>
+                      <m:t>1</m:t>
+                    </m:r>
+                  </m:e>
+                  <m:e>
+                    <m:r>
+                      <m:rPr>
+                        <m:sty m:val="b"/>
+                      </m:rPr>
+                      <m:t>−</m:t>
+                    </m:r>
+                    <m:r>
+                      <m:rPr>
+                        <m:sty m:val="b"/>
+                      </m:rPr>
+                      <m:t>1</m:t>
+                    </m:r>
+                  </m:e>
+                </m:mr>
+              </m:m>
+            </m:e>
+          </m:d>
+          <m:r>
+            <m:rPr>
+              <m:sty m:val="p"/>
+            </m:rPr>
+            <m:t>=</m:t>
+          </m:r>
+          <m:d>
+            <m:dPr>
+              <m:begChr m:val="["/>
+              <m:sepChr m:val=""/>
+              <m:endChr m:val="]"/>
+              <m:grow/>
+            </m:dPr>
+            <m:e>
+              <m:m>
+                <m:mPr>
+                  <m:baseJc m:val="center"/>
+                  <m:plcHide m:val="on"/>
+                  <m:mcs>
+                    <m:mc>
+                      <m:mcPr>
+                        <m:mcJc m:val="center"/>
+                        <m:count m:val="1"/>
+                      </m:mcPr>
+                    </m:mc>
+                    <m:mc>
+                      <m:mcPr>
+                        <m:mcJc m:val="center"/>
+                        <m:count m:val="1"/>
+                      </m:mcPr>
+                    </m:mc>
+                  </m:mcs>
+                </m:mPr>
+                <m:mr>
+                  <m:e>
+                    <m:r>
+                      <m:t>2</m:t>
+                    </m:r>
+                  </m:e>
+                  <m:e>
+                    <m:r>
+                      <m:t>1</m:t>
+                    </m:r>
+                  </m:e>
+                </m:mr>
+                <m:mr>
+                  <m:e>
+                    <m:r>
+                      <m:t>7</m:t>
+                    </m:r>
+                  </m:e>
+                  <m:e>
+                    <m:r>
+                      <m:t>2</m:t>
+                    </m:r>
+                    <m:r>
+                      <m:rPr>
+                        <m:sty m:val="p"/>
+                      </m:rPr>
+                      <m:t>⋅</m:t>
+                    </m:r>
+                    <m:r>
+                      <m:t>0</m:t>
+                    </m:r>
+                    <m:r>
+                      <m:rPr>
+                        <m:sty m:val="p"/>
+                      </m:rPr>
+                      <m:t>+</m:t>
+                    </m:r>
+                    <m:r>
+                      <m:t>1</m:t>
+                    </m:r>
+                    <m:r>
+                      <m:rPr>
+                        <m:sty m:val="p"/>
+                      </m:rPr>
+                      <m:t>⋅</m:t>
+                    </m:r>
+                    <m:d>
+                      <m:dPr>
+                        <m:begChr m:val="("/>
+                        <m:sepChr m:val=""/>
+                        <m:endChr m:val=")"/>
+                        <m:grow/>
+                      </m:dPr>
+                      <m:e>
+                        <m:r>
+                          <m:rPr>
+                            <m:sty m:val="p"/>
+                          </m:rPr>
+                          <m:t>−</m:t>
+                        </m:r>
+                        <m:r>
+                          <m:t>1</m:t>
+                        </m:r>
+                      </m:e>
+                    </m:d>
+                  </m:e>
+                </m:mr>
+              </m:m>
+            </m:e>
+          </m:d>
+          <m:r>
+            <m:rPr>
+              <m:sty m:val="p"/>
+            </m:rPr>
+            <m:t>=</m:t>
+          </m:r>
+          <m:d>
+            <m:dPr>
+              <m:begChr m:val="["/>
+              <m:sepChr m:val=""/>
+              <m:endChr m:val="]"/>
+              <m:grow/>
+            </m:dPr>
+            <m:e>
+              <m:m>
+                <m:mPr>
+                  <m:baseJc m:val="center"/>
+                  <m:plcHide m:val="on"/>
+                  <m:mcs>
+                    <m:mc>
+                      <m:mcPr>
+                        <m:mcJc m:val="center"/>
+                        <m:count m:val="1"/>
+                      </m:mcPr>
+                    </m:mc>
+                    <m:mc>
+                      <m:mcPr>
+                        <m:mcJc m:val="center"/>
+                        <m:count m:val="1"/>
+                      </m:mcPr>
+                    </m:mc>
+                  </m:mcs>
+                </m:mPr>
+                <m:mr>
+                  <m:e>
+                    <m:r>
+                      <m:t>2</m:t>
+                    </m:r>
+                  </m:e>
+                  <m:e>
+                    <m:r>
+                      <m:t>1</m:t>
+                    </m:r>
+                  </m:e>
+                </m:mr>
+                <m:mr>
+                  <m:e>
+                    <m:r>
+                      <m:t>7</m:t>
+                    </m:r>
+                  </m:e>
+                  <m:e>
+                    <m:r>
+                      <m:rPr>
+                        <m:sty m:val="p"/>
+                      </m:rPr>
+                      <m:t>−</m:t>
+                    </m:r>
+                    <m:r>
+                      <m:t>1</m:t>
+                    </m:r>
+                  </m:e>
+                </m:mr>
+              </m:m>
+            </m:e>
+          </m:d>
+        </m:oMath>
+      </m:oMathPara>
+    </w:p>
+    <w:p>
+      <w:pPr>
+        <w:pStyle w:val="FirstParagraph"/>
+      </w:pPr>
+      <w:r>
+        <w:t xml:space="preserve">and this is your final answer!</w:t>
+      </w:r>
+    </w:p>
+    <w:p>
+      <w:pPr>
+        <w:pStyle w:val="BodyText"/>
+      </w:pPr>
+      <w:r>
+        <w:t xml:space="preserve">This process can be generalised to any two</w:t>
+      </w:r>
+      <w:r>
+        <w:t xml:space="preserve"> </w:t>
+      </w:r>
+      <m:oMath>
+        <m:r>
+          <m:t>2</m:t>
+        </m:r>
+        <m:r>
+          <m:rPr>
+            <m:sty m:val="p"/>
+          </m:rPr>
+          <m:t>×</m:t>
+        </m:r>
+        <m:r>
+          <m:t>2</m:t>
+        </m:r>
+      </m:oMath>
+      <w:r>
+        <w:t xml:space="preserve"> </w:t>
+      </w:r>
+      <w:r>
+        <w:t xml:space="preserve">matrices.</w:t>
       </w:r>
     </w:p>
     <w:tbl>
       <w:tblPr>
         <w:tblStyle w:val="Table"/>
-        <w:tblInd w:w="164" w:type="dxa"/>
+        <w:tblLook w:firstRow="0" w:lastRow="0" w:firstColumn="0" w:lastColumn="0" w:noHBand="0" w:noVBand="0" w:val="0000"/>
         <w:tblBorders>
+          <w:top w:val="single" w:sz="4" w:space="0" w:color="0758E5"/>
           <w:left w:val="single" w:sz="24" w:space="0" w:color="0758E5"/>
+          <w:bottom w:val="single" w:sz="4" w:space="0" w:color="0758E5"/>
+          <w:right w:val="single" w:sz="4" w:space="0" w:color="0758E5"/>
         </w:tblBorders>
         <w:tblCellMar>
-          <w:left w:w="0" w:type="dxa"/>
-          <w:right w:w="0" w:type="dxa"/>
+          <w:left w:w="144" w:type="dxa"/>
+          <w:right w:w="144" w:type="dxa"/>
         </w:tblCellMar>
         <w:tblLook w:firstRow="0" w:lastRow="0" w:firstColumn="0" w:lastColumn="0" w:noHBand="0" w:noVBand="0" w:val="0000"/>
       </w:tblPr>
-      <w:tblGrid>
-        <w:gridCol w:w="7920"/>
-      </w:tblGrid>
       <w:tr>
         <w:trPr>
           <w:cantSplit/>
         </w:trPr>
         <w:tc>
           <w:tcPr>
+            <w:shd w:color="auto" w:fill="dae6fb" w:val="clear"/>
             <w:tcMar>
-              <w:left w:w="144" w:type="dxa"/>
-              <w:right w:w="144" w:type="dxa"/>
+              <w:top w:w="92" w:type="dxa"/>
+              <w:bottom w:w="92" w:type="dxa"/>
             </w:tcMar>
           </w:tcPr>
           <w:p>
@@ -856,20 +3099,20 @@
               <w:pStyle w:val="BodyText"/>
             </w:pPr>
             <w:pPr>
-              <w:spacing w:before="0" w:after="8"/>
-              <w:jc w:val="center"/>
+              <w:spacing w:before="0" w:after="0"/>
+              <w:textAlignment w:val="center"/>
             </w:pPr>
             <w:r>
               <w:drawing>
                 <wp:inline>
                   <wp:extent cx="152400" cy="152400"/>
                   <wp:effectExtent b="0" l="0" r="0" t="0"/>
-                  <wp:docPr descr="" title="" id="24" name="Picture"/>
+                  <wp:docPr descr="" title="" id="25" name="Picture"/>
                   <a:graphic>
                     <a:graphicData uri="http://schemas.openxmlformats.org/drawingml/2006/picture">
                       <pic:pic>
                         <pic:nvPicPr>
-                          <pic:cNvPr descr="/Applications/quarto/share/formats/docx/note.png" id="25" name="Picture"/>
+                          <pic:cNvPr descr="/Applications/quarto/share/formats/docx/note.png" id="26" name="Picture"/>
                           <pic:cNvPicPr>
                             <a:picLocks noChangeArrowheads="1" noChangeAspect="1"/>
                           </pic:cNvPicPr>
@@ -901,84 +3144,61 @@
                 </wp:inline>
               </w:drawing>
             </w:r>
+            <w:r>
+              <w:t xml:space="preserve"> </w:t>
+            </w:r>
+            <w:r>
+              <w:t xml:space="preserve"> </w:t>
+            </w:r>
+            <w:r>
+              <w:t xml:space="preserve">Multiplying</w:t>
+            </w:r>
+            <w:r>
+              <w:t xml:space="preserve"> </w:t>
+            </w:r>
+            <m:oMath>
+              <m:r>
+                <m:t>2</m:t>
+              </m:r>
+              <m:r>
+                <m:rPr>
+                  <m:sty m:val="p"/>
+                </m:rPr>
+                <m:t>×</m:t>
+              </m:r>
+              <m:r>
+                <m:t>2</m:t>
+              </m:r>
+            </m:oMath>
+            <w:r>
+              <w:t xml:space="preserve"> </w:t>
+            </w:r>
+            <w:r>
+              <w:t xml:space="preserve">matrices</w:t>
+            </w:r>
           </w:p>
         </w:tc>
+      </w:tr>
+      <w:tr>
+        <w:trPr>
+          <w:cantSplit/>
+        </w:trPr>
         <w:tc>
+          <w:tcPr>
+            <w:tcMar>
+              <w:top w:w="108" w:type="dxa"/>
+              <w:bottom w:w="108" w:type="dxa"/>
+            </w:tcMar>
+          </w:tcPr>
           <w:p>
             <w:pPr>
               <w:pStyle w:val="BodyText"/>
             </w:pPr>
             <w:pPr>
-              <w:spacing w:before="16" w:after="64"/>
+              <w:spacing w:before="16" w:after="16"/>
             </w:pPr>
             <w:r>
-              <w:rPr>
-                <w:b/>
-                <w:bCs/>
-              </w:rPr>
-              <w:t xml:space="preserve">Example 9</w:t>
-            </w:r>
-          </w:p>
-          <w:p>
-            <w:pPr>
-              <w:pStyle w:val="BodyText"/>
-            </w:pPr>
-            <w:pPr>
-              <w:spacing w:before="16"/>
-            </w:pPr>
-            <w:r>
-              <w:t xml:space="preserve">Let</w:t>
-            </w:r>
-            <w:r>
-              <w:t xml:space="preserve"> </w:t>
-            </w:r>
-            <m:oMath>
-              <m:r>
-                <m:t>A</m:t>
-              </m:r>
-            </m:oMath>
-            <w:r>
-              <w:t xml:space="preserve"> </w:t>
-            </w:r>
-            <w:r>
-              <w:t xml:space="preserve">and</w:t>
-            </w:r>
-            <w:r>
-              <w:t xml:space="preserve"> </w:t>
-            </w:r>
-            <m:oMath>
-              <m:r>
-                <m:t>B</m:t>
-              </m:r>
-            </m:oMath>
-            <w:r>
-              <w:t xml:space="preserve"> </w:t>
-            </w:r>
-            <w:r>
-              <w:t xml:space="preserve">be two</w:t>
-            </w:r>
-            <w:r>
-              <w:t xml:space="preserve"> </w:t>
-            </w:r>
-            <m:oMath>
-              <m:r>
-                <m:t>2</m:t>
-              </m:r>
-              <m:r>
-                <m:rPr>
-                  <m:sty m:val="p"/>
-                </m:rPr>
-                <m:t>×</m:t>
-              </m:r>
-              <m:r>
-                <m:t>2</m:t>
-              </m:r>
-            </m:oMath>
-            <w:r>
-              <w:t xml:space="preserve"> </w:t>
-            </w:r>
-            <w:r>
-              <w:t xml:space="preserve">matrices.</w:t>
+              <w:t xml:space="preserve">Suppose that</w:t>
             </w:r>
           </w:p>
           <w:p>
@@ -1029,24 +3249,24 @@
                       <m:mr>
                         <m:e>
                           <m:r>
-                            <m:t>1</m:t>
-                          </m:r>
-                        </m:e>
-                        <m:e>
-                          <m:r>
-                            <m:t>2</m:t>
+                            <m:t>a</m:t>
+                          </m:r>
+                        </m:e>
+                        <m:e>
+                          <m:r>
+                            <m:t>b</m:t>
                           </m:r>
                         </m:e>
                       </m:mr>
                       <m:mr>
                         <m:e>
                           <m:r>
-                            <m:t>3</m:t>
-                          </m:r>
-                        </m:e>
-                        <m:e>
-                          <m:r>
-                            <m:t>4</m:t>
+                            <m:t>c</m:t>
+                          </m:r>
+                        </m:e>
+                        <m:e>
+                          <m:r>
+                            <m:t>d</m:t>
                           </m:r>
                         </m:e>
                       </m:mr>
@@ -1106,24 +3326,24 @@
                       <m:mr>
                         <m:e>
                           <m:r>
-                            <m:t>0</m:t>
-                          </m:r>
-                        </m:e>
-                        <m:e>
-                          <m:r>
-                            <m:t>5</m:t>
+                            <m:t>e</m:t>
+                          </m:r>
+                        </m:e>
+                        <m:e>
+                          <m:r>
+                            <m:t>f</m:t>
                           </m:r>
                         </m:e>
                       </m:mr>
                       <m:mr>
                         <m:e>
                           <m:r>
-                            <m:t>6</m:t>
-                          </m:r>
-                        </m:e>
-                        <m:e>
-                          <m:r>
-                            <m:t>7</m:t>
+                            <m:t>g</m:t>
+                          </m:r>
+                        </m:e>
+                        <m:e>
+                          <m:r>
+                            <m:t>h</m:t>
                           </m:r>
                         </m:e>
                       </m:mr>
@@ -1138,7 +3358,7 @@
               <w:pStyle w:val="FirstParagraph"/>
             </w:pPr>
             <w:r>
-              <w:t xml:space="preserve">Since both matrices are</w:t>
+              <w:t xml:space="preserve">are two</w:t>
             </w:r>
             <w:r>
               <w:t xml:space="preserve"> </w:t>
@@ -1158,7 +3378,10 @@
               </m:r>
             </m:oMath>
             <w:r>
-              <w:t xml:space="preserve">, their product</w:t>
+              <w:t xml:space="preserve"> </w:t>
+            </w:r>
+            <w:r>
+              <w:t xml:space="preserve">matrices. Then their product</w:t>
             </w:r>
             <w:r>
               <w:t xml:space="preserve"> </w:t>
@@ -1175,27 +3398,7 @@
               <w:t xml:space="preserve"> </w:t>
             </w:r>
             <w:r>
-              <w:t xml:space="preserve">is also</w:t>
-            </w:r>
-            <w:r>
-              <w:t xml:space="preserve"> </w:t>
-            </w:r>
-            <m:oMath>
-              <m:r>
-                <m:t>2</m:t>
-              </m:r>
-              <m:r>
-                <m:rPr>
-                  <m:sty m:val="p"/>
-                </m:rPr>
-                <m:t>×</m:t>
-              </m:r>
-              <m:r>
-                <m:t>2</m:t>
-              </m:r>
-            </m:oMath>
-            <w:r>
-              <w:t xml:space="preserve">:</w:t>
+              <w:t xml:space="preserve">is the matrix</w:t>
             </w:r>
           </w:p>
           <w:p>
@@ -1249,130 +3452,982 @@
                       <m:mr>
                         <m:e>
                           <m:r>
-                            <m:t>1</m:t>
-                          </m:r>
-                          <m:r>
-                            <m:rPr>
-                              <m:sty m:val="p"/>
-                            </m:rPr>
-                            <m:t>⋅</m:t>
-                          </m:r>
-                          <m:r>
-                            <m:t>0</m:t>
-                          </m:r>
-                          <m:r>
-                            <m:rPr>
-                              <m:sty m:val="p"/>
-                            </m:rPr>
-                            <m:t>+</m:t>
-                          </m:r>
-                          <m:r>
-                            <m:t>2</m:t>
-                          </m:r>
-                          <m:r>
-                            <m:rPr>
-                              <m:sty m:val="p"/>
-                            </m:rPr>
-                            <m:t>⋅</m:t>
-                          </m:r>
-                          <m:r>
-                            <m:t>6</m:t>
-                          </m:r>
-                        </m:e>
-                        <m:e>
-                          <m:r>
-                            <m:t>1</m:t>
-                          </m:r>
-                          <m:r>
-                            <m:rPr>
-                              <m:sty m:val="p"/>
-                            </m:rPr>
-                            <m:t>⋅</m:t>
-                          </m:r>
-                          <m:r>
-                            <m:t>5</m:t>
-                          </m:r>
-                          <m:r>
-                            <m:rPr>
-                              <m:sty m:val="p"/>
-                            </m:rPr>
-                            <m:t>+</m:t>
-                          </m:r>
-                          <m:r>
-                            <m:t>2</m:t>
-                          </m:r>
-                          <m:r>
-                            <m:rPr>
-                              <m:sty m:val="p"/>
-                            </m:rPr>
-                            <m:t>⋅</m:t>
-                          </m:r>
-                          <m:r>
-                            <m:t>7</m:t>
+                            <m:t>a</m:t>
+                          </m:r>
+                        </m:e>
+                        <m:e>
+                          <m:r>
+                            <m:t>b</m:t>
                           </m:r>
                         </m:e>
                       </m:mr>
                       <m:mr>
                         <m:e>
                           <m:r>
+                            <m:t>c</m:t>
+                          </m:r>
+                        </m:e>
+                        <m:e>
+                          <m:r>
+                            <m:t>d</m:t>
+                          </m:r>
+                        </m:e>
+                      </m:mr>
+                    </m:m>
+                  </m:e>
+                </m:d>
+                <m:d>
+                  <m:dPr>
+                    <m:begChr m:val="["/>
+                    <m:sepChr m:val=""/>
+                    <m:endChr m:val="]"/>
+                    <m:grow/>
+                  </m:dPr>
+                  <m:e>
+                    <m:m>
+                      <m:mPr>
+                        <m:baseJc m:val="center"/>
+                        <m:plcHide m:val="on"/>
+                        <m:mcs>
+                          <m:mc>
+                            <m:mcPr>
+                              <m:mcJc m:val="center"/>
+                              <m:count m:val="1"/>
+                            </m:mcPr>
+                          </m:mc>
+                          <m:mc>
+                            <m:mcPr>
+                              <m:mcJc m:val="center"/>
+                              <m:count m:val="1"/>
+                            </m:mcPr>
+                          </m:mc>
+                        </m:mcs>
+                      </m:mPr>
+                      <m:mr>
+                        <m:e>
+                          <m:r>
+                            <m:t>e</m:t>
+                          </m:r>
+                        </m:e>
+                        <m:e>
+                          <m:r>
+                            <m:t>f</m:t>
+                          </m:r>
+                        </m:e>
+                      </m:mr>
+                      <m:mr>
+                        <m:e>
+                          <m:r>
+                            <m:t>g</m:t>
+                          </m:r>
+                        </m:e>
+                        <m:e>
+                          <m:r>
+                            <m:t>h</m:t>
+                          </m:r>
+                        </m:e>
+                      </m:mr>
+                    </m:m>
+                  </m:e>
+                </m:d>
+                <m:r>
+                  <m:rPr>
+                    <m:sty m:val="p"/>
+                  </m:rPr>
+                  <m:t>=</m:t>
+                </m:r>
+                <m:d>
+                  <m:dPr>
+                    <m:begChr m:val="["/>
+                    <m:sepChr m:val=""/>
+                    <m:endChr m:val="]"/>
+                    <m:grow/>
+                  </m:dPr>
+                  <m:e>
+                    <m:m>
+                      <m:mPr>
+                        <m:baseJc m:val="center"/>
+                        <m:plcHide m:val="on"/>
+                        <m:mcs>
+                          <m:mc>
+                            <m:mcPr>
+                              <m:mcJc m:val="center"/>
+                              <m:count m:val="1"/>
+                            </m:mcPr>
+                          </m:mc>
+                          <m:mc>
+                            <m:mcPr>
+                              <m:mcJc m:val="center"/>
+                              <m:count m:val="1"/>
+                            </m:mcPr>
+                          </m:mc>
+                        </m:mcs>
+                      </m:mPr>
+                      <m:mr>
+                        <m:e>
+                          <m:r>
+                            <m:t>a</m:t>
+                          </m:r>
+                          <m:r>
+                            <m:t>e</m:t>
+                          </m:r>
+                          <m:r>
+                            <m:rPr>
+                              <m:sty m:val="p"/>
+                            </m:rPr>
+                            <m:t>+</m:t>
+                          </m:r>
+                          <m:r>
+                            <m:t>b</m:t>
+                          </m:r>
+                          <m:r>
+                            <m:t>g</m:t>
+                          </m:r>
+                        </m:e>
+                        <m:e>
+                          <m:r>
+                            <m:t>a</m:t>
+                          </m:r>
+                          <m:r>
+                            <m:t>f</m:t>
+                          </m:r>
+                          <m:r>
+                            <m:rPr>
+                              <m:sty m:val="p"/>
+                            </m:rPr>
+                            <m:t>+</m:t>
+                          </m:r>
+                          <m:r>
+                            <m:t>b</m:t>
+                          </m:r>
+                          <m:r>
+                            <m:t>h</m:t>
+                          </m:r>
+                        </m:e>
+                      </m:mr>
+                      <m:mr>
+                        <m:e>
+                          <m:r>
+                            <m:t>c</m:t>
+                          </m:r>
+                          <m:r>
+                            <m:t>e</m:t>
+                          </m:r>
+                          <m:r>
+                            <m:rPr>
+                              <m:sty m:val="p"/>
+                            </m:rPr>
+                            <m:t>+</m:t>
+                          </m:r>
+                          <m:r>
+                            <m:t>d</m:t>
+                          </m:r>
+                          <m:r>
+                            <m:t>g</m:t>
+                          </m:r>
+                        </m:e>
+                        <m:e>
+                          <m:r>
+                            <m:t>c</m:t>
+                          </m:r>
+                          <m:r>
+                            <m:t>f</m:t>
+                          </m:r>
+                          <m:r>
+                            <m:rPr>
+                              <m:sty m:val="p"/>
+                            </m:rPr>
+                            <m:t>+</m:t>
+                          </m:r>
+                          <m:r>
+                            <m:t>d</m:t>
+                          </m:r>
+                          <m:r>
+                            <m:t>h</m:t>
+                          </m:r>
+                        </m:e>
+                      </m:mr>
+                    </m:m>
+                  </m:e>
+                </m:d>
+              </m:oMath>
+            </m:oMathPara>
+          </w:p>
+          <w:p/>
+        </w:tc>
+      </w:tr>
+    </w:tbl>
+    <w:p>
+      <w:pPr>
+        <w:pStyle w:val="FirstParagraph"/>
+      </w:pPr>
+      <w:r>
+        <w:t xml:space="preserve"> </w:t>
+      </w:r>
+    </w:p>
+    <w:tbl>
+      <w:tblPr>
+        <w:tblStyle w:val="Table"/>
+        <w:tblLook w:firstRow="0" w:lastRow="0" w:firstColumn="0" w:lastColumn="0" w:noHBand="0" w:noVBand="0" w:val="0000"/>
+        <w:tblBorders>
+          <w:top w:val="single" w:sz="4" w:space="0" w:color="CC1914"/>
+          <w:left w:val="single" w:sz="24" w:space="0" w:color="CC1914"/>
+          <w:bottom w:val="single" w:sz="4" w:space="0" w:color="CC1914"/>
+          <w:right w:val="single" w:sz="4" w:space="0" w:color="CC1914"/>
+        </w:tblBorders>
+        <w:tblCellMar>
+          <w:left w:w="144" w:type="dxa"/>
+          <w:right w:w="144" w:type="dxa"/>
+        </w:tblCellMar>
+        <w:tblLook w:firstRow="0" w:lastRow="0" w:firstColumn="0" w:lastColumn="0" w:noHBand="0" w:noVBand="0" w:val="0000"/>
+      </w:tblPr>
+      <w:tr>
+        <w:trPr>
+          <w:cantSplit/>
+        </w:trPr>
+        <w:tc>
+          <w:tcPr>
+            <w:shd w:color="auto" w:fill="f7dddc" w:val="clear"/>
+            <w:tcMar>
+              <w:top w:w="92" w:type="dxa"/>
+              <w:bottom w:w="92" w:type="dxa"/>
+            </w:tcMar>
+          </w:tcPr>
+          <w:p>
+            <w:pPr>
+              <w:pStyle w:val="BodyText"/>
+            </w:pPr>
+            <w:pPr>
+              <w:spacing w:before="0" w:after="0"/>
+              <w:textAlignment w:val="center"/>
+            </w:pPr>
+            <w:r>
+              <w:drawing>
+                <wp:inline>
+                  <wp:extent cx="152400" cy="152400"/>
+                  <wp:effectExtent b="0" l="0" r="0" t="0"/>
+                  <wp:docPr descr="" title="" id="28" name="Picture"/>
+                  <a:graphic>
+                    <a:graphicData uri="http://schemas.openxmlformats.org/drawingml/2006/picture">
+                      <pic:pic>
+                        <pic:nvPicPr>
+                          <pic:cNvPr descr="/Applications/quarto/share/formats/docx/important.png" id="29" name="Picture"/>
+                          <pic:cNvPicPr>
+                            <a:picLocks noChangeArrowheads="1" noChangeAspect="1"/>
+                          </pic:cNvPicPr>
+                        </pic:nvPicPr>
+                        <pic:blipFill>
+                          <a:blip r:embed="rId27"/>
+                          <a:stretch>
+                            <a:fillRect/>
+                          </a:stretch>
+                        </pic:blipFill>
+                        <pic:spPr bwMode="auto">
+                          <a:xfrm>
+                            <a:off x="0" y="0"/>
+                            <a:ext cx="152400" cy="152400"/>
+                          </a:xfrm>
+                          <a:prstGeom prst="rect">
+                            <a:avLst/>
+                          </a:prstGeom>
+                          <a:noFill/>
+                          <a:ln w="9525">
+                            <a:noFill/>
+                            <a:headEnd/>
+                            <a:tailEnd/>
+                          </a:ln>
+                        </pic:spPr>
+                      </pic:pic>
+                    </a:graphicData>
+                  </a:graphic>
+                </wp:inline>
+              </w:drawing>
+            </w:r>
+            <w:r>
+              <w:t xml:space="preserve"> </w:t>
+            </w:r>
+            <w:r>
+              <w:t xml:space="preserve"> </w:t>
+            </w:r>
+            <w:r>
+              <w:t xml:space="preserve">Important</w:t>
+            </w:r>
+          </w:p>
+        </w:tc>
+      </w:tr>
+      <w:tr>
+        <w:trPr>
+          <w:cantSplit/>
+        </w:trPr>
+        <w:tc>
+          <w:tcPr>
+            <w:tcMar>
+              <w:top w:w="108" w:type="dxa"/>
+              <w:bottom w:w="108" w:type="dxa"/>
+            </w:tcMar>
+          </w:tcPr>
+          <w:p>
+            <w:pPr>
+              <w:pStyle w:val="BodyText"/>
+            </w:pPr>
+            <w:pPr>
+              <w:spacing w:before="16" w:after="16"/>
+            </w:pPr>
+            <w:r>
+              <w:t xml:space="preserve">Going ahead, it’s more important to</w:t>
+            </w:r>
+            <w:r>
+              <w:t xml:space="preserve"> </w:t>
+            </w:r>
+            <w:r>
+              <w:rPr>
+                <w:b/>
+                <w:bCs/>
+              </w:rPr>
+              <w:t xml:space="preserve">learn the process</w:t>
+            </w:r>
+            <w:r>
+              <w:t xml:space="preserve"> </w:t>
+            </w:r>
+            <w:r>
+              <w:t xml:space="preserve">of how this formula is found, rather than learn the formula itself. This is because this process can be extended to work out general matrix multiplication, and not every matrix is a</w:t>
+            </w:r>
+            <w:r>
+              <w:t xml:space="preserve"> </w:t>
+            </w:r>
+            <m:oMath>
+              <m:r>
+                <m:t>2</m:t>
+              </m:r>
+              <m:r>
+                <m:rPr>
+                  <m:sty m:val="p"/>
+                </m:rPr>
+                <m:t>×</m:t>
+              </m:r>
+              <m:r>
+                <m:t>2</m:t>
+              </m:r>
+            </m:oMath>
+            <w:r>
+              <w:t xml:space="preserve"> </w:t>
+            </w:r>
+            <w:r>
+              <w:t xml:space="preserve">matrix!</w:t>
+            </w:r>
+          </w:p>
+          <w:p/>
+        </w:tc>
+      </w:tr>
+    </w:tbl>
+    <w:p>
+      <w:pPr>
+        <w:pStyle w:val="BodyText"/>
+      </w:pPr>
+      <w:r>
+        <w:t xml:space="preserve"> </w:t>
+      </w:r>
+    </w:p>
+    <w:tbl>
+      <w:tblPr>
+        <w:tblStyle w:val="Table"/>
+        <w:tblLook w:firstRow="0" w:lastRow="0" w:firstColumn="0" w:lastColumn="0" w:noHBand="0" w:noVBand="0" w:val="0000"/>
+        <w:tblBorders>
+          <w:top w:val="single" w:sz="4" w:space="0" w:color="00A047"/>
+          <w:left w:val="single" w:sz="24" w:space="0" w:color="00A047"/>
+          <w:bottom w:val="single" w:sz="4" w:space="0" w:color="00A047"/>
+          <w:right w:val="single" w:sz="4" w:space="0" w:color="00A047"/>
+        </w:tblBorders>
+        <w:tblCellMar>
+          <w:left w:w="144" w:type="dxa"/>
+          <w:right w:w="144" w:type="dxa"/>
+        </w:tblCellMar>
+        <w:tblLook w:firstRow="0" w:lastRow="0" w:firstColumn="0" w:lastColumn="0" w:noHBand="0" w:noVBand="0" w:val="0000"/>
+      </w:tblPr>
+      <w:tr>
+        <w:trPr>
+          <w:cantSplit/>
+        </w:trPr>
+        <w:tc>
+          <w:tcPr>
+            <w:shd w:color="auto" w:fill="ccf1e3" w:val="clear"/>
+            <w:tcMar>
+              <w:top w:w="92" w:type="dxa"/>
+              <w:bottom w:w="92" w:type="dxa"/>
+            </w:tcMar>
+          </w:tcPr>
+          <w:p>
+            <w:pPr>
+              <w:pStyle w:val="BodyText"/>
+            </w:pPr>
+            <w:pPr>
+              <w:spacing w:before="0" w:after="0"/>
+              <w:textAlignment w:val="center"/>
+            </w:pPr>
+            <w:r>
+              <w:drawing>
+                <wp:inline>
+                  <wp:extent cx="152400" cy="152400"/>
+                  <wp:effectExtent b="0" l="0" r="0" t="0"/>
+                  <wp:docPr descr="" title="" id="31" name="Picture"/>
+                  <a:graphic>
+                    <a:graphicData uri="http://schemas.openxmlformats.org/drawingml/2006/picture">
+                      <pic:pic>
+                        <pic:nvPicPr>
+                          <pic:cNvPr descr="/Applications/quarto/share/formats/docx/tip.png" id="32" name="Picture"/>
+                          <pic:cNvPicPr>
+                            <a:picLocks noChangeArrowheads="1" noChangeAspect="1"/>
+                          </pic:cNvPicPr>
+                        </pic:nvPicPr>
+                        <pic:blipFill>
+                          <a:blip r:embed="rId30"/>
+                          <a:stretch>
+                            <a:fillRect/>
+                          </a:stretch>
+                        </pic:blipFill>
+                        <pic:spPr bwMode="auto">
+                          <a:xfrm>
+                            <a:off x="0" y="0"/>
+                            <a:ext cx="152400" cy="152400"/>
+                          </a:xfrm>
+                          <a:prstGeom prst="rect">
+                            <a:avLst/>
+                          </a:prstGeom>
+                          <a:noFill/>
+                          <a:ln w="9525">
+                            <a:noFill/>
+                            <a:headEnd/>
+                            <a:tailEnd/>
+                          </a:ln>
+                        </pic:spPr>
+                      </pic:pic>
+                    </a:graphicData>
+                  </a:graphic>
+                </wp:inline>
+              </w:drawing>
+            </w:r>
+            <w:r>
+              <w:t xml:space="preserve"> </w:t>
+            </w:r>
+            <w:r>
+              <w:t xml:space="preserve"> </w:t>
+            </w:r>
+            <w:r>
+              <w:t xml:space="preserve">Tip</w:t>
+            </w:r>
+          </w:p>
+        </w:tc>
+      </w:tr>
+      <w:tr>
+        <w:trPr>
+          <w:cantSplit/>
+        </w:trPr>
+        <w:tc>
+          <w:tcPr>
+            <w:tcMar>
+              <w:top w:w="108" w:type="dxa"/>
+              <w:bottom w:w="108" w:type="dxa"/>
+            </w:tcMar>
+          </w:tcPr>
+          <w:p>
+            <w:pPr>
+              <w:pStyle w:val="BodyText"/>
+            </w:pPr>
+            <w:pPr>
+              <w:spacing w:before="16" w:after="16"/>
+            </w:pPr>
+            <w:r>
+              <w:t xml:space="preserve">The</w:t>
+            </w:r>
+            <w:r>
+              <w:t xml:space="preserve"> </w:t>
+            </w:r>
+            <w:r>
+              <w:t xml:space="preserve">‘product’</w:t>
+            </w:r>
+            <w:r>
+              <w:t xml:space="preserve"> </w:t>
+            </w:r>
+            <w:r>
+              <w:t xml:space="preserve">of the</w:t>
+            </w:r>
+            <w:r>
+              <w:t xml:space="preserve"> </w:t>
+            </w:r>
+            <m:oMath>
+              <m:r>
+                <m:t>i</m:t>
+              </m:r>
+            </m:oMath>
+            <w:r>
+              <w:t xml:space="preserve">th row of</w:t>
+            </w:r>
+            <w:r>
+              <w:t xml:space="preserve"> </w:t>
+            </w:r>
+            <m:oMath>
+              <m:r>
+                <m:t>A</m:t>
+              </m:r>
+            </m:oMath>
+            <w:r>
+              <w:t xml:space="preserve"> </w:t>
+            </w:r>
+            <w:r>
+              <w:t xml:space="preserve">and the</w:t>
+            </w:r>
+            <w:r>
+              <w:t xml:space="preserve"> </w:t>
+            </w:r>
+            <m:oMath>
+              <m:r>
+                <m:t>j</m:t>
+              </m:r>
+            </m:oMath>
+            <w:r>
+              <w:t xml:space="preserve">th column of</w:t>
+            </w:r>
+            <w:r>
+              <w:t xml:space="preserve"> </w:t>
+            </w:r>
+            <m:oMath>
+              <m:r>
+                <m:t>B</m:t>
+              </m:r>
+            </m:oMath>
+            <w:r>
+              <w:t xml:space="preserve"> </w:t>
+            </w:r>
+            <w:r>
+              <w:t xml:space="preserve">to form the</w:t>
+            </w:r>
+            <w:r>
+              <w:t xml:space="preserve"> </w:t>
+            </w:r>
+            <m:oMath>
+              <m:d>
+                <m:dPr>
+                  <m:begChr m:val="("/>
+                  <m:sepChr m:val=""/>
+                  <m:endChr m:val=")"/>
+                  <m:grow/>
+                </m:dPr>
+                <m:e>
+                  <m:r>
+                    <m:t>i</m:t>
+                  </m:r>
+                  <m:r>
+                    <m:rPr>
+                      <m:sty m:val="p"/>
+                    </m:rPr>
+                    <m:t>,</m:t>
+                  </m:r>
+                  <m:r>
+                    <m:t>j</m:t>
+                  </m:r>
+                </m:e>
+              </m:d>
+            </m:oMath>
+            <w:r>
+              <w:t xml:space="preserve">th entry of</w:t>
+            </w:r>
+            <w:r>
+              <w:t xml:space="preserve"> </w:t>
+            </w:r>
+            <m:oMath>
+              <m:r>
+                <m:t>A</m:t>
+              </m:r>
+              <m:r>
+                <m:t>B</m:t>
+              </m:r>
+            </m:oMath>
+            <w:r>
+              <w:t xml:space="preserve"> </w:t>
+            </w:r>
+            <w:r>
+              <w:t xml:space="preserve">can be recognised as the</w:t>
+            </w:r>
+            <w:r>
+              <w:t xml:space="preserve"> </w:t>
+            </w:r>
+            <w:r>
+              <w:rPr>
+                <w:b/>
+                <w:bCs/>
+              </w:rPr>
+              <w:t xml:space="preserve">scalar product</w:t>
+            </w:r>
+            <w:r>
+              <w:t xml:space="preserve"> </w:t>
+            </w:r>
+            <w:r>
+              <w:t xml:space="preserve">of the vectors given by</w:t>
+            </w:r>
+            <w:r>
+              <w:t xml:space="preserve"> </w:t>
+            </w:r>
+            <m:oMath>
+              <m:r>
+                <m:t>i</m:t>
+              </m:r>
+            </m:oMath>
+            <w:r>
+              <w:t xml:space="preserve">th row of</w:t>
+            </w:r>
+            <w:r>
+              <w:t xml:space="preserve"> </w:t>
+            </w:r>
+            <m:oMath>
+              <m:r>
+                <m:t>A</m:t>
+              </m:r>
+            </m:oMath>
+            <w:r>
+              <w:t xml:space="preserve"> </w:t>
+            </w:r>
+            <w:r>
+              <w:t xml:space="preserve">and the</w:t>
+            </w:r>
+            <w:r>
+              <w:t xml:space="preserve"> </w:t>
+            </w:r>
+            <m:oMath>
+              <m:r>
+                <m:t>j</m:t>
+              </m:r>
+            </m:oMath>
+            <w:r>
+              <w:t xml:space="preserve">th column of</w:t>
+            </w:r>
+            <w:r>
+              <w:t xml:space="preserve"> </w:t>
+            </w:r>
+            <m:oMath>
+              <m:r>
+                <m:t>B</m:t>
+              </m:r>
+            </m:oMath>
+            <w:r>
+              <w:t xml:space="preserve">. For more on the scalar product, please see</w:t>
+            </w:r>
+            <w:r>
+              <w:t xml:space="preserve"> </w:t>
+            </w:r>
+            <w:hyperlink r:id="rId33">
+              <w:r>
+                <w:rPr>
+                  <w:rStyle w:val="Hyperlink"/>
+                </w:rPr>
+                <w:t xml:space="preserve">Guide: The scalar product</w:t>
+              </w:r>
+            </w:hyperlink>
+            <w:r>
+              <w:t xml:space="preserve">.</w:t>
+            </w:r>
+          </w:p>
+          <w:p/>
+        </w:tc>
+      </w:tr>
+    </w:tbl>
+    <w:tbl>
+      <w:tblPr>
+        <w:tblStyle w:val="Table"/>
+        <w:tblInd w:w="164" w:type="dxa"/>
+        <w:tblBorders>
+          <w:left w:val="single" w:sz="24" w:space="0" w:color="0758E5"/>
+        </w:tblBorders>
+        <w:tblCellMar>
+          <w:left w:w="0" w:type="dxa"/>
+          <w:right w:w="0" w:type="dxa"/>
+        </w:tblCellMar>
+        <w:tblLook w:firstRow="0" w:lastRow="0" w:firstColumn="0" w:lastColumn="0" w:noHBand="0" w:noVBand="0" w:val="0000"/>
+      </w:tblPr>
+      <w:tblGrid>
+        <w:gridCol w:w="7920"/>
+      </w:tblGrid>
+      <w:tr>
+        <w:trPr>
+          <w:cantSplit/>
+        </w:trPr>
+        <w:tc>
+          <w:tcPr>
+            <w:tcMar>
+              <w:left w:w="144" w:type="dxa"/>
+              <w:right w:w="144" w:type="dxa"/>
+            </w:tcMar>
+          </w:tcPr>
+          <w:p>
+            <w:pPr>
+              <w:pStyle w:val="BodyText"/>
+            </w:pPr>
+            <w:pPr>
+              <w:spacing w:before="0" w:after="8"/>
+              <w:jc w:val="center"/>
+            </w:pPr>
+            <w:r>
+              <w:drawing>
+                <wp:inline>
+                  <wp:extent cx="152400" cy="152400"/>
+                  <wp:effectExtent b="0" l="0" r="0" t="0"/>
+                  <wp:docPr descr="" title="" id="34" name="Picture"/>
+                  <a:graphic>
+                    <a:graphicData uri="http://schemas.openxmlformats.org/drawingml/2006/picture">
+                      <pic:pic>
+                        <pic:nvPicPr>
+                          <pic:cNvPr descr="/Applications/quarto/share/formats/docx/note.png" id="35" name="Picture"/>
+                          <pic:cNvPicPr>
+                            <a:picLocks noChangeArrowheads="1" noChangeAspect="1"/>
+                          </pic:cNvPicPr>
+                        </pic:nvPicPr>
+                        <pic:blipFill>
+                          <a:blip r:embed="rId20"/>
+                          <a:stretch>
+                            <a:fillRect/>
+                          </a:stretch>
+                        </pic:blipFill>
+                        <pic:spPr bwMode="auto">
+                          <a:xfrm>
+                            <a:off x="0" y="0"/>
+                            <a:ext cx="152400" cy="152400"/>
+                          </a:xfrm>
+                          <a:prstGeom prst="rect">
+                            <a:avLst/>
+                          </a:prstGeom>
+                          <a:noFill/>
+                          <a:ln w="9525">
+                            <a:noFill/>
+                            <a:headEnd/>
+                            <a:tailEnd/>
+                          </a:ln>
+                        </pic:spPr>
+                      </pic:pic>
+                    </a:graphicData>
+                  </a:graphic>
+                </wp:inline>
+              </w:drawing>
+            </w:r>
+          </w:p>
+        </w:tc>
+        <w:tc>
+          <w:p>
+            <w:pPr>
+              <w:pStyle w:val="BodyText"/>
+            </w:pPr>
+            <w:pPr>
+              <w:spacing w:before="16" w:after="64"/>
+            </w:pPr>
+            <w:r>
+              <w:rPr>
+                <w:b/>
+                <w:bCs/>
+              </w:rPr>
+              <w:t xml:space="preserve">Example 1</w:t>
+            </w:r>
+          </w:p>
+          <w:p>
+            <w:pPr>
+              <w:pStyle w:val="BodyText"/>
+            </w:pPr>
+            <w:pPr>
+              <w:spacing w:before="16"/>
+            </w:pPr>
+            <w:r>
+              <w:t xml:space="preserve">Let</w:t>
+            </w:r>
+            <w:r>
+              <w:t xml:space="preserve"> </w:t>
+            </w:r>
+            <m:oMath>
+              <m:r>
+                <m:t>A</m:t>
+              </m:r>
+            </m:oMath>
+            <w:r>
+              <w:t xml:space="preserve"> </w:t>
+            </w:r>
+            <w:r>
+              <w:t xml:space="preserve">and</w:t>
+            </w:r>
+            <w:r>
+              <w:t xml:space="preserve"> </w:t>
+            </w:r>
+            <m:oMath>
+              <m:r>
+                <m:t>B</m:t>
+              </m:r>
+            </m:oMath>
+            <w:r>
+              <w:t xml:space="preserve"> </w:t>
+            </w:r>
+            <w:r>
+              <w:t xml:space="preserve">be two</w:t>
+            </w:r>
+            <w:r>
+              <w:t xml:space="preserve"> </w:t>
+            </w:r>
+            <m:oMath>
+              <m:r>
+                <m:t>2</m:t>
+              </m:r>
+              <m:r>
+                <m:rPr>
+                  <m:sty m:val="p"/>
+                </m:rPr>
+                <m:t>×</m:t>
+              </m:r>
+              <m:r>
+                <m:t>2</m:t>
+              </m:r>
+            </m:oMath>
+            <w:r>
+              <w:t xml:space="preserve"> </w:t>
+            </w:r>
+            <w:r>
+              <w:t xml:space="preserve">matrices.</w:t>
+            </w:r>
+          </w:p>
+          <w:p>
+            <w:pPr>
+              <w:pStyle w:val="BodyText"/>
+            </w:pPr>
+            <m:oMathPara>
+              <m:oMathParaPr>
+                <m:jc m:val="center"/>
+              </m:oMathParaPr>
+              <m:oMath>
+                <m:r>
+                  <m:t>A</m:t>
+                </m:r>
+                <m:r>
+                  <m:rPr>
+                    <m:sty m:val="p"/>
+                  </m:rPr>
+                  <m:t>=</m:t>
+                </m:r>
+                <m:d>
+                  <m:dPr>
+                    <m:begChr m:val="["/>
+                    <m:sepChr m:val=""/>
+                    <m:endChr m:val="]"/>
+                    <m:grow/>
+                  </m:dPr>
+                  <m:e>
+                    <m:m>
+                      <m:mPr>
+                        <m:baseJc m:val="center"/>
+                        <m:plcHide m:val="on"/>
+                        <m:mcs>
+                          <m:mc>
+                            <m:mcPr>
+                              <m:mcJc m:val="center"/>
+                              <m:count m:val="1"/>
+                            </m:mcPr>
+                          </m:mc>
+                          <m:mc>
+                            <m:mcPr>
+                              <m:mcJc m:val="center"/>
+                              <m:count m:val="1"/>
+                            </m:mcPr>
+                          </m:mc>
+                        </m:mcs>
+                      </m:mPr>
+                      <m:mr>
+                        <m:e>
+                          <m:r>
+                            <m:t>1</m:t>
+                          </m:r>
+                        </m:e>
+                        <m:e>
+                          <m:r>
+                            <m:t>2</m:t>
+                          </m:r>
+                        </m:e>
+                      </m:mr>
+                      <m:mr>
+                        <m:e>
+                          <m:r>
                             <m:t>3</m:t>
                           </m:r>
-                          <m:r>
-                            <m:rPr>
-                              <m:sty m:val="p"/>
-                            </m:rPr>
-                            <m:t>⋅</m:t>
-                          </m:r>
+                        </m:e>
+                        <m:e>
+                          <m:r>
+                            <m:t>4</m:t>
+                          </m:r>
+                        </m:e>
+                      </m:mr>
+                    </m:m>
+                  </m:e>
+                </m:d>
+                <m:r>
+                  <m:t> </m:t>
+                </m:r>
+                <m:r>
+                  <m:rPr>
+                    <m:nor/>
+                    <m:sty m:val="p"/>
+                    <m:scr m:val="sans-serif"/>
+                  </m:rPr>
+                  <m:t> and </m:t>
+                </m:r>
+                <m:r>
+                  <m:t> </m:t>
+                </m:r>
+                <m:r>
+                  <m:t>B</m:t>
+                </m:r>
+                <m:r>
+                  <m:rPr>
+                    <m:sty m:val="p"/>
+                  </m:rPr>
+                  <m:t>=</m:t>
+                </m:r>
+                <m:d>
+                  <m:dPr>
+                    <m:begChr m:val="["/>
+                    <m:sepChr m:val=""/>
+                    <m:endChr m:val="]"/>
+                    <m:grow/>
+                  </m:dPr>
+                  <m:e>
+                    <m:m>
+                      <m:mPr>
+                        <m:baseJc m:val="center"/>
+                        <m:plcHide m:val="on"/>
+                        <m:mcs>
+                          <m:mc>
+                            <m:mcPr>
+                              <m:mcJc m:val="center"/>
+                              <m:count m:val="1"/>
+                            </m:mcPr>
+                          </m:mc>
+                          <m:mc>
+                            <m:mcPr>
+                              <m:mcJc m:val="center"/>
+                              <m:count m:val="1"/>
+                            </m:mcPr>
+                          </m:mc>
+                        </m:mcs>
+                      </m:mPr>
+                      <m:mr>
+                        <m:e>
                           <m:r>
                             <m:t>0</m:t>
                           </m:r>
-                          <m:r>
-                            <m:rPr>
-                              <m:sty m:val="p"/>
-                            </m:rPr>
-                            <m:t>+</m:t>
-                          </m:r>
-                          <m:r>
-                            <m:t>4</m:t>
-                          </m:r>
-                          <m:r>
-                            <m:rPr>
-                              <m:sty m:val="p"/>
-                            </m:rPr>
-                            <m:t>⋅</m:t>
-                          </m:r>
+                        </m:e>
+                        <m:e>
+                          <m:r>
+                            <m:t>5</m:t>
+                          </m:r>
+                        </m:e>
+                      </m:mr>
+                      <m:mr>
+                        <m:e>
                           <m:r>
                             <m:t>6</m:t>
                           </m:r>
                         </m:e>
                         <m:e>
-                          <m:r>
-                            <m:t>3</m:t>
-                          </m:r>
-                          <m:r>
-                            <m:rPr>
-                              <m:sty m:val="p"/>
-                            </m:rPr>
-                            <m:t>⋅</m:t>
-                          </m:r>
-                          <m:r>
-                            <m:t>5</m:t>
-                          </m:r>
-                          <m:r>
-                            <m:rPr>
-                              <m:sty m:val="p"/>
-                            </m:rPr>
-                            <m:t>+</m:t>
-                          </m:r>
-                          <m:r>
-                            <m:t>4</m:t>
-                          </m:r>
-                          <m:r>
-                            <m:rPr>
-                              <m:sty m:val="p"/>
-                            </m:rPr>
-                            <m:t>⋅</m:t>
-                          </m:r>
                           <m:r>
                             <m:t>7</m:t>
                           </m:r>
@@ -1388,11 +4443,8 @@
             <w:pPr>
               <w:pStyle w:val="FirstParagraph"/>
             </w:pPr>
-            <w:pPr>
-              <w:spacing w:after="16"/>
-            </w:pPr>
-            <w:r>
-              <w:t xml:space="preserve">By carrying out these multiplications you will have,</w:t>
+            <w:r>
+              <w:t xml:space="preserve">You can follow the process illustrated above to write</w:t>
             </w:r>
           </w:p>
           <w:p>
@@ -1446,60 +4498,78 @@
                       <m:mr>
                         <m:e>
                           <m:r>
-                            <m:t>0</m:t>
-                          </m:r>
-                          <m:r>
-                            <m:rPr>
-                              <m:sty m:val="p"/>
-                            </m:rPr>
-                            <m:t>+</m:t>
-                          </m:r>
-                          <m:r>
-                            <m:t>12</m:t>
-                          </m:r>
-                        </m:e>
-                        <m:e>
-                          <m:r>
-                            <m:t>5</m:t>
-                          </m:r>
-                          <m:r>
-                            <m:rPr>
-                              <m:sty m:val="p"/>
-                            </m:rPr>
-                            <m:t>+</m:t>
-                          </m:r>
-                          <m:r>
-                            <m:t>14</m:t>
+                            <m:t>1</m:t>
+                          </m:r>
+                        </m:e>
+                        <m:e>
+                          <m:r>
+                            <m:t>2</m:t>
                           </m:r>
                         </m:e>
                       </m:mr>
                       <m:mr>
                         <m:e>
                           <m:r>
+                            <m:t>3</m:t>
+                          </m:r>
+                        </m:e>
+                        <m:e>
+                          <m:r>
+                            <m:t>4</m:t>
+                          </m:r>
+                        </m:e>
+                      </m:mr>
+                    </m:m>
+                  </m:e>
+                </m:d>
+                <m:d>
+                  <m:dPr>
+                    <m:begChr m:val="["/>
+                    <m:sepChr m:val=""/>
+                    <m:endChr m:val="]"/>
+                    <m:grow/>
+                  </m:dPr>
+                  <m:e>
+                    <m:m>
+                      <m:mPr>
+                        <m:baseJc m:val="center"/>
+                        <m:plcHide m:val="on"/>
+                        <m:mcs>
+                          <m:mc>
+                            <m:mcPr>
+                              <m:mcJc m:val="center"/>
+                              <m:count m:val="1"/>
+                            </m:mcPr>
+                          </m:mc>
+                          <m:mc>
+                            <m:mcPr>
+                              <m:mcJc m:val="center"/>
+                              <m:count m:val="1"/>
+                            </m:mcPr>
+                          </m:mc>
+                        </m:mcs>
+                      </m:mPr>
+                      <m:mr>
+                        <m:e>
+                          <m:r>
                             <m:t>0</m:t>
                           </m:r>
-                          <m:r>
-                            <m:rPr>
-                              <m:sty m:val="p"/>
-                            </m:rPr>
-                            <m:t>+</m:t>
-                          </m:r>
-                          <m:r>
-                            <m:t>24</m:t>
-                          </m:r>
-                        </m:e>
-                        <m:e>
-                          <m:r>
-                            <m:t>15</m:t>
-                          </m:r>
-                          <m:r>
-                            <m:rPr>
-                              <m:sty m:val="p"/>
-                            </m:rPr>
-                            <m:t>+</m:t>
-                          </m:r>
-                          <m:r>
-                            <m:t>28</m:t>
+                        </m:e>
+                        <m:e>
+                          <m:r>
+                            <m:t>5</m:t>
+                          </m:r>
+                        </m:e>
+                      </m:mr>
+                      <m:mr>
+                        <m:e>
+                          <m:r>
+                            <m:t>6</m:t>
+                          </m:r>
+                        </m:e>
+                        <m:e>
+                          <m:r>
+                            <m:t>7</m:t>
                           </m:r>
                         </m:e>
                       </m:mr>
@@ -1542,6 +4612,299 @@
                       <m:mr>
                         <m:e>
                           <m:r>
+                            <m:t>1</m:t>
+                          </m:r>
+                          <m:r>
+                            <m:rPr>
+                              <m:sty m:val="p"/>
+                            </m:rPr>
+                            <m:t>⋅</m:t>
+                          </m:r>
+                          <m:r>
+                            <m:t>0</m:t>
+                          </m:r>
+                          <m:r>
+                            <m:rPr>
+                              <m:sty m:val="p"/>
+                            </m:rPr>
+                            <m:t>+</m:t>
+                          </m:r>
+                          <m:r>
+                            <m:t>2</m:t>
+                          </m:r>
+                          <m:r>
+                            <m:rPr>
+                              <m:sty m:val="p"/>
+                            </m:rPr>
+                            <m:t>⋅</m:t>
+                          </m:r>
+                          <m:r>
+                            <m:t>6</m:t>
+                          </m:r>
+                        </m:e>
+                        <m:e>
+                          <m:r>
+                            <m:t>1</m:t>
+                          </m:r>
+                          <m:r>
+                            <m:rPr>
+                              <m:sty m:val="p"/>
+                            </m:rPr>
+                            <m:t>⋅</m:t>
+                          </m:r>
+                          <m:r>
+                            <m:t>5</m:t>
+                          </m:r>
+                          <m:r>
+                            <m:rPr>
+                              <m:sty m:val="p"/>
+                            </m:rPr>
+                            <m:t>+</m:t>
+                          </m:r>
+                          <m:r>
+                            <m:t>2</m:t>
+                          </m:r>
+                          <m:r>
+                            <m:rPr>
+                              <m:sty m:val="p"/>
+                            </m:rPr>
+                            <m:t>⋅</m:t>
+                          </m:r>
+                          <m:r>
+                            <m:t>7</m:t>
+                          </m:r>
+                        </m:e>
+                      </m:mr>
+                      <m:mr>
+                        <m:e>
+                          <m:r>
+                            <m:t>3</m:t>
+                          </m:r>
+                          <m:r>
+                            <m:rPr>
+                              <m:sty m:val="p"/>
+                            </m:rPr>
+                            <m:t>⋅</m:t>
+                          </m:r>
+                          <m:r>
+                            <m:t>0</m:t>
+                          </m:r>
+                          <m:r>
+                            <m:rPr>
+                              <m:sty m:val="p"/>
+                            </m:rPr>
+                            <m:t>+</m:t>
+                          </m:r>
+                          <m:r>
+                            <m:t>4</m:t>
+                          </m:r>
+                          <m:r>
+                            <m:rPr>
+                              <m:sty m:val="p"/>
+                            </m:rPr>
+                            <m:t>⋅</m:t>
+                          </m:r>
+                          <m:r>
+                            <m:t>6</m:t>
+                          </m:r>
+                        </m:e>
+                        <m:e>
+                          <m:r>
+                            <m:t>3</m:t>
+                          </m:r>
+                          <m:r>
+                            <m:rPr>
+                              <m:sty m:val="p"/>
+                            </m:rPr>
+                            <m:t>⋅</m:t>
+                          </m:r>
+                          <m:r>
+                            <m:t>5</m:t>
+                          </m:r>
+                          <m:r>
+                            <m:rPr>
+                              <m:sty m:val="p"/>
+                            </m:rPr>
+                            <m:t>+</m:t>
+                          </m:r>
+                          <m:r>
+                            <m:t>4</m:t>
+                          </m:r>
+                          <m:r>
+                            <m:rPr>
+                              <m:sty m:val="p"/>
+                            </m:rPr>
+                            <m:t>⋅</m:t>
+                          </m:r>
+                          <m:r>
+                            <m:t>7</m:t>
+                          </m:r>
+                        </m:e>
+                      </m:mr>
+                    </m:m>
+                  </m:e>
+                </m:d>
+              </m:oMath>
+            </m:oMathPara>
+          </w:p>
+          <w:p>
+            <w:pPr>
+              <w:pStyle w:val="FirstParagraph"/>
+            </w:pPr>
+            <w:pPr>
+              <w:spacing w:after="16"/>
+            </w:pPr>
+            <w:r>
+              <w:t xml:space="preserve">By carrying out these calculations you will have,</w:t>
+            </w:r>
+          </w:p>
+          <w:p>
+            <w:pPr>
+              <w:pStyle w:val="BodyText"/>
+            </w:pPr>
+            <m:oMathPara>
+              <m:oMathParaPr>
+                <m:jc m:val="center"/>
+              </m:oMathParaPr>
+              <m:oMath>
+                <m:r>
+                  <m:t>A</m:t>
+                </m:r>
+                <m:r>
+                  <m:t>B</m:t>
+                </m:r>
+                <m:r>
+                  <m:rPr>
+                    <m:sty m:val="p"/>
+                  </m:rPr>
+                  <m:t>=</m:t>
+                </m:r>
+                <m:d>
+                  <m:dPr>
+                    <m:begChr m:val="["/>
+                    <m:sepChr m:val=""/>
+                    <m:endChr m:val="]"/>
+                    <m:grow/>
+                  </m:dPr>
+                  <m:e>
+                    <m:m>
+                      <m:mPr>
+                        <m:baseJc m:val="center"/>
+                        <m:plcHide m:val="on"/>
+                        <m:mcs>
+                          <m:mc>
+                            <m:mcPr>
+                              <m:mcJc m:val="center"/>
+                              <m:count m:val="1"/>
+                            </m:mcPr>
+                          </m:mc>
+                          <m:mc>
+                            <m:mcPr>
+                              <m:mcJc m:val="center"/>
+                              <m:count m:val="1"/>
+                            </m:mcPr>
+                          </m:mc>
+                        </m:mcs>
+                      </m:mPr>
+                      <m:mr>
+                        <m:e>
+                          <m:r>
+                            <m:t>0</m:t>
+                          </m:r>
+                          <m:r>
+                            <m:rPr>
+                              <m:sty m:val="p"/>
+                            </m:rPr>
+                            <m:t>+</m:t>
+                          </m:r>
+                          <m:r>
+                            <m:t>12</m:t>
+                          </m:r>
+                        </m:e>
+                        <m:e>
+                          <m:r>
+                            <m:t>5</m:t>
+                          </m:r>
+                          <m:r>
+                            <m:rPr>
+                              <m:sty m:val="p"/>
+                            </m:rPr>
+                            <m:t>+</m:t>
+                          </m:r>
+                          <m:r>
+                            <m:t>14</m:t>
+                          </m:r>
+                        </m:e>
+                      </m:mr>
+                      <m:mr>
+                        <m:e>
+                          <m:r>
+                            <m:t>0</m:t>
+                          </m:r>
+                          <m:r>
+                            <m:rPr>
+                              <m:sty m:val="p"/>
+                            </m:rPr>
+                            <m:t>+</m:t>
+                          </m:r>
+                          <m:r>
+                            <m:t>24</m:t>
+                          </m:r>
+                        </m:e>
+                        <m:e>
+                          <m:r>
+                            <m:t>15</m:t>
+                          </m:r>
+                          <m:r>
+                            <m:rPr>
+                              <m:sty m:val="p"/>
+                            </m:rPr>
+                            <m:t>+</m:t>
+                          </m:r>
+                          <m:r>
+                            <m:t>28</m:t>
+                          </m:r>
+                        </m:e>
+                      </m:mr>
+                    </m:m>
+                  </m:e>
+                </m:d>
+                <m:r>
+                  <m:rPr>
+                    <m:sty m:val="p"/>
+                  </m:rPr>
+                  <m:t>=</m:t>
+                </m:r>
+                <m:d>
+                  <m:dPr>
+                    <m:begChr m:val="["/>
+                    <m:sepChr m:val=""/>
+                    <m:endChr m:val="]"/>
+                    <m:grow/>
+                  </m:dPr>
+                  <m:e>
+                    <m:m>
+                      <m:mPr>
+                        <m:baseJc m:val="center"/>
+                        <m:plcHide m:val="on"/>
+                        <m:mcs>
+                          <m:mc>
+                            <m:mcPr>
+                              <m:mcJc m:val="center"/>
+                              <m:count m:val="1"/>
+                            </m:mcPr>
+                          </m:mc>
+                          <m:mc>
+                            <m:mcPr>
+                              <m:mcJc m:val="center"/>
+                              <m:count m:val="1"/>
+                            </m:mcPr>
+                          </m:mc>
+                        </m:mcs>
+                      </m:mPr>
+                      <m:mr>
+                        <m:e>
+                          <m:r>
                             <m:t>12</m:t>
                           </m:r>
                         </m:e>
@@ -1575,6 +4938,1489 @@
     <w:p>
       <w:pPr>
         <w:pStyle w:val="FirstParagraph"/>
+      </w:pPr>
+      <w:r>
+        <w:t xml:space="preserve">Unlike for numbers, the</w:t>
+      </w:r>
+      <w:r>
+        <w:t xml:space="preserve"> </w:t>
+      </w:r>
+      <w:r>
+        <w:rPr>
+          <w:b/>
+          <w:bCs/>
+        </w:rPr>
+        <w:t xml:space="preserve">order</w:t>
+      </w:r>
+      <w:r>
+        <w:t xml:space="preserve"> </w:t>
+      </w:r>
+      <w:r>
+        <w:t xml:space="preserve">of multiplication matters in matrix multiplication. This is because you take the rows from the left matrix in the product, and columns from the right matrix; these could be different if the order swaps between the left and right matrices! You can see this in the following example.</w:t>
+      </w:r>
+    </w:p>
+    <w:tbl>
+      <w:tblPr>
+        <w:tblStyle w:val="Table"/>
+        <w:tblInd w:w="164" w:type="dxa"/>
+        <w:tblBorders>
+          <w:left w:val="single" w:sz="24" w:space="0" w:color="0758E5"/>
+        </w:tblBorders>
+        <w:tblCellMar>
+          <w:left w:w="0" w:type="dxa"/>
+          <w:right w:w="0" w:type="dxa"/>
+        </w:tblCellMar>
+        <w:tblLook w:firstRow="0" w:lastRow="0" w:firstColumn="0" w:lastColumn="0" w:noHBand="0" w:noVBand="0" w:val="0000"/>
+      </w:tblPr>
+      <w:tblGrid>
+        <w:gridCol w:w="7920"/>
+      </w:tblGrid>
+      <w:tr>
+        <w:trPr>
+          <w:cantSplit/>
+        </w:trPr>
+        <w:tc>
+          <w:tcPr>
+            <w:tcMar>
+              <w:left w:w="144" w:type="dxa"/>
+              <w:right w:w="144" w:type="dxa"/>
+            </w:tcMar>
+          </w:tcPr>
+          <w:p>
+            <w:pPr>
+              <w:pStyle w:val="BodyText"/>
+            </w:pPr>
+            <w:pPr>
+              <w:spacing w:before="0" w:after="8"/>
+              <w:jc w:val="center"/>
+            </w:pPr>
+            <w:r>
+              <w:drawing>
+                <wp:inline>
+                  <wp:extent cx="152400" cy="152400"/>
+                  <wp:effectExtent b="0" l="0" r="0" t="0"/>
+                  <wp:docPr descr="" title="" id="36" name="Picture"/>
+                  <a:graphic>
+                    <a:graphicData uri="http://schemas.openxmlformats.org/drawingml/2006/picture">
+                      <pic:pic>
+                        <pic:nvPicPr>
+                          <pic:cNvPr descr="/Applications/quarto/share/formats/docx/note.png" id="37" name="Picture"/>
+                          <pic:cNvPicPr>
+                            <a:picLocks noChangeArrowheads="1" noChangeAspect="1"/>
+                          </pic:cNvPicPr>
+                        </pic:nvPicPr>
+                        <pic:blipFill>
+                          <a:blip r:embed="rId20"/>
+                          <a:stretch>
+                            <a:fillRect/>
+                          </a:stretch>
+                        </pic:blipFill>
+                        <pic:spPr bwMode="auto">
+                          <a:xfrm>
+                            <a:off x="0" y="0"/>
+                            <a:ext cx="152400" cy="152400"/>
+                          </a:xfrm>
+                          <a:prstGeom prst="rect">
+                            <a:avLst/>
+                          </a:prstGeom>
+                          <a:noFill/>
+                          <a:ln w="9525">
+                            <a:noFill/>
+                            <a:headEnd/>
+                            <a:tailEnd/>
+                          </a:ln>
+                        </pic:spPr>
+                      </pic:pic>
+                    </a:graphicData>
+                  </a:graphic>
+                </wp:inline>
+              </w:drawing>
+            </w:r>
+          </w:p>
+        </w:tc>
+        <w:tc>
+          <w:p>
+            <w:pPr>
+              <w:pStyle w:val="BodyText"/>
+            </w:pPr>
+            <w:pPr>
+              <w:spacing w:before="16" w:after="64"/>
+            </w:pPr>
+            <w:r>
+              <w:rPr>
+                <w:b/>
+                <w:bCs/>
+              </w:rPr>
+              <w:t xml:space="preserve">Example 2</w:t>
+            </w:r>
+          </w:p>
+          <w:p>
+            <w:pPr>
+              <w:pStyle w:val="BodyText"/>
+            </w:pPr>
+            <w:pPr>
+              <w:spacing w:before="16"/>
+            </w:pPr>
+            <w:r>
+              <w:t xml:space="preserve">Using the</w:t>
+            </w:r>
+            <w:r>
+              <w:t xml:space="preserve"> </w:t>
+            </w:r>
+            <m:oMath>
+              <m:r>
+                <m:t>A</m:t>
+              </m:r>
+            </m:oMath>
+            <w:r>
+              <w:t xml:space="preserve"> </w:t>
+            </w:r>
+            <w:r>
+              <w:t xml:space="preserve">and</w:t>
+            </w:r>
+            <w:r>
+              <w:t xml:space="preserve"> </w:t>
+            </w:r>
+            <m:oMath>
+              <m:r>
+                <m:t>B</m:t>
+              </m:r>
+            </m:oMath>
+            <w:r>
+              <w:t xml:space="preserve"> </w:t>
+            </w:r>
+            <w:r>
+              <w:t xml:space="preserve">from Example 1, you can compute</w:t>
+            </w:r>
+            <w:r>
+              <w:t xml:space="preserve"> </w:t>
+            </w:r>
+            <m:oMath>
+              <m:r>
+                <m:t>B</m:t>
+              </m:r>
+              <m:r>
+                <m:t>A</m:t>
+              </m:r>
+            </m:oMath>
+            <w:r>
+              <w:t xml:space="preserve">:</w:t>
+            </w:r>
+          </w:p>
+          <w:p>
+            <w:pPr>
+              <w:pStyle w:val="BodyText"/>
+            </w:pPr>
+            <m:oMathPara>
+              <m:oMathParaPr>
+                <m:jc m:val="center"/>
+              </m:oMathParaPr>
+              <m:oMath>
+                <m:r>
+                  <m:t>B</m:t>
+                </m:r>
+                <m:r>
+                  <m:t>A</m:t>
+                </m:r>
+                <m:r>
+                  <m:rPr>
+                    <m:sty m:val="p"/>
+                  </m:rPr>
+                  <m:t>=</m:t>
+                </m:r>
+                <m:d>
+                  <m:dPr>
+                    <m:begChr m:val="["/>
+                    <m:sepChr m:val=""/>
+                    <m:endChr m:val="]"/>
+                    <m:grow/>
+                  </m:dPr>
+                  <m:e>
+                    <m:m>
+                      <m:mPr>
+                        <m:baseJc m:val="center"/>
+                        <m:plcHide m:val="on"/>
+                        <m:mcs>
+                          <m:mc>
+                            <m:mcPr>
+                              <m:mcJc m:val="center"/>
+                              <m:count m:val="1"/>
+                            </m:mcPr>
+                          </m:mc>
+                          <m:mc>
+                            <m:mcPr>
+                              <m:mcJc m:val="center"/>
+                              <m:count m:val="1"/>
+                            </m:mcPr>
+                          </m:mc>
+                        </m:mcs>
+                      </m:mPr>
+                      <m:mr>
+                        <m:e>
+                          <m:r>
+                            <m:t>0</m:t>
+                          </m:r>
+                        </m:e>
+                        <m:e>
+                          <m:r>
+                            <m:t>5</m:t>
+                          </m:r>
+                        </m:e>
+                      </m:mr>
+                      <m:mr>
+                        <m:e>
+                          <m:r>
+                            <m:t>6</m:t>
+                          </m:r>
+                        </m:e>
+                        <m:e>
+                          <m:r>
+                            <m:t>7</m:t>
+                          </m:r>
+                        </m:e>
+                      </m:mr>
+                    </m:m>
+                  </m:e>
+                </m:d>
+                <m:d>
+                  <m:dPr>
+                    <m:begChr m:val="["/>
+                    <m:sepChr m:val=""/>
+                    <m:endChr m:val="]"/>
+                    <m:grow/>
+                  </m:dPr>
+                  <m:e>
+                    <m:m>
+                      <m:mPr>
+                        <m:baseJc m:val="center"/>
+                        <m:plcHide m:val="on"/>
+                        <m:mcs>
+                          <m:mc>
+                            <m:mcPr>
+                              <m:mcJc m:val="center"/>
+                              <m:count m:val="1"/>
+                            </m:mcPr>
+                          </m:mc>
+                          <m:mc>
+                            <m:mcPr>
+                              <m:mcJc m:val="center"/>
+                              <m:count m:val="1"/>
+                            </m:mcPr>
+                          </m:mc>
+                        </m:mcs>
+                      </m:mPr>
+                      <m:mr>
+                        <m:e>
+                          <m:r>
+                            <m:t>1</m:t>
+                          </m:r>
+                        </m:e>
+                        <m:e>
+                          <m:r>
+                            <m:t>2</m:t>
+                          </m:r>
+                        </m:e>
+                      </m:mr>
+                      <m:mr>
+                        <m:e>
+                          <m:r>
+                            <m:t>3</m:t>
+                          </m:r>
+                        </m:e>
+                        <m:e>
+                          <m:r>
+                            <m:t>4</m:t>
+                          </m:r>
+                        </m:e>
+                      </m:mr>
+                    </m:m>
+                  </m:e>
+                </m:d>
+                <m:r>
+                  <m:rPr>
+                    <m:sty m:val="p"/>
+                  </m:rPr>
+                  <m:t>=</m:t>
+                </m:r>
+                <m:d>
+                  <m:dPr>
+                    <m:begChr m:val="["/>
+                    <m:sepChr m:val=""/>
+                    <m:endChr m:val="]"/>
+                    <m:grow/>
+                  </m:dPr>
+                  <m:e>
+                    <m:m>
+                      <m:mPr>
+                        <m:baseJc m:val="center"/>
+                        <m:plcHide m:val="on"/>
+                        <m:mcs>
+                          <m:mc>
+                            <m:mcPr>
+                              <m:mcJc m:val="center"/>
+                              <m:count m:val="1"/>
+                            </m:mcPr>
+                          </m:mc>
+                          <m:mc>
+                            <m:mcPr>
+                              <m:mcJc m:val="center"/>
+                              <m:count m:val="1"/>
+                            </m:mcPr>
+                          </m:mc>
+                        </m:mcs>
+                      </m:mPr>
+                      <m:mr>
+                        <m:e>
+                          <m:r>
+                            <m:t>0</m:t>
+                          </m:r>
+                          <m:r>
+                            <m:rPr>
+                              <m:sty m:val="p"/>
+                            </m:rPr>
+                            <m:t>⋅</m:t>
+                          </m:r>
+                          <m:r>
+                            <m:t>1</m:t>
+                          </m:r>
+                          <m:r>
+                            <m:rPr>
+                              <m:sty m:val="p"/>
+                            </m:rPr>
+                            <m:t>+</m:t>
+                          </m:r>
+                          <m:r>
+                            <m:t>5</m:t>
+                          </m:r>
+                          <m:r>
+                            <m:rPr>
+                              <m:sty m:val="p"/>
+                            </m:rPr>
+                            <m:t>⋅</m:t>
+                          </m:r>
+                          <m:r>
+                            <m:t>3</m:t>
+                          </m:r>
+                        </m:e>
+                        <m:e>
+                          <m:r>
+                            <m:t>0</m:t>
+                          </m:r>
+                          <m:r>
+                            <m:rPr>
+                              <m:sty m:val="p"/>
+                            </m:rPr>
+                            <m:t>⋅</m:t>
+                          </m:r>
+                          <m:r>
+                            <m:t>2</m:t>
+                          </m:r>
+                          <m:r>
+                            <m:rPr>
+                              <m:sty m:val="p"/>
+                            </m:rPr>
+                            <m:t>+</m:t>
+                          </m:r>
+                          <m:r>
+                            <m:t>5</m:t>
+                          </m:r>
+                          <m:r>
+                            <m:rPr>
+                              <m:sty m:val="p"/>
+                            </m:rPr>
+                            <m:t>⋅</m:t>
+                          </m:r>
+                          <m:r>
+                            <m:t>4</m:t>
+                          </m:r>
+                        </m:e>
+                      </m:mr>
+                      <m:mr>
+                        <m:e>
+                          <m:r>
+                            <m:t>6</m:t>
+                          </m:r>
+                          <m:r>
+                            <m:rPr>
+                              <m:sty m:val="p"/>
+                            </m:rPr>
+                            <m:t>⋅</m:t>
+                          </m:r>
+                          <m:r>
+                            <m:t>1</m:t>
+                          </m:r>
+                          <m:r>
+                            <m:rPr>
+                              <m:sty m:val="p"/>
+                            </m:rPr>
+                            <m:t>+</m:t>
+                          </m:r>
+                          <m:r>
+                            <m:t>7</m:t>
+                          </m:r>
+                          <m:r>
+                            <m:rPr>
+                              <m:sty m:val="p"/>
+                            </m:rPr>
+                            <m:t>⋅</m:t>
+                          </m:r>
+                          <m:r>
+                            <m:t>3</m:t>
+                          </m:r>
+                        </m:e>
+                        <m:e>
+                          <m:r>
+                            <m:t>6</m:t>
+                          </m:r>
+                          <m:r>
+                            <m:rPr>
+                              <m:sty m:val="p"/>
+                            </m:rPr>
+                            <m:t>⋅</m:t>
+                          </m:r>
+                          <m:r>
+                            <m:t>2</m:t>
+                          </m:r>
+                          <m:r>
+                            <m:rPr>
+                              <m:sty m:val="p"/>
+                            </m:rPr>
+                            <m:t>+</m:t>
+                          </m:r>
+                          <m:r>
+                            <m:t>7</m:t>
+                          </m:r>
+                          <m:r>
+                            <m:rPr>
+                              <m:sty m:val="p"/>
+                            </m:rPr>
+                            <m:t>⋅</m:t>
+                          </m:r>
+                          <m:r>
+                            <m:t>4</m:t>
+                          </m:r>
+                        </m:e>
+                      </m:mr>
+                    </m:m>
+                  </m:e>
+                </m:d>
+              </m:oMath>
+            </m:oMathPara>
+          </w:p>
+          <w:p>
+            <w:pPr>
+              <w:pStyle w:val="FirstParagraph"/>
+            </w:pPr>
+            <w:r>
+              <w:t xml:space="preserve">By carrying out these calculations you will have,</w:t>
+            </w:r>
+          </w:p>
+          <w:p>
+            <w:pPr>
+              <w:pStyle w:val="BodyText"/>
+            </w:pPr>
+            <m:oMathPara>
+              <m:oMathParaPr>
+                <m:jc m:val="center"/>
+              </m:oMathParaPr>
+              <m:oMath>
+                <m:r>
+                  <m:t>B</m:t>
+                </m:r>
+                <m:r>
+                  <m:t>A</m:t>
+                </m:r>
+                <m:r>
+                  <m:rPr>
+                    <m:sty m:val="p"/>
+                  </m:rPr>
+                  <m:t>=</m:t>
+                </m:r>
+                <m:d>
+                  <m:dPr>
+                    <m:begChr m:val="["/>
+                    <m:sepChr m:val=""/>
+                    <m:endChr m:val="]"/>
+                    <m:grow/>
+                  </m:dPr>
+                  <m:e>
+                    <m:m>
+                      <m:mPr>
+                        <m:baseJc m:val="center"/>
+                        <m:plcHide m:val="on"/>
+                        <m:mcs>
+                          <m:mc>
+                            <m:mcPr>
+                              <m:mcJc m:val="center"/>
+                              <m:count m:val="1"/>
+                            </m:mcPr>
+                          </m:mc>
+                          <m:mc>
+                            <m:mcPr>
+                              <m:mcJc m:val="center"/>
+                              <m:count m:val="1"/>
+                            </m:mcPr>
+                          </m:mc>
+                        </m:mcs>
+                      </m:mPr>
+                      <m:mr>
+                        <m:e>
+                          <m:r>
+                            <m:t>0</m:t>
+                          </m:r>
+                          <m:r>
+                            <m:rPr>
+                              <m:sty m:val="p"/>
+                            </m:rPr>
+                            <m:t>+</m:t>
+                          </m:r>
+                          <m:r>
+                            <m:t>15</m:t>
+                          </m:r>
+                        </m:e>
+                        <m:e>
+                          <m:r>
+                            <m:t>0</m:t>
+                          </m:r>
+                          <m:r>
+                            <m:rPr>
+                              <m:sty m:val="p"/>
+                            </m:rPr>
+                            <m:t>+</m:t>
+                          </m:r>
+                          <m:r>
+                            <m:t>20</m:t>
+                          </m:r>
+                        </m:e>
+                      </m:mr>
+                      <m:mr>
+                        <m:e>
+                          <m:r>
+                            <m:t>6</m:t>
+                          </m:r>
+                          <m:r>
+                            <m:rPr>
+                              <m:sty m:val="p"/>
+                            </m:rPr>
+                            <m:t>+</m:t>
+                          </m:r>
+                          <m:r>
+                            <m:t>21</m:t>
+                          </m:r>
+                        </m:e>
+                        <m:e>
+                          <m:r>
+                            <m:t>12</m:t>
+                          </m:r>
+                          <m:r>
+                            <m:rPr>
+                              <m:sty m:val="p"/>
+                            </m:rPr>
+                            <m:t>+</m:t>
+                          </m:r>
+                          <m:r>
+                            <m:t>28</m:t>
+                          </m:r>
+                        </m:e>
+                      </m:mr>
+                    </m:m>
+                  </m:e>
+                </m:d>
+                <m:r>
+                  <m:rPr>
+                    <m:sty m:val="p"/>
+                  </m:rPr>
+                  <m:t>=</m:t>
+                </m:r>
+                <m:r>
+                  <m:t>B</m:t>
+                </m:r>
+                <m:r>
+                  <m:t>A</m:t>
+                </m:r>
+                <m:r>
+                  <m:rPr>
+                    <m:sty m:val="p"/>
+                  </m:rPr>
+                  <m:t>=</m:t>
+                </m:r>
+                <m:d>
+                  <m:dPr>
+                    <m:begChr m:val="["/>
+                    <m:sepChr m:val=""/>
+                    <m:endChr m:val="]"/>
+                    <m:grow/>
+                  </m:dPr>
+                  <m:e>
+                    <m:m>
+                      <m:mPr>
+                        <m:baseJc m:val="center"/>
+                        <m:plcHide m:val="on"/>
+                        <m:mcs>
+                          <m:mc>
+                            <m:mcPr>
+                              <m:mcJc m:val="center"/>
+                              <m:count m:val="1"/>
+                            </m:mcPr>
+                          </m:mc>
+                          <m:mc>
+                            <m:mcPr>
+                              <m:mcJc m:val="center"/>
+                              <m:count m:val="1"/>
+                            </m:mcPr>
+                          </m:mc>
+                        </m:mcs>
+                      </m:mPr>
+                      <m:mr>
+                        <m:e>
+                          <m:r>
+                            <m:t>15</m:t>
+                          </m:r>
+                        </m:e>
+                        <m:e>
+                          <m:r>
+                            <m:t>20</m:t>
+                          </m:r>
+                        </m:e>
+                      </m:mr>
+                      <m:mr>
+                        <m:e>
+                          <m:r>
+                            <m:t>27</m:t>
+                          </m:r>
+                        </m:e>
+                        <m:e>
+                          <m:r>
+                            <m:t>40</m:t>
+                          </m:r>
+                        </m:e>
+                      </m:mr>
+                    </m:m>
+                  </m:e>
+                </m:d>
+              </m:oMath>
+            </m:oMathPara>
+          </w:p>
+          <w:p>
+            <w:pPr>
+              <w:pStyle w:val="FirstParagraph"/>
+            </w:pPr>
+            <w:r>
+              <w:t xml:space="preserve">You can compare</w:t>
+            </w:r>
+            <w:r>
+              <w:t xml:space="preserve"> </w:t>
+            </w:r>
+            <m:oMath>
+              <m:r>
+                <m:t>A</m:t>
+              </m:r>
+              <m:r>
+                <m:t>B</m:t>
+              </m:r>
+            </m:oMath>
+            <w:r>
+              <w:t xml:space="preserve"> </w:t>
+            </w:r>
+            <w:r>
+              <w:t xml:space="preserve">and</w:t>
+            </w:r>
+            <w:r>
+              <w:t xml:space="preserve"> </w:t>
+            </w:r>
+            <m:oMath>
+              <m:r>
+                <m:t>B</m:t>
+              </m:r>
+              <m:r>
+                <m:t>A</m:t>
+              </m:r>
+            </m:oMath>
+            <w:r>
+              <w:t xml:space="preserve">.</w:t>
+            </w:r>
+          </w:p>
+          <w:p>
+            <w:pPr>
+              <w:pStyle w:val="BodyText"/>
+            </w:pPr>
+            <w:pPr>
+              <w:spacing w:after="16"/>
+            </w:pPr>
+          </w:p>
+          <w:p>
+            <w:pPr>
+              <w:pStyle w:val="BodyText"/>
+            </w:pPr>
+            <m:oMathPara>
+              <m:oMathParaPr>
+                <m:jc m:val="center"/>
+              </m:oMathParaPr>
+              <m:oMath>
+                <m:r>
+                  <m:t>A</m:t>
+                </m:r>
+                <m:r>
+                  <m:t>B</m:t>
+                </m:r>
+                <m:r>
+                  <m:rPr>
+                    <m:sty m:val="p"/>
+                  </m:rPr>
+                  <m:t>=</m:t>
+                </m:r>
+                <m:d>
+                  <m:dPr>
+                    <m:begChr m:val="["/>
+                    <m:sepChr m:val=""/>
+                    <m:endChr m:val="]"/>
+                    <m:grow/>
+                  </m:dPr>
+                  <m:e>
+                    <m:m>
+                      <m:mPr>
+                        <m:baseJc m:val="center"/>
+                        <m:plcHide m:val="on"/>
+                        <m:mcs>
+                          <m:mc>
+                            <m:mcPr>
+                              <m:mcJc m:val="center"/>
+                              <m:count m:val="1"/>
+                            </m:mcPr>
+                          </m:mc>
+                          <m:mc>
+                            <m:mcPr>
+                              <m:mcJc m:val="center"/>
+                              <m:count m:val="1"/>
+                            </m:mcPr>
+                          </m:mc>
+                        </m:mcs>
+                      </m:mPr>
+                      <m:mr>
+                        <m:e>
+                          <m:r>
+                            <m:t>12</m:t>
+                          </m:r>
+                        </m:e>
+                        <m:e>
+                          <m:r>
+                            <m:t>19</m:t>
+                          </m:r>
+                        </m:e>
+                      </m:mr>
+                      <m:mr>
+                        <m:e>
+                          <m:r>
+                            <m:t>24</m:t>
+                          </m:r>
+                        </m:e>
+                        <m:e>
+                          <m:r>
+                            <m:t>43</m:t>
+                          </m:r>
+                        </m:e>
+                      </m:mr>
+                    </m:m>
+                  </m:e>
+                </m:d>
+                <m:r>
+                  <m:rPr>
+                    <m:sty m:val="p"/>
+                  </m:rPr>
+                  <m:t>,</m:t>
+                </m:r>
+                <m:r>
+                  <m:t> </m:t>
+                </m:r>
+                <m:r>
+                  <m:t>B</m:t>
+                </m:r>
+                <m:r>
+                  <m:t>A</m:t>
+                </m:r>
+                <m:r>
+                  <m:rPr>
+                    <m:sty m:val="p"/>
+                  </m:rPr>
+                  <m:t>=</m:t>
+                </m:r>
+                <m:d>
+                  <m:dPr>
+                    <m:begChr m:val="["/>
+                    <m:sepChr m:val=""/>
+                    <m:endChr m:val="]"/>
+                    <m:grow/>
+                  </m:dPr>
+                  <m:e>
+                    <m:m>
+                      <m:mPr>
+                        <m:baseJc m:val="center"/>
+                        <m:plcHide m:val="on"/>
+                        <m:mcs>
+                          <m:mc>
+                            <m:mcPr>
+                              <m:mcJc m:val="center"/>
+                              <m:count m:val="1"/>
+                            </m:mcPr>
+                          </m:mc>
+                          <m:mc>
+                            <m:mcPr>
+                              <m:mcJc m:val="center"/>
+                              <m:count m:val="1"/>
+                            </m:mcPr>
+                          </m:mc>
+                        </m:mcs>
+                      </m:mPr>
+                      <m:mr>
+                        <m:e>
+                          <m:r>
+                            <m:t>15</m:t>
+                          </m:r>
+                        </m:e>
+                        <m:e>
+                          <m:r>
+                            <m:t>20</m:t>
+                          </m:r>
+                        </m:e>
+                      </m:mr>
+                      <m:mr>
+                        <m:e>
+                          <m:r>
+                            <m:t>27</m:t>
+                          </m:r>
+                        </m:e>
+                        <m:e>
+                          <m:r>
+                            <m:t>40</m:t>
+                          </m:r>
+                        </m:e>
+                      </m:mr>
+                    </m:m>
+                  </m:e>
+                </m:d>
+              </m:oMath>
+            </m:oMathPara>
+          </w:p>
+          <w:p>
+            <w:pPr>
+              <w:pStyle w:val="FirstParagraph"/>
+            </w:pPr>
+            <w:r>
+              <w:t xml:space="preserve">and here,</w:t>
+            </w:r>
+            <w:r>
+              <w:t xml:space="preserve"> </w:t>
+            </w:r>
+            <w:r>
+              <w:rPr>
+                <w:b/>
+                <w:bCs/>
+              </w:rPr>
+              <w:t xml:space="preserve">none</w:t>
+            </w:r>
+            <w:r>
+              <w:t xml:space="preserve"> </w:t>
+            </w:r>
+            <w:r>
+              <w:t xml:space="preserve">of the entries match! Since</w:t>
+            </w:r>
+            <w:r>
+              <w:t xml:space="preserve"> </w:t>
+            </w:r>
+            <m:oMath>
+              <m:r>
+                <m:t>A</m:t>
+              </m:r>
+              <m:r>
+                <m:t>B</m:t>
+              </m:r>
+              <m:r>
+                <m:rPr>
+                  <m:sty m:val="p"/>
+                </m:rPr>
+                <m:t>≠</m:t>
+              </m:r>
+              <m:r>
+                <m:t>B</m:t>
+              </m:r>
+              <m:r>
+                <m:t>A</m:t>
+              </m:r>
+            </m:oMath>
+            <w:r>
+              <w:t xml:space="preserve">, this example confirms that</w:t>
+            </w:r>
+            <w:r>
+              <w:t xml:space="preserve"> </w:t>
+            </w:r>
+            <w:r>
+              <w:rPr>
+                <w:b/>
+                <w:bCs/>
+              </w:rPr>
+              <w:t xml:space="preserve">matrix multiplication is not commutative</w:t>
+            </w:r>
+            <w:r>
+              <w:t xml:space="preserve"> </w:t>
+            </w:r>
+            <w:r>
+              <w:t xml:space="preserve">in general.</w:t>
+            </w:r>
+          </w:p>
+        </w:tc>
+      </w:tr>
+    </w:tbl>
+    <w:bookmarkEnd w:id="38"/>
+    <w:bookmarkStart w:id="51" w:name="generalising-this-process"/>
+    <w:p>
+      <w:pPr>
+        <w:pStyle w:val="Heading2"/>
+      </w:pPr>
+      <w:r>
+        <w:t xml:space="preserve">Generalising this process</w:t>
+      </w:r>
+    </w:p>
+    <w:p>
+      <w:pPr>
+        <w:pStyle w:val="FirstParagraph"/>
+      </w:pPr>
+      <w:r>
+        <w:t xml:space="preserve">Not all matrices are</w:t>
+      </w:r>
+      <w:r>
+        <w:t xml:space="preserve"> </w:t>
+      </w:r>
+      <m:oMath>
+        <m:r>
+          <m:t>2</m:t>
+        </m:r>
+        <m:r>
+          <m:rPr>
+            <m:sty m:val="p"/>
+          </m:rPr>
+          <m:t>×</m:t>
+        </m:r>
+        <m:r>
+          <m:t>2</m:t>
+        </m:r>
+      </m:oMath>
+      <w:r>
+        <w:t xml:space="preserve"> </w:t>
+      </w:r>
+      <w:r>
+        <w:t xml:space="preserve">matrices. How would you multiply two</w:t>
+      </w:r>
+      <w:r>
+        <w:t xml:space="preserve"> </w:t>
+      </w:r>
+      <m:oMath>
+        <m:r>
+          <m:t>3</m:t>
+        </m:r>
+        <m:r>
+          <m:rPr>
+            <m:sty m:val="p"/>
+          </m:rPr>
+          <m:t>×</m:t>
+        </m:r>
+        <m:r>
+          <m:t>3</m:t>
+        </m:r>
+      </m:oMath>
+      <w:r>
+        <w:t xml:space="preserve"> </w:t>
+      </w:r>
+      <w:r>
+        <w:t xml:space="preserve">matrices? Or two</w:t>
+      </w:r>
+      <w:r>
+        <w:t xml:space="preserve"> </w:t>
+      </w:r>
+      <m:oMath>
+        <m:r>
+          <m:t>40</m:t>
+        </m:r>
+        <m:r>
+          <m:rPr>
+            <m:sty m:val="p"/>
+          </m:rPr>
+          <m:t>×</m:t>
+        </m:r>
+        <m:r>
+          <m:t>40</m:t>
+        </m:r>
+      </m:oMath>
+      <w:r>
+        <w:t xml:space="preserve"> </w:t>
+      </w:r>
+      <w:r>
+        <w:t xml:space="preserve">matrices?</w:t>
+      </w:r>
+    </w:p>
+    <w:p>
+      <w:pPr>
+        <w:pStyle w:val="BodyText"/>
+      </w:pPr>
+      <w:r>
+        <w:t xml:space="preserve">The idea in multiplying</w:t>
+      </w:r>
+      <w:r>
+        <w:t xml:space="preserve"> </w:t>
+      </w:r>
+      <m:oMath>
+        <m:r>
+          <m:t>2</m:t>
+        </m:r>
+        <m:r>
+          <m:rPr>
+            <m:sty m:val="p"/>
+          </m:rPr>
+          <m:t>×</m:t>
+        </m:r>
+        <m:r>
+          <m:t>2</m:t>
+        </m:r>
+      </m:oMath>
+      <w:r>
+        <w:t xml:space="preserve"> </w:t>
+      </w:r>
+      <w:r>
+        <w:t xml:space="preserve">matrices was the following:</w:t>
+      </w:r>
+    </w:p>
+    <w:p>
+      <w:pPr>
+        <w:pStyle w:val="BlockText"/>
+      </w:pPr>
+      <w:r>
+        <w:t xml:space="preserve">The idea for the</w:t>
+      </w:r>
+      <w:r>
+        <w:t xml:space="preserve"> </w:t>
+      </w:r>
+      <m:oMath>
+        <m:d>
+          <m:dPr>
+            <m:begChr m:val="("/>
+            <m:sepChr m:val=""/>
+            <m:endChr m:val=")"/>
+            <m:grow/>
+          </m:dPr>
+          <m:e>
+            <m:r>
+              <m:t>i</m:t>
+            </m:r>
+            <m:r>
+              <m:rPr>
+                <m:sty m:val="p"/>
+              </m:rPr>
+              <m:t>,</m:t>
+            </m:r>
+            <m:r>
+              <m:t>j</m:t>
+            </m:r>
+          </m:e>
+        </m:d>
+      </m:oMath>
+      <w:r>
+        <w:t xml:space="preserve">th entry is to find a</w:t>
+      </w:r>
+      <w:r>
+        <w:t xml:space="preserve"> </w:t>
+      </w:r>
+      <w:r>
+        <w:t xml:space="preserve">‘product’</w:t>
+      </w:r>
+      <w:r>
+        <w:t xml:space="preserve"> </w:t>
+      </w:r>
+      <w:r>
+        <w:t xml:space="preserve">of the</w:t>
+      </w:r>
+      <w:r>
+        <w:t xml:space="preserve"> </w:t>
+      </w:r>
+      <m:oMath>
+        <m:r>
+          <m:t>i</m:t>
+        </m:r>
+      </m:oMath>
+      <w:r>
+        <w:t xml:space="preserve">th row of</w:t>
+      </w:r>
+      <w:r>
+        <w:t xml:space="preserve"> </w:t>
+      </w:r>
+      <m:oMath>
+        <m:r>
+          <m:t>A</m:t>
+        </m:r>
+      </m:oMath>
+      <w:r>
+        <w:t xml:space="preserve"> </w:t>
+      </w:r>
+      <w:r>
+        <w:t xml:space="preserve">by the</w:t>
+      </w:r>
+      <w:r>
+        <w:t xml:space="preserve"> </w:t>
+      </w:r>
+      <m:oMath>
+        <m:r>
+          <m:t>j</m:t>
+        </m:r>
+      </m:oMath>
+      <w:r>
+        <w:t xml:space="preserve">th column of</w:t>
+      </w:r>
+      <w:r>
+        <w:t xml:space="preserve"> </w:t>
+      </w:r>
+      <m:oMath>
+        <m:r>
+          <m:t>B</m:t>
+        </m:r>
+      </m:oMath>
+      <w:r>
+        <w:t xml:space="preserve">. This is done by matching entries in the</w:t>
+      </w:r>
+      <w:r>
+        <w:t xml:space="preserve"> </w:t>
+      </w:r>
+      <m:oMath>
+        <m:r>
+          <m:t>i</m:t>
+        </m:r>
+      </m:oMath>
+      <w:r>
+        <w:t xml:space="preserve">th row of</w:t>
+      </w:r>
+      <w:r>
+        <w:t xml:space="preserve"> </w:t>
+      </w:r>
+      <m:oMath>
+        <m:r>
+          <m:t>A</m:t>
+        </m:r>
+      </m:oMath>
+      <w:r>
+        <w:t xml:space="preserve"> </w:t>
+      </w:r>
+      <w:r>
+        <w:t xml:space="preserve">to entries in the</w:t>
+      </w:r>
+      <w:r>
+        <w:t xml:space="preserve"> </w:t>
+      </w:r>
+      <m:oMath>
+        <m:r>
+          <m:t>j</m:t>
+        </m:r>
+      </m:oMath>
+      <w:r>
+        <w:t xml:space="preserve">th column of</w:t>
+      </w:r>
+      <w:r>
+        <w:t xml:space="preserve"> </w:t>
+      </w:r>
+      <m:oMath>
+        <m:r>
+          <m:t>B</m:t>
+        </m:r>
+      </m:oMath>
+      <w:r>
+        <w:t xml:space="preserve">, multiplying the matched entries, and adding them all together.</w:t>
+      </w:r>
+    </w:p>
+    <w:p>
+      <w:pPr>
+        <w:pStyle w:val="FirstParagraph"/>
+      </w:pPr>
+      <w:r>
+        <w:t xml:space="preserve">This applies to matrices</w:t>
+      </w:r>
+      <w:r>
+        <w:t xml:space="preserve"> </w:t>
+      </w:r>
+      <m:oMath>
+        <m:r>
+          <m:t>A</m:t>
+        </m:r>
+      </m:oMath>
+      <w:r>
+        <w:t xml:space="preserve"> </w:t>
+      </w:r>
+      <w:r>
+        <w:t xml:space="preserve">and</w:t>
+      </w:r>
+      <w:r>
+        <w:t xml:space="preserve"> </w:t>
+      </w:r>
+      <m:oMath>
+        <m:r>
+          <m:t>B</m:t>
+        </m:r>
+      </m:oMath>
+      <w:r>
+        <w:t xml:space="preserve"> </w:t>
+      </w:r>
+      <w:r>
+        <w:t xml:space="preserve">of any dimensions,</w:t>
+      </w:r>
+      <w:r>
+        <w:t xml:space="preserve"> </w:t>
+      </w:r>
+      <w:r>
+        <w:rPr>
+          <w:b/>
+          <w:bCs/>
+        </w:rPr>
+        <w:t xml:space="preserve">provided that there is a match for all the entries in the</w:t>
+      </w:r>
+      <w:r>
+        <w:rPr>
+          <w:b/>
+          <w:bCs/>
+        </w:rPr>
+        <w:t xml:space="preserve"> </w:t>
+      </w:r>
+      <m:oMath>
+        <m:r>
+          <m:t>i</m:t>
+        </m:r>
+      </m:oMath>
+      <w:r>
+        <w:rPr>
+          <w:b/>
+          <w:bCs/>
+        </w:rPr>
+        <w:t xml:space="preserve">th row of</w:t>
+      </w:r>
+      <w:r>
+        <w:rPr>
+          <w:b/>
+          <w:bCs/>
+        </w:rPr>
+        <w:t xml:space="preserve"> </w:t>
+      </w:r>
+      <m:oMath>
+        <m:r>
+          <m:t>A</m:t>
+        </m:r>
+      </m:oMath>
+      <w:r>
+        <w:rPr>
+          <w:b/>
+          <w:bCs/>
+        </w:rPr>
+        <w:t xml:space="preserve"> </w:t>
+      </w:r>
+      <w:r>
+        <w:rPr>
+          <w:b/>
+          <w:bCs/>
+        </w:rPr>
+        <w:t xml:space="preserve">to the</w:t>
+      </w:r>
+      <w:r>
+        <w:rPr>
+          <w:b/>
+          <w:bCs/>
+        </w:rPr>
+        <w:t xml:space="preserve"> </w:t>
+      </w:r>
+      <m:oMath>
+        <m:r>
+          <m:t>j</m:t>
+        </m:r>
+      </m:oMath>
+      <w:r>
+        <w:rPr>
+          <w:b/>
+          <w:bCs/>
+        </w:rPr>
+        <w:t xml:space="preserve">th column of</w:t>
+      </w:r>
+      <w:r>
+        <w:rPr>
+          <w:b/>
+          <w:bCs/>
+        </w:rPr>
+        <w:t xml:space="preserve"> </w:t>
+      </w:r>
+      <m:oMath>
+        <m:r>
+          <m:t>B</m:t>
+        </m:r>
+      </m:oMath>
+      <w:r>
+        <w:t xml:space="preserve">. What this means is that two matrices</w:t>
+      </w:r>
+      <w:r>
+        <w:t xml:space="preserve"> </w:t>
+      </w:r>
+      <m:oMath>
+        <m:r>
+          <m:t>A</m:t>
+        </m:r>
+      </m:oMath>
+      <w:r>
+        <w:t xml:space="preserve"> </w:t>
+      </w:r>
+      <w:r>
+        <w:t xml:space="preserve">and</w:t>
+      </w:r>
+      <w:r>
+        <w:t xml:space="preserve"> </w:t>
+      </w:r>
+      <m:oMath>
+        <m:r>
+          <m:t>B</m:t>
+        </m:r>
+      </m:oMath>
+      <w:r>
+        <w:t xml:space="preserve"> </w:t>
+      </w:r>
+      <w:r>
+        <w:t xml:space="preserve">can be multiplied together</w:t>
+      </w:r>
+      <w:r>
+        <w:t xml:space="preserve"> </w:t>
+      </w:r>
+      <w:r>
+        <w:rPr>
+          <w:i/>
+          <w:iCs/>
+        </w:rPr>
+        <w:t xml:space="preserve">if and only if</w:t>
+      </w:r>
+      <w:r>
+        <w:t xml:space="preserve"> </w:t>
+      </w:r>
+      <w:r>
+        <w:rPr>
+          <w:b/>
+          <w:bCs/>
+        </w:rPr>
+        <w:t xml:space="preserve">the number of columns of</w:t>
+      </w:r>
+      <w:r>
+        <w:rPr>
+          <w:b/>
+          <w:bCs/>
+        </w:rPr>
+        <w:t xml:space="preserve"> </w:t>
+      </w:r>
+      <m:oMath>
+        <m:r>
+          <m:t>A</m:t>
+        </m:r>
+      </m:oMath>
+      <w:r>
+        <w:rPr>
+          <w:b/>
+          <w:bCs/>
+        </w:rPr>
+        <w:t xml:space="preserve"> </w:t>
+      </w:r>
+      <w:r>
+        <w:rPr>
+          <w:b/>
+          <w:bCs/>
+        </w:rPr>
+        <w:t xml:space="preserve">equals the number of rows of</w:t>
+      </w:r>
+      <w:r>
+        <w:rPr>
+          <w:b/>
+          <w:bCs/>
+        </w:rPr>
+        <w:t xml:space="preserve"> </w:t>
+      </w:r>
+      <m:oMath>
+        <m:r>
+          <m:t>B</m:t>
+        </m:r>
+      </m:oMath>
+      <w:r>
+        <w:t xml:space="preserve">. This is because the number of entries in the</w:t>
+      </w:r>
+      <w:r>
+        <w:t xml:space="preserve"> </w:t>
+      </w:r>
+      <m:oMath>
+        <m:r>
+          <m:t>i</m:t>
+        </m:r>
+      </m:oMath>
+      <w:r>
+        <w:t xml:space="preserve">th row of</w:t>
+      </w:r>
+      <w:r>
+        <w:t xml:space="preserve"> </w:t>
+      </w:r>
+      <m:oMath>
+        <m:r>
+          <m:t>A</m:t>
+        </m:r>
+      </m:oMath>
+      <w:r>
+        <w:t xml:space="preserve"> </w:t>
+      </w:r>
+      <w:r>
+        <w:t xml:space="preserve">is the same as the number of columns of</w:t>
+      </w:r>
+      <w:r>
+        <w:t xml:space="preserve"> </w:t>
+      </w:r>
+      <m:oMath>
+        <m:r>
+          <m:t>A</m:t>
+        </m:r>
+      </m:oMath>
+      <w:r>
+        <w:t xml:space="preserve">, and the number of entries in the</w:t>
+      </w:r>
+      <w:r>
+        <w:t xml:space="preserve"> </w:t>
+      </w:r>
+      <m:oMath>
+        <m:r>
+          <m:t>j</m:t>
+        </m:r>
+      </m:oMath>
+      <w:r>
+        <w:t xml:space="preserve">th column of</w:t>
+      </w:r>
+      <w:r>
+        <w:t xml:space="preserve"> </w:t>
+      </w:r>
+      <m:oMath>
+        <m:r>
+          <m:t>B</m:t>
+        </m:r>
+      </m:oMath>
+      <w:r>
+        <w:t xml:space="preserve"> </w:t>
+      </w:r>
+      <w:r>
+        <w:t xml:space="preserve">is the same as the number of rows of</w:t>
+      </w:r>
+      <w:r>
+        <w:t xml:space="preserve"> </w:t>
+      </w:r>
+      <m:oMath>
+        <m:r>
+          <m:t>B</m:t>
+        </m:r>
+      </m:oMath>
+      <w:r>
+        <w:t xml:space="preserve">.</w:t>
+      </w:r>
+    </w:p>
+    <w:p>
+      <w:pPr>
+        <w:pStyle w:val="BodyText"/>
       </w:pPr>
       <w:r>
         <w:t xml:space="preserve">Here is a definition of matrix multiplication for more general matrices.</w:t>
@@ -1621,12 +6467,12 @@
                 <wp:inline>
                   <wp:extent cx="152400" cy="152400"/>
                   <wp:effectExtent b="0" l="0" r="0" t="0"/>
-                  <wp:docPr descr="" title="" id="26" name="Picture"/>
+                  <wp:docPr descr="" title="" id="39" name="Picture"/>
                   <a:graphic>
                     <a:graphicData uri="http://schemas.openxmlformats.org/drawingml/2006/picture">
                       <pic:pic>
                         <pic:nvPicPr>
-                          <pic:cNvPr descr="/Applications/quarto/share/formats/docx/note.png" id="27" name="Picture"/>
+                          <pic:cNvPr descr="/Applications/quarto/share/formats/docx/note.png" id="40" name="Picture"/>
                           <pic:cNvPicPr>
                             <a:picLocks noChangeArrowheads="1" noChangeAspect="1"/>
                           </pic:cNvPicPr>
@@ -2373,6 +7219,20 @@
               <w:t xml:space="preserve"> </w:t>
             </w:r>
             <w:r>
+              <w:t xml:space="preserve">of</w:t>
+            </w:r>
+            <w:r>
+              <w:t xml:space="preserve"> </w:t>
+            </w:r>
+            <m:oMath>
+              <m:r>
+                <m:t>C</m:t>
+              </m:r>
+            </m:oMath>
+            <w:r>
+              <w:t xml:space="preserve"> </w:t>
+            </w:r>
+            <w:r>
               <w:t xml:space="preserve">is given by the following summation formula:</w:t>
             </w:r>
           </w:p>
@@ -2393,147 +7253,237 @@
                 <m:jc m:val="center"/>
               </m:oMathParaPr>
               <m:oMath>
-                <m:sSub>
-                  <m:e>
-                    <m:r>
-                      <m:t>c</m:t>
-                    </m:r>
-                  </m:e>
-                  <m:sub>
-                    <m:r>
-                      <m:t>i</m:t>
-                    </m:r>
-                    <m:r>
-                      <m:t>j</m:t>
-                    </m:r>
-                  </m:sub>
-                </m:sSub>
-                <m:r>
-                  <m:rPr>
-                    <m:sty m:val="p"/>
-                  </m:rPr>
-                  <m:t>=</m:t>
-                </m:r>
-                <m:nary>
-                  <m:naryPr>
-                    <m:chr m:val="∑"/>
-                    <m:limLoc m:val="undOvr"/>
-                    <m:subHide m:val="off"/>
-                    <m:supHide m:val="off"/>
-                  </m:naryPr>
-                  <m:sub>
-                    <m:r>
-                      <m:t>k</m:t>
-                    </m:r>
-                    <m:r>
-                      <m:rPr>
-                        <m:sty m:val="p"/>
-                      </m:rPr>
-                      <m:t>=</m:t>
-                    </m:r>
-                    <m:r>
-                      <m:t>1</m:t>
-                    </m:r>
-                  </m:sub>
-                  <m:sup>
-                    <m:r>
-                      <m:t>n</m:t>
-                    </m:r>
-                  </m:sup>
-                  <m:e>
-                    <m:sSub>
-                      <m:e>
-                        <m:r>
-                          <m:t>a</m:t>
-                        </m:r>
-                      </m:e>
-                      <m:sub>
-                        <m:r>
-                          <m:t>i</m:t>
-                        </m:r>
-                        <m:r>
-                          <m:t>k</m:t>
-                        </m:r>
-                      </m:sub>
-                    </m:sSub>
-                  </m:e>
-                </m:nary>
-                <m:sSub>
-                  <m:e>
-                    <m:r>
-                      <m:t>b</m:t>
-                    </m:r>
-                  </m:e>
-                  <m:sub>
-                    <m:r>
-                      <m:t>k</m:t>
-                    </m:r>
-                    <m:r>
-                      <m:t>j</m:t>
-                    </m:r>
-                  </m:sub>
-                </m:sSub>
-                <m:r>
-                  <m:t> </m:t>
-                </m:r>
-                <m:r>
-                  <m:rPr>
-                    <m:nor/>
-                    <m:sty m:val="p"/>
-                    <m:scr m:val="sans-serif"/>
-                  </m:rPr>
-                  <m:t> where </m:t>
-                </m:r>
-                <m:r>
-                  <m:t>1</m:t>
-                </m:r>
-                <m:r>
-                  <m:rPr>
-                    <m:sty m:val="p"/>
-                  </m:rPr>
-                  <m:t>≤</m:t>
-                </m:r>
-                <m:r>
-                  <m:t>i</m:t>
-                </m:r>
-                <m:r>
-                  <m:rPr>
-                    <m:sty m:val="p"/>
-                  </m:rPr>
-                  <m:t>≤</m:t>
-                </m:r>
-                <m:r>
-                  <m:t>m</m:t>
-                </m:r>
-                <m:r>
-                  <m:rPr>
-                    <m:nor/>
-                    <m:sty m:val="p"/>
-                    <m:scr m:val="sans-serif"/>
-                  </m:rPr>
-                  <m:t> and </m:t>
-                </m:r>
-                <m:r>
-                  <m:t>1</m:t>
-                </m:r>
-                <m:r>
-                  <m:rPr>
-                    <m:sty m:val="p"/>
-                  </m:rPr>
-                  <m:t>≤</m:t>
-                </m:r>
-                <m:r>
-                  <m:t>j</m:t>
-                </m:r>
-                <m:r>
-                  <m:rPr>
-                    <m:sty m:val="p"/>
-                  </m:rPr>
-                  <m:t>≤</m:t>
-                </m:r>
-                <m:r>
-                  <m:t>p</m:t>
-                </m:r>
+                <m:m>
+                  <m:mPr>
+                    <m:baseJc m:val="center"/>
+                    <m:plcHide m:val="on"/>
+                    <m:mcs>
+                      <m:mc>
+                        <m:mcPr>
+                          <m:mcJc m:val="right"/>
+                          <m:count m:val="1"/>
+                        </m:mcPr>
+                      </m:mc>
+                      <m:mc>
+                        <m:mcPr>
+                          <m:mcJc m:val="left"/>
+                          <m:count m:val="1"/>
+                        </m:mcPr>
+                      </m:mc>
+                    </m:mcs>
+                  </m:mPr>
+                  <m:mr>
+                    <m:e>
+                      <m:sSub>
+                        <m:e>
+                          <m:r>
+                            <m:t>c</m:t>
+                          </m:r>
+                        </m:e>
+                        <m:sub>
+                          <m:r>
+                            <m:t>i</m:t>
+                          </m:r>
+                          <m:r>
+                            <m:t>j</m:t>
+                          </m:r>
+                        </m:sub>
+                      </m:sSub>
+                    </m:e>
+                    <m:e>
+                      <m:r>
+                        <m:rPr>
+                          <m:sty m:val="p"/>
+                        </m:rPr>
+                        <m:t>=</m:t>
+                      </m:r>
+                      <m:sSub>
+                        <m:e>
+                          <m:r>
+                            <m:t>a</m:t>
+                          </m:r>
+                        </m:e>
+                        <m:sub>
+                          <m:r>
+                            <m:t>i</m:t>
+                          </m:r>
+                          <m:r>
+                            <m:t>1</m:t>
+                          </m:r>
+                        </m:sub>
+                      </m:sSub>
+                      <m:sSub>
+                        <m:e>
+                          <m:r>
+                            <m:t>b</m:t>
+                          </m:r>
+                        </m:e>
+                        <m:sub>
+                          <m:r>
+                            <m:t>1</m:t>
+                          </m:r>
+                          <m:r>
+                            <m:t>j</m:t>
+                          </m:r>
+                        </m:sub>
+                      </m:sSub>
+                      <m:r>
+                        <m:rPr>
+                          <m:sty m:val="p"/>
+                        </m:rPr>
+                        <m:t>+</m:t>
+                      </m:r>
+                      <m:sSub>
+                        <m:e>
+                          <m:r>
+                            <m:t>a</m:t>
+                          </m:r>
+                        </m:e>
+                        <m:sub>
+                          <m:r>
+                            <m:t>i</m:t>
+                          </m:r>
+                          <m:r>
+                            <m:t>2</m:t>
+                          </m:r>
+                        </m:sub>
+                      </m:sSub>
+                      <m:sSub>
+                        <m:e>
+                          <m:r>
+                            <m:t>b</m:t>
+                          </m:r>
+                        </m:e>
+                        <m:sub>
+                          <m:r>
+                            <m:t>2</m:t>
+                          </m:r>
+                          <m:r>
+                            <m:t>j</m:t>
+                          </m:r>
+                        </m:sub>
+                      </m:sSub>
+                      <m:r>
+                        <m:rPr>
+                          <m:sty m:val="p"/>
+                        </m:rPr>
+                        <m:t>+</m:t>
+                      </m:r>
+                      <m:r>
+                        <m:rPr>
+                          <m:sty m:val="p"/>
+                        </m:rPr>
+                        <m:t>…</m:t>
+                      </m:r>
+                      <m:r>
+                        <m:rPr>
+                          <m:sty m:val="p"/>
+                        </m:rPr>
+                        <m:t>+</m:t>
+                      </m:r>
+                      <m:sSub>
+                        <m:e>
+                          <m:r>
+                            <m:t>a</m:t>
+                          </m:r>
+                        </m:e>
+                        <m:sub>
+                          <m:r>
+                            <m:t>i</m:t>
+                          </m:r>
+                          <m:r>
+                            <m:t>n</m:t>
+                          </m:r>
+                        </m:sub>
+                      </m:sSub>
+                      <m:sSub>
+                        <m:e>
+                          <m:r>
+                            <m:t>b</m:t>
+                          </m:r>
+                        </m:e>
+                        <m:sub>
+                          <m:r>
+                            <m:t>n</m:t>
+                          </m:r>
+                          <m:r>
+                            <m:t>j</m:t>
+                          </m:r>
+                        </m:sub>
+                      </m:sSub>
+                    </m:e>
+                  </m:mr>
+                  <m:mr>
+                    <m:e/>
+                    <m:e>
+                      <m:r>
+                        <m:rPr>
+                          <m:sty m:val="p"/>
+                        </m:rPr>
+                        <m:t>=</m:t>
+                      </m:r>
+                      <m:nary>
+                        <m:naryPr>
+                          <m:chr m:val="∑"/>
+                          <m:limLoc m:val="undOvr"/>
+                          <m:subHide m:val="off"/>
+                          <m:supHide m:val="off"/>
+                        </m:naryPr>
+                        <m:sub>
+                          <m:r>
+                            <m:t>k</m:t>
+                          </m:r>
+                          <m:r>
+                            <m:rPr>
+                              <m:sty m:val="p"/>
+                            </m:rPr>
+                            <m:t>=</m:t>
+                          </m:r>
+                          <m:r>
+                            <m:t>1</m:t>
+                          </m:r>
+                        </m:sub>
+                        <m:sup>
+                          <m:r>
+                            <m:t>n</m:t>
+                          </m:r>
+                        </m:sup>
+                        <m:e>
+                          <m:sSub>
+                            <m:e>
+                              <m:r>
+                                <m:t>a</m:t>
+                              </m:r>
+                            </m:e>
+                            <m:sub>
+                              <m:r>
+                                <m:t>i</m:t>
+                              </m:r>
+                              <m:r>
+                                <m:t>k</m:t>
+                              </m:r>
+                            </m:sub>
+                          </m:sSub>
+                        </m:e>
+                      </m:nary>
+                      <m:sSub>
+                        <m:e>
+                          <m:r>
+                            <m:t>b</m:t>
+                          </m:r>
+                        </m:e>
+                        <m:sub>
+                          <m:r>
+                            <m:t>k</m:t>
+                          </m:r>
+                          <m:r>
+                            <m:t>j</m:t>
+                          </m:r>
+                        </m:sub>
+                      </m:sSub>
+                    </m:e>
+                  </m:mr>
+                </m:m>
               </m:oMath>
             </m:oMathPara>
           </w:p>
@@ -2542,7 +7492,68 @@
               <w:pStyle w:val="FirstParagraph"/>
             </w:pPr>
             <w:r>
-              <w:t xml:space="preserve">In the context of vectors, this is the scalar product, read more about this at [Guide: The scalar product].</w:t>
+              <w:t xml:space="preserve">In the context of vectors, this is the scalar product of the</w:t>
+            </w:r>
+            <w:r>
+              <w:t xml:space="preserve"> </w:t>
+            </w:r>
+            <m:oMath>
+              <m:r>
+                <m:t>i</m:t>
+              </m:r>
+            </m:oMath>
+            <w:r>
+              <w:t xml:space="preserve">th row of</w:t>
+            </w:r>
+            <w:r>
+              <w:t xml:space="preserve"> </w:t>
+            </w:r>
+            <m:oMath>
+              <m:r>
+                <m:t>A</m:t>
+              </m:r>
+            </m:oMath>
+            <w:r>
+              <w:t xml:space="preserve"> </w:t>
+            </w:r>
+            <w:r>
+              <w:t xml:space="preserve">with the</w:t>
+            </w:r>
+            <w:r>
+              <w:t xml:space="preserve"> </w:t>
+            </w:r>
+            <m:oMath>
+              <m:r>
+                <m:t>j</m:t>
+              </m:r>
+            </m:oMath>
+            <w:r>
+              <w:t xml:space="preserve">th column of</w:t>
+            </w:r>
+            <w:r>
+              <w:t xml:space="preserve"> </w:t>
+            </w:r>
+            <m:oMath>
+              <m:r>
+                <m:t>B</m:t>
+              </m:r>
+            </m:oMath>
+            <w:r>
+              <w:t xml:space="preserve">. You can read more about this at</w:t>
+            </w:r>
+            <w:r>
+              <w:t xml:space="preserve"> </w:t>
+            </w:r>
+            <w:hyperlink r:id="rId33">
+              <w:r>
+                <w:rPr>
+                  <w:rStyle w:val="Hyperlink"/>
+                </w:rPr>
+                <w:t xml:space="preserve">Guide: The scalar product</w:t>
+              </w:r>
+            </w:hyperlink>
+            <w:r>
+              <w:t xml:space="preserve">.</w:t>
             </w:r>
           </w:p>
           <w:p/>
@@ -2554,7 +7565,21 @@
         <w:pStyle w:val="BodyText"/>
       </w:pPr>
       <w:r>
-        <w:t xml:space="preserve">If sigma notation is unfamiliar to you, you can read more about it in [Guide: Introduction to sigma notation].</w:t>
+        <w:t xml:space="preserve">If sigma notation is unfamiliar to you, you can read more about it in</w:t>
+      </w:r>
+      <w:r>
+        <w:t xml:space="preserve"> </w:t>
+      </w:r>
+      <w:hyperlink r:id="rId41">
+        <w:r>
+          <w:rPr>
+            <w:rStyle w:val="Hyperlink"/>
+          </w:rPr>
+          <w:t xml:space="preserve">Guide: Introduction to sigma notation</w:t>
+        </w:r>
+      </w:hyperlink>
+      <w:r>
+        <w:t xml:space="preserve">.</w:t>
       </w:r>
     </w:p>
     <w:tbl>
@@ -2598,18 +7623,18 @@
                 <wp:inline>
                   <wp:extent cx="152400" cy="152400"/>
                   <wp:effectExtent b="0" l="0" r="0" t="0"/>
-                  <wp:docPr descr="" title="" id="29" name="Picture"/>
+                  <wp:docPr descr="" title="" id="42" name="Picture"/>
                   <a:graphic>
                     <a:graphicData uri="http://schemas.openxmlformats.org/drawingml/2006/picture">
                       <pic:pic>
                         <pic:nvPicPr>
-                          <pic:cNvPr descr="/Applications/quarto/share/formats/docx/important.png" id="30" name="Picture"/>
+                          <pic:cNvPr descr="/Applications/quarto/share/formats/docx/important.png" id="43" name="Picture"/>
                           <pic:cNvPicPr>
                             <a:picLocks noChangeArrowheads="1" noChangeAspect="1"/>
                           </pic:cNvPicPr>
                         </pic:nvPicPr>
                         <pic:blipFill>
-                          <a:blip r:embed="rId28"/>
+                          <a:blip r:embed="rId27"/>
                           <a:stretch>
                             <a:fillRect/>
                           </a:stretch>
@@ -2791,18 +7816,18 @@
                 <wp:inline>
                   <wp:extent cx="152400" cy="152400"/>
                   <wp:effectExtent b="0" l="0" r="0" t="0"/>
-                  <wp:docPr descr="" title="" id="32" name="Picture"/>
+                  <wp:docPr descr="" title="" id="45" name="Picture"/>
                   <a:graphic>
                     <a:graphicData uri="http://schemas.openxmlformats.org/drawingml/2006/picture">
                       <pic:pic>
                         <pic:nvPicPr>
-                          <pic:cNvPr descr="/Applications/quarto/share/formats/docx/warning.png" id="33" name="Picture"/>
+                          <pic:cNvPr descr="/Applications/quarto/share/formats/docx/warning.png" id="46" name="Picture"/>
                           <pic:cNvPicPr>
                             <a:picLocks noChangeArrowheads="1" noChangeAspect="1"/>
                           </pic:cNvPicPr>
                         </pic:nvPicPr>
                         <pic:blipFill>
-                          <a:blip r:embed="rId31"/>
+                          <a:blip r:embed="rId44"/>
                           <a:stretch>
                             <a:fillRect/>
                           </a:stretch>
@@ -2859,7 +7884,7 @@
               <w:spacing w:before="16" w:after="16"/>
             </w:pPr>
             <w:r>
-              <w:t xml:space="preserve">Matrix multiplication is</w:t>
+              <w:t xml:space="preserve">As seen in Example 2, matrix multiplication is</w:t>
             </w:r>
             <w:r>
               <w:t xml:space="preserve"> </w:t>
@@ -2939,14 +7964,6 @@
         </w:tc>
       </w:tr>
     </w:tbl>
-    <w:p>
-      <w:pPr>
-        <w:pStyle w:val="BodyText"/>
-      </w:pPr>
-      <w:r>
-        <w:t xml:space="preserve">To take a better look at this unusual property, you can now see some examples of this in action.</w:t>
-      </w:r>
-    </w:p>
     <w:tbl>
       <w:tblPr>
         <w:tblStyle w:val="Table"/>
@@ -2987,12 +8004,12 @@
                 <wp:inline>
                   <wp:extent cx="152400" cy="152400"/>
                   <wp:effectExtent b="0" l="0" r="0" t="0"/>
-                  <wp:docPr descr="" title="" id="34" name="Picture"/>
+                  <wp:docPr descr="" title="" id="47" name="Picture"/>
                   <a:graphic>
                     <a:graphicData uri="http://schemas.openxmlformats.org/drawingml/2006/picture">
                       <pic:pic>
                         <pic:nvPicPr>
-                          <pic:cNvPr descr="/Applications/quarto/share/formats/docx/note.png" id="35" name="Picture"/>
+                          <pic:cNvPr descr="/Applications/quarto/share/formats/docx/note.png" id="48" name="Picture"/>
                           <pic:cNvPicPr>
                             <a:picLocks noChangeArrowheads="1" noChangeAspect="1"/>
                           </pic:cNvPicPr>
@@ -3039,802 +8056,7 @@
                 <w:b/>
                 <w:bCs/>
               </w:rPr>
-              <w:t xml:space="preserve">Example 10</w:t>
-            </w:r>
-          </w:p>
-          <w:p>
-            <w:pPr>
-              <w:pStyle w:val="BodyText"/>
-            </w:pPr>
-            <w:pPr>
-              <w:spacing w:before="16"/>
-            </w:pPr>
-            <w:r>
-              <w:t xml:space="preserve">Now, using the</w:t>
-            </w:r>
-            <w:r>
-              <w:t xml:space="preserve"> </w:t>
-            </w:r>
-            <m:oMath>
-              <m:r>
-                <m:t>A</m:t>
-              </m:r>
-            </m:oMath>
-            <w:r>
-              <w:t xml:space="preserve"> </w:t>
-            </w:r>
-            <w:r>
-              <w:t xml:space="preserve">and</w:t>
-            </w:r>
-            <w:r>
-              <w:t xml:space="preserve"> </w:t>
-            </w:r>
-            <m:oMath>
-              <m:r>
-                <m:t>B</m:t>
-              </m:r>
-            </m:oMath>
-            <w:r>
-              <w:t xml:space="preserve"> </w:t>
-            </w:r>
-            <w:r>
-              <w:t xml:space="preserve">from example</w:t>
-            </w:r>
-            <w:r>
-              <w:t xml:space="preserve"> </w:t>
-            </w:r>
-            <m:oMath>
-              <m:r>
-                <m:t>9</m:t>
-              </m:r>
-            </m:oMath>
-            <w:r>
-              <w:t xml:space="preserve">, lets compute</w:t>
-            </w:r>
-            <w:r>
-              <w:t xml:space="preserve"> </w:t>
-            </w:r>
-            <m:oMath>
-              <m:r>
-                <m:t>B</m:t>
-              </m:r>
-              <m:r>
-                <m:t>A</m:t>
-              </m:r>
-            </m:oMath>
-            <w:r>
-              <w:t xml:space="preserve">:</w:t>
-            </w:r>
-          </w:p>
-          <w:p>
-            <w:pPr>
-              <w:pStyle w:val="BodyText"/>
-            </w:pPr>
-            <m:oMathPara>
-              <m:oMathParaPr>
-                <m:jc m:val="center"/>
-              </m:oMathParaPr>
-              <m:oMath>
-                <m:r>
-                  <m:t>B</m:t>
-                </m:r>
-                <m:r>
-                  <m:t>A</m:t>
-                </m:r>
-                <m:r>
-                  <m:rPr>
-                    <m:sty m:val="p"/>
-                  </m:rPr>
-                  <m:t>=</m:t>
-                </m:r>
-                <m:d>
-                  <m:dPr>
-                    <m:begChr m:val="["/>
-                    <m:sepChr m:val=""/>
-                    <m:endChr m:val="]"/>
-                    <m:grow/>
-                  </m:dPr>
-                  <m:e>
-                    <m:m>
-                      <m:mPr>
-                        <m:baseJc m:val="center"/>
-                        <m:plcHide m:val="on"/>
-                        <m:mcs>
-                          <m:mc>
-                            <m:mcPr>
-                              <m:mcJc m:val="center"/>
-                              <m:count m:val="1"/>
-                            </m:mcPr>
-                          </m:mc>
-                          <m:mc>
-                            <m:mcPr>
-                              <m:mcJc m:val="center"/>
-                              <m:count m:val="1"/>
-                            </m:mcPr>
-                          </m:mc>
-                        </m:mcs>
-                      </m:mPr>
-                      <m:mr>
-                        <m:e>
-                          <m:r>
-                            <m:t>0</m:t>
-                          </m:r>
-                          <m:r>
-                            <m:rPr>
-                              <m:sty m:val="p"/>
-                            </m:rPr>
-                            <m:t>⋅</m:t>
-                          </m:r>
-                          <m:r>
-                            <m:t>1</m:t>
-                          </m:r>
-                          <m:r>
-                            <m:rPr>
-                              <m:sty m:val="p"/>
-                            </m:rPr>
-                            <m:t>+</m:t>
-                          </m:r>
-                          <m:r>
-                            <m:t>5</m:t>
-                          </m:r>
-                          <m:r>
-                            <m:rPr>
-                              <m:sty m:val="p"/>
-                            </m:rPr>
-                            <m:t>⋅</m:t>
-                          </m:r>
-                          <m:r>
-                            <m:t>3</m:t>
-                          </m:r>
-                        </m:e>
-                        <m:e>
-                          <m:r>
-                            <m:t>0</m:t>
-                          </m:r>
-                          <m:r>
-                            <m:rPr>
-                              <m:sty m:val="p"/>
-                            </m:rPr>
-                            <m:t>⋅</m:t>
-                          </m:r>
-                          <m:r>
-                            <m:t>2</m:t>
-                          </m:r>
-                          <m:r>
-                            <m:rPr>
-                              <m:sty m:val="p"/>
-                            </m:rPr>
-                            <m:t>+</m:t>
-                          </m:r>
-                          <m:r>
-                            <m:t>5</m:t>
-                          </m:r>
-                          <m:r>
-                            <m:rPr>
-                              <m:sty m:val="p"/>
-                            </m:rPr>
-                            <m:t>⋅</m:t>
-                          </m:r>
-                          <m:r>
-                            <m:t>4</m:t>
-                          </m:r>
-                        </m:e>
-                      </m:mr>
-                      <m:mr>
-                        <m:e>
-                          <m:r>
-                            <m:t>6</m:t>
-                          </m:r>
-                          <m:r>
-                            <m:rPr>
-                              <m:sty m:val="p"/>
-                            </m:rPr>
-                            <m:t>⋅</m:t>
-                          </m:r>
-                          <m:r>
-                            <m:t>1</m:t>
-                          </m:r>
-                          <m:r>
-                            <m:rPr>
-                              <m:sty m:val="p"/>
-                            </m:rPr>
-                            <m:t>+</m:t>
-                          </m:r>
-                          <m:r>
-                            <m:t>7</m:t>
-                          </m:r>
-                          <m:r>
-                            <m:rPr>
-                              <m:sty m:val="p"/>
-                            </m:rPr>
-                            <m:t>⋅</m:t>
-                          </m:r>
-                          <m:r>
-                            <m:t>3</m:t>
-                          </m:r>
-                        </m:e>
-                        <m:e>
-                          <m:r>
-                            <m:t>6</m:t>
-                          </m:r>
-                          <m:r>
-                            <m:rPr>
-                              <m:sty m:val="p"/>
-                            </m:rPr>
-                            <m:t>⋅</m:t>
-                          </m:r>
-                          <m:r>
-                            <m:t>2</m:t>
-                          </m:r>
-                          <m:r>
-                            <m:rPr>
-                              <m:sty m:val="p"/>
-                            </m:rPr>
-                            <m:t>+</m:t>
-                          </m:r>
-                          <m:r>
-                            <m:t>7</m:t>
-                          </m:r>
-                          <m:r>
-                            <m:rPr>
-                              <m:sty m:val="p"/>
-                            </m:rPr>
-                            <m:t>⋅</m:t>
-                          </m:r>
-                          <m:r>
-                            <m:t>4</m:t>
-                          </m:r>
-                        </m:e>
-                      </m:mr>
-                    </m:m>
-                  </m:e>
-                </m:d>
-              </m:oMath>
-            </m:oMathPara>
-          </w:p>
-          <w:p>
-            <w:pPr>
-              <w:pStyle w:val="FirstParagraph"/>
-            </w:pPr>
-            <w:r>
-              <w:t xml:space="preserve">By carrying out these multiplications you will have,</w:t>
-            </w:r>
-          </w:p>
-          <w:p>
-            <w:pPr>
-              <w:pStyle w:val="BodyText"/>
-            </w:pPr>
-            <m:oMathPara>
-              <m:oMathParaPr>
-                <m:jc m:val="center"/>
-              </m:oMathParaPr>
-              <m:oMath>
-                <m:r>
-                  <m:t>B</m:t>
-                </m:r>
-                <m:r>
-                  <m:t>A</m:t>
-                </m:r>
-                <m:r>
-                  <m:rPr>
-                    <m:sty m:val="p"/>
-                  </m:rPr>
-                  <m:t>=</m:t>
-                </m:r>
-                <m:d>
-                  <m:dPr>
-                    <m:begChr m:val="["/>
-                    <m:sepChr m:val=""/>
-                    <m:endChr m:val="]"/>
-                    <m:grow/>
-                  </m:dPr>
-                  <m:e>
-                    <m:m>
-                      <m:mPr>
-                        <m:baseJc m:val="center"/>
-                        <m:plcHide m:val="on"/>
-                        <m:mcs>
-                          <m:mc>
-                            <m:mcPr>
-                              <m:mcJc m:val="center"/>
-                              <m:count m:val="1"/>
-                            </m:mcPr>
-                          </m:mc>
-                          <m:mc>
-                            <m:mcPr>
-                              <m:mcJc m:val="center"/>
-                              <m:count m:val="1"/>
-                            </m:mcPr>
-                          </m:mc>
-                        </m:mcs>
-                      </m:mPr>
-                      <m:mr>
-                        <m:e>
-                          <m:r>
-                            <m:t>0</m:t>
-                          </m:r>
-                          <m:r>
-                            <m:rPr>
-                              <m:sty m:val="p"/>
-                            </m:rPr>
-                            <m:t>+</m:t>
-                          </m:r>
-                          <m:r>
-                            <m:t>15</m:t>
-                          </m:r>
-                        </m:e>
-                        <m:e>
-                          <m:r>
-                            <m:t>0</m:t>
-                          </m:r>
-                          <m:r>
-                            <m:rPr>
-                              <m:sty m:val="p"/>
-                            </m:rPr>
-                            <m:t>+</m:t>
-                          </m:r>
-                          <m:r>
-                            <m:t>20</m:t>
-                          </m:r>
-                        </m:e>
-                      </m:mr>
-                      <m:mr>
-                        <m:e>
-                          <m:r>
-                            <m:t>6</m:t>
-                          </m:r>
-                          <m:r>
-                            <m:rPr>
-                              <m:sty m:val="p"/>
-                            </m:rPr>
-                            <m:t>+</m:t>
-                          </m:r>
-                          <m:r>
-                            <m:t>21</m:t>
-                          </m:r>
-                        </m:e>
-                        <m:e>
-                          <m:r>
-                            <m:t>12</m:t>
-                          </m:r>
-                          <m:r>
-                            <m:rPr>
-                              <m:sty m:val="p"/>
-                            </m:rPr>
-                            <m:t>+</m:t>
-                          </m:r>
-                          <m:r>
-                            <m:t>28</m:t>
-                          </m:r>
-                        </m:e>
-                      </m:mr>
-                    </m:m>
-                  </m:e>
-                </m:d>
-                <m:r>
-                  <m:rPr>
-                    <m:sty m:val="p"/>
-                  </m:rPr>
-                  <m:t>=</m:t>
-                </m:r>
-                <m:r>
-                  <m:t>B</m:t>
-                </m:r>
-                <m:r>
-                  <m:t>A</m:t>
-                </m:r>
-                <m:r>
-                  <m:rPr>
-                    <m:sty m:val="p"/>
-                  </m:rPr>
-                  <m:t>=</m:t>
-                </m:r>
-                <m:d>
-                  <m:dPr>
-                    <m:begChr m:val="["/>
-                    <m:sepChr m:val=""/>
-                    <m:endChr m:val="]"/>
-                    <m:grow/>
-                  </m:dPr>
-                  <m:e>
-                    <m:m>
-                      <m:mPr>
-                        <m:baseJc m:val="center"/>
-                        <m:plcHide m:val="on"/>
-                        <m:mcs>
-                          <m:mc>
-                            <m:mcPr>
-                              <m:mcJc m:val="center"/>
-                              <m:count m:val="1"/>
-                            </m:mcPr>
-                          </m:mc>
-                          <m:mc>
-                            <m:mcPr>
-                              <m:mcJc m:val="center"/>
-                              <m:count m:val="1"/>
-                            </m:mcPr>
-                          </m:mc>
-                        </m:mcs>
-                      </m:mPr>
-                      <m:mr>
-                        <m:e>
-                          <m:r>
-                            <m:t>15</m:t>
-                          </m:r>
-                        </m:e>
-                        <m:e>
-                          <m:r>
-                            <m:t>20</m:t>
-                          </m:r>
-                        </m:e>
-                      </m:mr>
-                      <m:mr>
-                        <m:e>
-                          <m:r>
-                            <m:t>27</m:t>
-                          </m:r>
-                        </m:e>
-                        <m:e>
-                          <m:r>
-                            <m:t>40</m:t>
-                          </m:r>
-                        </m:e>
-                      </m:mr>
-                    </m:m>
-                  </m:e>
-                </m:d>
-              </m:oMath>
-            </m:oMathPara>
-          </w:p>
-          <w:p>
-            <w:pPr>
-              <w:pStyle w:val="FirstParagraph"/>
-            </w:pPr>
-            <w:r>
-              <w:t xml:space="preserve">Compare</w:t>
-            </w:r>
-            <w:r>
-              <w:t xml:space="preserve"> </w:t>
-            </w:r>
-            <m:oMath>
-              <m:r>
-                <m:t>A</m:t>
-              </m:r>
-              <m:r>
-                <m:t>B</m:t>
-              </m:r>
-            </m:oMath>
-            <w:r>
-              <w:t xml:space="preserve"> </w:t>
-            </w:r>
-            <w:r>
-              <w:t xml:space="preserve">and</w:t>
-            </w:r>
-            <w:r>
-              <w:t xml:space="preserve"> </w:t>
-            </w:r>
-            <m:oMath>
-              <m:r>
-                <m:t>B</m:t>
-              </m:r>
-              <m:r>
-                <m:t>A</m:t>
-              </m:r>
-            </m:oMath>
-            <w:r>
-              <w:t xml:space="preserve">.</w:t>
-            </w:r>
-          </w:p>
-          <w:p>
-            <w:pPr>
-              <w:pStyle w:val="BodyText"/>
-            </w:pPr>
-            <m:oMathPara>
-              <m:oMathParaPr>
-                <m:jc m:val="center"/>
-              </m:oMathParaPr>
-              <m:oMath>
-                <m:r>
-                  <m:t>A</m:t>
-                </m:r>
-                <m:r>
-                  <m:t>B</m:t>
-                </m:r>
-                <m:r>
-                  <m:rPr>
-                    <m:sty m:val="p"/>
-                  </m:rPr>
-                  <m:t>=</m:t>
-                </m:r>
-                <m:d>
-                  <m:dPr>
-                    <m:begChr m:val="["/>
-                    <m:sepChr m:val=""/>
-                    <m:endChr m:val="]"/>
-                    <m:grow/>
-                  </m:dPr>
-                  <m:e>
-                    <m:m>
-                      <m:mPr>
-                        <m:baseJc m:val="center"/>
-                        <m:plcHide m:val="on"/>
-                        <m:mcs>
-                          <m:mc>
-                            <m:mcPr>
-                              <m:mcJc m:val="center"/>
-                              <m:count m:val="1"/>
-                            </m:mcPr>
-                          </m:mc>
-                          <m:mc>
-                            <m:mcPr>
-                              <m:mcJc m:val="center"/>
-                              <m:count m:val="1"/>
-                            </m:mcPr>
-                          </m:mc>
-                        </m:mcs>
-                      </m:mPr>
-                      <m:mr>
-                        <m:e>
-                          <m:r>
-                            <m:t>12</m:t>
-                          </m:r>
-                        </m:e>
-                        <m:e>
-                          <m:r>
-                            <m:t>19</m:t>
-                          </m:r>
-                        </m:e>
-                      </m:mr>
-                      <m:mr>
-                        <m:e>
-                          <m:r>
-                            <m:t>24</m:t>
-                          </m:r>
-                        </m:e>
-                        <m:e>
-                          <m:r>
-                            <m:t>43</m:t>
-                          </m:r>
-                        </m:e>
-                      </m:mr>
-                    </m:m>
-                  </m:e>
-                </m:d>
-                <m:r>
-                  <m:rPr>
-                    <m:sty m:val="p"/>
-                  </m:rPr>
-                  <m:t>,</m:t>
-                </m:r>
-                <m:r>
-                  <m:t> </m:t>
-                </m:r>
-                <m:r>
-                  <m:t>B</m:t>
-                </m:r>
-                <m:r>
-                  <m:t>A</m:t>
-                </m:r>
-                <m:r>
-                  <m:rPr>
-                    <m:sty m:val="p"/>
-                  </m:rPr>
-                  <m:t>=</m:t>
-                </m:r>
-                <m:d>
-                  <m:dPr>
-                    <m:begChr m:val="["/>
-                    <m:sepChr m:val=""/>
-                    <m:endChr m:val="]"/>
-                    <m:grow/>
-                  </m:dPr>
-                  <m:e>
-                    <m:m>
-                      <m:mPr>
-                        <m:baseJc m:val="center"/>
-                        <m:plcHide m:val="on"/>
-                        <m:mcs>
-                          <m:mc>
-                            <m:mcPr>
-                              <m:mcJc m:val="center"/>
-                              <m:count m:val="1"/>
-                            </m:mcPr>
-                          </m:mc>
-                          <m:mc>
-                            <m:mcPr>
-                              <m:mcJc m:val="center"/>
-                              <m:count m:val="1"/>
-                            </m:mcPr>
-                          </m:mc>
-                        </m:mcs>
-                      </m:mPr>
-                      <m:mr>
-                        <m:e>
-                          <m:r>
-                            <m:t>15</m:t>
-                          </m:r>
-                        </m:e>
-                        <m:e>
-                          <m:r>
-                            <m:t>20</m:t>
-                          </m:r>
-                        </m:e>
-                      </m:mr>
-                      <m:mr>
-                        <m:e>
-                          <m:r>
-                            <m:t>27</m:t>
-                          </m:r>
-                        </m:e>
-                        <m:e>
-                          <m:r>
-                            <m:t>40</m:t>
-                          </m:r>
-                        </m:e>
-                      </m:mr>
-                    </m:m>
-                  </m:e>
-                </m:d>
-              </m:oMath>
-            </m:oMathPara>
-          </w:p>
-          <w:p>
-            <w:pPr>
-              <w:pStyle w:val="FirstParagraph"/>
-            </w:pPr>
-            <w:pPr>
-              <w:spacing w:after="16"/>
-            </w:pPr>
-            <w:r>
-              <w:t xml:space="preserve">Since</w:t>
-            </w:r>
-            <w:r>
-              <w:t xml:space="preserve"> </w:t>
-            </w:r>
-            <m:oMath>
-              <m:r>
-                <m:t>A</m:t>
-              </m:r>
-              <m:r>
-                <m:t>B</m:t>
-              </m:r>
-              <m:r>
-                <m:rPr>
-                  <m:sty m:val="p"/>
-                </m:rPr>
-                <m:t>≠</m:t>
-              </m:r>
-              <m:r>
-                <m:t>B</m:t>
-              </m:r>
-              <m:r>
-                <m:t>A</m:t>
-              </m:r>
-            </m:oMath>
-            <w:r>
-              <w:t xml:space="preserve">, this example confirms that</w:t>
-            </w:r>
-            <w:r>
-              <w:t xml:space="preserve"> </w:t>
-            </w:r>
-            <w:r>
-              <w:rPr>
-                <w:b/>
-                <w:bCs/>
-              </w:rPr>
-              <w:t xml:space="preserve">matrix multiplication is not commutative</w:t>
-            </w:r>
-            <w:r>
-              <w:t xml:space="preserve"> </w:t>
-            </w:r>
-            <w:r>
-              <w:t xml:space="preserve">in general.</w:t>
-            </w:r>
-          </w:p>
-        </w:tc>
-      </w:tr>
-    </w:tbl>
-    <w:p>
-      <w:pPr>
-        <w:pStyle w:val="BodyText"/>
-      </w:pPr>
-      <w:r>
-        <w:t xml:space="preserve"> </w:t>
-      </w:r>
-    </w:p>
-    <w:tbl>
-      <w:tblPr>
-        <w:tblStyle w:val="Table"/>
-        <w:tblInd w:w="164" w:type="dxa"/>
-        <w:tblBorders>
-          <w:left w:val="single" w:sz="24" w:space="0" w:color="0758E5"/>
-        </w:tblBorders>
-        <w:tblCellMar>
-          <w:left w:w="0" w:type="dxa"/>
-          <w:right w:w="0" w:type="dxa"/>
-        </w:tblCellMar>
-        <w:tblLook w:firstRow="0" w:lastRow="0" w:firstColumn="0" w:lastColumn="0" w:noHBand="0" w:noVBand="0" w:val="0000"/>
-      </w:tblPr>
-      <w:tblGrid>
-        <w:gridCol w:w="7920"/>
-      </w:tblGrid>
-      <w:tr>
-        <w:trPr>
-          <w:cantSplit/>
-        </w:trPr>
-        <w:tc>
-          <w:tcPr>
-            <w:tcMar>
-              <w:left w:w="144" w:type="dxa"/>
-              <w:right w:w="144" w:type="dxa"/>
-            </w:tcMar>
-          </w:tcPr>
-          <w:p>
-            <w:pPr>
-              <w:pStyle w:val="BodyText"/>
-            </w:pPr>
-            <w:pPr>
-              <w:spacing w:before="0" w:after="8"/>
-              <w:jc w:val="center"/>
-            </w:pPr>
-            <w:r>
-              <w:drawing>
-                <wp:inline>
-                  <wp:extent cx="152400" cy="152400"/>
-                  <wp:effectExtent b="0" l="0" r="0" t="0"/>
-                  <wp:docPr descr="" title="" id="36" name="Picture"/>
-                  <a:graphic>
-                    <a:graphicData uri="http://schemas.openxmlformats.org/drawingml/2006/picture">
-                      <pic:pic>
-                        <pic:nvPicPr>
-                          <pic:cNvPr descr="/Applications/quarto/share/formats/docx/note.png" id="37" name="Picture"/>
-                          <pic:cNvPicPr>
-                            <a:picLocks noChangeArrowheads="1" noChangeAspect="1"/>
-                          </pic:cNvPicPr>
-                        </pic:nvPicPr>
-                        <pic:blipFill>
-                          <a:blip r:embed="rId20"/>
-                          <a:stretch>
-                            <a:fillRect/>
-                          </a:stretch>
-                        </pic:blipFill>
-                        <pic:spPr bwMode="auto">
-                          <a:xfrm>
-                            <a:off x="0" y="0"/>
-                            <a:ext cx="152400" cy="152400"/>
-                          </a:xfrm>
-                          <a:prstGeom prst="rect">
-                            <a:avLst/>
-                          </a:prstGeom>
-                          <a:noFill/>
-                          <a:ln w="9525">
-                            <a:noFill/>
-                            <a:headEnd/>
-                            <a:tailEnd/>
-                          </a:ln>
-                        </pic:spPr>
-                      </pic:pic>
-                    </a:graphicData>
-                  </a:graphic>
-                </wp:inline>
-              </w:drawing>
-            </w:r>
-          </w:p>
-        </w:tc>
-        <w:tc>
-          <w:p>
-            <w:pPr>
-              <w:pStyle w:val="BodyText"/>
-            </w:pPr>
-            <w:pPr>
-              <w:spacing w:before="16" w:after="64"/>
-            </w:pPr>
-            <w:r>
-              <w:rPr>
-                <w:b/>
-                <w:bCs/>
-              </w:rPr>
-              <w:t xml:space="preserve">Example 11</w:t>
+              <w:t xml:space="preserve">Example 3</w:t>
             </w:r>
           </w:p>
           <w:p>
@@ -6089,12 +10311,12 @@
                 <wp:inline>
                   <wp:extent cx="152400" cy="152400"/>
                   <wp:effectExtent b="0" l="0" r="0" t="0"/>
-                  <wp:docPr descr="" title="" id="38" name="Picture"/>
+                  <wp:docPr descr="" title="" id="49" name="Picture"/>
                   <a:graphic>
                     <a:graphicData uri="http://schemas.openxmlformats.org/drawingml/2006/picture">
                       <pic:pic>
                         <pic:nvPicPr>
-                          <pic:cNvPr descr="/Applications/quarto/share/formats/docx/note.png" id="39" name="Picture"/>
+                          <pic:cNvPr descr="/Applications/quarto/share/formats/docx/note.png" id="50" name="Picture"/>
                           <pic:cNvPicPr>
                             <a:picLocks noChangeArrowheads="1" noChangeAspect="1"/>
                           </pic:cNvPicPr>
@@ -6935,9 +11157,29 @@
         </w:tc>
       </w:tr>
     </w:tbl>
+    <w:bookmarkEnd w:id="51"/>
+    <w:bookmarkEnd w:id="52"/>
+    <w:bookmarkStart w:id="61" w:name="X776ead80371d0e6a5ffa603c7762626563169fa"/>
     <w:p>
       <w:pPr>
-        <w:pStyle w:val="BodyText"/>
+        <w:pStyle w:val="Heading1"/>
+      </w:pPr>
+      <w:r>
+        <w:t xml:space="preserve">Matrix multiplication with special matrices</w:t>
+      </w:r>
+    </w:p>
+    <w:bookmarkStart w:id="55" w:name="matrix-multiplication-with-vectors"/>
+    <w:p>
+      <w:pPr>
+        <w:pStyle w:val="Heading2"/>
+      </w:pPr>
+      <w:r>
+        <w:t xml:space="preserve">Matrix multiplication with vectors</w:t>
+      </w:r>
+    </w:p>
+    <w:p>
+      <w:pPr>
+        <w:pStyle w:val="FirstParagraph"/>
       </w:pPr>
       <w:r>
         <w:t xml:space="preserve">Matrix multiplication can be linked to simultaneous equations. This involves multiplying a multiplying a matrix by a vector,</w:t>
@@ -6997,12 +11239,12 @@
                 <wp:inline>
                   <wp:extent cx="152400" cy="152400"/>
                   <wp:effectExtent b="0" l="0" r="0" t="0"/>
-                  <wp:docPr descr="" title="" id="40" name="Picture"/>
+                  <wp:docPr descr="" title="" id="53" name="Picture"/>
                   <a:graphic>
                     <a:graphicData uri="http://schemas.openxmlformats.org/drawingml/2006/picture">
                       <pic:pic>
                         <pic:nvPicPr>
-                          <pic:cNvPr descr="/Applications/quarto/share/formats/docx/note.png" id="41" name="Picture"/>
+                          <pic:cNvPr descr="/Applications/quarto/share/formats/docx/note.png" id="54" name="Picture"/>
                           <pic:cNvPicPr>
                             <a:picLocks noChangeArrowheads="1" noChangeAspect="1"/>
                           </pic:cNvPicPr>
@@ -7707,15 +11949,45 @@
               </m:r>
             </m:oMath>
             <w:r>
-              <w:t xml:space="preserve">, using tools you can learn in [Guide: Introduction to solving simultaneous equations]. You’ll see this solved in example 1 of that guide.</w:t>
+              <w:t xml:space="preserve">, using tools you can learn in [Guide: Introduction to solving simultaneous equations]. You’ll see this solved in Example 1 of that guide.</w:t>
             </w:r>
           </w:p>
         </w:tc>
       </w:tr>
     </w:tbl>
+    <w:bookmarkEnd w:id="55"/>
+    <w:bookmarkStart w:id="56" w:name="matrix-multiplication-with-zero-matrices"/>
     <w:p>
       <w:pPr>
-        <w:pStyle w:val="BodyText"/>
+        <w:pStyle w:val="Heading2"/>
+      </w:pPr>
+      <w:r>
+        <w:t xml:space="preserve">Matrix multiplication with zero matrices</w:t>
+      </w:r>
+    </w:p>
+    <w:bookmarkEnd w:id="56"/>
+    <w:bookmarkStart w:id="57" w:name="X3bfbc40f95c32cc944df40cb219aa0ce424615c"/>
+    <w:p>
+      <w:pPr>
+        <w:pStyle w:val="Heading2"/>
+      </w:pPr>
+      <w:r>
+        <w:t xml:space="preserve">Matrix multiplication with identity matrices</w:t>
+      </w:r>
+    </w:p>
+    <w:bookmarkEnd w:id="57"/>
+    <w:bookmarkStart w:id="60" w:name="X784f6495f2acff7f433b7a5745225edde3447ec"/>
+    <w:p>
+      <w:pPr>
+        <w:pStyle w:val="Heading2"/>
+      </w:pPr>
+      <w:r>
+        <w:t xml:space="preserve">Matrix multiplication with other special matrices</w:t>
+      </w:r>
+    </w:p>
+    <w:p>
+      <w:pPr>
+        <w:pStyle w:val="FirstParagraph"/>
       </w:pPr>
       <w:r>
         <w:t xml:space="preserve">It may be most efficient for you to solve a system of simultaneous equations using matrices, you can read more about this in [Guide: Introduction to Gaussian elimination].</w:t>
@@ -7770,12 +12042,12 @@
                 <wp:inline>
                   <wp:extent cx="152400" cy="152400"/>
                   <wp:effectExtent b="0" l="0" r="0" t="0"/>
-                  <wp:docPr descr="" title="" id="42" name="Picture"/>
+                  <wp:docPr descr="" title="" id="58" name="Picture"/>
                   <a:graphic>
                     <a:graphicData uri="http://schemas.openxmlformats.org/drawingml/2006/picture">
                       <pic:pic>
                         <pic:nvPicPr>
-                          <pic:cNvPr descr="/Applications/quarto/share/formats/docx/note.png" id="43" name="Picture"/>
+                          <pic:cNvPr descr="/Applications/quarto/share/formats/docx/note.png" id="59" name="Picture"/>
                           <pic:cNvPicPr>
                             <a:picLocks noChangeArrowheads="1" noChangeAspect="1"/>
                           </pic:cNvPicPr>
@@ -8197,8 +12469,9 @@
         <w:t xml:space="preserve">You can see a proof of this in [Proof: Properties of matrix arithmetic].</w:t>
       </w:r>
     </w:p>
-    <w:bookmarkEnd w:id="44"/>
-    <w:bookmarkStart w:id="45" w:name="quick-check-problems"/>
+    <w:bookmarkEnd w:id="60"/>
+    <w:bookmarkEnd w:id="61"/>
+    <w:bookmarkStart w:id="62" w:name="quick-check-problems"/>
     <w:p>
       <w:pPr>
         <w:pStyle w:val="Heading1"/>
@@ -9016,8 +13289,8 @@
         <w:t xml:space="preserve">.</w:t>
       </w:r>
     </w:p>
-    <w:bookmarkEnd w:id="45"/>
-    <w:bookmarkStart w:id="48" w:name="further-reading"/>
+    <w:bookmarkEnd w:id="62"/>
+    <w:bookmarkStart w:id="65" w:name="further-reading"/>
     <w:p>
       <w:pPr>
         <w:pStyle w:val="Heading1"/>
@@ -9042,7 +13315,7 @@
         <w:t xml:space="preserve">For more on this topic, please go to [Guide: Introduction to Gaussian elimination].</w:t>
       </w:r>
     </w:p>
-    <w:bookmarkStart w:id="47" w:name="version-history"/>
+    <w:bookmarkStart w:id="64" w:name="version-history"/>
     <w:p>
       <w:pPr>
         <w:pStyle w:val="Heading2"/>
@@ -9063,7 +13336,7 @@
       <w:pPr>
         <w:pStyle w:val="BodyText"/>
       </w:pPr>
-      <w:hyperlink r:id="rId46">
+      <w:hyperlink r:id="rId63">
         <w:r>
           <w:rPr>
             <w:rStyle w:val="Hyperlink"/>
@@ -9072,8 +13345,8 @@
         </w:r>
       </w:hyperlink>
     </w:p>
-    <w:bookmarkEnd w:id="47"/>
-    <w:bookmarkEnd w:id="48"/>
+    <w:bookmarkEnd w:id="64"/>
+    <w:bookmarkEnd w:id="65"/>
     <w:sectPr>
       <w:pgSz w:h="15840" w:w="12240"/>
       <w:pgMar w:bottom="1440" w:footer="720" w:gutter="0" w:header="720" w:left="1440" w:right="1440" w:top="1440"/>

--- a/docs/studyguides/matrixmultiplication.docx
+++ b/docs/studyguides/matrixmultiplication.docx
@@ -31,16 +31,7 @@
         <w:pStyle w:val="Abstract"/>
       </w:pPr>
       <w:r>
-        <w:t xml:space="preserve">Matrices are rectangular arrays of mathematical objects with entries arranged in rows and columns. Matrices are a very useful concept within mathematics and statistics. You’ll see them used for solving simultaneous equations, modelling data in several variables, and much more this guide will explain what they are and how to perform arithmetic with matrices.</w:t>
-      </w:r>
-    </w:p>
-    <w:bookmarkStart w:id="24" w:name="what-is-a-matrix"/>
-    <w:p>
-      <w:pPr>
-        <w:pStyle w:val="Heading1"/>
-      </w:pPr>
-      <w:r>
-        <w:t xml:space="preserve">What is a matrix?</w:t>
+        <w:t xml:space="preserve">Matrices are rectangular arrays of mathematical objects with entries arranged in rows and columns. Matrices are a very useful concept within mathematics and statistics. You’ll see them used for solving simultaneous equations, modelling data in several variables, and much more. This guide will explain when and how you can multiply together two matrices.</w:t>
       </w:r>
     </w:p>
     <w:p>
@@ -48,7 +39,52 @@
         <w:pStyle w:val="FirstParagraph"/>
       </w:pPr>
       <w:r>
-        <w:t xml:space="preserve">A matrix is a rectangular array or table, with entries in rows and columns. Understanding matrices can make solving equations more efficient and can open the door to learning much more mathematics.</w:t>
+        <w:rPr>
+          <w:i/>
+          <w:iCs/>
+        </w:rPr>
+        <w:t xml:space="preserve">Before reading this guide, it is strongly recommended that you read</w:t>
+      </w:r>
+      <w:r>
+        <w:rPr>
+          <w:i/>
+          <w:iCs/>
+        </w:rPr>
+        <w:t xml:space="preserve"> </w:t>
+      </w:r>
+      <w:hyperlink r:id="rId20">
+        <w:r>
+          <w:rPr>
+            <w:rStyle w:val="Hyperlink"/>
+            <w:i/>
+            <w:iCs/>
+          </w:rPr>
+          <w:t xml:space="preserve">Guide: Introduction to matrices</w:t>
+        </w:r>
+      </w:hyperlink>
+      <w:r>
+        <w:rPr>
+          <w:i/>
+          <w:iCs/>
+        </w:rPr>
+        <w:t xml:space="preserve">.</w:t>
+      </w:r>
+    </w:p>
+    <w:bookmarkStart w:id="24" w:name="what-is-matrix-multiplication"/>
+    <w:p>
+      <w:pPr>
+        <w:pStyle w:val="Heading1"/>
+      </w:pPr>
+      <w:r>
+        <w:t xml:space="preserve">What is matrix multiplication?</w:t>
+      </w:r>
+    </w:p>
+    <w:p>
+      <w:pPr>
+        <w:pStyle w:val="FirstParagraph"/>
+      </w:pPr>
+      <w:r>
+        <w:t xml:space="preserve">A matrix is a rectangular array or table, with entries in rows and columns. Understanding matrices can make solving systems of linear equations more efficient and opens the door to doing mathematics in many dimensions.</w:t>
       </w:r>
     </w:p>
     <w:tbl>
@@ -92,18 +128,18 @@
                 <wp:inline>
                   <wp:extent cx="152400" cy="152400"/>
                   <wp:effectExtent b="0" l="0" r="0" t="0"/>
-                  <wp:docPr descr="" title="" id="21" name="Picture"/>
+                  <wp:docPr descr="" title="" id="22" name="Picture"/>
                   <a:graphic>
                     <a:graphicData uri="http://schemas.openxmlformats.org/drawingml/2006/picture">
                       <pic:pic>
                         <pic:nvPicPr>
-                          <pic:cNvPr descr="/Applications/quarto/share/formats/docx/note.png" id="22" name="Picture"/>
+                          <pic:cNvPr descr="/Applications/quarto/share/formats/docx/note.png" id="23" name="Picture"/>
                           <pic:cNvPicPr>
                             <a:picLocks noChangeArrowheads="1" noChangeAspect="1"/>
                           </pic:cNvPicPr>
                         </pic:nvPicPr>
                         <pic:blipFill>
-                          <a:blip r:embed="rId20"/>
+                          <a:blip r:embed="rId21"/>
                           <a:stretch>
                             <a:fillRect/>
                           </a:stretch>
@@ -575,7 +611,7 @@
         <w:pStyle w:val="BodyText"/>
       </w:pPr>
       <w:r>
-        <w:t xml:space="preserve">If you have read [Guide: Introduction to solving simultaneous equations] then one way of thinking of matrices is as an array encoding the coefficients of the variables of your simultaneous equations.</w:t>
+        <w:t xml:space="preserve">Matrices are a fundamental tool within linear algebra, and they have a wide range of real-life applications. They are used in computer graphics, data analysis, search engine optimization, cryptography, economics, robotics, genetics, quantum mechanics, and many more places. Matrices are used anywhere where information in multiple variables needs to be analyzed and calculated efficiently.</w:t>
       </w:r>
     </w:p>
     <w:p>
@@ -583,14 +619,6 @@
         <w:pStyle w:val="BodyText"/>
       </w:pPr>
       <w:r>
-        <w:t xml:space="preserve">Matrices are a fundamental tool within linear algebra, and they have a wide range of real-life applications. They are used in computer graphics, data analysis, search engine optimization, cryptography, economics, robotics, genetics, quantum mechanics, and many more places. Matrices are used anywhere where information in multiple variables needs to be analyzed and calculated efficiently.</w:t>
-      </w:r>
-    </w:p>
-    <w:p>
-      <w:pPr>
-        <w:pStyle w:val="BodyText"/>
-      </w:pPr>
-      <w:r>
         <w:t xml:space="preserve">A key skill in matrix arithmetic is</w:t>
       </w:r>
       <w:r>
@@ -609,7 +637,7 @@
       <w:r>
         <w:t xml:space="preserve"> </w:t>
       </w:r>
-      <w:hyperlink r:id="rId23">
+      <w:hyperlink r:id="rId20">
         <w:r>
           <w:rPr>
             <w:rStyle w:val="Hyperlink"/>
@@ -631,12 +659,12 @@
         <w:t xml:space="preserve">another matrix</w:t>
       </w:r>
       <w:r>
-        <w:t xml:space="preserve">. In this guide, you will see how and when you can multiply together two matrices, as well as interactions of matrix multiplication with special matrices from</w:t>
+        <w:t xml:space="preserve">. In this guide, you will see how and when you can multiply together two matrices, as well as how matrix multiplication interacts with other arithmetic operations as seen in</w:t>
       </w:r>
       <w:r>
         <w:t xml:space="preserve"> </w:t>
       </w:r>
-      <w:hyperlink r:id="rId23">
+      <w:hyperlink r:id="rId20">
         <w:r>
           <w:rPr>
             <w:rStyle w:val="Hyperlink"/>
@@ -649,27 +677,10 @@
       </w:r>
     </w:p>
     <w:bookmarkEnd w:id="24"/>
-    <w:bookmarkStart w:id="52" w:name="matrix-multiplication"/>
+    <w:bookmarkStart w:id="38" w:name="initial-example-2times-2-matrices"/>
     <w:p>
       <w:pPr>
         <w:pStyle w:val="Heading1"/>
-      </w:pPr>
-      <w:r>
-        <w:t xml:space="preserve">Matrix multiplication</w:t>
-      </w:r>
-    </w:p>
-    <w:p>
-      <w:pPr>
-        <w:pStyle w:val="FirstParagraph"/>
-      </w:pPr>
-      <w:r>
-        <w:t xml:space="preserve">Now you can look at how and when you can two multiply matrices together.</w:t>
-      </w:r>
-    </w:p>
-    <w:bookmarkStart w:id="38" w:name="initial-example-2times-2-matrices"/>
-    <w:p>
-      <w:pPr>
-        <w:pStyle w:val="Heading2"/>
       </w:pPr>
       <w:r>
         <w:t xml:space="preserve">Initial example:</w:t>
@@ -3118,7 +3129,7 @@
                           </pic:cNvPicPr>
                         </pic:nvPicPr>
                         <pic:blipFill>
-                          <a:blip r:embed="rId20"/>
+                          <a:blip r:embed="rId21"/>
                           <a:stretch>
                             <a:fillRect/>
                           </a:stretch>
@@ -4130,6 +4141,14 @@
         </w:tc>
       </w:tr>
     </w:tbl>
+    <w:p>
+      <w:pPr>
+        <w:pStyle w:val="BodyText"/>
+      </w:pPr>
+      <w:r>
+        <w:t xml:space="preserve"> </w:t>
+      </w:r>
+    </w:p>
     <w:tbl>
       <w:tblPr>
         <w:tblStyle w:val="Table"/>
@@ -4181,7 +4200,7 @@
                           </pic:cNvPicPr>
                         </pic:nvPicPr>
                         <pic:blipFill>
-                          <a:blip r:embed="rId20"/>
+                          <a:blip r:embed="rId21"/>
                           <a:stretch>
                             <a:fillRect/>
                           </a:stretch>
@@ -4261,7 +4280,7 @@
               <w:t xml:space="preserve"> </w:t>
             </w:r>
             <w:r>
-              <w:t xml:space="preserve">be two</w:t>
+              <w:t xml:space="preserve">be the following two</w:t>
             </w:r>
             <w:r>
               <w:t xml:space="preserve"> </w:t>
@@ -5010,7 +5029,7 @@
                           </pic:cNvPicPr>
                         </pic:nvPicPr>
                         <pic:blipFill>
-                          <a:blip r:embed="rId20"/>
+                          <a:blip r:embed="rId21"/>
                           <a:stretch>
                             <a:fillRect/>
                           </a:stretch>
@@ -5871,13 +5890,13 @@
       </w:tr>
     </w:tbl>
     <w:bookmarkEnd w:id="38"/>
-    <w:bookmarkStart w:id="51" w:name="generalising-this-process"/>
+    <w:bookmarkStart w:id="57" w:name="generalizing-to-all-matrices"/>
     <w:p>
       <w:pPr>
-        <w:pStyle w:val="Heading2"/>
+        <w:pStyle w:val="Heading1"/>
       </w:pPr>
       <w:r>
-        <w:t xml:space="preserve">Generalising this process</w:t>
+        <w:t xml:space="preserve">Generalizing to all matrices</w:t>
       </w:r>
     </w:p>
     <w:p>
@@ -6478,7 +6497,7 @@
                           </pic:cNvPicPr>
                         </pic:nvPicPr>
                         <pic:blipFill>
-                          <a:blip r:embed="rId20"/>
+                          <a:blip r:embed="rId21"/>
                           <a:stretch>
                             <a:fillRect/>
                           </a:stretch>
@@ -7565,7 +7584,7 @@
         <w:pStyle w:val="BodyText"/>
       </w:pPr>
       <w:r>
-        <w:t xml:space="preserve">If sigma notation is unfamiliar to you, you can read more about it in</w:t>
+        <w:t xml:space="preserve">For more about the sigma notation in this definition, you can read more about it in</w:t>
       </w:r>
       <w:r>
         <w:t xml:space="preserve"> </w:t>
@@ -7579,200 +7598,7 @@
         </w:r>
       </w:hyperlink>
       <w:r>
-        <w:t xml:space="preserve">.</w:t>
-      </w:r>
-    </w:p>
-    <w:tbl>
-      <w:tblPr>
-        <w:tblStyle w:val="Table"/>
-        <w:tblLook w:firstRow="0" w:lastRow="0" w:firstColumn="0" w:lastColumn="0" w:noHBand="0" w:noVBand="0" w:val="0000"/>
-        <w:tblBorders>
-          <w:top w:val="single" w:sz="4" w:space="0" w:color="CC1914"/>
-          <w:left w:val="single" w:sz="24" w:space="0" w:color="CC1914"/>
-          <w:bottom w:val="single" w:sz="4" w:space="0" w:color="CC1914"/>
-          <w:right w:val="single" w:sz="4" w:space="0" w:color="CC1914"/>
-        </w:tblBorders>
-        <w:tblCellMar>
-          <w:left w:w="144" w:type="dxa"/>
-          <w:right w:w="144" w:type="dxa"/>
-        </w:tblCellMar>
-        <w:tblLook w:firstRow="0" w:lastRow="0" w:firstColumn="0" w:lastColumn="0" w:noHBand="0" w:noVBand="0" w:val="0000"/>
-      </w:tblPr>
-      <w:tr>
-        <w:trPr>
-          <w:cantSplit/>
-        </w:trPr>
-        <w:tc>
-          <w:tcPr>
-            <w:shd w:color="auto" w:fill="f7dddc" w:val="clear"/>
-            <w:tcMar>
-              <w:top w:w="92" w:type="dxa"/>
-              <w:bottom w:w="92" w:type="dxa"/>
-            </w:tcMar>
-          </w:tcPr>
-          <w:p>
-            <w:pPr>
-              <w:pStyle w:val="BodyText"/>
-            </w:pPr>
-            <w:pPr>
-              <w:spacing w:before="0" w:after="0"/>
-              <w:textAlignment w:val="center"/>
-            </w:pPr>
-            <w:r>
-              <w:drawing>
-                <wp:inline>
-                  <wp:extent cx="152400" cy="152400"/>
-                  <wp:effectExtent b="0" l="0" r="0" t="0"/>
-                  <wp:docPr descr="" title="" id="42" name="Picture"/>
-                  <a:graphic>
-                    <a:graphicData uri="http://schemas.openxmlformats.org/drawingml/2006/picture">
-                      <pic:pic>
-                        <pic:nvPicPr>
-                          <pic:cNvPr descr="/Applications/quarto/share/formats/docx/important.png" id="43" name="Picture"/>
-                          <pic:cNvPicPr>
-                            <a:picLocks noChangeArrowheads="1" noChangeAspect="1"/>
-                          </pic:cNvPicPr>
-                        </pic:nvPicPr>
-                        <pic:blipFill>
-                          <a:blip r:embed="rId27"/>
-                          <a:stretch>
-                            <a:fillRect/>
-                          </a:stretch>
-                        </pic:blipFill>
-                        <pic:spPr bwMode="auto">
-                          <a:xfrm>
-                            <a:off x="0" y="0"/>
-                            <a:ext cx="152400" cy="152400"/>
-                          </a:xfrm>
-                          <a:prstGeom prst="rect">
-                            <a:avLst/>
-                          </a:prstGeom>
-                          <a:noFill/>
-                          <a:ln w="9525">
-                            <a:noFill/>
-                            <a:headEnd/>
-                            <a:tailEnd/>
-                          </a:ln>
-                        </pic:spPr>
-                      </pic:pic>
-                    </a:graphicData>
-                  </a:graphic>
-                </wp:inline>
-              </w:drawing>
-            </w:r>
-            <w:r>
-              <w:t xml:space="preserve"> </w:t>
-            </w:r>
-            <w:r>
-              <w:t xml:space="preserve"> </w:t>
-            </w:r>
-            <w:r>
-              <w:t xml:space="preserve">Important</w:t>
-            </w:r>
-          </w:p>
-        </w:tc>
-      </w:tr>
-      <w:tr>
-        <w:trPr>
-          <w:cantSplit/>
-        </w:trPr>
-        <w:tc>
-          <w:tcPr>
-            <w:tcMar>
-              <w:top w:w="108" w:type="dxa"/>
-              <w:bottom w:w="108" w:type="dxa"/>
-            </w:tcMar>
-          </w:tcPr>
-          <w:p>
-            <w:pPr>
-              <w:pStyle w:val="BodyText"/>
-            </w:pPr>
-            <w:pPr>
-              <w:spacing w:before="16" w:after="16"/>
-            </w:pPr>
-            <w:r>
-              <w:t xml:space="preserve">You can only multiply matrices</w:t>
-            </w:r>
-            <w:r>
-              <w:t xml:space="preserve"> </w:t>
-            </w:r>
-            <m:oMath>
-              <m:r>
-                <m:t>A</m:t>
-              </m:r>
-            </m:oMath>
-            <w:r>
-              <w:t xml:space="preserve"> </w:t>
-            </w:r>
-            <w:r>
-              <w:t xml:space="preserve">and</w:t>
-            </w:r>
-            <w:r>
-              <w:t xml:space="preserve"> </w:t>
-            </w:r>
-            <m:oMath>
-              <m:r>
-                <m:t>B</m:t>
-              </m:r>
-            </m:oMath>
-            <w:r>
-              <w:t xml:space="preserve"> </w:t>
-            </w:r>
-            <w:r>
-              <w:t xml:space="preserve">if</w:t>
-            </w:r>
-            <w:r>
-              <w:t xml:space="preserve"> </w:t>
-            </w:r>
-            <m:oMath>
-              <m:r>
-                <m:t>A</m:t>
-              </m:r>
-            </m:oMath>
-            <w:r>
-              <w:t xml:space="preserve"> </w:t>
-            </w:r>
-            <w:r>
-              <w:t xml:space="preserve">has the same number of columns as</w:t>
-            </w:r>
-            <w:r>
-              <w:t xml:space="preserve"> </w:t>
-            </w:r>
-            <m:oMath>
-              <m:r>
-                <m:t>B</m:t>
-              </m:r>
-            </m:oMath>
-            <w:r>
-              <w:t xml:space="preserve"> </w:t>
-            </w:r>
-            <w:r>
-              <w:t xml:space="preserve">has rows, otherwise this operation is</w:t>
-            </w:r>
-            <w:r>
-              <w:t xml:space="preserve"> </w:t>
-            </w:r>
-            <w:r>
-              <w:rPr>
-                <w:b/>
-                <w:bCs/>
-              </w:rPr>
-              <w:t xml:space="preserve">undefined</w:t>
-            </w:r>
-            <w:r>
-              <w:t xml:space="preserve">.</w:t>
-            </w:r>
-          </w:p>
-          <w:p/>
-        </w:tc>
-      </w:tr>
-    </w:tbl>
-    <w:p>
-      <w:pPr>
-        <w:pStyle w:val="BodyText"/>
-      </w:pPr>
-      <w:r>
-        <w:t xml:space="preserve"> </w:t>
+        <w:t xml:space="preserve">. It’s important to remember:</w:t>
       </w:r>
     </w:p>
     <w:tbl>
@@ -7816,18 +7642,18 @@
                 <wp:inline>
                   <wp:extent cx="152400" cy="152400"/>
                   <wp:effectExtent b="0" l="0" r="0" t="0"/>
-                  <wp:docPr descr="" title="" id="45" name="Picture"/>
+                  <wp:docPr descr="" title="" id="43" name="Picture"/>
                   <a:graphic>
                     <a:graphicData uri="http://schemas.openxmlformats.org/drawingml/2006/picture">
                       <pic:pic>
                         <pic:nvPicPr>
-                          <pic:cNvPr descr="/Applications/quarto/share/formats/docx/warning.png" id="46" name="Picture"/>
+                          <pic:cNvPr descr="/Applications/quarto/share/formats/docx/warning.png" id="44" name="Picture"/>
                           <pic:cNvPicPr>
                             <a:picLocks noChangeArrowheads="1" noChangeAspect="1"/>
                           </pic:cNvPicPr>
                         </pic:nvPicPr>
                         <pic:blipFill>
-                          <a:blip r:embed="rId44"/>
+                          <a:blip r:embed="rId42"/>
                           <a:stretch>
                             <a:fillRect/>
                           </a:stretch>
@@ -7884,6 +7710,199 @@
               <w:spacing w:before="16" w:after="16"/>
             </w:pPr>
             <w:r>
+              <w:t xml:space="preserve">You can only multiply matrices</w:t>
+            </w:r>
+            <w:r>
+              <w:t xml:space="preserve"> </w:t>
+            </w:r>
+            <m:oMath>
+              <m:r>
+                <m:t>A</m:t>
+              </m:r>
+            </m:oMath>
+            <w:r>
+              <w:t xml:space="preserve"> </w:t>
+            </w:r>
+            <w:r>
+              <w:t xml:space="preserve">and</w:t>
+            </w:r>
+            <w:r>
+              <w:t xml:space="preserve"> </w:t>
+            </w:r>
+            <m:oMath>
+              <m:r>
+                <m:t>B</m:t>
+              </m:r>
+            </m:oMath>
+            <w:r>
+              <w:t xml:space="preserve"> </w:t>
+            </w:r>
+            <w:r>
+              <w:t xml:space="preserve">if</w:t>
+            </w:r>
+            <w:r>
+              <w:t xml:space="preserve"> </w:t>
+            </w:r>
+            <m:oMath>
+              <m:r>
+                <m:t>A</m:t>
+              </m:r>
+            </m:oMath>
+            <w:r>
+              <w:t xml:space="preserve"> </w:t>
+            </w:r>
+            <w:r>
+              <w:t xml:space="preserve">has the same number of columns as</w:t>
+            </w:r>
+            <w:r>
+              <w:t xml:space="preserve"> </w:t>
+            </w:r>
+            <m:oMath>
+              <m:r>
+                <m:t>B</m:t>
+              </m:r>
+            </m:oMath>
+            <w:r>
+              <w:t xml:space="preserve"> </w:t>
+            </w:r>
+            <w:r>
+              <w:t xml:space="preserve">has rows, otherwise this operation is</w:t>
+            </w:r>
+            <w:r>
+              <w:t xml:space="preserve"> </w:t>
+            </w:r>
+            <w:r>
+              <w:rPr>
+                <w:b/>
+                <w:bCs/>
+              </w:rPr>
+              <w:t xml:space="preserve">undefined</w:t>
+            </w:r>
+            <w:r>
+              <w:t xml:space="preserve">.</w:t>
+            </w:r>
+          </w:p>
+          <w:p/>
+        </w:tc>
+      </w:tr>
+    </w:tbl>
+    <w:p>
+      <w:pPr>
+        <w:pStyle w:val="BodyText"/>
+      </w:pPr>
+      <w:r>
+        <w:t xml:space="preserve"> </w:t>
+      </w:r>
+    </w:p>
+    <w:tbl>
+      <w:tblPr>
+        <w:tblStyle w:val="Table"/>
+        <w:tblLook w:firstRow="0" w:lastRow="0" w:firstColumn="0" w:lastColumn="0" w:noHBand="0" w:noVBand="0" w:val="0000"/>
+        <w:tblBorders>
+          <w:top w:val="single" w:sz="4" w:space="0" w:color="EB9113"/>
+          <w:left w:val="single" w:sz="24" w:space="0" w:color="EB9113"/>
+          <w:bottom w:val="single" w:sz="4" w:space="0" w:color="EB9113"/>
+          <w:right w:val="single" w:sz="4" w:space="0" w:color="EB9113"/>
+        </w:tblBorders>
+        <w:tblCellMar>
+          <w:left w:w="144" w:type="dxa"/>
+          <w:right w:w="144" w:type="dxa"/>
+        </w:tblCellMar>
+        <w:tblLook w:firstRow="0" w:lastRow="0" w:firstColumn="0" w:lastColumn="0" w:noHBand="0" w:noVBand="0" w:val="0000"/>
+      </w:tblPr>
+      <w:tr>
+        <w:trPr>
+          <w:cantSplit/>
+        </w:trPr>
+        <w:tc>
+          <w:tcPr>
+            <w:shd w:color="auto" w:fill="fcefdc" w:val="clear"/>
+            <w:tcMar>
+              <w:top w:w="92" w:type="dxa"/>
+              <w:bottom w:w="92" w:type="dxa"/>
+            </w:tcMar>
+          </w:tcPr>
+          <w:p>
+            <w:pPr>
+              <w:pStyle w:val="BodyText"/>
+            </w:pPr>
+            <w:pPr>
+              <w:spacing w:before="0" w:after="0"/>
+              <w:textAlignment w:val="center"/>
+            </w:pPr>
+            <w:r>
+              <w:drawing>
+                <wp:inline>
+                  <wp:extent cx="152400" cy="152400"/>
+                  <wp:effectExtent b="0" l="0" r="0" t="0"/>
+                  <wp:docPr descr="" title="" id="45" name="Picture"/>
+                  <a:graphic>
+                    <a:graphicData uri="http://schemas.openxmlformats.org/drawingml/2006/picture">
+                      <pic:pic>
+                        <pic:nvPicPr>
+                          <pic:cNvPr descr="/Applications/quarto/share/formats/docx/warning.png" id="46" name="Picture"/>
+                          <pic:cNvPicPr>
+                            <a:picLocks noChangeArrowheads="1" noChangeAspect="1"/>
+                          </pic:cNvPicPr>
+                        </pic:nvPicPr>
+                        <pic:blipFill>
+                          <a:blip r:embed="rId42"/>
+                          <a:stretch>
+                            <a:fillRect/>
+                          </a:stretch>
+                        </pic:blipFill>
+                        <pic:spPr bwMode="auto">
+                          <a:xfrm>
+                            <a:off x="0" y="0"/>
+                            <a:ext cx="152400" cy="152400"/>
+                          </a:xfrm>
+                          <a:prstGeom prst="rect">
+                            <a:avLst/>
+                          </a:prstGeom>
+                          <a:noFill/>
+                          <a:ln w="9525">
+                            <a:noFill/>
+                            <a:headEnd/>
+                            <a:tailEnd/>
+                          </a:ln>
+                        </pic:spPr>
+                      </pic:pic>
+                    </a:graphicData>
+                  </a:graphic>
+                </wp:inline>
+              </w:drawing>
+            </w:r>
+            <w:r>
+              <w:t xml:space="preserve"> </w:t>
+            </w:r>
+            <w:r>
+              <w:t xml:space="preserve"> </w:t>
+            </w:r>
+            <w:r>
+              <w:t xml:space="preserve">Warning</w:t>
+            </w:r>
+          </w:p>
+        </w:tc>
+      </w:tr>
+      <w:tr>
+        <w:trPr>
+          <w:cantSplit/>
+        </w:trPr>
+        <w:tc>
+          <w:tcPr>
+            <w:tcMar>
+              <w:top w:w="108" w:type="dxa"/>
+              <w:bottom w:w="108" w:type="dxa"/>
+            </w:tcMar>
+          </w:tcPr>
+          <w:p>
+            <w:pPr>
+              <w:pStyle w:val="BodyText"/>
+            </w:pPr>
+            <w:pPr>
+              <w:spacing w:before="16" w:after="16"/>
+            </w:pPr>
+            <w:r>
               <w:t xml:space="preserve">As seen in Example 2, matrix multiplication is</w:t>
             </w:r>
             <w:r>
@@ -7964,6 +7983,274 @@
         </w:tc>
       </w:tr>
     </w:tbl>
+    <w:p>
+      <w:pPr>
+        <w:pStyle w:val="BodyText"/>
+      </w:pPr>
+      <w:r>
+        <w:t xml:space="preserve">To take a better look at this unusual property, you can look at the two figures below.</w:t>
+      </w:r>
+    </w:p>
+    <w:p>
+      <w:pPr>
+        <w:pStyle w:val="CaptionedFigure"/>
+      </w:pPr>
+      <w:r>
+        <w:drawing>
+          <wp:inline>
+            <wp:extent cx="4160520" cy="4293808"/>
+            <wp:effectExtent b="0" l="0" r="0" t="0"/>
+            <wp:docPr descr="Two matrices A and B multiplied together, with the (2,1)th entry of AB highlighted." title="" id="48" name="Picture"/>
+            <a:graphic>
+              <a:graphicData uri="http://schemas.openxmlformats.org/drawingml/2006/picture">
+                <pic:pic>
+                  <pic:nvPicPr>
+                    <pic:cNvPr descr="./FiguresPNG/matrixmultiplication-fig1.png" id="49" name="Picture"/>
+                    <pic:cNvPicPr>
+                      <a:picLocks noChangeArrowheads="1" noChangeAspect="1"/>
+                    </pic:cNvPicPr>
+                  </pic:nvPicPr>
+                  <pic:blipFill>
+                    <a:blip r:embed="rId47"/>
+                    <a:stretch>
+                      <a:fillRect/>
+                    </a:stretch>
+                  </pic:blipFill>
+                  <pic:spPr bwMode="auto">
+                    <a:xfrm>
+                      <a:off x="0" y="0"/>
+                      <a:ext cx="4160520" cy="4293808"/>
+                    </a:xfrm>
+                    <a:prstGeom prst="rect">
+                      <a:avLst/>
+                    </a:prstGeom>
+                    <a:noFill/>
+                    <a:ln w="9525">
+                      <a:noFill/>
+                      <a:headEnd/>
+                      <a:tailEnd/>
+                    </a:ln>
+                  </pic:spPr>
+                </pic:pic>
+              </a:graphicData>
+            </a:graphic>
+          </wp:inline>
+        </w:drawing>
+      </w:r>
+    </w:p>
+    <w:p>
+      <w:pPr>
+        <w:pStyle w:val="ImageCaption"/>
+      </w:pPr>
+      <w:r>
+        <w:t xml:space="preserve">Two matrices</w:t>
+      </w:r>
+      <w:r>
+        <w:t xml:space="preserve"> </w:t>
+      </w:r>
+      <m:oMath>
+        <m:r>
+          <m:t>A</m:t>
+        </m:r>
+      </m:oMath>
+      <w:r>
+        <w:t xml:space="preserve"> </w:t>
+      </w:r>
+      <w:r>
+        <w:t xml:space="preserve">and</w:t>
+      </w:r>
+      <w:r>
+        <w:t xml:space="preserve"> </w:t>
+      </w:r>
+      <m:oMath>
+        <m:r>
+          <m:t>B</m:t>
+        </m:r>
+      </m:oMath>
+      <w:r>
+        <w:t xml:space="preserve"> </w:t>
+      </w:r>
+      <w:r>
+        <w:t xml:space="preserve">multiplied together, with the</w:t>
+      </w:r>
+      <w:r>
+        <w:t xml:space="preserve"> </w:t>
+      </w:r>
+      <m:oMath>
+        <m:d>
+          <m:dPr>
+            <m:begChr m:val="("/>
+            <m:sepChr m:val=""/>
+            <m:endChr m:val=")"/>
+            <m:grow/>
+          </m:dPr>
+          <m:e>
+            <m:r>
+              <m:t>2</m:t>
+            </m:r>
+            <m:r>
+              <m:rPr>
+                <m:sty m:val="p"/>
+              </m:rPr>
+              <m:t>,</m:t>
+            </m:r>
+            <m:r>
+              <m:t>1</m:t>
+            </m:r>
+          </m:e>
+        </m:d>
+      </m:oMath>
+      <w:r>
+        <w:t xml:space="preserve">th entry of</w:t>
+      </w:r>
+      <w:r>
+        <w:t xml:space="preserve"> </w:t>
+      </w:r>
+      <m:oMath>
+        <m:r>
+          <m:t>A</m:t>
+        </m:r>
+        <m:r>
+          <m:t>B</m:t>
+        </m:r>
+      </m:oMath>
+      <w:r>
+        <w:t xml:space="preserve"> </w:t>
+      </w:r>
+      <w:r>
+        <w:t xml:space="preserve">highlighted.</w:t>
+      </w:r>
+    </w:p>
+    <w:p>
+      <w:pPr>
+        <w:pStyle w:val="CaptionedFigure"/>
+      </w:pPr>
+      <w:r>
+        <w:drawing>
+          <wp:inline>
+            <wp:extent cx="4160520" cy="2359839"/>
+            <wp:effectExtent b="0" l="0" r="0" t="0"/>
+            <wp:docPr descr="Two matrices D and C multiplied together, with the (2,3)th entry of DC highlighted." title="" id="51" name="Picture"/>
+            <a:graphic>
+              <a:graphicData uri="http://schemas.openxmlformats.org/drawingml/2006/picture">
+                <pic:pic>
+                  <pic:nvPicPr>
+                    <pic:cNvPr descr="./FiguresPNG/matrixmultiplication-fig2.png" id="52" name="Picture"/>
+                    <pic:cNvPicPr>
+                      <a:picLocks noChangeArrowheads="1" noChangeAspect="1"/>
+                    </pic:cNvPicPr>
+                  </pic:nvPicPr>
+                  <pic:blipFill>
+                    <a:blip r:embed="rId50"/>
+                    <a:stretch>
+                      <a:fillRect/>
+                    </a:stretch>
+                  </pic:blipFill>
+                  <pic:spPr bwMode="auto">
+                    <a:xfrm>
+                      <a:off x="0" y="0"/>
+                      <a:ext cx="4160520" cy="2359839"/>
+                    </a:xfrm>
+                    <a:prstGeom prst="rect">
+                      <a:avLst/>
+                    </a:prstGeom>
+                    <a:noFill/>
+                    <a:ln w="9525">
+                      <a:noFill/>
+                      <a:headEnd/>
+                      <a:tailEnd/>
+                    </a:ln>
+                  </pic:spPr>
+                </pic:pic>
+              </a:graphicData>
+            </a:graphic>
+          </wp:inline>
+        </w:drawing>
+      </w:r>
+    </w:p>
+    <w:p>
+      <w:pPr>
+        <w:pStyle w:val="ImageCaption"/>
+      </w:pPr>
+      <w:r>
+        <w:t xml:space="preserve">Two matrices</w:t>
+      </w:r>
+      <w:r>
+        <w:t xml:space="preserve"> </w:t>
+      </w:r>
+      <m:oMath>
+        <m:r>
+          <m:t>D</m:t>
+        </m:r>
+      </m:oMath>
+      <w:r>
+        <w:t xml:space="preserve"> </w:t>
+      </w:r>
+      <w:r>
+        <w:t xml:space="preserve">and</w:t>
+      </w:r>
+      <w:r>
+        <w:t xml:space="preserve"> </w:t>
+      </w:r>
+      <m:oMath>
+        <m:r>
+          <m:t>C</m:t>
+        </m:r>
+      </m:oMath>
+      <w:r>
+        <w:t xml:space="preserve"> </w:t>
+      </w:r>
+      <w:r>
+        <w:t xml:space="preserve">multiplied together, with the</w:t>
+      </w:r>
+      <w:r>
+        <w:t xml:space="preserve"> </w:t>
+      </w:r>
+      <m:oMath>
+        <m:d>
+          <m:dPr>
+            <m:begChr m:val="("/>
+            <m:sepChr m:val=""/>
+            <m:endChr m:val=")"/>
+            <m:grow/>
+          </m:dPr>
+          <m:e>
+            <m:r>
+              <m:t>2</m:t>
+            </m:r>
+            <m:r>
+              <m:rPr>
+                <m:sty m:val="p"/>
+              </m:rPr>
+              <m:t>,</m:t>
+            </m:r>
+            <m:r>
+              <m:t>3</m:t>
+            </m:r>
+          </m:e>
+        </m:d>
+      </m:oMath>
+      <w:r>
+        <w:t xml:space="preserve">th entry of</w:t>
+      </w:r>
+      <w:r>
+        <w:t xml:space="preserve"> </w:t>
+      </w:r>
+      <m:oMath>
+        <m:r>
+          <m:t>D</m:t>
+        </m:r>
+        <m:r>
+          <m:t>C</m:t>
+        </m:r>
+      </m:oMath>
+      <w:r>
+        <w:t xml:space="preserve"> </w:t>
+      </w:r>
+      <w:r>
+        <w:t xml:space="preserve">highlighted.</w:t>
+      </w:r>
+    </w:p>
     <w:tbl>
       <w:tblPr>
         <w:tblStyle w:val="Table"/>
@@ -8004,18 +8291,18 @@
                 <wp:inline>
                   <wp:extent cx="152400" cy="152400"/>
                   <wp:effectExtent b="0" l="0" r="0" t="0"/>
-                  <wp:docPr descr="" title="" id="47" name="Picture"/>
+                  <wp:docPr descr="" title="" id="53" name="Picture"/>
                   <a:graphic>
                     <a:graphicData uri="http://schemas.openxmlformats.org/drawingml/2006/picture">
                       <pic:pic>
                         <pic:nvPicPr>
-                          <pic:cNvPr descr="/Applications/quarto/share/formats/docx/note.png" id="48" name="Picture"/>
+                          <pic:cNvPr descr="/Applications/quarto/share/formats/docx/note.png" id="54" name="Picture"/>
                           <pic:cNvPicPr>
                             <a:picLocks noChangeArrowheads="1" noChangeAspect="1"/>
                           </pic:cNvPicPr>
                         </pic:nvPicPr>
                         <pic:blipFill>
-                          <a:blip r:embed="rId20"/>
+                          <a:blip r:embed="rId21"/>
                           <a:stretch>
                             <a:fillRect/>
                           </a:stretch>
@@ -8359,7 +8646,21 @@
               <w:pStyle w:val="FirstParagraph"/>
             </w:pPr>
             <w:r>
-              <w:t xml:space="preserve">Since</w:t>
+              <w:t xml:space="preserve">You can work out the product</w:t>
+            </w:r>
+            <w:r>
+              <w:t xml:space="preserve"> </w:t>
+            </w:r>
+            <m:oMath>
+              <m:r>
+                <m:t>A</m:t>
+              </m:r>
+              <m:r>
+                <m:t>B</m:t>
+              </m:r>
+            </m:oMath>
+            <w:r>
+              <w:t xml:space="preserve">. Since</w:t>
             </w:r>
             <w:r>
               <w:t xml:space="preserve"> </w:t>
@@ -8470,7 +8771,2083 @@
               <w:t xml:space="preserve"> </w:t>
             </w:r>
             <w:r>
-              <w:t xml:space="preserve">matrix:</w:t>
+              <w:t xml:space="preserve">matrix. You can work out each entry of</w:t>
+            </w:r>
+            <w:r>
+              <w:t xml:space="preserve"> </w:t>
+            </w:r>
+            <m:oMath>
+              <m:r>
+                <m:t>A</m:t>
+              </m:r>
+              <m:r>
+                <m:t>B</m:t>
+              </m:r>
+            </m:oMath>
+            <w:r>
+              <w:t xml:space="preserve"> </w:t>
+            </w:r>
+            <w:r>
+              <w:t xml:space="preserve">by following the row and column matching as described above.</w:t>
+            </w:r>
+          </w:p>
+          <w:p>
+            <w:pPr>
+              <w:pStyle w:val="BodyText"/>
+            </w:pPr>
+            <m:oMathPara>
+              <m:oMathParaPr>
+                <m:jc m:val="center"/>
+              </m:oMathParaPr>
+              <m:oMath>
+                <m:m>
+                  <m:mPr>
+                    <m:baseJc m:val="center"/>
+                    <m:plcHide m:val="on"/>
+                    <m:mcs>
+                      <m:mc>
+                        <m:mcPr>
+                          <m:mcJc m:val="right"/>
+                          <m:count m:val="1"/>
+                        </m:mcPr>
+                      </m:mc>
+                      <m:mc>
+                        <m:mcPr>
+                          <m:mcJc m:val="left"/>
+                          <m:count m:val="1"/>
+                        </m:mcPr>
+                      </m:mc>
+                    </m:mcs>
+                  </m:mPr>
+                  <m:mr>
+                    <m:e>
+                      <m:r>
+                        <m:t>A</m:t>
+                      </m:r>
+                      <m:r>
+                        <m:t>B</m:t>
+                      </m:r>
+                    </m:e>
+                    <m:e>
+                      <m:r>
+                        <m:rPr>
+                          <m:sty m:val="p"/>
+                        </m:rPr>
+                        <m:t>=</m:t>
+                      </m:r>
+                      <m:d>
+                        <m:dPr>
+                          <m:begChr m:val="["/>
+                          <m:sepChr m:val=""/>
+                          <m:endChr m:val="]"/>
+                          <m:grow/>
+                        </m:dPr>
+                        <m:e>
+                          <m:m>
+                            <m:mPr>
+                              <m:baseJc m:val="center"/>
+                              <m:plcHide m:val="on"/>
+                              <m:mcs>
+                                <m:mc>
+                                  <m:mcPr>
+                                    <m:mcJc m:val="center"/>
+                                    <m:count m:val="1"/>
+                                  </m:mcPr>
+                                </m:mc>
+                                <m:mc>
+                                  <m:mcPr>
+                                    <m:mcJc m:val="center"/>
+                                    <m:count m:val="1"/>
+                                  </m:mcPr>
+                                </m:mc>
+                                <m:mc>
+                                  <m:mcPr>
+                                    <m:mcJc m:val="center"/>
+                                    <m:count m:val="1"/>
+                                  </m:mcPr>
+                                </m:mc>
+                              </m:mcs>
+                            </m:mPr>
+                            <m:mr>
+                              <m:e>
+                                <m:r>
+                                  <m:rPr>
+                                    <m:sty m:val="b"/>
+                                  </m:rPr>
+                                  <m:t>−</m:t>
+                                </m:r>
+                                <m:r>
+                                  <m:rPr>
+                                    <m:sty m:val="b"/>
+                                  </m:rPr>
+                                  <m:t>2</m:t>
+                                </m:r>
+                              </m:e>
+                              <m:e>
+                                <m:r>
+                                  <m:rPr>
+                                    <m:sty m:val="b"/>
+                                  </m:rPr>
+                                  <m:t>1</m:t>
+                                </m:r>
+                              </m:e>
+                              <m:e>
+                                <m:r>
+                                  <m:rPr>
+                                    <m:sty m:val="b"/>
+                                  </m:rPr>
+                                  <m:t>3</m:t>
+                                </m:r>
+                              </m:e>
+                            </m:mr>
+                            <m:mr>
+                              <m:e>
+                                <m:r>
+                                  <m:t>4</m:t>
+                                </m:r>
+                              </m:e>
+                              <m:e>
+                                <m:r>
+                                  <m:rPr>
+                                    <m:sty m:val="p"/>
+                                  </m:rPr>
+                                  <m:t>−</m:t>
+                                </m:r>
+                                <m:r>
+                                  <m:t>5</m:t>
+                                </m:r>
+                              </m:e>
+                              <m:e>
+                                <m:r>
+                                  <m:t>2</m:t>
+                                </m:r>
+                              </m:e>
+                            </m:mr>
+                          </m:m>
+                        </m:e>
+                      </m:d>
+                      <m:d>
+                        <m:dPr>
+                          <m:begChr m:val="["/>
+                          <m:sepChr m:val=""/>
+                          <m:endChr m:val="]"/>
+                          <m:grow/>
+                        </m:dPr>
+                        <m:e>
+                          <m:m>
+                            <m:mPr>
+                              <m:baseJc m:val="center"/>
+                              <m:plcHide m:val="on"/>
+                              <m:mcs>
+                                <m:mc>
+                                  <m:mcPr>
+                                    <m:mcJc m:val="center"/>
+                                    <m:count m:val="1"/>
+                                  </m:mcPr>
+                                </m:mc>
+                                <m:mc>
+                                  <m:mcPr>
+                                    <m:mcJc m:val="center"/>
+                                    <m:count m:val="1"/>
+                                  </m:mcPr>
+                                </m:mc>
+                              </m:mcs>
+                            </m:mPr>
+                            <m:mr>
+                              <m:e>
+                                <m:r>
+                                  <m:rPr>
+                                    <m:sty m:val="b"/>
+                                  </m:rPr>
+                                  <m:t>3</m:t>
+                                </m:r>
+                              </m:e>
+                              <m:e>
+                                <m:r>
+                                  <m:rPr>
+                                    <m:sty m:val="p"/>
+                                  </m:rPr>
+                                  <m:t>−</m:t>
+                                </m:r>
+                                <m:r>
+                                  <m:t>1</m:t>
+                                </m:r>
+                              </m:e>
+                            </m:mr>
+                            <m:mr>
+                              <m:e>
+                                <m:r>
+                                  <m:rPr>
+                                    <m:sty m:val="b"/>
+                                  </m:rPr>
+                                  <m:t>−</m:t>
+                                </m:r>
+                                <m:r>
+                                  <m:rPr>
+                                    <m:sty m:val="b"/>
+                                  </m:rPr>
+                                  <m:t>2</m:t>
+                                </m:r>
+                              </m:e>
+                              <m:e>
+                                <m:r>
+                                  <m:t>5</m:t>
+                                </m:r>
+                              </m:e>
+                            </m:mr>
+                            <m:mr>
+                              <m:e>
+                                <m:r>
+                                  <m:rPr>
+                                    <m:sty m:val="b"/>
+                                  </m:rPr>
+                                  <m:t>1</m:t>
+                                </m:r>
+                              </m:e>
+                              <m:e>
+                                <m:r>
+                                  <m:rPr>
+                                    <m:sty m:val="p"/>
+                                  </m:rPr>
+                                  <m:t>−</m:t>
+                                </m:r>
+                                <m:r>
+                                  <m:t>2</m:t>
+                                </m:r>
+                              </m:e>
+                            </m:mr>
+                          </m:m>
+                        </m:e>
+                      </m:d>
+                    </m:e>
+                  </m:mr>
+                  <m:mr>
+                    <m:e/>
+                    <m:e>
+                      <m:r>
+                        <m:rPr>
+                          <m:sty m:val="p"/>
+                        </m:rPr>
+                        <m:t>=</m:t>
+                      </m:r>
+                      <m:d>
+                        <m:dPr>
+                          <m:begChr m:val="["/>
+                          <m:sepChr m:val=""/>
+                          <m:endChr m:val="]"/>
+                          <m:grow/>
+                        </m:dPr>
+                        <m:e>
+                          <m:m>
+                            <m:mPr>
+                              <m:baseJc m:val="center"/>
+                              <m:plcHide m:val="on"/>
+                              <m:mcs>
+                                <m:mc>
+                                  <m:mcPr>
+                                    <m:mcJc m:val="center"/>
+                                    <m:count m:val="1"/>
+                                  </m:mcPr>
+                                </m:mc>
+                                <m:mc>
+                                  <m:mcPr>
+                                    <m:mcJc m:val="center"/>
+                                    <m:count m:val="1"/>
+                                  </m:mcPr>
+                                </m:mc>
+                              </m:mcs>
+                            </m:mPr>
+                            <m:mr>
+                              <m:e>
+                                <m:d>
+                                  <m:dPr>
+                                    <m:begChr m:val="("/>
+                                    <m:sepChr m:val=""/>
+                                    <m:endChr m:val=")"/>
+                                    <m:grow/>
+                                  </m:dPr>
+                                  <m:e>
+                                    <m:r>
+                                      <m:rPr>
+                                        <m:sty m:val="p"/>
+                                      </m:rPr>
+                                      <m:t>−</m:t>
+                                    </m:r>
+                                    <m:r>
+                                      <m:t>2</m:t>
+                                    </m:r>
+                                  </m:e>
+                                </m:d>
+                                <m:r>
+                                  <m:rPr>
+                                    <m:sty m:val="p"/>
+                                  </m:rPr>
+                                  <m:t>⋅</m:t>
+                                </m:r>
+                                <m:r>
+                                  <m:t>3</m:t>
+                                </m:r>
+                                <m:r>
+                                  <m:rPr>
+                                    <m:sty m:val="p"/>
+                                  </m:rPr>
+                                  <m:t>+</m:t>
+                                </m:r>
+                                <m:r>
+                                  <m:t>1</m:t>
+                                </m:r>
+                                <m:r>
+                                  <m:rPr>
+                                    <m:sty m:val="p"/>
+                                  </m:rPr>
+                                  <m:t>⋅</m:t>
+                                </m:r>
+                                <m:d>
+                                  <m:dPr>
+                                    <m:begChr m:val="("/>
+                                    <m:sepChr m:val=""/>
+                                    <m:endChr m:val=")"/>
+                                    <m:grow/>
+                                  </m:dPr>
+                                  <m:e>
+                                    <m:r>
+                                      <m:rPr>
+                                        <m:sty m:val="p"/>
+                                      </m:rPr>
+                                      <m:t>−</m:t>
+                                    </m:r>
+                                    <m:r>
+                                      <m:t>2</m:t>
+                                    </m:r>
+                                  </m:e>
+                                </m:d>
+                                <m:r>
+                                  <m:rPr>
+                                    <m:sty m:val="p"/>
+                                  </m:rPr>
+                                  <m:t>+</m:t>
+                                </m:r>
+                                <m:r>
+                                  <m:t>3</m:t>
+                                </m:r>
+                                <m:r>
+                                  <m:rPr>
+                                    <m:sty m:val="p"/>
+                                  </m:rPr>
+                                  <m:t>⋅</m:t>
+                                </m:r>
+                                <m:r>
+                                  <m:t>1</m:t>
+                                </m:r>
+                              </m:e>
+                              <m:e/>
+                            </m:mr>
+                            <m:mr>
+                              <m:e/>
+                              <m:e/>
+                            </m:mr>
+                          </m:m>
+                        </m:e>
+                      </m:d>
+                      <m:r>
+                        <m:rPr>
+                          <m:sty m:val="p"/>
+                        </m:rPr>
+                        <m:t>=</m:t>
+                      </m:r>
+                      <m:d>
+                        <m:dPr>
+                          <m:begChr m:val="["/>
+                          <m:sepChr m:val=""/>
+                          <m:endChr m:val="]"/>
+                          <m:grow/>
+                        </m:dPr>
+                        <m:e>
+                          <m:m>
+                            <m:mPr>
+                              <m:baseJc m:val="center"/>
+                              <m:plcHide m:val="on"/>
+                              <m:mcs>
+                                <m:mc>
+                                  <m:mcPr>
+                                    <m:mcJc m:val="center"/>
+                                    <m:count m:val="1"/>
+                                  </m:mcPr>
+                                </m:mc>
+                                <m:mc>
+                                  <m:mcPr>
+                                    <m:mcJc m:val="center"/>
+                                    <m:count m:val="1"/>
+                                  </m:mcPr>
+                                </m:mc>
+                              </m:mcs>
+                            </m:mPr>
+                            <m:mr>
+                              <m:e>
+                                <m:r>
+                                  <m:rPr>
+                                    <m:sty m:val="p"/>
+                                  </m:rPr>
+                                  <m:t>−</m:t>
+                                </m:r>
+                                <m:r>
+                                  <m:t>5</m:t>
+                                </m:r>
+                              </m:e>
+                              <m:e/>
+                            </m:mr>
+                            <m:mr>
+                              <m:e/>
+                              <m:e/>
+                            </m:mr>
+                          </m:m>
+                        </m:e>
+                      </m:d>
+                    </m:e>
+                  </m:mr>
+                </m:m>
+              </m:oMath>
+            </m:oMathPara>
+          </w:p>
+          <w:p>
+            <w:pPr>
+              <w:pStyle w:val="FirstParagraph"/>
+            </w:pPr>
+            <w:r>
+              <w:t xml:space="preserve">For the</w:t>
+            </w:r>
+            <w:r>
+              <w:t xml:space="preserve"> </w:t>
+            </w:r>
+            <m:oMath>
+              <m:d>
+                <m:dPr>
+                  <m:begChr m:val="("/>
+                  <m:sepChr m:val=""/>
+                  <m:endChr m:val=")"/>
+                  <m:grow/>
+                </m:dPr>
+                <m:e>
+                  <m:r>
+                    <m:t>1</m:t>
+                  </m:r>
+                  <m:r>
+                    <m:rPr>
+                      <m:sty m:val="p"/>
+                    </m:rPr>
+                    <m:t>,</m:t>
+                  </m:r>
+                  <m:r>
+                    <m:t>2</m:t>
+                  </m:r>
+                </m:e>
+              </m:d>
+            </m:oMath>
+            <w:r>
+              <w:t xml:space="preserve">th entry of</w:t>
+            </w:r>
+            <w:r>
+              <w:t xml:space="preserve"> </w:t>
+            </w:r>
+            <m:oMath>
+              <m:r>
+                <m:t>A</m:t>
+              </m:r>
+              <m:r>
+                <m:t>B</m:t>
+              </m:r>
+            </m:oMath>
+            <w:r>
+              <w:t xml:space="preserve">, use the first row of</w:t>
+            </w:r>
+            <w:r>
+              <w:t xml:space="preserve"> </w:t>
+            </w:r>
+            <m:oMath>
+              <m:r>
+                <m:t>A</m:t>
+              </m:r>
+            </m:oMath>
+            <w:r>
+              <w:t xml:space="preserve"> </w:t>
+            </w:r>
+            <w:r>
+              <w:t xml:space="preserve">and the second column of</w:t>
+            </w:r>
+            <w:r>
+              <w:t xml:space="preserve"> </w:t>
+            </w:r>
+            <m:oMath>
+              <m:r>
+                <m:t>B</m:t>
+              </m:r>
+            </m:oMath>
+            <w:r>
+              <w:t xml:space="preserve">.</w:t>
+            </w:r>
+          </w:p>
+          <w:p>
+            <w:pPr>
+              <w:pStyle w:val="BodyText"/>
+            </w:pPr>
+            <m:oMathPara>
+              <m:oMathParaPr>
+                <m:jc m:val="center"/>
+              </m:oMathParaPr>
+              <m:oMath>
+                <m:m>
+                  <m:mPr>
+                    <m:baseJc m:val="center"/>
+                    <m:plcHide m:val="on"/>
+                    <m:mcs>
+                      <m:mc>
+                        <m:mcPr>
+                          <m:mcJc m:val="right"/>
+                          <m:count m:val="1"/>
+                        </m:mcPr>
+                      </m:mc>
+                      <m:mc>
+                        <m:mcPr>
+                          <m:mcJc m:val="left"/>
+                          <m:count m:val="1"/>
+                        </m:mcPr>
+                      </m:mc>
+                    </m:mcs>
+                  </m:mPr>
+                  <m:mr>
+                    <m:e>
+                      <m:r>
+                        <m:t>A</m:t>
+                      </m:r>
+                      <m:r>
+                        <m:t>B</m:t>
+                      </m:r>
+                    </m:e>
+                    <m:e>
+                      <m:r>
+                        <m:rPr>
+                          <m:sty m:val="p"/>
+                        </m:rPr>
+                        <m:t>=</m:t>
+                      </m:r>
+                      <m:d>
+                        <m:dPr>
+                          <m:begChr m:val="["/>
+                          <m:sepChr m:val=""/>
+                          <m:endChr m:val="]"/>
+                          <m:grow/>
+                        </m:dPr>
+                        <m:e>
+                          <m:m>
+                            <m:mPr>
+                              <m:baseJc m:val="center"/>
+                              <m:plcHide m:val="on"/>
+                              <m:mcs>
+                                <m:mc>
+                                  <m:mcPr>
+                                    <m:mcJc m:val="center"/>
+                                    <m:count m:val="1"/>
+                                  </m:mcPr>
+                                </m:mc>
+                                <m:mc>
+                                  <m:mcPr>
+                                    <m:mcJc m:val="center"/>
+                                    <m:count m:val="1"/>
+                                  </m:mcPr>
+                                </m:mc>
+                                <m:mc>
+                                  <m:mcPr>
+                                    <m:mcJc m:val="center"/>
+                                    <m:count m:val="1"/>
+                                  </m:mcPr>
+                                </m:mc>
+                              </m:mcs>
+                            </m:mPr>
+                            <m:mr>
+                              <m:e>
+                                <m:r>
+                                  <m:rPr>
+                                    <m:sty m:val="b"/>
+                                  </m:rPr>
+                                  <m:t>−</m:t>
+                                </m:r>
+                                <m:r>
+                                  <m:rPr>
+                                    <m:sty m:val="b"/>
+                                  </m:rPr>
+                                  <m:t>2</m:t>
+                                </m:r>
+                              </m:e>
+                              <m:e>
+                                <m:r>
+                                  <m:rPr>
+                                    <m:sty m:val="b"/>
+                                  </m:rPr>
+                                  <m:t>1</m:t>
+                                </m:r>
+                              </m:e>
+                              <m:e>
+                                <m:r>
+                                  <m:rPr>
+                                    <m:sty m:val="b"/>
+                                  </m:rPr>
+                                  <m:t>3</m:t>
+                                </m:r>
+                              </m:e>
+                            </m:mr>
+                            <m:mr>
+                              <m:e>
+                                <m:r>
+                                  <m:t>4</m:t>
+                                </m:r>
+                              </m:e>
+                              <m:e>
+                                <m:r>
+                                  <m:rPr>
+                                    <m:sty m:val="p"/>
+                                  </m:rPr>
+                                  <m:t>−</m:t>
+                                </m:r>
+                                <m:r>
+                                  <m:t>5</m:t>
+                                </m:r>
+                              </m:e>
+                              <m:e>
+                                <m:r>
+                                  <m:t>2</m:t>
+                                </m:r>
+                              </m:e>
+                            </m:mr>
+                          </m:m>
+                        </m:e>
+                      </m:d>
+                      <m:d>
+                        <m:dPr>
+                          <m:begChr m:val="["/>
+                          <m:sepChr m:val=""/>
+                          <m:endChr m:val="]"/>
+                          <m:grow/>
+                        </m:dPr>
+                        <m:e>
+                          <m:m>
+                            <m:mPr>
+                              <m:baseJc m:val="center"/>
+                              <m:plcHide m:val="on"/>
+                              <m:mcs>
+                                <m:mc>
+                                  <m:mcPr>
+                                    <m:mcJc m:val="center"/>
+                                    <m:count m:val="1"/>
+                                  </m:mcPr>
+                                </m:mc>
+                                <m:mc>
+                                  <m:mcPr>
+                                    <m:mcJc m:val="center"/>
+                                    <m:count m:val="1"/>
+                                  </m:mcPr>
+                                </m:mc>
+                              </m:mcs>
+                            </m:mPr>
+                            <m:mr>
+                              <m:e>
+                                <m:r>
+                                  <m:t>3</m:t>
+                                </m:r>
+                              </m:e>
+                              <m:e>
+                                <m:r>
+                                  <m:rPr>
+                                    <m:sty m:val="b"/>
+                                  </m:rPr>
+                                  <m:t>−</m:t>
+                                </m:r>
+                                <m:r>
+                                  <m:rPr>
+                                    <m:sty m:val="b"/>
+                                  </m:rPr>
+                                  <m:t>1</m:t>
+                                </m:r>
+                              </m:e>
+                            </m:mr>
+                            <m:mr>
+                              <m:e>
+                                <m:r>
+                                  <m:rPr>
+                                    <m:sty m:val="p"/>
+                                  </m:rPr>
+                                  <m:t>−</m:t>
+                                </m:r>
+                                <m:r>
+                                  <m:t>2</m:t>
+                                </m:r>
+                              </m:e>
+                              <m:e>
+                                <m:r>
+                                  <m:rPr>
+                                    <m:sty m:val="b"/>
+                                  </m:rPr>
+                                  <m:t>5</m:t>
+                                </m:r>
+                              </m:e>
+                            </m:mr>
+                            <m:mr>
+                              <m:e>
+                                <m:r>
+                                  <m:t>1</m:t>
+                                </m:r>
+                              </m:e>
+                              <m:e>
+                                <m:r>
+                                  <m:rPr>
+                                    <m:sty m:val="b"/>
+                                  </m:rPr>
+                                  <m:t>−</m:t>
+                                </m:r>
+                                <m:r>
+                                  <m:rPr>
+                                    <m:sty m:val="b"/>
+                                  </m:rPr>
+                                  <m:t>2</m:t>
+                                </m:r>
+                              </m:e>
+                            </m:mr>
+                          </m:m>
+                        </m:e>
+                      </m:d>
+                    </m:e>
+                  </m:mr>
+                  <m:mr>
+                    <m:e/>
+                    <m:e>
+                      <m:r>
+                        <m:rPr>
+                          <m:sty m:val="p"/>
+                        </m:rPr>
+                        <m:t>=</m:t>
+                      </m:r>
+                      <m:d>
+                        <m:dPr>
+                          <m:begChr m:val="["/>
+                          <m:sepChr m:val=""/>
+                          <m:endChr m:val="]"/>
+                          <m:grow/>
+                        </m:dPr>
+                        <m:e>
+                          <m:m>
+                            <m:mPr>
+                              <m:baseJc m:val="center"/>
+                              <m:plcHide m:val="on"/>
+                              <m:mcs>
+                                <m:mc>
+                                  <m:mcPr>
+                                    <m:mcJc m:val="center"/>
+                                    <m:count m:val="1"/>
+                                  </m:mcPr>
+                                </m:mc>
+                                <m:mc>
+                                  <m:mcPr>
+                                    <m:mcJc m:val="center"/>
+                                    <m:count m:val="1"/>
+                                  </m:mcPr>
+                                </m:mc>
+                              </m:mcs>
+                            </m:mPr>
+                            <m:mr>
+                              <m:e>
+                                <m:r>
+                                  <m:rPr>
+                                    <m:sty m:val="p"/>
+                                  </m:rPr>
+                                  <m:t>−</m:t>
+                                </m:r>
+                                <m:r>
+                                  <m:t>5</m:t>
+                                </m:r>
+                              </m:e>
+                              <m:e>
+                                <m:d>
+                                  <m:dPr>
+                                    <m:begChr m:val="("/>
+                                    <m:sepChr m:val=""/>
+                                    <m:endChr m:val=")"/>
+                                    <m:grow/>
+                                  </m:dPr>
+                                  <m:e>
+                                    <m:r>
+                                      <m:rPr>
+                                        <m:sty m:val="p"/>
+                                      </m:rPr>
+                                      <m:t>−</m:t>
+                                    </m:r>
+                                    <m:r>
+                                      <m:t>2</m:t>
+                                    </m:r>
+                                  </m:e>
+                                </m:d>
+                                <m:r>
+                                  <m:rPr>
+                                    <m:sty m:val="p"/>
+                                  </m:rPr>
+                                  <m:t>⋅</m:t>
+                                </m:r>
+                                <m:d>
+                                  <m:dPr>
+                                    <m:begChr m:val="("/>
+                                    <m:sepChr m:val=""/>
+                                    <m:endChr m:val=")"/>
+                                    <m:grow/>
+                                  </m:dPr>
+                                  <m:e>
+                                    <m:r>
+                                      <m:rPr>
+                                        <m:sty m:val="p"/>
+                                      </m:rPr>
+                                      <m:t>−</m:t>
+                                    </m:r>
+                                    <m:r>
+                                      <m:t>1</m:t>
+                                    </m:r>
+                                  </m:e>
+                                </m:d>
+                                <m:r>
+                                  <m:rPr>
+                                    <m:sty m:val="p"/>
+                                  </m:rPr>
+                                  <m:t>+</m:t>
+                                </m:r>
+                                <m:r>
+                                  <m:t>1</m:t>
+                                </m:r>
+                                <m:r>
+                                  <m:rPr>
+                                    <m:sty m:val="p"/>
+                                  </m:rPr>
+                                  <m:t>⋅</m:t>
+                                </m:r>
+                                <m:r>
+                                  <m:t>5</m:t>
+                                </m:r>
+                                <m:r>
+                                  <m:rPr>
+                                    <m:sty m:val="p"/>
+                                  </m:rPr>
+                                  <m:t>+</m:t>
+                                </m:r>
+                                <m:r>
+                                  <m:t>3</m:t>
+                                </m:r>
+                                <m:r>
+                                  <m:rPr>
+                                    <m:sty m:val="p"/>
+                                  </m:rPr>
+                                  <m:t>⋅</m:t>
+                                </m:r>
+                                <m:d>
+                                  <m:dPr>
+                                    <m:begChr m:val="("/>
+                                    <m:sepChr m:val=""/>
+                                    <m:endChr m:val=")"/>
+                                    <m:grow/>
+                                  </m:dPr>
+                                  <m:e>
+                                    <m:r>
+                                      <m:rPr>
+                                        <m:sty m:val="p"/>
+                                      </m:rPr>
+                                      <m:t>−</m:t>
+                                    </m:r>
+                                    <m:r>
+                                      <m:t>2</m:t>
+                                    </m:r>
+                                  </m:e>
+                                </m:d>
+                              </m:e>
+                            </m:mr>
+                            <m:mr>
+                              <m:e/>
+                              <m:e/>
+                            </m:mr>
+                          </m:m>
+                        </m:e>
+                      </m:d>
+                      <m:r>
+                        <m:rPr>
+                          <m:sty m:val="p"/>
+                        </m:rPr>
+                        <m:t>=</m:t>
+                      </m:r>
+                      <m:d>
+                        <m:dPr>
+                          <m:begChr m:val="["/>
+                          <m:sepChr m:val=""/>
+                          <m:endChr m:val="]"/>
+                          <m:grow/>
+                        </m:dPr>
+                        <m:e>
+                          <m:m>
+                            <m:mPr>
+                              <m:baseJc m:val="center"/>
+                              <m:plcHide m:val="on"/>
+                              <m:mcs>
+                                <m:mc>
+                                  <m:mcPr>
+                                    <m:mcJc m:val="center"/>
+                                    <m:count m:val="1"/>
+                                  </m:mcPr>
+                                </m:mc>
+                                <m:mc>
+                                  <m:mcPr>
+                                    <m:mcJc m:val="center"/>
+                                    <m:count m:val="1"/>
+                                  </m:mcPr>
+                                </m:mc>
+                              </m:mcs>
+                            </m:mPr>
+                            <m:mr>
+                              <m:e>
+                                <m:r>
+                                  <m:rPr>
+                                    <m:sty m:val="p"/>
+                                  </m:rPr>
+                                  <m:t>−</m:t>
+                                </m:r>
+                                <m:r>
+                                  <m:t>5</m:t>
+                                </m:r>
+                              </m:e>
+                              <m:e>
+                                <m:r>
+                                  <m:t>1</m:t>
+                                </m:r>
+                              </m:e>
+                            </m:mr>
+                            <m:mr>
+                              <m:e/>
+                              <m:e/>
+                            </m:mr>
+                          </m:m>
+                        </m:e>
+                      </m:d>
+                    </m:e>
+                  </m:mr>
+                </m:m>
+              </m:oMath>
+            </m:oMathPara>
+          </w:p>
+          <w:p>
+            <w:pPr>
+              <w:pStyle w:val="FirstParagraph"/>
+            </w:pPr>
+            <w:r>
+              <w:t xml:space="preserve">For the</w:t>
+            </w:r>
+            <w:r>
+              <w:t xml:space="preserve"> </w:t>
+            </w:r>
+            <m:oMath>
+              <m:d>
+                <m:dPr>
+                  <m:begChr m:val="("/>
+                  <m:sepChr m:val=""/>
+                  <m:endChr m:val=")"/>
+                  <m:grow/>
+                </m:dPr>
+                <m:e>
+                  <m:r>
+                    <m:t>2</m:t>
+                  </m:r>
+                  <m:r>
+                    <m:rPr>
+                      <m:sty m:val="p"/>
+                    </m:rPr>
+                    <m:t>,</m:t>
+                  </m:r>
+                  <m:r>
+                    <m:t>1</m:t>
+                  </m:r>
+                </m:e>
+              </m:d>
+            </m:oMath>
+            <w:r>
+              <w:t xml:space="preserve">th entry of</w:t>
+            </w:r>
+            <w:r>
+              <w:t xml:space="preserve"> </w:t>
+            </w:r>
+            <m:oMath>
+              <m:r>
+                <m:t>A</m:t>
+              </m:r>
+              <m:r>
+                <m:t>B</m:t>
+              </m:r>
+            </m:oMath>
+            <w:r>
+              <w:t xml:space="preserve">, you can match the</w:t>
+            </w:r>
+            <w:r>
+              <w:t xml:space="preserve"> </w:t>
+            </w:r>
+            <m:oMath>
+              <m:r>
+                <m:t>2</m:t>
+              </m:r>
+            </m:oMath>
+            <w:r>
+              <w:t xml:space="preserve">nd row of</w:t>
+            </w:r>
+            <w:r>
+              <w:t xml:space="preserve"> </w:t>
+            </w:r>
+            <m:oMath>
+              <m:r>
+                <m:t>A</m:t>
+              </m:r>
+            </m:oMath>
+            <w:r>
+              <w:t xml:space="preserve"> </w:t>
+            </w:r>
+            <w:r>
+              <w:t xml:space="preserve">to the</w:t>
+            </w:r>
+            <w:r>
+              <w:t xml:space="preserve"> </w:t>
+            </w:r>
+            <m:oMath>
+              <m:r>
+                <m:t>1</m:t>
+              </m:r>
+            </m:oMath>
+            <w:r>
+              <w:t xml:space="preserve">st column of</w:t>
+            </w:r>
+            <w:r>
+              <w:t xml:space="preserve"> </w:t>
+            </w:r>
+            <m:oMath>
+              <m:r>
+                <m:t>B</m:t>
+              </m:r>
+            </m:oMath>
+            <w:r>
+              <w:t xml:space="preserve">.</w:t>
+            </w:r>
+          </w:p>
+          <w:p>
+            <w:pPr>
+              <w:pStyle w:val="BodyText"/>
+            </w:pPr>
+            <m:oMathPara>
+              <m:oMathParaPr>
+                <m:jc m:val="center"/>
+              </m:oMathParaPr>
+              <m:oMath>
+                <m:m>
+                  <m:mPr>
+                    <m:baseJc m:val="center"/>
+                    <m:plcHide m:val="on"/>
+                    <m:mcs>
+                      <m:mc>
+                        <m:mcPr>
+                          <m:mcJc m:val="right"/>
+                          <m:count m:val="1"/>
+                        </m:mcPr>
+                      </m:mc>
+                      <m:mc>
+                        <m:mcPr>
+                          <m:mcJc m:val="left"/>
+                          <m:count m:val="1"/>
+                        </m:mcPr>
+                      </m:mc>
+                    </m:mcs>
+                  </m:mPr>
+                  <m:mr>
+                    <m:e>
+                      <m:r>
+                        <m:t>A</m:t>
+                      </m:r>
+                      <m:r>
+                        <m:t>B</m:t>
+                      </m:r>
+                    </m:e>
+                    <m:e>
+                      <m:r>
+                        <m:rPr>
+                          <m:sty m:val="p"/>
+                        </m:rPr>
+                        <m:t>=</m:t>
+                      </m:r>
+                      <m:d>
+                        <m:dPr>
+                          <m:begChr m:val="["/>
+                          <m:sepChr m:val=""/>
+                          <m:endChr m:val="]"/>
+                          <m:grow/>
+                        </m:dPr>
+                        <m:e>
+                          <m:m>
+                            <m:mPr>
+                              <m:baseJc m:val="center"/>
+                              <m:plcHide m:val="on"/>
+                              <m:mcs>
+                                <m:mc>
+                                  <m:mcPr>
+                                    <m:mcJc m:val="center"/>
+                                    <m:count m:val="1"/>
+                                  </m:mcPr>
+                                </m:mc>
+                                <m:mc>
+                                  <m:mcPr>
+                                    <m:mcJc m:val="center"/>
+                                    <m:count m:val="1"/>
+                                  </m:mcPr>
+                                </m:mc>
+                                <m:mc>
+                                  <m:mcPr>
+                                    <m:mcJc m:val="center"/>
+                                    <m:count m:val="1"/>
+                                  </m:mcPr>
+                                </m:mc>
+                              </m:mcs>
+                            </m:mPr>
+                            <m:mr>
+                              <m:e>
+                                <m:r>
+                                  <m:rPr>
+                                    <m:sty m:val="p"/>
+                                  </m:rPr>
+                                  <m:t>−</m:t>
+                                </m:r>
+                                <m:r>
+                                  <m:t>2</m:t>
+                                </m:r>
+                              </m:e>
+                              <m:e>
+                                <m:r>
+                                  <m:t>1</m:t>
+                                </m:r>
+                              </m:e>
+                              <m:e>
+                                <m:r>
+                                  <m:t>3</m:t>
+                                </m:r>
+                              </m:e>
+                            </m:mr>
+                            <m:mr>
+                              <m:e>
+                                <m:r>
+                                  <m:rPr>
+                                    <m:sty m:val="b"/>
+                                  </m:rPr>
+                                  <m:t>4</m:t>
+                                </m:r>
+                              </m:e>
+                              <m:e>
+                                <m:r>
+                                  <m:rPr>
+                                    <m:sty m:val="b"/>
+                                  </m:rPr>
+                                  <m:t>−</m:t>
+                                </m:r>
+                                <m:r>
+                                  <m:rPr>
+                                    <m:sty m:val="b"/>
+                                  </m:rPr>
+                                  <m:t>5</m:t>
+                                </m:r>
+                              </m:e>
+                              <m:e>
+                                <m:r>
+                                  <m:rPr>
+                                    <m:sty m:val="b"/>
+                                  </m:rPr>
+                                  <m:t>2</m:t>
+                                </m:r>
+                              </m:e>
+                            </m:mr>
+                          </m:m>
+                        </m:e>
+                      </m:d>
+                      <m:d>
+                        <m:dPr>
+                          <m:begChr m:val="["/>
+                          <m:sepChr m:val=""/>
+                          <m:endChr m:val="]"/>
+                          <m:grow/>
+                        </m:dPr>
+                        <m:e>
+                          <m:m>
+                            <m:mPr>
+                              <m:baseJc m:val="center"/>
+                              <m:plcHide m:val="on"/>
+                              <m:mcs>
+                                <m:mc>
+                                  <m:mcPr>
+                                    <m:mcJc m:val="center"/>
+                                    <m:count m:val="1"/>
+                                  </m:mcPr>
+                                </m:mc>
+                                <m:mc>
+                                  <m:mcPr>
+                                    <m:mcJc m:val="center"/>
+                                    <m:count m:val="1"/>
+                                  </m:mcPr>
+                                </m:mc>
+                              </m:mcs>
+                            </m:mPr>
+                            <m:mr>
+                              <m:e>
+                                <m:r>
+                                  <m:rPr>
+                                    <m:sty m:val="b"/>
+                                  </m:rPr>
+                                  <m:t>3</m:t>
+                                </m:r>
+                              </m:e>
+                              <m:e>
+                                <m:r>
+                                  <m:rPr>
+                                    <m:sty m:val="p"/>
+                                  </m:rPr>
+                                  <m:t>−</m:t>
+                                </m:r>
+                                <m:r>
+                                  <m:t>1</m:t>
+                                </m:r>
+                              </m:e>
+                            </m:mr>
+                            <m:mr>
+                              <m:e>
+                                <m:r>
+                                  <m:rPr>
+                                    <m:sty m:val="b"/>
+                                  </m:rPr>
+                                  <m:t>−</m:t>
+                                </m:r>
+                                <m:r>
+                                  <m:rPr>
+                                    <m:sty m:val="b"/>
+                                  </m:rPr>
+                                  <m:t>2</m:t>
+                                </m:r>
+                              </m:e>
+                              <m:e>
+                                <m:r>
+                                  <m:t>5</m:t>
+                                </m:r>
+                              </m:e>
+                            </m:mr>
+                            <m:mr>
+                              <m:e>
+                                <m:r>
+                                  <m:rPr>
+                                    <m:sty m:val="b"/>
+                                  </m:rPr>
+                                  <m:t>1</m:t>
+                                </m:r>
+                              </m:e>
+                              <m:e>
+                                <m:r>
+                                  <m:rPr>
+                                    <m:sty m:val="p"/>
+                                  </m:rPr>
+                                  <m:t>−</m:t>
+                                </m:r>
+                                <m:r>
+                                  <m:t>2</m:t>
+                                </m:r>
+                              </m:e>
+                            </m:mr>
+                          </m:m>
+                        </m:e>
+                      </m:d>
+                    </m:e>
+                  </m:mr>
+                  <m:mr>
+                    <m:e/>
+                    <m:e>
+                      <m:r>
+                        <m:rPr>
+                          <m:sty m:val="p"/>
+                        </m:rPr>
+                        <m:t>=</m:t>
+                      </m:r>
+                      <m:d>
+                        <m:dPr>
+                          <m:begChr m:val="["/>
+                          <m:sepChr m:val=""/>
+                          <m:endChr m:val="]"/>
+                          <m:grow/>
+                        </m:dPr>
+                        <m:e>
+                          <m:m>
+                            <m:mPr>
+                              <m:baseJc m:val="center"/>
+                              <m:plcHide m:val="on"/>
+                              <m:mcs>
+                                <m:mc>
+                                  <m:mcPr>
+                                    <m:mcJc m:val="center"/>
+                                    <m:count m:val="1"/>
+                                  </m:mcPr>
+                                </m:mc>
+                                <m:mc>
+                                  <m:mcPr>
+                                    <m:mcJc m:val="center"/>
+                                    <m:count m:val="1"/>
+                                  </m:mcPr>
+                                </m:mc>
+                              </m:mcs>
+                            </m:mPr>
+                            <m:mr>
+                              <m:e>
+                                <m:r>
+                                  <m:rPr>
+                                    <m:sty m:val="p"/>
+                                  </m:rPr>
+                                  <m:t>−</m:t>
+                                </m:r>
+                                <m:r>
+                                  <m:t>5</m:t>
+                                </m:r>
+                              </m:e>
+                              <m:e>
+                                <m:r>
+                                  <m:t>1</m:t>
+                                </m:r>
+                              </m:e>
+                            </m:mr>
+                            <m:mr>
+                              <m:e>
+                                <m:r>
+                                  <m:t>4</m:t>
+                                </m:r>
+                                <m:r>
+                                  <m:rPr>
+                                    <m:sty m:val="p"/>
+                                  </m:rPr>
+                                  <m:t>⋅</m:t>
+                                </m:r>
+                                <m:r>
+                                  <m:t>3</m:t>
+                                </m:r>
+                                <m:r>
+                                  <m:rPr>
+                                    <m:sty m:val="p"/>
+                                  </m:rPr>
+                                  <m:t>+</m:t>
+                                </m:r>
+                                <m:d>
+                                  <m:dPr>
+                                    <m:begChr m:val="("/>
+                                    <m:sepChr m:val=""/>
+                                    <m:endChr m:val=")"/>
+                                    <m:grow/>
+                                  </m:dPr>
+                                  <m:e>
+                                    <m:r>
+                                      <m:rPr>
+                                        <m:sty m:val="p"/>
+                                      </m:rPr>
+                                      <m:t>−</m:t>
+                                    </m:r>
+                                    <m:r>
+                                      <m:t>5</m:t>
+                                    </m:r>
+                                  </m:e>
+                                </m:d>
+                                <m:r>
+                                  <m:rPr>
+                                    <m:sty m:val="p"/>
+                                  </m:rPr>
+                                  <m:t>⋅</m:t>
+                                </m:r>
+                                <m:d>
+                                  <m:dPr>
+                                    <m:begChr m:val="("/>
+                                    <m:sepChr m:val=""/>
+                                    <m:endChr m:val=")"/>
+                                    <m:grow/>
+                                  </m:dPr>
+                                  <m:e>
+                                    <m:r>
+                                      <m:rPr>
+                                        <m:sty m:val="p"/>
+                                      </m:rPr>
+                                      <m:t>−</m:t>
+                                    </m:r>
+                                    <m:r>
+                                      <m:t>2</m:t>
+                                    </m:r>
+                                  </m:e>
+                                </m:d>
+                                <m:r>
+                                  <m:rPr>
+                                    <m:sty m:val="p"/>
+                                  </m:rPr>
+                                  <m:t>+</m:t>
+                                </m:r>
+                                <m:r>
+                                  <m:t>2</m:t>
+                                </m:r>
+                                <m:r>
+                                  <m:rPr>
+                                    <m:sty m:val="p"/>
+                                  </m:rPr>
+                                  <m:t>⋅</m:t>
+                                </m:r>
+                                <m:r>
+                                  <m:t>1</m:t>
+                                </m:r>
+                              </m:e>
+                              <m:e/>
+                            </m:mr>
+                          </m:m>
+                        </m:e>
+                      </m:d>
+                      <m:r>
+                        <m:rPr>
+                          <m:sty m:val="p"/>
+                        </m:rPr>
+                        <m:t>=</m:t>
+                      </m:r>
+                      <m:d>
+                        <m:dPr>
+                          <m:begChr m:val="["/>
+                          <m:sepChr m:val=""/>
+                          <m:endChr m:val="]"/>
+                          <m:grow/>
+                        </m:dPr>
+                        <m:e>
+                          <m:m>
+                            <m:mPr>
+                              <m:baseJc m:val="center"/>
+                              <m:plcHide m:val="on"/>
+                              <m:mcs>
+                                <m:mc>
+                                  <m:mcPr>
+                                    <m:mcJc m:val="center"/>
+                                    <m:count m:val="1"/>
+                                  </m:mcPr>
+                                </m:mc>
+                                <m:mc>
+                                  <m:mcPr>
+                                    <m:mcJc m:val="center"/>
+                                    <m:count m:val="1"/>
+                                  </m:mcPr>
+                                </m:mc>
+                              </m:mcs>
+                            </m:mPr>
+                            <m:mr>
+                              <m:e>
+                                <m:r>
+                                  <m:rPr>
+                                    <m:sty m:val="p"/>
+                                  </m:rPr>
+                                  <m:t>−</m:t>
+                                </m:r>
+                                <m:r>
+                                  <m:t>5</m:t>
+                                </m:r>
+                              </m:e>
+                              <m:e>
+                                <m:r>
+                                  <m:t>1</m:t>
+                                </m:r>
+                              </m:e>
+                            </m:mr>
+                            <m:mr>
+                              <m:e>
+                                <m:r>
+                                  <m:t>24</m:t>
+                                </m:r>
+                              </m:e>
+                              <m:e/>
+                            </m:mr>
+                          </m:m>
+                        </m:e>
+                      </m:d>
+                    </m:e>
+                  </m:mr>
+                </m:m>
+              </m:oMath>
+            </m:oMathPara>
+          </w:p>
+          <w:p>
+            <w:pPr>
+              <w:pStyle w:val="FirstParagraph"/>
+            </w:pPr>
+            <w:r>
+              <w:t xml:space="preserve">Finally, for the</w:t>
+            </w:r>
+            <w:r>
+              <w:t xml:space="preserve"> </w:t>
+            </w:r>
+            <m:oMath>
+              <m:d>
+                <m:dPr>
+                  <m:begChr m:val="("/>
+                  <m:sepChr m:val=""/>
+                  <m:endChr m:val=")"/>
+                  <m:grow/>
+                </m:dPr>
+                <m:e>
+                  <m:r>
+                    <m:t>2</m:t>
+                  </m:r>
+                  <m:r>
+                    <m:rPr>
+                      <m:sty m:val="p"/>
+                    </m:rPr>
+                    <m:t>,</m:t>
+                  </m:r>
+                  <m:r>
+                    <m:t>2</m:t>
+                  </m:r>
+                </m:e>
+              </m:d>
+            </m:oMath>
+            <w:r>
+              <w:t xml:space="preserve">th entry of</w:t>
+            </w:r>
+            <w:r>
+              <w:t xml:space="preserve"> </w:t>
+            </w:r>
+            <m:oMath>
+              <m:r>
+                <m:t>A</m:t>
+              </m:r>
+              <m:r>
+                <m:t>B</m:t>
+              </m:r>
+            </m:oMath>
+            <w:r>
+              <w:t xml:space="preserve">, you can match the</w:t>
+            </w:r>
+            <w:r>
+              <w:t xml:space="preserve"> </w:t>
+            </w:r>
+            <m:oMath>
+              <m:r>
+                <m:t>2</m:t>
+              </m:r>
+            </m:oMath>
+            <w:r>
+              <w:t xml:space="preserve">nd row of</w:t>
+            </w:r>
+            <w:r>
+              <w:t xml:space="preserve"> </w:t>
+            </w:r>
+            <m:oMath>
+              <m:r>
+                <m:t>A</m:t>
+              </m:r>
+            </m:oMath>
+            <w:r>
+              <w:t xml:space="preserve"> </w:t>
+            </w:r>
+            <w:r>
+              <w:t xml:space="preserve">to the</w:t>
+            </w:r>
+            <w:r>
+              <w:t xml:space="preserve"> </w:t>
+            </w:r>
+            <m:oMath>
+              <m:r>
+                <m:t>2</m:t>
+              </m:r>
+            </m:oMath>
+            <w:r>
+              <w:t xml:space="preserve">nd column of</w:t>
+            </w:r>
+            <w:r>
+              <w:t xml:space="preserve"> </w:t>
+            </w:r>
+            <m:oMath>
+              <m:r>
+                <m:t>B</m:t>
+              </m:r>
+            </m:oMath>
+            <w:r>
+              <w:t xml:space="preserve">.</w:t>
+            </w:r>
+          </w:p>
+          <w:p>
+            <w:pPr>
+              <w:pStyle w:val="BodyText"/>
+            </w:pPr>
+            <m:oMathPara>
+              <m:oMathParaPr>
+                <m:jc m:val="center"/>
+              </m:oMathParaPr>
+              <m:oMath>
+                <m:m>
+                  <m:mPr>
+                    <m:baseJc m:val="center"/>
+                    <m:plcHide m:val="on"/>
+                    <m:mcs>
+                      <m:mc>
+                        <m:mcPr>
+                          <m:mcJc m:val="right"/>
+                          <m:count m:val="1"/>
+                        </m:mcPr>
+                      </m:mc>
+                      <m:mc>
+                        <m:mcPr>
+                          <m:mcJc m:val="left"/>
+                          <m:count m:val="1"/>
+                        </m:mcPr>
+                      </m:mc>
+                    </m:mcs>
+                  </m:mPr>
+                  <m:mr>
+                    <m:e>
+                      <m:r>
+                        <m:t>A</m:t>
+                      </m:r>
+                      <m:r>
+                        <m:t>B</m:t>
+                      </m:r>
+                    </m:e>
+                    <m:e>
+                      <m:r>
+                        <m:rPr>
+                          <m:sty m:val="p"/>
+                        </m:rPr>
+                        <m:t>=</m:t>
+                      </m:r>
+                      <m:d>
+                        <m:dPr>
+                          <m:begChr m:val="["/>
+                          <m:sepChr m:val=""/>
+                          <m:endChr m:val="]"/>
+                          <m:grow/>
+                        </m:dPr>
+                        <m:e>
+                          <m:m>
+                            <m:mPr>
+                              <m:baseJc m:val="center"/>
+                              <m:plcHide m:val="on"/>
+                              <m:mcs>
+                                <m:mc>
+                                  <m:mcPr>
+                                    <m:mcJc m:val="center"/>
+                                    <m:count m:val="1"/>
+                                  </m:mcPr>
+                                </m:mc>
+                                <m:mc>
+                                  <m:mcPr>
+                                    <m:mcJc m:val="center"/>
+                                    <m:count m:val="1"/>
+                                  </m:mcPr>
+                                </m:mc>
+                                <m:mc>
+                                  <m:mcPr>
+                                    <m:mcJc m:val="center"/>
+                                    <m:count m:val="1"/>
+                                  </m:mcPr>
+                                </m:mc>
+                              </m:mcs>
+                            </m:mPr>
+                            <m:mr>
+                              <m:e>
+                                <m:r>
+                                  <m:rPr>
+                                    <m:sty m:val="p"/>
+                                  </m:rPr>
+                                  <m:t>−</m:t>
+                                </m:r>
+                                <m:r>
+                                  <m:t>2</m:t>
+                                </m:r>
+                              </m:e>
+                              <m:e>
+                                <m:r>
+                                  <m:t>1</m:t>
+                                </m:r>
+                              </m:e>
+                              <m:e>
+                                <m:r>
+                                  <m:t>3</m:t>
+                                </m:r>
+                              </m:e>
+                            </m:mr>
+                            <m:mr>
+                              <m:e>
+                                <m:r>
+                                  <m:rPr>
+                                    <m:sty m:val="b"/>
+                                  </m:rPr>
+                                  <m:t>4</m:t>
+                                </m:r>
+                              </m:e>
+                              <m:e>
+                                <m:r>
+                                  <m:rPr>
+                                    <m:sty m:val="b"/>
+                                  </m:rPr>
+                                  <m:t>−</m:t>
+                                </m:r>
+                                <m:r>
+                                  <m:rPr>
+                                    <m:sty m:val="b"/>
+                                  </m:rPr>
+                                  <m:t>5</m:t>
+                                </m:r>
+                              </m:e>
+                              <m:e>
+                                <m:r>
+                                  <m:rPr>
+                                    <m:sty m:val="b"/>
+                                  </m:rPr>
+                                  <m:t>2</m:t>
+                                </m:r>
+                              </m:e>
+                            </m:mr>
+                          </m:m>
+                        </m:e>
+                      </m:d>
+                      <m:d>
+                        <m:dPr>
+                          <m:begChr m:val="["/>
+                          <m:sepChr m:val=""/>
+                          <m:endChr m:val="]"/>
+                          <m:grow/>
+                        </m:dPr>
+                        <m:e>
+                          <m:m>
+                            <m:mPr>
+                              <m:baseJc m:val="center"/>
+                              <m:plcHide m:val="on"/>
+                              <m:mcs>
+                                <m:mc>
+                                  <m:mcPr>
+                                    <m:mcJc m:val="center"/>
+                                    <m:count m:val="1"/>
+                                  </m:mcPr>
+                                </m:mc>
+                                <m:mc>
+                                  <m:mcPr>
+                                    <m:mcJc m:val="center"/>
+                                    <m:count m:val="1"/>
+                                  </m:mcPr>
+                                </m:mc>
+                              </m:mcs>
+                            </m:mPr>
+                            <m:mr>
+                              <m:e>
+                                <m:r>
+                                  <m:t>3</m:t>
+                                </m:r>
+                              </m:e>
+                              <m:e>
+                                <m:r>
+                                  <m:rPr>
+                                    <m:sty m:val="b"/>
+                                  </m:rPr>
+                                  <m:t>−</m:t>
+                                </m:r>
+                                <m:r>
+                                  <m:rPr>
+                                    <m:sty m:val="b"/>
+                                  </m:rPr>
+                                  <m:t>1</m:t>
+                                </m:r>
+                              </m:e>
+                            </m:mr>
+                            <m:mr>
+                              <m:e>
+                                <m:r>
+                                  <m:rPr>
+                                    <m:sty m:val="p"/>
+                                  </m:rPr>
+                                  <m:t>−</m:t>
+                                </m:r>
+                                <m:r>
+                                  <m:t>2</m:t>
+                                </m:r>
+                              </m:e>
+                              <m:e>
+                                <m:r>
+                                  <m:rPr>
+                                    <m:sty m:val="b"/>
+                                  </m:rPr>
+                                  <m:t>5</m:t>
+                                </m:r>
+                              </m:e>
+                            </m:mr>
+                            <m:mr>
+                              <m:e>
+                                <m:r>
+                                  <m:t>1</m:t>
+                                </m:r>
+                              </m:e>
+                              <m:e>
+                                <m:r>
+                                  <m:rPr>
+                                    <m:sty m:val="b"/>
+                                  </m:rPr>
+                                  <m:t>−</m:t>
+                                </m:r>
+                                <m:r>
+                                  <m:rPr>
+                                    <m:sty m:val="b"/>
+                                  </m:rPr>
+                                  <m:t>2</m:t>
+                                </m:r>
+                              </m:e>
+                            </m:mr>
+                          </m:m>
+                        </m:e>
+                      </m:d>
+                    </m:e>
+                  </m:mr>
+                  <m:mr>
+                    <m:e/>
+                    <m:e>
+                      <m:r>
+                        <m:rPr>
+                          <m:sty m:val="p"/>
+                        </m:rPr>
+                        <m:t>=</m:t>
+                      </m:r>
+                      <m:d>
+                        <m:dPr>
+                          <m:begChr m:val="["/>
+                          <m:sepChr m:val=""/>
+                          <m:endChr m:val="]"/>
+                          <m:grow/>
+                        </m:dPr>
+                        <m:e>
+                          <m:m>
+                            <m:mPr>
+                              <m:baseJc m:val="center"/>
+                              <m:plcHide m:val="on"/>
+                              <m:mcs>
+                                <m:mc>
+                                  <m:mcPr>
+                                    <m:mcJc m:val="center"/>
+                                    <m:count m:val="1"/>
+                                  </m:mcPr>
+                                </m:mc>
+                                <m:mc>
+                                  <m:mcPr>
+                                    <m:mcJc m:val="center"/>
+                                    <m:count m:val="1"/>
+                                  </m:mcPr>
+                                </m:mc>
+                              </m:mcs>
+                            </m:mPr>
+                            <m:mr>
+                              <m:e>
+                                <m:r>
+                                  <m:rPr>
+                                    <m:sty m:val="p"/>
+                                  </m:rPr>
+                                  <m:t>−</m:t>
+                                </m:r>
+                                <m:r>
+                                  <m:t>5</m:t>
+                                </m:r>
+                              </m:e>
+                              <m:e>
+                                <m:r>
+                                  <m:t>1</m:t>
+                                </m:r>
+                              </m:e>
+                            </m:mr>
+                            <m:mr>
+                              <m:e>
+                                <m:r>
+                                  <m:t>24</m:t>
+                                </m:r>
+                              </m:e>
+                              <m:e>
+                                <m:r>
+                                  <m:t>4</m:t>
+                                </m:r>
+                                <m:r>
+                                  <m:rPr>
+                                    <m:sty m:val="p"/>
+                                  </m:rPr>
+                                  <m:t>⋅</m:t>
+                                </m:r>
+                                <m:d>
+                                  <m:dPr>
+                                    <m:begChr m:val="("/>
+                                    <m:sepChr m:val=""/>
+                                    <m:endChr m:val=")"/>
+                                    <m:grow/>
+                                  </m:dPr>
+                                  <m:e>
+                                    <m:r>
+                                      <m:rPr>
+                                        <m:sty m:val="p"/>
+                                      </m:rPr>
+                                      <m:t>−</m:t>
+                                    </m:r>
+                                    <m:r>
+                                      <m:t>1</m:t>
+                                    </m:r>
+                                  </m:e>
+                                </m:d>
+                                <m:r>
+                                  <m:rPr>
+                                    <m:sty m:val="p"/>
+                                  </m:rPr>
+                                  <m:t>+</m:t>
+                                </m:r>
+                                <m:d>
+                                  <m:dPr>
+                                    <m:begChr m:val="("/>
+                                    <m:sepChr m:val=""/>
+                                    <m:endChr m:val=")"/>
+                                    <m:grow/>
+                                  </m:dPr>
+                                  <m:e>
+                                    <m:r>
+                                      <m:rPr>
+                                        <m:sty m:val="p"/>
+                                      </m:rPr>
+                                      <m:t>−</m:t>
+                                    </m:r>
+                                    <m:r>
+                                      <m:t>5</m:t>
+                                    </m:r>
+                                  </m:e>
+                                </m:d>
+                                <m:r>
+                                  <m:rPr>
+                                    <m:sty m:val="p"/>
+                                  </m:rPr>
+                                  <m:t>⋅</m:t>
+                                </m:r>
+                                <m:r>
+                                  <m:t>5</m:t>
+                                </m:r>
+                                <m:r>
+                                  <m:rPr>
+                                    <m:sty m:val="p"/>
+                                  </m:rPr>
+                                  <m:t>+</m:t>
+                                </m:r>
+                                <m:r>
+                                  <m:t>2</m:t>
+                                </m:r>
+                                <m:r>
+                                  <m:rPr>
+                                    <m:sty m:val="p"/>
+                                  </m:rPr>
+                                  <m:t>⋅</m:t>
+                                </m:r>
+                                <m:d>
+                                  <m:dPr>
+                                    <m:begChr m:val="("/>
+                                    <m:sepChr m:val=""/>
+                                    <m:endChr m:val=")"/>
+                                    <m:grow/>
+                                  </m:dPr>
+                                  <m:e>
+                                    <m:r>
+                                      <m:rPr>
+                                        <m:sty m:val="p"/>
+                                      </m:rPr>
+                                      <m:t>−</m:t>
+                                    </m:r>
+                                    <m:r>
+                                      <m:t>2</m:t>
+                                    </m:r>
+                                  </m:e>
+                                </m:d>
+                              </m:e>
+                            </m:mr>
+                          </m:m>
+                        </m:e>
+                      </m:d>
+                      <m:r>
+                        <m:rPr>
+                          <m:sty m:val="p"/>
+                        </m:rPr>
+                        <m:t>=</m:t>
+                      </m:r>
+                      <m:d>
+                        <m:dPr>
+                          <m:begChr m:val="["/>
+                          <m:sepChr m:val=""/>
+                          <m:endChr m:val="]"/>
+                          <m:grow/>
+                        </m:dPr>
+                        <m:e>
+                          <m:m>
+                            <m:mPr>
+                              <m:baseJc m:val="center"/>
+                              <m:plcHide m:val="on"/>
+                              <m:mcs>
+                                <m:mc>
+                                  <m:mcPr>
+                                    <m:mcJc m:val="center"/>
+                                    <m:count m:val="1"/>
+                                  </m:mcPr>
+                                </m:mc>
+                                <m:mc>
+                                  <m:mcPr>
+                                    <m:mcJc m:val="center"/>
+                                    <m:count m:val="1"/>
+                                  </m:mcPr>
+                                </m:mc>
+                              </m:mcs>
+                            </m:mPr>
+                            <m:mr>
+                              <m:e>
+                                <m:r>
+                                  <m:rPr>
+                                    <m:sty m:val="p"/>
+                                  </m:rPr>
+                                  <m:t>−</m:t>
+                                </m:r>
+                                <m:r>
+                                  <m:t>5</m:t>
+                                </m:r>
+                              </m:e>
+                              <m:e>
+                                <m:r>
+                                  <m:t>1</m:t>
+                                </m:r>
+                              </m:e>
+                            </m:mr>
+                            <m:mr>
+                              <m:e>
+                                <m:r>
+                                  <m:t>24</m:t>
+                                </m:r>
+                              </m:e>
+                              <m:e>
+                                <m:r>
+                                  <m:rPr>
+                                    <m:sty m:val="p"/>
+                                  </m:rPr>
+                                  <m:t>−</m:t>
+                                </m:r>
+                                <m:r>
+                                  <m:t>33</m:t>
+                                </m:r>
+                              </m:e>
+                            </m:mr>
+                          </m:m>
+                        </m:e>
+                      </m:d>
+                    </m:e>
+                  </m:mr>
+                </m:m>
+              </m:oMath>
+            </m:oMathPara>
+          </w:p>
+          <w:p>
+            <w:pPr>
+              <w:pStyle w:val="FirstParagraph"/>
+            </w:pPr>
+            <w:r>
+              <w:t xml:space="preserve">and this is your final answer! You don’t have to write all of this out, you could instead write</w:t>
             </w:r>
           </w:p>
           <w:p>
@@ -8888,32 +11265,6 @@
                     </m:m>
                   </m:e>
                 </m:d>
-              </m:oMath>
-            </m:oMathPara>
-          </w:p>
-          <w:p>
-            <w:pPr>
-              <w:pStyle w:val="FirstParagraph"/>
-            </w:pPr>
-            <w:r>
-              <w:t xml:space="preserve">By carrying out these multiplications you will have,</w:t>
-            </w:r>
-          </w:p>
-          <w:p>
-            <w:pPr>
-              <w:pStyle w:val="BodyText"/>
-            </w:pPr>
-            <m:oMathPara>
-              <m:oMathParaPr>
-                <m:jc m:val="center"/>
-              </m:oMathParaPr>
-              <m:oMath>
-                <m:r>
-                  <m:t>A</m:t>
-                </m:r>
-                <m:r>
-                  <m:t>B</m:t>
-                </m:r>
                 <m:r>
                   <m:rPr>
                     <m:sty m:val="p"/>
@@ -8956,150 +11307,6 @@
                             <m:t>−</m:t>
                           </m:r>
                           <m:r>
-                            <m:t>6</m:t>
-                          </m:r>
-                          <m:r>
-                            <m:rPr>
-                              <m:sty m:val="p"/>
-                            </m:rPr>
-                            <m:t>−</m:t>
-                          </m:r>
-                          <m:r>
-                            <m:t>2</m:t>
-                          </m:r>
-                          <m:r>
-                            <m:rPr>
-                              <m:sty m:val="p"/>
-                            </m:rPr>
-                            <m:t>+</m:t>
-                          </m:r>
-                          <m:r>
-                            <m:t>3</m:t>
-                          </m:r>
-                        </m:e>
-                        <m:e>
-                          <m:r>
-                            <m:t>2</m:t>
-                          </m:r>
-                          <m:r>
-                            <m:rPr>
-                              <m:sty m:val="p"/>
-                            </m:rPr>
-                            <m:t>+</m:t>
-                          </m:r>
-                          <m:r>
-                            <m:t>5</m:t>
-                          </m:r>
-                          <m:r>
-                            <m:rPr>
-                              <m:sty m:val="p"/>
-                            </m:rPr>
-                            <m:t>−</m:t>
-                          </m:r>
-                          <m:r>
-                            <m:t>6</m:t>
-                          </m:r>
-                        </m:e>
-                      </m:mr>
-                      <m:mr>
-                        <m:e>
-                          <m:r>
-                            <m:t>12</m:t>
-                          </m:r>
-                          <m:r>
-                            <m:rPr>
-                              <m:sty m:val="p"/>
-                            </m:rPr>
-                            <m:t>+</m:t>
-                          </m:r>
-                          <m:r>
-                            <m:t>10</m:t>
-                          </m:r>
-                          <m:r>
-                            <m:rPr>
-                              <m:sty m:val="p"/>
-                            </m:rPr>
-                            <m:t>+</m:t>
-                          </m:r>
-                          <m:r>
-                            <m:t>2</m:t>
-                          </m:r>
-                        </m:e>
-                        <m:e>
-                          <m:r>
-                            <m:rPr>
-                              <m:sty m:val="p"/>
-                            </m:rPr>
-                            <m:t>−</m:t>
-                          </m:r>
-                          <m:r>
-                            <m:t>4</m:t>
-                          </m:r>
-                          <m:r>
-                            <m:rPr>
-                              <m:sty m:val="p"/>
-                            </m:rPr>
-                            <m:t>−</m:t>
-                          </m:r>
-                          <m:r>
-                            <m:t>25</m:t>
-                          </m:r>
-                          <m:r>
-                            <m:rPr>
-                              <m:sty m:val="p"/>
-                            </m:rPr>
-                            <m:t>−</m:t>
-                          </m:r>
-                          <m:r>
-                            <m:t>4</m:t>
-                          </m:r>
-                        </m:e>
-                      </m:mr>
-                    </m:m>
-                  </m:e>
-                </m:d>
-                <m:r>
-                  <m:rPr>
-                    <m:sty m:val="p"/>
-                  </m:rPr>
-                  <m:t>=</m:t>
-                </m:r>
-                <m:d>
-                  <m:dPr>
-                    <m:begChr m:val="["/>
-                    <m:sepChr m:val=""/>
-                    <m:endChr m:val="]"/>
-                    <m:grow/>
-                  </m:dPr>
-                  <m:e>
-                    <m:m>
-                      <m:mPr>
-                        <m:baseJc m:val="center"/>
-                        <m:plcHide m:val="on"/>
-                        <m:mcs>
-                          <m:mc>
-                            <m:mcPr>
-                              <m:mcJc m:val="center"/>
-                              <m:count m:val="1"/>
-                            </m:mcPr>
-                          </m:mc>
-                          <m:mc>
-                            <m:mcPr>
-                              <m:mcJc m:val="center"/>
-                              <m:count m:val="1"/>
-                            </m:mcPr>
-                          </m:mc>
-                        </m:mcs>
-                      </m:mPr>
-                      <m:mr>
-                        <m:e>
-                          <m:r>
-                            <m:rPr>
-                              <m:sty m:val="p"/>
-                            </m:rPr>
-                            <m:t>−</m:t>
-                          </m:r>
-                          <m:r>
                             <m:t>5</m:t>
                           </m:r>
                         </m:e>
@@ -9138,7 +11345,21 @@
               <w:pStyle w:val="FirstParagraph"/>
             </w:pPr>
             <w:r>
-              <w:t xml:space="preserve">Since</w:t>
+              <w:t xml:space="preserve">Now you can work out</w:t>
+            </w:r>
+            <w:r>
+              <w:t xml:space="preserve"> </w:t>
+            </w:r>
+            <m:oMath>
+              <m:r>
+                <m:t>B</m:t>
+              </m:r>
+              <m:r>
+                <m:t>A</m:t>
+              </m:r>
+            </m:oMath>
+            <w:r>
+              <w:t xml:space="preserve">. Since</w:t>
             </w:r>
             <w:r>
               <w:t xml:space="preserve"> </w:t>
@@ -9851,7 +12072,7 @@
               <w:pStyle w:val="FirstParagraph"/>
             </w:pPr>
             <w:r>
-              <w:t xml:space="preserve">By carrying out these multiplications you will have,</w:t>
+              <w:t xml:space="preserve">By carrying out these multiplications and adding you will have,</w:t>
             </w:r>
           </w:p>
           <w:p>
@@ -10226,7 +12447,7 @@
               </m:r>
             </m:oMath>
             <w:r>
-              <w:t xml:space="preserve">,</w:t>
+              <w:t xml:space="preserve">, but the matrix</w:t>
             </w:r>
             <w:r>
               <w:t xml:space="preserve"> </w:t>
@@ -10257,7 +12478,7 @@
               </m:r>
             </m:oMath>
             <w:r>
-              <w:t xml:space="preserve">.</w:t>
+              <w:t xml:space="preserve">. They are definitely not equal!</w:t>
             </w:r>
           </w:p>
         </w:tc>
@@ -10268,7 +12489,41 @@
         <w:pStyle w:val="BodyText"/>
       </w:pPr>
       <w:r>
+        <w:t xml:space="preserve">Here’s an example where one product of matrices</w:t>
+      </w:r>
+      <w:r>
         <w:t xml:space="preserve"> </w:t>
+      </w:r>
+      <m:oMath>
+        <m:r>
+          <m:t>A</m:t>
+        </m:r>
+        <m:r>
+          <m:t>B</m:t>
+        </m:r>
+      </m:oMath>
+      <w:r>
+        <w:t xml:space="preserve"> </w:t>
+      </w:r>
+      <w:r>
+        <w:t xml:space="preserve">is defined, but where the product</w:t>
+      </w:r>
+      <w:r>
+        <w:t xml:space="preserve"> </w:t>
+      </w:r>
+      <m:oMath>
+        <m:r>
+          <m:t>B</m:t>
+        </m:r>
+        <m:r>
+          <m:t>A</m:t>
+        </m:r>
+      </m:oMath>
+      <w:r>
+        <w:t xml:space="preserve"> </w:t>
+      </w:r>
+      <w:r>
+        <w:t xml:space="preserve">isn’t defined:</w:t>
       </w:r>
     </w:p>
     <w:tbl>
@@ -10311,18 +12566,18 @@
                 <wp:inline>
                   <wp:extent cx="152400" cy="152400"/>
                   <wp:effectExtent b="0" l="0" r="0" t="0"/>
-                  <wp:docPr descr="" title="" id="49" name="Picture"/>
+                  <wp:docPr descr="" title="" id="55" name="Picture"/>
                   <a:graphic>
                     <a:graphicData uri="http://schemas.openxmlformats.org/drawingml/2006/picture">
                       <pic:pic>
                         <pic:nvPicPr>
-                          <pic:cNvPr descr="/Applications/quarto/share/formats/docx/note.png" id="50" name="Picture"/>
+                          <pic:cNvPr descr="/Applications/quarto/share/formats/docx/note.png" id="56" name="Picture"/>
                           <pic:cNvPicPr>
                             <a:picLocks noChangeArrowheads="1" noChangeAspect="1"/>
                           </pic:cNvPicPr>
                         </pic:nvPicPr>
                         <pic:blipFill>
-                          <a:blip r:embed="rId20"/>
+                          <a:blip r:embed="rId21"/>
                           <a:stretch>
                             <a:fillRect/>
                           </a:stretch>
@@ -10363,7 +12618,7 @@
                 <w:b/>
                 <w:bCs/>
               </w:rPr>
-              <w:t xml:space="preserve">Example 12</w:t>
+              <w:t xml:space="preserve">Example 4</w:t>
             </w:r>
           </w:p>
           <w:p>
@@ -10374,7 +12629,7 @@
               <w:spacing w:before="16"/>
             </w:pPr>
             <w:r>
-              <w:t xml:space="preserve">Now, you can try using a</w:t>
+              <w:t xml:space="preserve">Now, you can try multiplying a</w:t>
             </w:r>
             <w:r>
               <w:t xml:space="preserve"> </w:t>
@@ -10653,7 +12908,7 @@
               <w:t xml:space="preserve"> </w:t>
             </w:r>
             <w:r>
-              <w:t xml:space="preserve">Lets calculate</w:t>
+              <w:t xml:space="preserve">Let’s calculate</w:t>
             </w:r>
             <w:r>
               <w:t xml:space="preserve"> </w:t>
@@ -10875,7 +13130,7 @@
               <w:pStyle w:val="FirstParagraph"/>
             </w:pPr>
             <w:r>
-              <w:t xml:space="preserve">By carrying out these multiplications you will have,</w:t>
+              <w:t xml:space="preserve">Simplifying gives</w:t>
             </w:r>
           </w:p>
           <w:p>
@@ -10979,32 +13234,6 @@
                     </m:m>
                   </m:e>
                 </m:d>
-              </m:oMath>
-            </m:oMathPara>
-          </w:p>
-          <w:p>
-            <w:pPr>
-              <w:pStyle w:val="FirstParagraph"/>
-            </w:pPr>
-            <w:r>
-              <w:t xml:space="preserve">And by computing these sums, you will get,</w:t>
-            </w:r>
-          </w:p>
-          <w:p>
-            <w:pPr>
-              <w:pStyle w:val="BodyText"/>
-            </w:pPr>
-            <m:oMathPara>
-              <m:oMathParaPr>
-                <m:jc m:val="center"/>
-              </m:oMathParaPr>
-              <m:oMath>
-                <m:r>
-                  <m:t>A</m:t>
-                </m:r>
-                <m:r>
-                  <m:t>B</m:t>
-                </m:r>
                 <m:r>
                   <m:rPr>
                     <m:sty m:val="p"/>
@@ -11062,9 +13291,6 @@
             <w:pPr>
               <w:pStyle w:val="FirstParagraph"/>
             </w:pPr>
-            <w:pPr>
-              <w:spacing w:after="16"/>
-            </w:pPr>
             <w:r>
               <w:t xml:space="preserve">So here</w:t>
             </w:r>
@@ -11106,7 +13332,18 @@
               <w:t xml:space="preserve"> </w:t>
             </w:r>
             <w:r>
-              <w:t xml:space="preserve">matrix given above. However, in this example,</w:t>
+              <w:t xml:space="preserve">matrix given above.</w:t>
+            </w:r>
+          </w:p>
+          <w:p>
+            <w:pPr>
+              <w:pStyle w:val="BodyText"/>
+            </w:pPr>
+            <w:pPr>
+              <w:spacing w:after="16"/>
+            </w:pPr>
+            <w:r>
+              <w:t xml:space="preserve">However, in this example,</w:t>
             </w:r>
             <w:r>
               <w:t xml:space="preserve"> </w:t>
@@ -11123,7 +13360,7 @@
               <w:t xml:space="preserve"> </w:t>
             </w:r>
             <w:r>
-              <w:t xml:space="preserve">is undefined, as you require the first matrix to have the same number of columns as the second matrix has rows,</w:t>
+              <w:t xml:space="preserve">is undefined. This is because you require the first matrix to have the same number of columns as the second matrix has rows,</w:t>
             </w:r>
             <w:r>
               <w:t xml:space="preserve"> </w:t>
@@ -11157,24 +13394,14 @@
         </w:tc>
       </w:tr>
     </w:tbl>
-    <w:bookmarkEnd w:id="51"/>
-    <w:bookmarkEnd w:id="52"/>
-    <w:bookmarkStart w:id="61" w:name="X776ead80371d0e6a5ffa603c7762626563169fa"/>
+    <w:bookmarkEnd w:id="57"/>
+    <w:bookmarkStart w:id="62" w:name="properties-of-matrix-arithmetic"/>
     <w:p>
       <w:pPr>
         <w:pStyle w:val="Heading1"/>
       </w:pPr>
       <w:r>
-        <w:t xml:space="preserve">Matrix multiplication with special matrices</w:t>
-      </w:r>
-    </w:p>
-    <w:bookmarkStart w:id="55" w:name="matrix-multiplication-with-vectors"/>
-    <w:p>
-      <w:pPr>
-        <w:pStyle w:val="Heading2"/>
-      </w:pPr>
-      <w:r>
-        <w:t xml:space="preserve">Matrix multiplication with vectors</w:t>
+        <w:t xml:space="preserve">Properties of matrix arithmetic</w:t>
       </w:r>
     </w:p>
     <w:p>
@@ -11182,21 +13409,734 @@
         <w:pStyle w:val="FirstParagraph"/>
       </w:pPr>
       <w:r>
-        <w:t xml:space="preserve">Matrix multiplication can be linked to simultaneous equations. This involves multiplying a multiplying a matrix by a vector,</w:t>
-      </w:r>
-      <w:r>
-        <w:t xml:space="preserve"> </w:t>
-      </w:r>
-      <m:oMath>
-        <m:r>
-          <m:rPr>
-            <m:sty m:val="b"/>
-          </m:rPr>
-          <m:t>v</m:t>
-        </m:r>
-      </m:oMath>
-      <w:r>
-        <w:t xml:space="preserve">, where the entries are variables.</w:t>
+        <w:t xml:space="preserve">Now you’ve seen matrix addition and subtraction, scalar multiplication, and matrix multiplication, you can develop some key properties that hold through arithmetic with matrices. These properties rely on arithmetic properties of the set of numbers that give the entries.</w:t>
+      </w:r>
+    </w:p>
+    <w:tbl>
+      <w:tblPr>
+        <w:tblStyle w:val="Table"/>
+        <w:tblLook w:firstRow="0" w:lastRow="0" w:firstColumn="0" w:lastColumn="0" w:noHBand="0" w:noVBand="0" w:val="0000"/>
+        <w:tblBorders>
+          <w:top w:val="single" w:sz="4" w:space="0" w:color="0758E5"/>
+          <w:left w:val="single" w:sz="24" w:space="0" w:color="0758E5"/>
+          <w:bottom w:val="single" w:sz="4" w:space="0" w:color="0758E5"/>
+          <w:right w:val="single" w:sz="4" w:space="0" w:color="0758E5"/>
+        </w:tblBorders>
+        <w:tblCellMar>
+          <w:left w:w="144" w:type="dxa"/>
+          <w:right w:w="144" w:type="dxa"/>
+        </w:tblCellMar>
+        <w:tblLook w:firstRow="0" w:lastRow="0" w:firstColumn="0" w:lastColumn="0" w:noHBand="0" w:noVBand="0" w:val="0000"/>
+      </w:tblPr>
+      <w:tr>
+        <w:trPr>
+          <w:cantSplit/>
+        </w:trPr>
+        <w:tc>
+          <w:tcPr>
+            <w:shd w:color="auto" w:fill="dae6fb" w:val="clear"/>
+            <w:tcMar>
+              <w:top w:w="92" w:type="dxa"/>
+              <w:bottom w:w="92" w:type="dxa"/>
+            </w:tcMar>
+          </w:tcPr>
+          <w:p>
+            <w:pPr>
+              <w:pStyle w:val="BodyText"/>
+            </w:pPr>
+            <w:pPr>
+              <w:spacing w:before="0" w:after="0"/>
+              <w:textAlignment w:val="center"/>
+            </w:pPr>
+            <w:r>
+              <w:drawing>
+                <wp:inline>
+                  <wp:extent cx="152400" cy="152400"/>
+                  <wp:effectExtent b="0" l="0" r="0" t="0"/>
+                  <wp:docPr descr="" title="" id="58" name="Picture"/>
+                  <a:graphic>
+                    <a:graphicData uri="http://schemas.openxmlformats.org/drawingml/2006/picture">
+                      <pic:pic>
+                        <pic:nvPicPr>
+                          <pic:cNvPr descr="/Applications/quarto/share/formats/docx/note.png" id="59" name="Picture"/>
+                          <pic:cNvPicPr>
+                            <a:picLocks noChangeArrowheads="1" noChangeAspect="1"/>
+                          </pic:cNvPicPr>
+                        </pic:nvPicPr>
+                        <pic:blipFill>
+                          <a:blip r:embed="rId21"/>
+                          <a:stretch>
+                            <a:fillRect/>
+                          </a:stretch>
+                        </pic:blipFill>
+                        <pic:spPr bwMode="auto">
+                          <a:xfrm>
+                            <a:off x="0" y="0"/>
+                            <a:ext cx="152400" cy="152400"/>
+                          </a:xfrm>
+                          <a:prstGeom prst="rect">
+                            <a:avLst/>
+                          </a:prstGeom>
+                          <a:noFill/>
+                          <a:ln w="9525">
+                            <a:noFill/>
+                            <a:headEnd/>
+                            <a:tailEnd/>
+                          </a:ln>
+                        </pic:spPr>
+                      </pic:pic>
+                    </a:graphicData>
+                  </a:graphic>
+                </wp:inline>
+              </w:drawing>
+            </w:r>
+            <w:r>
+              <w:t xml:space="preserve"> </w:t>
+            </w:r>
+            <w:r>
+              <w:t xml:space="preserve"> </w:t>
+            </w:r>
+            <w:r>
+              <w:t xml:space="preserve">Properties of matrix arithmetic</w:t>
+            </w:r>
+          </w:p>
+        </w:tc>
+      </w:tr>
+      <w:tr>
+        <w:trPr>
+          <w:cantSplit/>
+        </w:trPr>
+        <w:tc>
+          <w:tcPr>
+            <w:tcMar>
+              <w:top w:w="108" w:type="dxa"/>
+              <w:bottom w:w="108" w:type="dxa"/>
+            </w:tcMar>
+          </w:tcPr>
+          <w:p>
+            <w:pPr>
+              <w:pStyle w:val="BodyText"/>
+            </w:pPr>
+            <w:pPr>
+              <w:spacing w:before="16"/>
+            </w:pPr>
+            <w:r>
+              <w:t xml:space="preserve">For any three matrices</w:t>
+            </w:r>
+            <w:r>
+              <w:t xml:space="preserve"> </w:t>
+            </w:r>
+            <m:oMath>
+              <m:r>
+                <m:t>A</m:t>
+              </m:r>
+              <m:r>
+                <m:rPr>
+                  <m:sty m:val="p"/>
+                </m:rPr>
+                <m:t>,</m:t>
+              </m:r>
+              <m:r>
+                <m:t>B</m:t>
+              </m:r>
+              <m:r>
+                <m:rPr>
+                  <m:sty m:val="p"/>
+                </m:rPr>
+                <m:t>,</m:t>
+              </m:r>
+              <m:r>
+                <m:t>C</m:t>
+              </m:r>
+            </m:oMath>
+            <w:r>
+              <w:t xml:space="preserve"> </w:t>
+            </w:r>
+            <w:r>
+              <w:t xml:space="preserve">and any two scalars</w:t>
+            </w:r>
+            <w:r>
+              <w:t xml:space="preserve"> </w:t>
+            </w:r>
+            <m:oMath>
+              <m:r>
+                <m:t>α</m:t>
+              </m:r>
+              <m:r>
+                <m:rPr>
+                  <m:sty m:val="p"/>
+                </m:rPr>
+                <m:t>,</m:t>
+              </m:r>
+              <m:r>
+                <m:t>β</m:t>
+              </m:r>
+            </m:oMath>
+            <w:r>
+              <w:t xml:space="preserve">, the following properties hold where the operations make sense:</w:t>
+            </w:r>
+          </w:p>
+          <w:p>
+            <w:pPr>
+              <w:numPr>
+                <w:ilvl w:val="0"/>
+                <w:numId w:val="1001"/>
+              </w:numPr>
+            </w:pPr>
+            <w:r>
+              <w:t xml:space="preserve">Matrix addition is commutative; that is</w:t>
+            </w:r>
+            <w:r>
+              <w:t xml:space="preserve"> </w:t>
+            </w:r>
+            <m:oMath>
+              <m:r>
+                <m:t>A</m:t>
+              </m:r>
+              <m:r>
+                <m:rPr>
+                  <m:sty m:val="p"/>
+                </m:rPr>
+                <m:t>+</m:t>
+              </m:r>
+              <m:r>
+                <m:t>B</m:t>
+              </m:r>
+              <m:r>
+                <m:rPr>
+                  <m:sty m:val="p"/>
+                </m:rPr>
+                <m:t>=</m:t>
+              </m:r>
+              <m:r>
+                <m:t>B</m:t>
+              </m:r>
+              <m:r>
+                <m:rPr>
+                  <m:sty m:val="p"/>
+                </m:rPr>
+                <m:t>+</m:t>
+              </m:r>
+              <m:r>
+                <m:t>A</m:t>
+              </m:r>
+            </m:oMath>
+            <w:r>
+              <w:t xml:space="preserve">.</w:t>
+            </w:r>
+          </w:p>
+          <w:p>
+            <w:pPr>
+              <w:numPr>
+                <w:ilvl w:val="0"/>
+                <w:numId w:val="1001"/>
+              </w:numPr>
+            </w:pPr>
+            <w:r>
+              <w:t xml:space="preserve">Matrix addition is associative; that is</w:t>
+            </w:r>
+            <w:r>
+              <w:t xml:space="preserve"> </w:t>
+            </w:r>
+            <m:oMath>
+              <m:d>
+                <m:dPr>
+                  <m:begChr m:val="("/>
+                  <m:sepChr m:val=""/>
+                  <m:endChr m:val=")"/>
+                  <m:grow/>
+                </m:dPr>
+                <m:e>
+                  <m:r>
+                    <m:t>A</m:t>
+                  </m:r>
+                  <m:r>
+                    <m:rPr>
+                      <m:sty m:val="p"/>
+                    </m:rPr>
+                    <m:t>+</m:t>
+                  </m:r>
+                  <m:r>
+                    <m:t>B</m:t>
+                  </m:r>
+                </m:e>
+              </m:d>
+              <m:r>
+                <m:rPr>
+                  <m:sty m:val="p"/>
+                </m:rPr>
+                <m:t>+</m:t>
+              </m:r>
+              <m:r>
+                <m:t>C</m:t>
+              </m:r>
+              <m:r>
+                <m:rPr>
+                  <m:sty m:val="p"/>
+                </m:rPr>
+                <m:t>=</m:t>
+              </m:r>
+              <m:r>
+                <m:t>A</m:t>
+              </m:r>
+              <m:r>
+                <m:rPr>
+                  <m:sty m:val="p"/>
+                </m:rPr>
+                <m:t>+</m:t>
+              </m:r>
+              <m:d>
+                <m:dPr>
+                  <m:begChr m:val="("/>
+                  <m:sepChr m:val=""/>
+                  <m:endChr m:val=")"/>
+                  <m:grow/>
+                </m:dPr>
+                <m:e>
+                  <m:r>
+                    <m:t>B</m:t>
+                  </m:r>
+                  <m:r>
+                    <m:rPr>
+                      <m:sty m:val="p"/>
+                    </m:rPr>
+                    <m:t>+</m:t>
+                  </m:r>
+                  <m:r>
+                    <m:t>C</m:t>
+                  </m:r>
+                </m:e>
+              </m:d>
+            </m:oMath>
+            <w:r>
+              <w:t xml:space="preserve">.</w:t>
+            </w:r>
+          </w:p>
+          <w:p>
+            <w:pPr>
+              <w:numPr>
+                <w:ilvl w:val="0"/>
+                <w:numId w:val="1001"/>
+              </w:numPr>
+            </w:pPr>
+            <w:r>
+              <w:t xml:space="preserve">Scalar multiplication is distributive across matrix addition; that is,</w:t>
+            </w:r>
+            <w:r>
+              <w:t xml:space="preserve"> </w:t>
+            </w:r>
+            <m:oMath>
+              <m:r>
+                <m:t>α</m:t>
+              </m:r>
+              <m:d>
+                <m:dPr>
+                  <m:begChr m:val="("/>
+                  <m:sepChr m:val=""/>
+                  <m:endChr m:val=")"/>
+                  <m:grow/>
+                </m:dPr>
+                <m:e>
+                  <m:r>
+                    <m:t>A</m:t>
+                  </m:r>
+                  <m:r>
+                    <m:rPr>
+                      <m:sty m:val="p"/>
+                    </m:rPr>
+                    <m:t>+</m:t>
+                  </m:r>
+                  <m:r>
+                    <m:t>B</m:t>
+                  </m:r>
+                </m:e>
+              </m:d>
+              <m:r>
+                <m:rPr>
+                  <m:sty m:val="p"/>
+                </m:rPr>
+                <m:t>=</m:t>
+              </m:r>
+              <m:r>
+                <m:t>α</m:t>
+              </m:r>
+              <m:r>
+                <m:t>A</m:t>
+              </m:r>
+              <m:r>
+                <m:rPr>
+                  <m:sty m:val="p"/>
+                </m:rPr>
+                <m:t>+</m:t>
+              </m:r>
+              <m:r>
+                <m:t>α</m:t>
+              </m:r>
+              <m:r>
+                <m:t>B</m:t>
+              </m:r>
+            </m:oMath>
+            <w:r>
+              <w:t xml:space="preserve">.</w:t>
+            </w:r>
+          </w:p>
+          <w:p>
+            <w:pPr>
+              <w:numPr>
+                <w:ilvl w:val="0"/>
+                <w:numId w:val="1001"/>
+              </w:numPr>
+            </w:pPr>
+            <w:r>
+              <w:t xml:space="preserve">Scalar multiplication is distributive across scalar addition; that is,</w:t>
+            </w:r>
+            <w:r>
+              <w:t xml:space="preserve"> </w:t>
+            </w:r>
+            <m:oMath>
+              <m:d>
+                <m:dPr>
+                  <m:begChr m:val="("/>
+                  <m:sepChr m:val=""/>
+                  <m:endChr m:val=")"/>
+                  <m:grow/>
+                </m:dPr>
+                <m:e>
+                  <m:r>
+                    <m:t>α</m:t>
+                  </m:r>
+                  <m:r>
+                    <m:rPr>
+                      <m:sty m:val="p"/>
+                    </m:rPr>
+                    <m:t>+</m:t>
+                  </m:r>
+                  <m:r>
+                    <m:t>β</m:t>
+                  </m:r>
+                </m:e>
+              </m:d>
+              <m:r>
+                <m:t>A</m:t>
+              </m:r>
+              <m:r>
+                <m:rPr>
+                  <m:sty m:val="p"/>
+                </m:rPr>
+                <m:t>=</m:t>
+              </m:r>
+              <m:r>
+                <m:t>α</m:t>
+              </m:r>
+              <m:r>
+                <m:t>A</m:t>
+              </m:r>
+              <m:r>
+                <m:rPr>
+                  <m:sty m:val="p"/>
+                </m:rPr>
+                <m:t>+</m:t>
+              </m:r>
+              <m:r>
+                <m:t>β</m:t>
+              </m:r>
+              <m:r>
+                <m:t>A</m:t>
+              </m:r>
+            </m:oMath>
+            <w:r>
+              <w:t xml:space="preserve">.</w:t>
+            </w:r>
+          </w:p>
+          <w:p>
+            <w:pPr>
+              <w:numPr>
+                <w:ilvl w:val="0"/>
+                <w:numId w:val="1001"/>
+              </w:numPr>
+            </w:pPr>
+            <w:r>
+              <w:t xml:space="preserve">Matrix multiplication is associative, that is</w:t>
+            </w:r>
+            <w:r>
+              <w:t xml:space="preserve"> </w:t>
+            </w:r>
+            <m:oMath>
+              <m:d>
+                <m:dPr>
+                  <m:begChr m:val="("/>
+                  <m:sepChr m:val=""/>
+                  <m:endChr m:val=")"/>
+                  <m:grow/>
+                </m:dPr>
+                <m:e>
+                  <m:r>
+                    <m:t>A</m:t>
+                  </m:r>
+                  <m:r>
+                    <m:t>B</m:t>
+                  </m:r>
+                </m:e>
+              </m:d>
+              <m:r>
+                <m:t>C</m:t>
+              </m:r>
+              <m:r>
+                <m:rPr>
+                  <m:sty m:val="p"/>
+                </m:rPr>
+                <m:t>=</m:t>
+              </m:r>
+              <m:r>
+                <m:t>A</m:t>
+              </m:r>
+              <m:d>
+                <m:dPr>
+                  <m:begChr m:val="("/>
+                  <m:sepChr m:val=""/>
+                  <m:endChr m:val=")"/>
+                  <m:grow/>
+                </m:dPr>
+                <m:e>
+                  <m:r>
+                    <m:t>B</m:t>
+                  </m:r>
+                  <m:r>
+                    <m:t>C</m:t>
+                  </m:r>
+                </m:e>
+              </m:d>
+            </m:oMath>
+            <w:r>
+              <w:t xml:space="preserve">.</w:t>
+            </w:r>
+          </w:p>
+          <w:p>
+            <w:pPr>
+              <w:numPr>
+                <w:ilvl w:val="0"/>
+                <w:numId w:val="1001"/>
+              </w:numPr>
+            </w:pPr>
+            <w:r>
+              <w:t xml:space="preserve">Matrix multiplication is distributive across matrix addition; that is</w:t>
+            </w:r>
+            <w:r>
+              <w:t xml:space="preserve"> </w:t>
+            </w:r>
+            <m:oMath>
+              <m:r>
+                <m:t>A</m:t>
+              </m:r>
+              <m:d>
+                <m:dPr>
+                  <m:begChr m:val="("/>
+                  <m:sepChr m:val=""/>
+                  <m:endChr m:val=")"/>
+                  <m:grow/>
+                </m:dPr>
+                <m:e>
+                  <m:r>
+                    <m:t>B</m:t>
+                  </m:r>
+                  <m:r>
+                    <m:rPr>
+                      <m:sty m:val="p"/>
+                    </m:rPr>
+                    <m:t>+</m:t>
+                  </m:r>
+                  <m:r>
+                    <m:t>C</m:t>
+                  </m:r>
+                </m:e>
+              </m:d>
+              <m:r>
+                <m:rPr>
+                  <m:sty m:val="p"/>
+                </m:rPr>
+                <m:t>=</m:t>
+              </m:r>
+              <m:r>
+                <m:t>A</m:t>
+              </m:r>
+              <m:r>
+                <m:t>B</m:t>
+              </m:r>
+              <m:r>
+                <m:rPr>
+                  <m:sty m:val="p"/>
+                </m:rPr>
+                <m:t>+</m:t>
+              </m:r>
+              <m:r>
+                <m:t>A</m:t>
+              </m:r>
+              <m:r>
+                <m:t>C</m:t>
+              </m:r>
+            </m:oMath>
+            <w:r>
+              <w:t xml:space="preserve"> </w:t>
+            </w:r>
+            <w:r>
+              <w:t xml:space="preserve">and</w:t>
+            </w:r>
+            <w:r>
+              <w:t xml:space="preserve"> </w:t>
+            </w:r>
+            <m:oMath>
+              <m:d>
+                <m:dPr>
+                  <m:begChr m:val="("/>
+                  <m:sepChr m:val=""/>
+                  <m:endChr m:val=")"/>
+                  <m:grow/>
+                </m:dPr>
+                <m:e>
+                  <m:r>
+                    <m:t>A</m:t>
+                  </m:r>
+                  <m:r>
+                    <m:rPr>
+                      <m:sty m:val="p"/>
+                    </m:rPr>
+                    <m:t>+</m:t>
+                  </m:r>
+                  <m:r>
+                    <m:t>B</m:t>
+                  </m:r>
+                </m:e>
+              </m:d>
+              <m:r>
+                <m:t>C</m:t>
+              </m:r>
+              <m:r>
+                <m:rPr>
+                  <m:sty m:val="p"/>
+                </m:rPr>
+                <m:t>=</m:t>
+              </m:r>
+              <m:r>
+                <m:t>A</m:t>
+              </m:r>
+              <m:r>
+                <m:t>C</m:t>
+              </m:r>
+              <m:r>
+                <m:rPr>
+                  <m:sty m:val="p"/>
+                </m:rPr>
+                <m:t>+</m:t>
+              </m:r>
+              <m:r>
+                <m:t>B</m:t>
+              </m:r>
+              <m:r>
+                <m:t>C</m:t>
+              </m:r>
+            </m:oMath>
+            <w:r>
+              <w:t xml:space="preserve">.</w:t>
+            </w:r>
+          </w:p>
+          <w:p>
+            <w:pPr>
+              <w:numPr>
+                <w:ilvl w:val="0"/>
+                <w:numId w:val="1001"/>
+              </w:numPr>
+            </w:pPr>
+            <w:r>
+              <w:t xml:space="preserve">Scalar multiplication can occur at any stage of matrix multiplication; that is</w:t>
+            </w:r>
+            <w:r>
+              <w:t xml:space="preserve"> </w:t>
+            </w:r>
+            <m:oMath>
+              <m:r>
+                <m:t>α</m:t>
+              </m:r>
+              <m:d>
+                <m:dPr>
+                  <m:begChr m:val="("/>
+                  <m:sepChr m:val=""/>
+                  <m:endChr m:val=")"/>
+                  <m:grow/>
+                </m:dPr>
+                <m:e>
+                  <m:r>
+                    <m:t>A</m:t>
+                  </m:r>
+                  <m:r>
+                    <m:t>B</m:t>
+                  </m:r>
+                </m:e>
+              </m:d>
+              <m:r>
+                <m:rPr>
+                  <m:sty m:val="p"/>
+                </m:rPr>
+                <m:t>=</m:t>
+              </m:r>
+              <m:d>
+                <m:dPr>
+                  <m:begChr m:val="("/>
+                  <m:sepChr m:val=""/>
+                  <m:endChr m:val=")"/>
+                  <m:grow/>
+                </m:dPr>
+                <m:e>
+                  <m:r>
+                    <m:t>α</m:t>
+                  </m:r>
+                  <m:r>
+                    <m:t>A</m:t>
+                  </m:r>
+                </m:e>
+              </m:d>
+              <m:r>
+                <m:t>B</m:t>
+              </m:r>
+              <m:r>
+                <m:rPr>
+                  <m:sty m:val="p"/>
+                </m:rPr>
+                <m:t>=</m:t>
+              </m:r>
+              <m:r>
+                <m:t>A</m:t>
+              </m:r>
+              <m:d>
+                <m:dPr>
+                  <m:begChr m:val="("/>
+                  <m:sepChr m:val=""/>
+                  <m:endChr m:val=")"/>
+                  <m:grow/>
+                </m:dPr>
+                <m:e>
+                  <m:r>
+                    <m:t>α</m:t>
+                  </m:r>
+                  <m:r>
+                    <m:t>B</m:t>
+                  </m:r>
+                </m:e>
+              </m:d>
+            </m:oMath>
+            <w:r>
+              <w:t xml:space="preserve">.</w:t>
+            </w:r>
+          </w:p>
+          <w:p/>
+        </w:tc>
+      </w:tr>
+    </w:tbl>
+    <w:p>
+      <w:pPr>
+        <w:pStyle w:val="FirstParagraph"/>
+      </w:pPr>
+      <w:r>
+        <w:t xml:space="preserve">You can see proofs of these properties in [Proof sheet: Properties of matrix arithmetic]. Here’s an example of these properties in action:</w:t>
       </w:r>
     </w:p>
     <w:tbl>
@@ -11239,18 +14179,18 @@
                 <wp:inline>
                   <wp:extent cx="152400" cy="152400"/>
                   <wp:effectExtent b="0" l="0" r="0" t="0"/>
-                  <wp:docPr descr="" title="" id="53" name="Picture"/>
+                  <wp:docPr descr="" title="" id="60" name="Picture"/>
                   <a:graphic>
                     <a:graphicData uri="http://schemas.openxmlformats.org/drawingml/2006/picture">
                       <pic:pic>
                         <pic:nvPicPr>
-                          <pic:cNvPr descr="/Applications/quarto/share/formats/docx/note.png" id="54" name="Picture"/>
+                          <pic:cNvPr descr="/Applications/quarto/share/formats/docx/note.png" id="61" name="Picture"/>
                           <pic:cNvPicPr>
                             <a:picLocks noChangeArrowheads="1" noChangeAspect="1"/>
                           </pic:cNvPicPr>
                         </pic:nvPicPr>
                         <pic:blipFill>
-                          <a:blip r:embed="rId20"/>
+                          <a:blip r:embed="rId21"/>
                           <a:stretch>
                             <a:fillRect/>
                           </a:stretch>
@@ -11291,7 +14231,7 @@
                 <w:b/>
                 <w:bCs/>
               </w:rPr>
-              <w:t xml:space="preserve">Example 13</w:t>
+              <w:t xml:space="preserve">Example 5</w:t>
             </w:r>
           </w:p>
           <w:p>
@@ -11302,36 +14242,43 @@
               <w:spacing w:before="16"/>
             </w:pPr>
             <w:r>
-              <w:t xml:space="preserve">Lets explore the equation</w:t>
+              <w:t xml:space="preserve">Let’s calculate</w:t>
             </w:r>
             <w:r>
               <w:t xml:space="preserve"> </w:t>
             </w:r>
             <m:oMath>
-              <m:r>
-                <m:t>A</m:t>
-              </m:r>
-              <m:r>
-                <m:rPr>
-                  <m:sty m:val="b"/>
-                </m:rPr>
-                <m:t>v</m:t>
-              </m:r>
-              <m:r>
-                <m:rPr>
-                  <m:sty m:val="p"/>
-                </m:rPr>
-                <m:t>=</m:t>
-              </m:r>
-              <m:r>
-                <m:t>B</m:t>
+              <m:d>
+                <m:dPr>
+                  <m:begChr m:val="("/>
+                  <m:sepChr m:val=""/>
+                  <m:endChr m:val=")"/>
+                  <m:grow/>
+                </m:dPr>
+                <m:e>
+                  <m:r>
+                    <m:t>A</m:t>
+                  </m:r>
+                  <m:r>
+                    <m:rPr>
+                      <m:sty m:val="p"/>
+                    </m:rPr>
+                    <m:t>+</m:t>
+                  </m:r>
+                  <m:r>
+                    <m:t>2</m:t>
+                  </m:r>
+                  <m:r>
+                    <m:t>B</m:t>
+                  </m:r>
+                </m:e>
+              </m:d>
+              <m:r>
+                <m:t>C</m:t>
               </m:r>
             </m:oMath>
             <w:r>
-              <w:t xml:space="preserve"> </w:t>
-            </w:r>
-            <w:r>
-              <w:t xml:space="preserve">for</w:t>
+              <w:t xml:space="preserve">, for</w:t>
             </w:r>
           </w:p>
           <w:p>
@@ -11382,24 +14329,30 @@
                       <m:mr>
                         <m:e>
                           <m:r>
-                            <m:t>1</m:t>
-                          </m:r>
-                        </m:e>
-                        <m:e>
+                            <m:rPr>
+                              <m:sty m:val="p"/>
+                            </m:rPr>
+                            <m:t>−</m:t>
+                          </m:r>
                           <m:r>
                             <m:t>2</m:t>
+                          </m:r>
+                        </m:e>
+                        <m:e>
+                          <m:r>
+                            <m:t>3</m:t>
                           </m:r>
                         </m:e>
                       </m:mr>
                       <m:mr>
                         <m:e>
                           <m:r>
-                            <m:t>3</m:t>
-                          </m:r>
-                        </m:e>
-                        <m:e>
-                          <m:r>
-                            <m:t>3</m:t>
+                            <m:t>0</m:t>
+                          </m:r>
+                        </m:e>
+                        <m:e>
+                          <m:r>
+                            <m:t>1</m:t>
                           </m:r>
                         </m:e>
                       </m:mr>
@@ -11410,55 +14363,8 @@
                   </m:e>
                 </m:d>
                 <m:r>
-                  <m:rPr>
-                    <m:sty m:val="b"/>
-                  </m:rPr>
-                  <m:t>v</m:t>
+                  <m:t>  </m:t>
                 </m:r>
-                <m:r>
-                  <m:rPr>
-                    <m:sty m:val="p"/>
-                  </m:rPr>
-                  <m:t>=</m:t>
-                </m:r>
-                <m:d>
-                  <m:dPr>
-                    <m:begChr m:val="["/>
-                    <m:sepChr m:val=""/>
-                    <m:endChr m:val="]"/>
-                    <m:grow/>
-                  </m:dPr>
-                  <m:e>
-                    <m:m>
-                      <m:mPr>
-                        <m:baseJc m:val="center"/>
-                        <m:plcHide m:val="on"/>
-                        <m:mcs>
-                          <m:mc>
-                            <m:mcPr>
-                              <m:mcJc m:val="center"/>
-                              <m:count m:val="1"/>
-                            </m:mcPr>
-                          </m:mc>
-                        </m:mcs>
-                      </m:mPr>
-                      <m:mr>
-                        <m:e>
-                          <m:r>
-                            <m:t>x</m:t>
-                          </m:r>
-                        </m:e>
-                      </m:mr>
-                      <m:mr>
-                        <m:e>
-                          <m:r>
-                            <m:t>y</m:t>
-                          </m:r>
-                        </m:e>
-                      </m:mr>
-                    </m:m>
-                  </m:e>
-                </m:d>
                 <m:r>
                   <m:t>B</m:t>
                 </m:r>
@@ -11487,45 +14393,67 @@
                               <m:count m:val="1"/>
                             </m:mcPr>
                           </m:mc>
+                          <m:mc>
+                            <m:mcPr>
+                              <m:mcJc m:val="center"/>
+                              <m:count m:val="1"/>
+                            </m:mcPr>
+                          </m:mc>
                         </m:mcs>
                       </m:mPr>
                       <m:mr>
                         <m:e>
                           <m:r>
-                            <m:t>5</m:t>
+                            <m:rPr>
+                              <m:sty m:val="p"/>
+                            </m:rPr>
+                            <m:t>−</m:t>
+                          </m:r>
+                          <m:r>
+                            <m:t>1</m:t>
+                          </m:r>
+                        </m:e>
+                        <m:e>
+                          <m:r>
+                            <m:t>2</m:t>
                           </m:r>
                         </m:e>
                       </m:mr>
                       <m:mr>
                         <m:e>
                           <m:r>
-                            <m:t>6</m:t>
-                          </m:r>
-                        </m:e>
+                            <m:rPr>
+                              <m:sty m:val="p"/>
+                            </m:rPr>
+                            <m:t>−</m:t>
+                          </m:r>
+                          <m:r>
+                            <m:t>1</m:t>
+                          </m:r>
+                        </m:e>
+                        <m:e>
+                          <m:r>
+                            <m:rPr>
+                              <m:sty m:val="p"/>
+                            </m:rPr>
+                            <m:t>−</m:t>
+                          </m:r>
+                          <m:r>
+                            <m:t>3</m:t>
+                          </m:r>
+                        </m:e>
+                      </m:mr>
+                      <m:mr>
+                        <m:e/>
                       </m:mr>
                     </m:m>
                   </m:e>
                 </m:d>
-              </m:oMath>
-            </m:oMathPara>
-          </w:p>
-          <w:p>
-            <w:pPr>
-              <w:pStyle w:val="FirstParagraph"/>
-            </w:pPr>
-            <m:oMathPara>
-              <m:oMathParaPr>
-                <m:jc m:val="center"/>
-              </m:oMathParaPr>
-              <m:oMath>
                 <m:r>
-                  <m:t>A</m:t>
+                  <m:t>  </m:t>
                 </m:r>
                 <m:r>
-                  <m:rPr>
-                    <m:sty m:val="b"/>
-                  </m:rPr>
-                  <m:t>v</m:t>
+                  <m:t>C</m:t>
                 </m:r>
                 <m:r>
                   <m:rPr>
@@ -11552,6 +14480,12 @@
                               <m:count m:val="1"/>
                             </m:mcPr>
                           </m:mc>
+                          <m:mc>
+                            <m:mcPr>
+                              <m:mcJc m:val="center"/>
+                              <m:count m:val="1"/>
+                            </m:mcPr>
+                          </m:mc>
                         </m:mcs>
                       </m:mPr>
                       <m:mr>
@@ -11559,71 +14493,24 @@
                           <m:r>
                             <m:t>1</m:t>
                           </m:r>
-                          <m:r>
-                            <m:rPr>
-                              <m:sty m:val="p"/>
-                            </m:rPr>
-                            <m:t>⋅</m:t>
-                          </m:r>
-                          <m:r>
-                            <m:t>x</m:t>
-                          </m:r>
-                          <m:r>
-                            <m:rPr>
-                              <m:sty m:val="p"/>
-                            </m:rPr>
-                            <m:t>+</m:t>
-                          </m:r>
-                          <m:r>
-                            <m:t>2</m:t>
-                          </m:r>
-                          <m:r>
-                            <m:rPr>
-                              <m:sty m:val="p"/>
-                            </m:rPr>
-                            <m:t>⋅</m:t>
-                          </m:r>
-                          <m:r>
-                            <m:t>y</m:t>
+                        </m:e>
+                        <m:e>
+                          <m:r>
+                            <m:t>1</m:t>
                           </m:r>
                         </m:e>
                       </m:mr>
                       <m:mr>
                         <m:e>
                           <m:r>
-                            <m:t>3</m:t>
-                          </m:r>
-                          <m:r>
-                            <m:rPr>
-                              <m:sty m:val="p"/>
-                            </m:rPr>
-                            <m:t>⋅</m:t>
-                          </m:r>
-                          <m:r>
-                            <m:t>x</m:t>
-                          </m:r>
-                          <m:r>
-                            <m:rPr>
-                              <m:sty m:val="p"/>
-                            </m:rPr>
-                            <m:t>+</m:t>
-                          </m:r>
-                          <m:r>
-                            <m:t>3</m:t>
-                          </m:r>
-                          <m:r>
-                            <m:rPr>
-                              <m:sty m:val="p"/>
-                            </m:rPr>
-                            <m:t>⋅</m:t>
-                          </m:r>
-                          <m:r>
-                            <m:t>y</m:t>
-                          </m:r>
-                        </m:e>
-                      </m:mr>
-                      <m:mr>
-                        <m:e/>
+                            <m:t>0</m:t>
+                          </m:r>
+                        </m:e>
+                        <m:e>
+                          <m:r>
+                            <m:t>1</m:t>
+                          </m:r>
+                        </m:e>
                       </m:mr>
                     </m:m>
                   </m:e>
@@ -11636,7 +14523,246 @@
               <w:pStyle w:val="FirstParagraph"/>
             </w:pPr>
             <w:r>
-              <w:t xml:space="preserve">By carrying out these multiplications you will have,</w:t>
+              <w:t xml:space="preserve">There are two ways of going about doing this. You could expand the brackets using property (g) above to get</w:t>
+            </w:r>
+          </w:p>
+          <w:p>
+            <w:pPr>
+              <w:pStyle w:val="BodyText"/>
+            </w:pPr>
+            <m:oMathPara>
+              <m:oMathParaPr>
+                <m:jc m:val="center"/>
+              </m:oMathParaPr>
+              <m:oMath>
+                <m:d>
+                  <m:dPr>
+                    <m:begChr m:val="("/>
+                    <m:sepChr m:val=""/>
+                    <m:endChr m:val=")"/>
+                    <m:grow/>
+                  </m:dPr>
+                  <m:e>
+                    <m:r>
+                      <m:t>A</m:t>
+                    </m:r>
+                    <m:r>
+                      <m:rPr>
+                        <m:sty m:val="p"/>
+                      </m:rPr>
+                      <m:t>+</m:t>
+                    </m:r>
+                    <m:r>
+                      <m:t>2</m:t>
+                    </m:r>
+                    <m:r>
+                      <m:t>B</m:t>
+                    </m:r>
+                  </m:e>
+                </m:d>
+                <m:r>
+                  <m:t>C</m:t>
+                </m:r>
+                <m:r>
+                  <m:rPr>
+                    <m:sty m:val="p"/>
+                  </m:rPr>
+                  <m:t>=</m:t>
+                </m:r>
+                <m:r>
+                  <m:t>A</m:t>
+                </m:r>
+                <m:r>
+                  <m:t>C</m:t>
+                </m:r>
+                <m:r>
+                  <m:rPr>
+                    <m:sty m:val="p"/>
+                  </m:rPr>
+                  <m:t>+</m:t>
+                </m:r>
+                <m:r>
+                  <m:t>2</m:t>
+                </m:r>
+                <m:r>
+                  <m:t>B</m:t>
+                </m:r>
+                <m:r>
+                  <m:t>C</m:t>
+                </m:r>
+              </m:oMath>
+            </m:oMathPara>
+          </w:p>
+          <w:p>
+            <w:pPr>
+              <w:pStyle w:val="FirstParagraph"/>
+            </w:pPr>
+            <w:r>
+              <w:t xml:space="preserve">and work out</w:t>
+            </w:r>
+            <w:r>
+              <w:t xml:space="preserve"> </w:t>
+            </w:r>
+            <m:oMath>
+              <m:r>
+                <m:t>A</m:t>
+              </m:r>
+              <m:r>
+                <m:t>C</m:t>
+              </m:r>
+              <m:r>
+                <m:rPr>
+                  <m:sty m:val="p"/>
+                </m:rPr>
+                <m:t>+</m:t>
+              </m:r>
+              <m:r>
+                <m:t>2</m:t>
+              </m:r>
+              <m:r>
+                <m:t>B</m:t>
+              </m:r>
+              <m:r>
+                <m:t>C</m:t>
+              </m:r>
+            </m:oMath>
+            <w:r>
+              <w:t xml:space="preserve"> </w:t>
+            </w:r>
+            <w:r>
+              <w:t xml:space="preserve">instead. However, working out</w:t>
+            </w:r>
+            <w:r>
+              <w:t xml:space="preserve"> </w:t>
+            </w:r>
+            <m:oMath>
+              <m:d>
+                <m:dPr>
+                  <m:begChr m:val="("/>
+                  <m:sepChr m:val=""/>
+                  <m:endChr m:val=")"/>
+                  <m:grow/>
+                </m:dPr>
+                <m:e>
+                  <m:r>
+                    <m:t>A</m:t>
+                  </m:r>
+                  <m:r>
+                    <m:rPr>
+                      <m:sty m:val="p"/>
+                    </m:rPr>
+                    <m:t>+</m:t>
+                  </m:r>
+                  <m:r>
+                    <m:t>2</m:t>
+                  </m:r>
+                  <m:r>
+                    <m:t>B</m:t>
+                  </m:r>
+                </m:e>
+              </m:d>
+              <m:r>
+                <m:t>C</m:t>
+              </m:r>
+            </m:oMath>
+            <w:r>
+              <w:t xml:space="preserve"> </w:t>
+            </w:r>
+            <w:r>
+              <w:t xml:space="preserve">involves doing one lot of matrix multiplication, and working out</w:t>
+            </w:r>
+            <w:r>
+              <w:t xml:space="preserve"> </w:t>
+            </w:r>
+            <m:oMath>
+              <m:r>
+                <m:t>A</m:t>
+              </m:r>
+              <m:r>
+                <m:t>C</m:t>
+              </m:r>
+              <m:r>
+                <m:rPr>
+                  <m:sty m:val="p"/>
+                </m:rPr>
+                <m:t>+</m:t>
+              </m:r>
+              <m:r>
+                <m:t>2</m:t>
+              </m:r>
+              <m:r>
+                <m:t>B</m:t>
+              </m:r>
+              <m:r>
+                <m:t>C</m:t>
+              </m:r>
+            </m:oMath>
+            <w:r>
+              <w:t xml:space="preserve"> </w:t>
+            </w:r>
+            <w:r>
+              <w:t xml:space="preserve">involves two lots of matrix multiplication. Typically, to avoid mistakes you want to reduce the amount of computation you have to do; since matrix multiplication is computationally heavy, doing one set is preferable to doing two!</w:t>
+            </w:r>
+          </w:p>
+          <w:p>
+            <w:pPr>
+              <w:pStyle w:val="BodyText"/>
+            </w:pPr>
+            <w:r>
+              <w:t xml:space="preserve">So you can work out</w:t>
+            </w:r>
+            <w:r>
+              <w:t xml:space="preserve"> </w:t>
+            </w:r>
+            <m:oMath>
+              <m:d>
+                <m:dPr>
+                  <m:begChr m:val="("/>
+                  <m:sepChr m:val=""/>
+                  <m:endChr m:val=")"/>
+                  <m:grow/>
+                </m:dPr>
+                <m:e>
+                  <m:r>
+                    <m:t>A</m:t>
+                  </m:r>
+                  <m:r>
+                    <m:rPr>
+                      <m:sty m:val="p"/>
+                    </m:rPr>
+                    <m:t>+</m:t>
+                  </m:r>
+                  <m:r>
+                    <m:t>2</m:t>
+                  </m:r>
+                  <m:r>
+                    <m:t>B</m:t>
+                  </m:r>
+                </m:e>
+              </m:d>
+              <m:r>
+                <m:t>C</m:t>
+              </m:r>
+            </m:oMath>
+            <w:r>
+              <w:t xml:space="preserve">. In Example 8 of</w:t>
+            </w:r>
+            <w:r>
+              <w:t xml:space="preserve"> </w:t>
+            </w:r>
+            <w:hyperlink r:id="rId20">
+              <w:r>
+                <w:rPr>
+                  <w:rStyle w:val="Hyperlink"/>
+                </w:rPr>
+                <w:t xml:space="preserve">Guide: Introduction to matrices</w:t>
+              </w:r>
+            </w:hyperlink>
+            <w:r>
+              <w:t xml:space="preserve"> </w:t>
+            </w:r>
+            <w:r>
+              <w:t xml:space="preserve">you worked out that</w:t>
             </w:r>
           </w:p>
           <w:p>
@@ -11653,9 +14779,15 @@
                 </m:r>
                 <m:r>
                   <m:rPr>
-                    <m:sty m:val="b"/>
+                    <m:sty m:val="p"/>
                   </m:rPr>
-                  <m:t>v</m:t>
+                  <m:t>+</m:t>
+                </m:r>
+                <m:r>
+                  <m:t>2</m:t>
+                </m:r>
+                <m:r>
+                  <m:t>B</m:t>
                 </m:r>
                 <m:r>
                   <m:rPr>
@@ -11682,71 +14814,6 @@
                               <m:count m:val="1"/>
                             </m:mcPr>
                           </m:mc>
-                        </m:mcs>
-                      </m:mPr>
-                      <m:mr>
-                        <m:e>
-                          <m:r>
-                            <m:t>x</m:t>
-                          </m:r>
-                          <m:r>
-                            <m:rPr>
-                              <m:sty m:val="p"/>
-                            </m:rPr>
-                            <m:t>+</m:t>
-                          </m:r>
-                          <m:r>
-                            <m:t>2</m:t>
-                          </m:r>
-                          <m:r>
-                            <m:t>y</m:t>
-                          </m:r>
-                        </m:e>
-                      </m:mr>
-                      <m:mr>
-                        <m:e>
-                          <m:r>
-                            <m:t>3</m:t>
-                          </m:r>
-                          <m:r>
-                            <m:t>x</m:t>
-                          </m:r>
-                          <m:r>
-                            <m:rPr>
-                              <m:sty m:val="p"/>
-                            </m:rPr>
-                            <m:t>+</m:t>
-                          </m:r>
-                          <m:r>
-                            <m:t>3</m:t>
-                          </m:r>
-                          <m:r>
-                            <m:t>y</m:t>
-                          </m:r>
-                        </m:e>
-                      </m:mr>
-                    </m:m>
-                  </m:e>
-                </m:d>
-                <m:r>
-                  <m:rPr>
-                    <m:sty m:val="p"/>
-                  </m:rPr>
-                  <m:t>=</m:t>
-                </m:r>
-                <m:d>
-                  <m:dPr>
-                    <m:begChr m:val="["/>
-                    <m:sepChr m:val=""/>
-                    <m:endChr m:val="]"/>
-                    <m:grow/>
-                  </m:dPr>
-                  <m:e>
-                    <m:m>
-                      <m:mPr>
-                        <m:baseJc m:val="center"/>
-                        <m:plcHide m:val="on"/>
-                        <m:mcs>
                           <m:mc>
                             <m:mcPr>
                               <m:mcJc m:val="center"/>
@@ -11758,16 +14825,47 @@
                       <m:mr>
                         <m:e>
                           <m:r>
-                            <m:t>5</m:t>
+                            <m:rPr>
+                              <m:sty m:val="p"/>
+                            </m:rPr>
+                            <m:t>−</m:t>
+                          </m:r>
+                          <m:r>
+                            <m:t>3</m:t>
+                          </m:r>
+                        </m:e>
+                        <m:e>
+                          <m:r>
+                            <m:t>6</m:t>
                           </m:r>
                         </m:e>
                       </m:mr>
                       <m:mr>
                         <m:e>
                           <m:r>
-                            <m:t>6</m:t>
-                          </m:r>
-                        </m:e>
+                            <m:rPr>
+                              <m:sty m:val="p"/>
+                            </m:rPr>
+                            <m:t>−</m:t>
+                          </m:r>
+                          <m:r>
+                            <m:t>3</m:t>
+                          </m:r>
+                        </m:e>
+                        <m:e>
+                          <m:r>
+                            <m:rPr>
+                              <m:sty m:val="p"/>
+                            </m:rPr>
+                            <m:t>−</m:t>
+                          </m:r>
+                          <m:r>
+                            <m:t>9</m:t>
+                          </m:r>
+                        </m:e>
+                      </m:mr>
+                      <m:mr>
+                        <m:e/>
                       </m:mr>
                     </m:m>
                   </m:e>
@@ -11779,41 +14877,17 @@
             <w:pPr>
               <w:pStyle w:val="FirstParagraph"/>
             </w:pPr>
+            <w:r>
+              <w:t xml:space="preserve">Now you can do the matrix multiplication to get:</w:t>
+            </w:r>
+          </w:p>
+          <w:p>
+            <w:pPr>
+              <w:pStyle w:val="BodyText"/>
+            </w:pPr>
             <w:pPr>
               <w:spacing w:after="16"/>
             </w:pPr>
-            <w:r>
-              <w:t xml:space="preserve">Here you can see, the equation</w:t>
-            </w:r>
-            <w:r>
-              <w:t xml:space="preserve"> </w:t>
-            </w:r>
-            <m:oMath>
-              <m:r>
-                <m:t>A</m:t>
-              </m:r>
-              <m:r>
-                <m:rPr>
-                  <m:sty m:val="b"/>
-                </m:rPr>
-                <m:t>v</m:t>
-              </m:r>
-              <m:r>
-                <m:rPr>
-                  <m:sty m:val="p"/>
-                </m:rPr>
-                <m:t>=</m:t>
-              </m:r>
-              <m:r>
-                <m:t>B</m:t>
-              </m:r>
-            </m:oMath>
-            <w:r>
-              <w:t xml:space="preserve"> </w:t>
-            </w:r>
-            <w:r>
-              <w:t xml:space="preserve">is equivalent to the following set simultaneous equations:</w:t>
-            </w:r>
           </w:p>
           <w:p>
             <w:pPr>
@@ -11824,30 +14898,545 @@
                 <m:jc m:val="center"/>
               </m:oMathParaPr>
               <m:oMath>
-                <m:r>
-                  <m:t>x</m:t>
-                </m:r>
-                <m:r>
-                  <m:rPr>
-                    <m:sty m:val="p"/>
-                  </m:rPr>
-                  <m:t>+</m:t>
-                </m:r>
-                <m:r>
-                  <m:t>2</m:t>
-                </m:r>
-                <m:r>
-                  <m:t>y</m:t>
-                </m:r>
-                <m:r>
-                  <m:rPr>
-                    <m:sty m:val="p"/>
-                  </m:rPr>
-                  <m:t>=</m:t>
-                </m:r>
-                <m:r>
-                  <m:t>5</m:t>
-                </m:r>
+                <m:m>
+                  <m:mPr>
+                    <m:baseJc m:val="center"/>
+                    <m:plcHide m:val="on"/>
+                    <m:mcs>
+                      <m:mc>
+                        <m:mcPr>
+                          <m:mcJc m:val="right"/>
+                          <m:count m:val="1"/>
+                        </m:mcPr>
+                      </m:mc>
+                      <m:mc>
+                        <m:mcPr>
+                          <m:mcJc m:val="left"/>
+                          <m:count m:val="1"/>
+                        </m:mcPr>
+                      </m:mc>
+                    </m:mcs>
+                  </m:mPr>
+                  <m:mr>
+                    <m:e>
+                      <m:d>
+                        <m:dPr>
+                          <m:begChr m:val="("/>
+                          <m:sepChr m:val=""/>
+                          <m:endChr m:val=")"/>
+                          <m:grow/>
+                        </m:dPr>
+                        <m:e>
+                          <m:r>
+                            <m:t>A</m:t>
+                          </m:r>
+                          <m:r>
+                            <m:rPr>
+                              <m:sty m:val="p"/>
+                            </m:rPr>
+                            <m:t>+</m:t>
+                          </m:r>
+                          <m:r>
+                            <m:t>2</m:t>
+                          </m:r>
+                          <m:r>
+                            <m:t>B</m:t>
+                          </m:r>
+                        </m:e>
+                      </m:d>
+                      <m:r>
+                        <m:t>C</m:t>
+                      </m:r>
+                    </m:e>
+                    <m:e>
+                      <m:r>
+                        <m:rPr>
+                          <m:sty m:val="p"/>
+                        </m:rPr>
+                        <m:t>=</m:t>
+                      </m:r>
+                      <m:d>
+                        <m:dPr>
+                          <m:begChr m:val="["/>
+                          <m:sepChr m:val=""/>
+                          <m:endChr m:val="]"/>
+                          <m:grow/>
+                        </m:dPr>
+                        <m:e>
+                          <m:m>
+                            <m:mPr>
+                              <m:baseJc m:val="center"/>
+                              <m:plcHide m:val="on"/>
+                              <m:mcs>
+                                <m:mc>
+                                  <m:mcPr>
+                                    <m:mcJc m:val="center"/>
+                                    <m:count m:val="1"/>
+                                  </m:mcPr>
+                                </m:mc>
+                                <m:mc>
+                                  <m:mcPr>
+                                    <m:mcJc m:val="center"/>
+                                    <m:count m:val="1"/>
+                                  </m:mcPr>
+                                </m:mc>
+                              </m:mcs>
+                            </m:mPr>
+                            <m:mr>
+                              <m:e>
+                                <m:r>
+                                  <m:rPr>
+                                    <m:sty m:val="p"/>
+                                  </m:rPr>
+                                  <m:t>−</m:t>
+                                </m:r>
+                                <m:r>
+                                  <m:t>3</m:t>
+                                </m:r>
+                              </m:e>
+                              <m:e>
+                                <m:r>
+                                  <m:t>6</m:t>
+                                </m:r>
+                              </m:e>
+                            </m:mr>
+                            <m:mr>
+                              <m:e>
+                                <m:r>
+                                  <m:rPr>
+                                    <m:sty m:val="p"/>
+                                  </m:rPr>
+                                  <m:t>−</m:t>
+                                </m:r>
+                                <m:r>
+                                  <m:t>3</m:t>
+                                </m:r>
+                              </m:e>
+                              <m:e>
+                                <m:r>
+                                  <m:rPr>
+                                    <m:sty m:val="p"/>
+                                  </m:rPr>
+                                  <m:t>−</m:t>
+                                </m:r>
+                                <m:r>
+                                  <m:t>9</m:t>
+                                </m:r>
+                              </m:e>
+                            </m:mr>
+                            <m:mr>
+                              <m:e/>
+                            </m:mr>
+                          </m:m>
+                        </m:e>
+                      </m:d>
+                      <m:d>
+                        <m:dPr>
+                          <m:begChr m:val="["/>
+                          <m:sepChr m:val=""/>
+                          <m:endChr m:val="]"/>
+                          <m:grow/>
+                        </m:dPr>
+                        <m:e>
+                          <m:m>
+                            <m:mPr>
+                              <m:baseJc m:val="center"/>
+                              <m:plcHide m:val="on"/>
+                              <m:mcs>
+                                <m:mc>
+                                  <m:mcPr>
+                                    <m:mcJc m:val="center"/>
+                                    <m:count m:val="1"/>
+                                  </m:mcPr>
+                                </m:mc>
+                                <m:mc>
+                                  <m:mcPr>
+                                    <m:mcJc m:val="center"/>
+                                    <m:count m:val="1"/>
+                                  </m:mcPr>
+                                </m:mc>
+                              </m:mcs>
+                            </m:mPr>
+                            <m:mr>
+                              <m:e>
+                                <m:r>
+                                  <m:t>1</m:t>
+                                </m:r>
+                              </m:e>
+                              <m:e>
+                                <m:r>
+                                  <m:t>1</m:t>
+                                </m:r>
+                              </m:e>
+                            </m:mr>
+                            <m:mr>
+                              <m:e>
+                                <m:r>
+                                  <m:t>0</m:t>
+                                </m:r>
+                              </m:e>
+                              <m:e>
+                                <m:r>
+                                  <m:t>1</m:t>
+                                </m:r>
+                              </m:e>
+                            </m:mr>
+                            <m:mr>
+                              <m:e/>
+                            </m:mr>
+                          </m:m>
+                        </m:e>
+                      </m:d>
+                    </m:e>
+                  </m:mr>
+                  <m:mr>
+                    <m:e/>
+                    <m:e>
+                      <m:r>
+                        <m:rPr>
+                          <m:sty m:val="p"/>
+                        </m:rPr>
+                        <m:t>=</m:t>
+                      </m:r>
+                      <m:d>
+                        <m:dPr>
+                          <m:begChr m:val="["/>
+                          <m:sepChr m:val=""/>
+                          <m:endChr m:val="]"/>
+                          <m:grow/>
+                        </m:dPr>
+                        <m:e>
+                          <m:m>
+                            <m:mPr>
+                              <m:baseJc m:val="center"/>
+                              <m:plcHide m:val="on"/>
+                              <m:mcs>
+                                <m:mc>
+                                  <m:mcPr>
+                                    <m:mcJc m:val="center"/>
+                                    <m:count m:val="1"/>
+                                  </m:mcPr>
+                                </m:mc>
+                                <m:mc>
+                                  <m:mcPr>
+                                    <m:mcJc m:val="center"/>
+                                    <m:count m:val="1"/>
+                                  </m:mcPr>
+                                </m:mc>
+                              </m:mcs>
+                            </m:mPr>
+                            <m:mr>
+                              <m:e>
+                                <m:d>
+                                  <m:dPr>
+                                    <m:begChr m:val="("/>
+                                    <m:sepChr m:val=""/>
+                                    <m:endChr m:val=")"/>
+                                    <m:grow/>
+                                  </m:dPr>
+                                  <m:e>
+                                    <m:r>
+                                      <m:rPr>
+                                        <m:sty m:val="p"/>
+                                      </m:rPr>
+                                      <m:t>−</m:t>
+                                    </m:r>
+                                    <m:r>
+                                      <m:t>3</m:t>
+                                    </m:r>
+                                  </m:e>
+                                </m:d>
+                                <m:r>
+                                  <m:rPr>
+                                    <m:sty m:val="p"/>
+                                  </m:rPr>
+                                  <m:t>⋅</m:t>
+                                </m:r>
+                                <m:r>
+                                  <m:t>1</m:t>
+                                </m:r>
+                                <m:r>
+                                  <m:rPr>
+                                    <m:sty m:val="p"/>
+                                  </m:rPr>
+                                  <m:t>+</m:t>
+                                </m:r>
+                                <m:r>
+                                  <m:t>6</m:t>
+                                </m:r>
+                                <m:r>
+                                  <m:rPr>
+                                    <m:sty m:val="p"/>
+                                  </m:rPr>
+                                  <m:t>⋅</m:t>
+                                </m:r>
+                                <m:r>
+                                  <m:t>0</m:t>
+                                </m:r>
+                              </m:e>
+                              <m:e>
+                                <m:d>
+                                  <m:dPr>
+                                    <m:begChr m:val="("/>
+                                    <m:sepChr m:val=""/>
+                                    <m:endChr m:val=")"/>
+                                    <m:grow/>
+                                  </m:dPr>
+                                  <m:e>
+                                    <m:r>
+                                      <m:rPr>
+                                        <m:sty m:val="p"/>
+                                      </m:rPr>
+                                      <m:t>−</m:t>
+                                    </m:r>
+                                    <m:r>
+                                      <m:t>3</m:t>
+                                    </m:r>
+                                  </m:e>
+                                </m:d>
+                                <m:r>
+                                  <m:rPr>
+                                    <m:sty m:val="p"/>
+                                  </m:rPr>
+                                  <m:t>⋅</m:t>
+                                </m:r>
+                                <m:r>
+                                  <m:t>1</m:t>
+                                </m:r>
+                                <m:r>
+                                  <m:rPr>
+                                    <m:sty m:val="p"/>
+                                  </m:rPr>
+                                  <m:t>+</m:t>
+                                </m:r>
+                                <m:r>
+                                  <m:t>6</m:t>
+                                </m:r>
+                                <m:r>
+                                  <m:rPr>
+                                    <m:sty m:val="p"/>
+                                  </m:rPr>
+                                  <m:t>⋅</m:t>
+                                </m:r>
+                                <m:r>
+                                  <m:t>1</m:t>
+                                </m:r>
+                              </m:e>
+                            </m:mr>
+                            <m:mr>
+                              <m:e>
+                                <m:d>
+                                  <m:dPr>
+                                    <m:begChr m:val="("/>
+                                    <m:sepChr m:val=""/>
+                                    <m:endChr m:val=")"/>
+                                    <m:grow/>
+                                  </m:dPr>
+                                  <m:e>
+                                    <m:r>
+                                      <m:rPr>
+                                        <m:sty m:val="p"/>
+                                      </m:rPr>
+                                      <m:t>−</m:t>
+                                    </m:r>
+                                    <m:r>
+                                      <m:t>3</m:t>
+                                    </m:r>
+                                  </m:e>
+                                </m:d>
+                                <m:r>
+                                  <m:rPr>
+                                    <m:sty m:val="p"/>
+                                  </m:rPr>
+                                  <m:t>⋅</m:t>
+                                </m:r>
+                                <m:r>
+                                  <m:t>1</m:t>
+                                </m:r>
+                                <m:r>
+                                  <m:rPr>
+                                    <m:sty m:val="p"/>
+                                  </m:rPr>
+                                  <m:t>+</m:t>
+                                </m:r>
+                                <m:d>
+                                  <m:dPr>
+                                    <m:begChr m:val="("/>
+                                    <m:sepChr m:val=""/>
+                                    <m:endChr m:val=")"/>
+                                    <m:grow/>
+                                  </m:dPr>
+                                  <m:e>
+                                    <m:r>
+                                      <m:rPr>
+                                        <m:sty m:val="p"/>
+                                      </m:rPr>
+                                      <m:t>−</m:t>
+                                    </m:r>
+                                    <m:r>
+                                      <m:t>9</m:t>
+                                    </m:r>
+                                  </m:e>
+                                </m:d>
+                                <m:r>
+                                  <m:rPr>
+                                    <m:sty m:val="p"/>
+                                  </m:rPr>
+                                  <m:t>⋅</m:t>
+                                </m:r>
+                                <m:r>
+                                  <m:t>0</m:t>
+                                </m:r>
+                              </m:e>
+                              <m:e>
+                                <m:d>
+                                  <m:dPr>
+                                    <m:begChr m:val="("/>
+                                    <m:sepChr m:val=""/>
+                                    <m:endChr m:val=")"/>
+                                    <m:grow/>
+                                  </m:dPr>
+                                  <m:e>
+                                    <m:r>
+                                      <m:rPr>
+                                        <m:sty m:val="p"/>
+                                      </m:rPr>
+                                      <m:t>−</m:t>
+                                    </m:r>
+                                    <m:r>
+                                      <m:t>3</m:t>
+                                    </m:r>
+                                  </m:e>
+                                </m:d>
+                                <m:r>
+                                  <m:rPr>
+                                    <m:sty m:val="p"/>
+                                  </m:rPr>
+                                  <m:t>⋅</m:t>
+                                </m:r>
+                                <m:r>
+                                  <m:t>1</m:t>
+                                </m:r>
+                                <m:r>
+                                  <m:rPr>
+                                    <m:sty m:val="p"/>
+                                  </m:rPr>
+                                  <m:t>+</m:t>
+                                </m:r>
+                                <m:d>
+                                  <m:dPr>
+                                    <m:begChr m:val="("/>
+                                    <m:sepChr m:val=""/>
+                                    <m:endChr m:val=")"/>
+                                    <m:grow/>
+                                  </m:dPr>
+                                  <m:e>
+                                    <m:r>
+                                      <m:rPr>
+                                        <m:sty m:val="p"/>
+                                      </m:rPr>
+                                      <m:t>−</m:t>
+                                    </m:r>
+                                    <m:r>
+                                      <m:t>9</m:t>
+                                    </m:r>
+                                  </m:e>
+                                </m:d>
+                                <m:r>
+                                  <m:rPr>
+                                    <m:sty m:val="p"/>
+                                  </m:rPr>
+                                  <m:t>⋅</m:t>
+                                </m:r>
+                                <m:r>
+                                  <m:t>1</m:t>
+                                </m:r>
+                              </m:e>
+                            </m:mr>
+                          </m:m>
+                        </m:e>
+                      </m:d>
+                      <m:r>
+                        <m:rPr>
+                          <m:sty m:val="p"/>
+                        </m:rPr>
+                        <m:t>=</m:t>
+                      </m:r>
+                      <m:d>
+                        <m:dPr>
+                          <m:begChr m:val="["/>
+                          <m:sepChr m:val=""/>
+                          <m:endChr m:val="]"/>
+                          <m:grow/>
+                        </m:dPr>
+                        <m:e>
+                          <m:m>
+                            <m:mPr>
+                              <m:baseJc m:val="center"/>
+                              <m:plcHide m:val="on"/>
+                              <m:mcs>
+                                <m:mc>
+                                  <m:mcPr>
+                                    <m:mcJc m:val="center"/>
+                                    <m:count m:val="1"/>
+                                  </m:mcPr>
+                                </m:mc>
+                                <m:mc>
+                                  <m:mcPr>
+                                    <m:mcJc m:val="center"/>
+                                    <m:count m:val="1"/>
+                                  </m:mcPr>
+                                </m:mc>
+                              </m:mcs>
+                            </m:mPr>
+                            <m:mr>
+                              <m:e>
+                                <m:r>
+                                  <m:rPr>
+                                    <m:sty m:val="p"/>
+                                  </m:rPr>
+                                  <m:t>−</m:t>
+                                </m:r>
+                                <m:r>
+                                  <m:t>3</m:t>
+                                </m:r>
+                              </m:e>
+                              <m:e>
+                                <m:r>
+                                  <m:t>3</m:t>
+                                </m:r>
+                              </m:e>
+                            </m:mr>
+                            <m:mr>
+                              <m:e>
+                                <m:r>
+                                  <m:rPr>
+                                    <m:sty m:val="p"/>
+                                  </m:rPr>
+                                  <m:t>−</m:t>
+                                </m:r>
+                                <m:r>
+                                  <m:t>3</m:t>
+                                </m:r>
+                              </m:e>
+                              <m:e>
+                                <m:r>
+                                  <m:rPr>
+                                    <m:sty m:val="p"/>
+                                  </m:rPr>
+                                  <m:t>−</m:t>
+                                </m:r>
+                                <m:r>
+                                  <m:t>12</m:t>
+                                </m:r>
+                              </m:e>
+                            </m:mr>
+                          </m:m>
+                        </m:e>
+                      </m:d>
+                    </m:e>
+                  </m:mr>
+                </m:m>
               </m:oMath>
             </m:oMathPara>
           </w:p>
@@ -11855,623 +15444,15 @@
             <w:pPr>
               <w:pStyle w:val="FirstParagraph"/>
             </w:pPr>
-            <m:oMathPara>
-              <m:oMathParaPr>
-                <m:jc m:val="center"/>
-              </m:oMathParaPr>
-              <m:oMath>
-                <m:r>
-                  <m:t>3</m:t>
-                </m:r>
-                <m:r>
-                  <m:t>x</m:t>
-                </m:r>
-                <m:r>
-                  <m:rPr>
-                    <m:sty m:val="p"/>
-                  </m:rPr>
-                  <m:t>+</m:t>
-                </m:r>
-                <m:r>
-                  <m:t>3</m:t>
-                </m:r>
-                <m:r>
-                  <m:t>y</m:t>
-                </m:r>
-                <m:r>
-                  <m:rPr>
-                    <m:sty m:val="p"/>
-                  </m:rPr>
-                  <m:t>=</m:t>
-                </m:r>
-                <m:r>
-                  <m:t>6</m:t>
-                </m:r>
-              </m:oMath>
-            </m:oMathPara>
-          </w:p>
-          <w:p>
-            <w:pPr>
-              <w:pStyle w:val="FirstParagraph"/>
-            </w:pPr>
-            <w:r>
-              <w:t xml:space="preserve">So you could solve for</w:t>
-            </w:r>
-            <w:r>
-              <w:t xml:space="preserve"> </w:t>
-            </w:r>
-            <m:oMath>
-              <m:r>
-                <m:t>x</m:t>
-              </m:r>
-            </m:oMath>
-            <w:r>
-              <w:t xml:space="preserve"> </w:t>
-            </w:r>
-            <w:r>
-              <w:t xml:space="preserve">and</w:t>
-            </w:r>
-            <w:r>
-              <w:t xml:space="preserve"> </w:t>
-            </w:r>
-            <m:oMath>
-              <m:r>
-                <m:t>y</m:t>
-              </m:r>
-            </m:oMath>
-            <w:r>
-              <w:t xml:space="preserve"> </w:t>
-            </w:r>
-            <w:r>
-              <w:t xml:space="preserve">in</w:t>
-            </w:r>
-            <w:r>
-              <w:t xml:space="preserve"> </w:t>
-            </w:r>
-            <m:oMath>
-              <m:r>
-                <m:t>A</m:t>
-              </m:r>
-              <m:r>
-                <m:rPr>
-                  <m:sty m:val="b"/>
-                </m:rPr>
-                <m:t>v</m:t>
-              </m:r>
-              <m:r>
-                <m:rPr>
-                  <m:sty m:val="p"/>
-                </m:rPr>
-                <m:t>=</m:t>
-              </m:r>
-              <m:r>
-                <m:t>B</m:t>
-              </m:r>
-            </m:oMath>
-            <w:r>
-              <w:t xml:space="preserve">, using tools you can learn in [Guide: Introduction to solving simultaneous equations]. You’ll see this solved in Example 1 of that guide.</w:t>
+            <w:r>
+              <w:t xml:space="preserve">and this is your final answer. The moral of the story is not to expand brackets unless you really have to!</w:t>
             </w:r>
           </w:p>
         </w:tc>
       </w:tr>
     </w:tbl>
-    <w:bookmarkEnd w:id="55"/>
-    <w:bookmarkStart w:id="56" w:name="matrix-multiplication-with-zero-matrices"/>
-    <w:p>
-      <w:pPr>
-        <w:pStyle w:val="Heading2"/>
-      </w:pPr>
-      <w:r>
-        <w:t xml:space="preserve">Matrix multiplication with zero matrices</w:t>
-      </w:r>
-    </w:p>
-    <w:bookmarkEnd w:id="56"/>
-    <w:bookmarkStart w:id="57" w:name="X3bfbc40f95c32cc944df40cb219aa0ce424615c"/>
-    <w:p>
-      <w:pPr>
-        <w:pStyle w:val="Heading2"/>
-      </w:pPr>
-      <w:r>
-        <w:t xml:space="preserve">Matrix multiplication with identity matrices</w:t>
-      </w:r>
-    </w:p>
-    <w:bookmarkEnd w:id="57"/>
-    <w:bookmarkStart w:id="60" w:name="X784f6495f2acff7f433b7a5745225edde3447ec"/>
-    <w:p>
-      <w:pPr>
-        <w:pStyle w:val="Heading2"/>
-      </w:pPr>
-      <w:r>
-        <w:t xml:space="preserve">Matrix multiplication with other special matrices</w:t>
-      </w:r>
-    </w:p>
-    <w:p>
-      <w:pPr>
-        <w:pStyle w:val="FirstParagraph"/>
-      </w:pPr>
-      <w:r>
-        <w:t xml:space="preserve">It may be most efficient for you to solve a system of simultaneous equations using matrices, you can read more about this in [Guide: Introduction to Gaussian elimination].</w:t>
-      </w:r>
-    </w:p>
-    <w:p>
-      <w:pPr>
-        <w:pStyle w:val="BodyText"/>
-      </w:pPr>
-      <w:r>
-        <w:t xml:space="preserve">Now you’ve seen matrix addition and subtraction, scalar multiplication, and matrix multiplication, you can state some key properties that hold through arithmetic with matrices. Note here again that for this study guide, you are assuming that matrices have entries within the real numbers, without that assumption the following theorem is not always true. If the set you’re taking entries from does not have these properties, then a matrix with entries from the set will not have them either. If sets are unfamiliar to you, you can read [Overview: Number sets].</w:t>
-      </w:r>
-    </w:p>
-    <w:tbl>
-      <w:tblPr>
-        <w:tblStyle w:val="Table"/>
-        <w:tblLook w:firstRow="0" w:lastRow="0" w:firstColumn="0" w:lastColumn="0" w:noHBand="0" w:noVBand="0" w:val="0000"/>
-        <w:tblBorders>
-          <w:top w:val="single" w:sz="4" w:space="0" w:color="0758E5"/>
-          <w:left w:val="single" w:sz="24" w:space="0" w:color="0758E5"/>
-          <w:bottom w:val="single" w:sz="4" w:space="0" w:color="0758E5"/>
-          <w:right w:val="single" w:sz="4" w:space="0" w:color="0758E5"/>
-        </w:tblBorders>
-        <w:tblCellMar>
-          <w:left w:w="144" w:type="dxa"/>
-          <w:right w:w="144" w:type="dxa"/>
-        </w:tblCellMar>
-        <w:tblLook w:firstRow="0" w:lastRow="0" w:firstColumn="0" w:lastColumn="0" w:noHBand="0" w:noVBand="0" w:val="0000"/>
-      </w:tblPr>
-      <w:tr>
-        <w:trPr>
-          <w:cantSplit/>
-        </w:trPr>
-        <w:tc>
-          <w:tcPr>
-            <w:shd w:color="auto" w:fill="dae6fb" w:val="clear"/>
-            <w:tcMar>
-              <w:top w:w="92" w:type="dxa"/>
-              <w:bottom w:w="92" w:type="dxa"/>
-            </w:tcMar>
-          </w:tcPr>
-          <w:p>
-            <w:pPr>
-              <w:pStyle w:val="BodyText"/>
-            </w:pPr>
-            <w:pPr>
-              <w:spacing w:before="0" w:after="0"/>
-              <w:textAlignment w:val="center"/>
-            </w:pPr>
-            <w:r>
-              <w:drawing>
-                <wp:inline>
-                  <wp:extent cx="152400" cy="152400"/>
-                  <wp:effectExtent b="0" l="0" r="0" t="0"/>
-                  <wp:docPr descr="" title="" id="58" name="Picture"/>
-                  <a:graphic>
-                    <a:graphicData uri="http://schemas.openxmlformats.org/drawingml/2006/picture">
-                      <pic:pic>
-                        <pic:nvPicPr>
-                          <pic:cNvPr descr="/Applications/quarto/share/formats/docx/note.png" id="59" name="Picture"/>
-                          <pic:cNvPicPr>
-                            <a:picLocks noChangeArrowheads="1" noChangeAspect="1"/>
-                          </pic:cNvPicPr>
-                        </pic:nvPicPr>
-                        <pic:blipFill>
-                          <a:blip r:embed="rId20"/>
-                          <a:stretch>
-                            <a:fillRect/>
-                          </a:stretch>
-                        </pic:blipFill>
-                        <pic:spPr bwMode="auto">
-                          <a:xfrm>
-                            <a:off x="0" y="0"/>
-                            <a:ext cx="152400" cy="152400"/>
-                          </a:xfrm>
-                          <a:prstGeom prst="rect">
-                            <a:avLst/>
-                          </a:prstGeom>
-                          <a:noFill/>
-                          <a:ln w="9525">
-                            <a:noFill/>
-                            <a:headEnd/>
-                            <a:tailEnd/>
-                          </a:ln>
-                        </pic:spPr>
-                      </pic:pic>
-                    </a:graphicData>
-                  </a:graphic>
-                </wp:inline>
-              </w:drawing>
-            </w:r>
-            <w:r>
-              <w:t xml:space="preserve"> </w:t>
-            </w:r>
-            <w:r>
-              <w:t xml:space="preserve"> </w:t>
-            </w:r>
-            <w:r>
-              <w:t xml:space="preserve">Properties of matrix arithmetic</w:t>
-            </w:r>
-          </w:p>
-        </w:tc>
-      </w:tr>
-      <w:tr>
-        <w:trPr>
-          <w:cantSplit/>
-        </w:trPr>
-        <w:tc>
-          <w:tcPr>
-            <w:tcMar>
-              <w:top w:w="108" w:type="dxa"/>
-              <w:bottom w:w="108" w:type="dxa"/>
-            </w:tcMar>
-          </w:tcPr>
-          <w:p>
-            <w:pPr>
-              <w:pStyle w:val="BodyText"/>
-            </w:pPr>
-            <w:pPr>
-              <w:spacing w:before="16"/>
-            </w:pPr>
-            <w:r>
-              <w:t xml:space="preserve">For any three matrices,</w:t>
-            </w:r>
-            <w:r>
-              <w:t xml:space="preserve"> </w:t>
-            </w:r>
-            <m:oMath>
-              <m:r>
-                <m:t>A</m:t>
-              </m:r>
-              <m:r>
-                <m:rPr>
-                  <m:sty m:val="p"/>
-                </m:rPr>
-                <m:t>,</m:t>
-              </m:r>
-              <m:r>
-                <m:t>B</m:t>
-              </m:r>
-              <m:r>
-                <m:rPr>
-                  <m:sty m:val="p"/>
-                </m:rPr>
-                <m:t>,</m:t>
-              </m:r>
-              <m:r>
-                <m:t>C</m:t>
-              </m:r>
-            </m:oMath>
-            <w:r>
-              <w:t xml:space="preserve">, the following four properties hold, where the operations make sense.</w:t>
-            </w:r>
-          </w:p>
-          <w:p>
-            <w:pPr>
-              <w:numPr>
-                <w:ilvl w:val="0"/>
-                <w:numId w:val="1001"/>
-              </w:numPr>
-            </w:pPr>
-            <w:r>
-              <w:t xml:space="preserve">Matrix addition is commutative, that is</w:t>
-            </w:r>
-            <w:r>
-              <w:t xml:space="preserve"> </w:t>
-            </w:r>
-            <m:oMath>
-              <m:r>
-                <m:t>A</m:t>
-              </m:r>
-              <m:r>
-                <m:rPr>
-                  <m:sty m:val="p"/>
-                </m:rPr>
-                <m:t>+</m:t>
-              </m:r>
-              <m:r>
-                <m:t>B</m:t>
-              </m:r>
-              <m:r>
-                <m:rPr>
-                  <m:sty m:val="p"/>
-                </m:rPr>
-                <m:t>=</m:t>
-              </m:r>
-              <m:r>
-                <m:t>B</m:t>
-              </m:r>
-              <m:r>
-                <m:rPr>
-                  <m:sty m:val="p"/>
-                </m:rPr>
-                <m:t>+</m:t>
-              </m:r>
-              <m:r>
-                <m:t>A</m:t>
-              </m:r>
-            </m:oMath>
-          </w:p>
-          <w:p>
-            <w:pPr>
-              <w:numPr>
-                <w:ilvl w:val="0"/>
-                <w:numId w:val="1001"/>
-              </w:numPr>
-            </w:pPr>
-            <w:r>
-              <w:t xml:space="preserve">Matrix addition is associative, that is</w:t>
-            </w:r>
-            <w:r>
-              <w:t xml:space="preserve"> </w:t>
-            </w:r>
-            <m:oMath>
-              <m:d>
-                <m:dPr>
-                  <m:begChr m:val="("/>
-                  <m:sepChr m:val=""/>
-                  <m:endChr m:val=")"/>
-                  <m:grow/>
-                </m:dPr>
-                <m:e>
-                  <m:r>
-                    <m:t>A</m:t>
-                  </m:r>
-                  <m:r>
-                    <m:rPr>
-                      <m:sty m:val="p"/>
-                    </m:rPr>
-                    <m:t>+</m:t>
-                  </m:r>
-                  <m:r>
-                    <m:t>B</m:t>
-                  </m:r>
-                </m:e>
-              </m:d>
-              <m:r>
-                <m:rPr>
-                  <m:sty m:val="p"/>
-                </m:rPr>
-                <m:t>+</m:t>
-              </m:r>
-              <m:r>
-                <m:t>C</m:t>
-              </m:r>
-              <m:r>
-                <m:rPr>
-                  <m:sty m:val="p"/>
-                </m:rPr>
-                <m:t>=</m:t>
-              </m:r>
-              <m:r>
-                <m:t>A</m:t>
-              </m:r>
-              <m:r>
-                <m:rPr>
-                  <m:sty m:val="p"/>
-                </m:rPr>
-                <m:t>+</m:t>
-              </m:r>
-              <m:d>
-                <m:dPr>
-                  <m:begChr m:val="("/>
-                  <m:sepChr m:val=""/>
-                  <m:endChr m:val=")"/>
-                  <m:grow/>
-                </m:dPr>
-                <m:e>
-                  <m:r>
-                    <m:t>B</m:t>
-                  </m:r>
-                  <m:r>
-                    <m:rPr>
-                      <m:sty m:val="p"/>
-                    </m:rPr>
-                    <m:t>+</m:t>
-                  </m:r>
-                  <m:r>
-                    <m:t>C</m:t>
-                  </m:r>
-                </m:e>
-              </m:d>
-            </m:oMath>
-          </w:p>
-          <w:p>
-            <w:pPr>
-              <w:numPr>
-                <w:ilvl w:val="0"/>
-                <w:numId w:val="1001"/>
-              </w:numPr>
-            </w:pPr>
-            <w:r>
-              <w:t xml:space="preserve">Matrix multiplication is associative, that is</w:t>
-            </w:r>
-            <w:r>
-              <w:t xml:space="preserve"> </w:t>
-            </w:r>
-            <m:oMath>
-              <m:d>
-                <m:dPr>
-                  <m:begChr m:val="("/>
-                  <m:sepChr m:val=""/>
-                  <m:endChr m:val=")"/>
-                  <m:grow/>
-                </m:dPr>
-                <m:e>
-                  <m:r>
-                    <m:t>A</m:t>
-                  </m:r>
-                  <m:r>
-                    <m:t>B</m:t>
-                  </m:r>
-                </m:e>
-              </m:d>
-              <m:r>
-                <m:t>C</m:t>
-              </m:r>
-              <m:r>
-                <m:rPr>
-                  <m:sty m:val="p"/>
-                </m:rPr>
-                <m:t>=</m:t>
-              </m:r>
-              <m:r>
-                <m:t>A</m:t>
-              </m:r>
-              <m:d>
-                <m:dPr>
-                  <m:begChr m:val="("/>
-                  <m:sepChr m:val=""/>
-                  <m:endChr m:val=")"/>
-                  <m:grow/>
-                </m:dPr>
-                <m:e>
-                  <m:r>
-                    <m:t>B</m:t>
-                  </m:r>
-                  <m:r>
-                    <m:t>C</m:t>
-                  </m:r>
-                </m:e>
-              </m:d>
-            </m:oMath>
-          </w:p>
-          <w:p>
-            <w:pPr>
-              <w:numPr>
-                <w:ilvl w:val="0"/>
-                <w:numId w:val="1001"/>
-              </w:numPr>
-            </w:pPr>
-            <w:r>
-              <w:t xml:space="preserve">The distributive property holds for matrices, that is</w:t>
-            </w:r>
-            <w:r>
-              <w:t xml:space="preserve"> </w:t>
-            </w:r>
-            <m:oMath>
-              <m:r>
-                <m:t>A</m:t>
-              </m:r>
-              <m:d>
-                <m:dPr>
-                  <m:begChr m:val="("/>
-                  <m:sepChr m:val=""/>
-                  <m:endChr m:val=")"/>
-                  <m:grow/>
-                </m:dPr>
-                <m:e>
-                  <m:r>
-                    <m:t>B</m:t>
-                  </m:r>
-                  <m:r>
-                    <m:rPr>
-                      <m:sty m:val="p"/>
-                    </m:rPr>
-                    <m:t>+</m:t>
-                  </m:r>
-                  <m:r>
-                    <m:t>C</m:t>
-                  </m:r>
-                </m:e>
-              </m:d>
-              <m:r>
-                <m:rPr>
-                  <m:sty m:val="p"/>
-                </m:rPr>
-                <m:t>=</m:t>
-              </m:r>
-              <m:r>
-                <m:t>A</m:t>
-              </m:r>
-              <m:r>
-                <m:t>B</m:t>
-              </m:r>
-              <m:r>
-                <m:rPr>
-                  <m:sty m:val="p"/>
-                </m:rPr>
-                <m:t>+</m:t>
-              </m:r>
-              <m:r>
-                <m:t>A</m:t>
-              </m:r>
-              <m:r>
-                <m:t>C</m:t>
-              </m:r>
-            </m:oMath>
-            <w:r>
-              <w:t xml:space="preserve"> </w:t>
-            </w:r>
-            <w:r>
-              <w:t xml:space="preserve">and</w:t>
-            </w:r>
-            <w:r>
-              <w:t xml:space="preserve"> </w:t>
-            </w:r>
-            <m:oMath>
-              <m:d>
-                <m:dPr>
-                  <m:begChr m:val="("/>
-                  <m:sepChr m:val=""/>
-                  <m:endChr m:val=")"/>
-                  <m:grow/>
-                </m:dPr>
-                <m:e>
-                  <m:r>
-                    <m:t>A</m:t>
-                  </m:r>
-                  <m:r>
-                    <m:rPr>
-                      <m:sty m:val="p"/>
-                    </m:rPr>
-                    <m:t>+</m:t>
-                  </m:r>
-                  <m:r>
-                    <m:t>B</m:t>
-                  </m:r>
-                </m:e>
-              </m:d>
-              <m:r>
-                <m:t>C</m:t>
-              </m:r>
-              <m:r>
-                <m:rPr>
-                  <m:sty m:val="p"/>
-                </m:rPr>
-                <m:t>=</m:t>
-              </m:r>
-              <m:r>
-                <m:t>A</m:t>
-              </m:r>
-              <m:r>
-                <m:t>C</m:t>
-              </m:r>
-              <m:r>
-                <m:rPr>
-                  <m:sty m:val="p"/>
-                </m:rPr>
-                <m:t>+</m:t>
-              </m:r>
-              <m:r>
-                <m:t>B</m:t>
-              </m:r>
-              <m:r>
-                <m:t>C</m:t>
-              </m:r>
-            </m:oMath>
-          </w:p>
-          <w:p/>
-        </w:tc>
-      </w:tr>
-    </w:tbl>
-    <w:p>
-      <w:pPr>
-        <w:pStyle w:val="FirstParagraph"/>
-      </w:pPr>
-      <w:r>
-        <w:t xml:space="preserve">You can see a proof of this in [Proof: Properties of matrix arithmetic].</w:t>
-      </w:r>
-    </w:p>
-    <w:bookmarkEnd w:id="60"/>
-    <w:bookmarkEnd w:id="61"/>
-    <w:bookmarkStart w:id="62" w:name="quick-check-problems"/>
+    <w:bookmarkEnd w:id="62"/>
+    <w:bookmarkStart w:id="63" w:name="quick-check-problems"/>
     <w:p>
       <w:pPr>
         <w:pStyle w:val="Heading1"/>
@@ -12489,79 +15470,324 @@
         </w:numPr>
       </w:pPr>
       <w:r>
-        <w:t xml:space="preserve">Give the dimensions of the following matrices:</w:t>
+        <w:t xml:space="preserve">Decide whether the following statements are true or false.</w:t>
       </w:r>
     </w:p>
     <w:p>
       <w:pPr>
-        <w:pStyle w:val="FirstParagraph"/>
+        <w:numPr>
+          <w:ilvl w:val="0"/>
+          <w:numId w:val="1003"/>
+        </w:numPr>
+      </w:pPr>
+      <w:r>
+        <w:t xml:space="preserve">Both</w:t>
+      </w:r>
+      <w:r>
+        <w:t xml:space="preserve"> </w:t>
+      </w:r>
+      <m:oMath>
+        <m:r>
+          <m:t>A</m:t>
+        </m:r>
+        <m:r>
+          <m:t>B</m:t>
+        </m:r>
+      </m:oMath>
+      <w:r>
+        <w:t xml:space="preserve"> </w:t>
+      </w:r>
+      <w:r>
+        <w:t xml:space="preserve">and</w:t>
+      </w:r>
+      <w:r>
+        <w:t xml:space="preserve"> </w:t>
+      </w:r>
+      <m:oMath>
+        <m:r>
+          <m:t>B</m:t>
+        </m:r>
+        <m:r>
+          <m:t>A</m:t>
+        </m:r>
+      </m:oMath>
+      <w:r>
+        <w:t xml:space="preserve"> </w:t>
+      </w:r>
+      <w:r>
+        <w:t xml:space="preserve">are defined for any two matrices</w:t>
+      </w:r>
+      <w:r>
+        <w:t xml:space="preserve"> </w:t>
+      </w:r>
+      <m:oMath>
+        <m:r>
+          <m:t>A</m:t>
+        </m:r>
+      </m:oMath>
+      <w:r>
+        <w:t xml:space="preserve"> </w:t>
+      </w:r>
+      <w:r>
+        <w:t xml:space="preserve">and</w:t>
+      </w:r>
+      <w:r>
+        <w:t xml:space="preserve"> </w:t>
+      </w:r>
+      <m:oMath>
+        <m:r>
+          <m:t>B</m:t>
+        </m:r>
+      </m:oMath>
+      <w:r>
+        <w:t xml:space="preserve">.</w:t>
+      </w:r>
+    </w:p>
+    <w:p>
+      <w:pPr>
+        <w:numPr>
+          <w:ilvl w:val="0"/>
+          <w:numId w:val="1003"/>
+        </w:numPr>
+      </w:pPr>
+      <w:r>
+        <w:t xml:space="preserve">If</w:t>
+      </w:r>
+      <w:r>
+        <w:t xml:space="preserve"> </w:t>
+      </w:r>
+      <m:oMath>
+        <m:r>
+          <m:t>A</m:t>
+        </m:r>
+      </m:oMath>
+      <w:r>
+        <w:t xml:space="preserve"> </w:t>
+      </w:r>
+      <w:r>
+        <w:t xml:space="preserve">is a</w:t>
+      </w:r>
+      <w:r>
+        <w:t xml:space="preserve"> </w:t>
+      </w:r>
+      <m:oMath>
+        <m:r>
+          <m:t>p</m:t>
+        </m:r>
+        <m:r>
+          <m:rPr>
+            <m:sty m:val="p"/>
+          </m:rPr>
+          <m:t>×</m:t>
+        </m:r>
+        <m:r>
+          <m:t>p</m:t>
+        </m:r>
+      </m:oMath>
+      <w:r>
+        <w:t xml:space="preserve"> </w:t>
+      </w:r>
+      <w:r>
+        <w:t xml:space="preserve">matrix and</w:t>
+      </w:r>
+      <w:r>
+        <w:t xml:space="preserve"> </w:t>
+      </w:r>
+      <m:oMath>
+        <m:r>
+          <m:t>B</m:t>
+        </m:r>
+      </m:oMath>
+      <w:r>
+        <w:t xml:space="preserve"> </w:t>
+      </w:r>
+      <w:r>
+        <w:t xml:space="preserve">is a</w:t>
+      </w:r>
+      <w:r>
+        <w:t xml:space="preserve"> </w:t>
+      </w:r>
+      <m:oMath>
+        <m:r>
+          <m:t>q</m:t>
+        </m:r>
+        <m:r>
+          <m:rPr>
+            <m:sty m:val="p"/>
+          </m:rPr>
+          <m:t>×</m:t>
+        </m:r>
+        <m:r>
+          <m:t>p</m:t>
+        </m:r>
+      </m:oMath>
+      <w:r>
+        <w:t xml:space="preserve"> </w:t>
+      </w:r>
+      <w:r>
+        <w:t xml:space="preserve">matrix, then</w:t>
+      </w:r>
+      <w:r>
+        <w:t xml:space="preserve"> </w:t>
+      </w:r>
+      <m:oMath>
+        <m:r>
+          <m:t>B</m:t>
+        </m:r>
+        <m:r>
+          <m:t>A</m:t>
+        </m:r>
+      </m:oMath>
+      <w:r>
+        <w:t xml:space="preserve"> </w:t>
+      </w:r>
+      <w:r>
+        <w:t xml:space="preserve">is a</w:t>
+      </w:r>
+      <w:r>
+        <w:t xml:space="preserve"> </w:t>
+      </w:r>
+      <m:oMath>
+        <m:r>
+          <m:t>p</m:t>
+        </m:r>
+        <m:r>
+          <m:rPr>
+            <m:sty m:val="p"/>
+          </m:rPr>
+          <m:t>×</m:t>
+        </m:r>
+        <m:r>
+          <m:t>q</m:t>
+        </m:r>
+      </m:oMath>
+      <w:r>
+        <w:t xml:space="preserve"> </w:t>
+      </w:r>
+      <w:r>
+        <w:t xml:space="preserve">matrix.</w:t>
+      </w:r>
+    </w:p>
+    <w:p>
+      <w:pPr>
+        <w:numPr>
+          <w:ilvl w:val="0"/>
+          <w:numId w:val="1003"/>
+        </w:numPr>
+      </w:pPr>
+      <w:r>
+        <w:t xml:space="preserve">If</w:t>
+      </w:r>
+      <w:r>
+        <w:t xml:space="preserve"> </w:t>
+      </w:r>
+      <m:oMath>
+        <m:r>
+          <m:t>A</m:t>
+        </m:r>
+        <m:r>
+          <m:rPr>
+            <m:sty m:val="p"/>
+          </m:rPr>
+          <m:t>,</m:t>
+        </m:r>
+        <m:r>
+          <m:t>B</m:t>
+        </m:r>
+        <m:r>
+          <m:rPr>
+            <m:sty m:val="p"/>
+          </m:rPr>
+          <m:t>,</m:t>
+        </m:r>
+        <m:r>
+          <m:t>C</m:t>
+        </m:r>
+      </m:oMath>
+      <w:r>
+        <w:t xml:space="preserve"> </w:t>
+      </w:r>
+      <w:r>
+        <w:t xml:space="preserve">are three matrices, is it always true that</w:t>
+      </w:r>
+      <w:r>
+        <w:t xml:space="preserve"> </w:t>
+      </w:r>
+      <m:oMath>
+        <m:r>
+          <m:t>A</m:t>
+        </m:r>
+        <m:d>
+          <m:dPr>
+            <m:begChr m:val="("/>
+            <m:sepChr m:val=""/>
+            <m:endChr m:val=")"/>
+            <m:grow/>
+          </m:dPr>
+          <m:e>
+            <m:r>
+              <m:t>B</m:t>
+            </m:r>
+            <m:r>
+              <m:rPr>
+                <m:sty m:val="p"/>
+              </m:rPr>
+              <m:t>+</m:t>
+            </m:r>
+            <m:r>
+              <m:t>C</m:t>
+            </m:r>
+          </m:e>
+        </m:d>
+        <m:r>
+          <m:rPr>
+            <m:sty m:val="p"/>
+          </m:rPr>
+          <m:t>=</m:t>
+        </m:r>
+        <m:r>
+          <m:t>B</m:t>
+        </m:r>
+        <m:r>
+          <m:t>A</m:t>
+        </m:r>
+        <m:r>
+          <m:rPr>
+            <m:sty m:val="p"/>
+          </m:rPr>
+          <m:t>+</m:t>
+        </m:r>
+        <m:r>
+          <m:t>C</m:t>
+        </m:r>
+        <m:r>
+          <m:t>A</m:t>
+        </m:r>
+      </m:oMath>
+      <w:r>
+        <w:t xml:space="preserve">?</w:t>
+      </w:r>
+    </w:p>
+    <w:p>
+      <w:pPr>
+        <w:numPr>
+          <w:ilvl w:val="0"/>
+          <w:numId w:val="1004"/>
+        </w:numPr>
+      </w:pPr>
+      <w:r>
+        <w:t xml:space="preserve">When you multiply together the two matrices</w:t>
+      </w:r>
+    </w:p>
+    <w:p>
+      <w:pPr>
+        <w:pStyle w:val="BodyText"/>
       </w:pPr>
       <m:oMathPara>
         <m:oMathParaPr>
           <m:jc m:val="center"/>
         </m:oMathParaPr>
         <m:oMath>
-          <m:r>
-            <m:t>A</m:t>
-          </m:r>
-          <m:r>
-            <m:rPr>
-              <m:sty m:val="p"/>
-            </m:rPr>
-            <m:t>=</m:t>
-          </m:r>
-          <m:d>
-            <m:dPr>
-              <m:begChr m:val="["/>
-              <m:sepChr m:val=""/>
-              <m:endChr m:val="]"/>
-              <m:grow/>
-            </m:dPr>
-            <m:e>
-              <m:m>
-                <m:mPr>
-                  <m:baseJc m:val="center"/>
-                  <m:plcHide m:val="on"/>
-                  <m:mcs>
-                    <m:mc>
-                      <m:mcPr>
-                        <m:mcJc m:val="center"/>
-                        <m:count m:val="1"/>
-                      </m:mcPr>
-                    </m:mc>
-                  </m:mcs>
-                </m:mPr>
-                <m:mr>
-                  <m:e>
-                    <m:r>
-                      <m:t>3</m:t>
-                    </m:r>
-                  </m:e>
-                </m:mr>
-                <m:mr>
-                  <m:e>
-                    <m:r>
-                      <m:t>7</m:t>
-                    </m:r>
-                  </m:e>
-                </m:mr>
-              </m:m>
-            </m:e>
-          </m:d>
-          <m:r>
-            <m:t> </m:t>
-          </m:r>
-          <m:r>
-            <m:rPr>
-              <m:nor/>
-              <m:sty m:val="p"/>
-              <m:scr m:val="sans-serif"/>
-            </m:rPr>
-            <m:t> and </m:t>
-          </m:r>
-          <m:r>
-            <m:t> </m:t>
-          </m:r>
           <m:r>
             <m:t>B</m:t>
           </m:r>
@@ -12596,25 +15822,9 @@
                         <m:count m:val="1"/>
                       </m:mcPr>
                     </m:mc>
-                    <m:mc>
-                      <m:mcPr>
-                        <m:mcJc m:val="center"/>
-                        <m:count m:val="1"/>
-                      </m:mcPr>
-                    </m:mc>
                   </m:mcs>
                 </m:mPr>
                 <m:mr>
-                  <m:e>
-                    <m:r>
-                      <m:t>0</m:t>
-                    </m:r>
-                  </m:e>
-                  <m:e>
-                    <m:r>
-                      <m:t>4</m:t>
-                    </m:r>
-                  </m:e>
                   <m:e>
                     <m:r>
                       <m:rPr>
@@ -12626,22 +15836,13 @@
                       <m:t>2</m:t>
                     </m:r>
                   </m:e>
+                  <m:e>
+                    <m:r>
+                      <m:t>2</m:t>
+                    </m:r>
+                  </m:e>
                 </m:mr>
                 <m:mr>
-                  <m:e>
-                    <m:r>
-                      <m:t>1</m:t>
-                    </m:r>
-                    <m:r>
-                      <m:rPr>
-                        <m:sty m:val="p"/>
-                      </m:rPr>
-                      <m:t>/</m:t>
-                    </m:r>
-                    <m:r>
-                      <m:t>3</m:t>
-                    </m:r>
-                  </m:e>
                   <m:e>
                     <m:r>
                       <m:rPr>
@@ -12650,39 +15851,7 @@
                       <m:t>−</m:t>
                     </m:r>
                     <m:r>
-                      <m:t>5</m:t>
-                    </m:r>
-                  </m:e>
-                  <m:e>
-                    <m:r>
-                      <m:t>6</m:t>
-                    </m:r>
-                  </m:e>
-                </m:mr>
-                <m:mr>
-                  <m:e>
-                    <m:r>
-                      <m:t>8</m:t>
-                    </m:r>
-                  </m:e>
-                  <m:e>
-                    <m:r>
-                      <m:rPr>
-                        <m:sty m:val="p"/>
-                      </m:rPr>
-                      <m:t>−</m:t>
-                    </m:r>
-                    <m:r>
-                      <m:t>3</m:t>
-                    </m:r>
-                    <m:r>
-                      <m:rPr>
-                        <m:sty m:val="p"/>
-                      </m:rPr>
-                      <m:t>/</m:t>
-                    </m:r>
-                    <m:r>
-                      <m:t>7</m:t>
+                      <m:t>2</m:t>
                     </m:r>
                   </m:e>
                   <m:e>
@@ -12747,7 +15916,25 @@
                 <m:mr>
                   <m:e>
                     <m:r>
-                      <m:t>1</m:t>
+                      <m:rPr>
+                        <m:sty m:val="p"/>
+                      </m:rPr>
+                      <m:t>−</m:t>
+                    </m:r>
+                    <m:r>
+                      <m:t>4</m:t>
+                    </m:r>
+                  </m:e>
+                  <m:e>
+                    <m:r>
+                      <m:t>3</m:t>
+                    </m:r>
+                  </m:e>
+                </m:mr>
+                <m:mr>
+                  <m:e>
+                    <m:r>
+                      <m:t>3</m:t>
                     </m:r>
                   </m:e>
                   <m:e>
@@ -12758,7 +15945,117 @@
                       <m:t>−</m:t>
                     </m:r>
                     <m:r>
-                      <m:t>6</m:t>
+                      <m:t>4</m:t>
+                    </m:r>
+                  </m:e>
+                </m:mr>
+              </m:m>
+            </m:e>
+          </m:d>
+        </m:oMath>
+      </m:oMathPara>
+    </w:p>
+    <w:p>
+      <w:pPr>
+        <w:numPr>
+          <w:ilvl w:val="0"/>
+          <w:numId w:val="1000"/>
+        </w:numPr>
+      </w:pPr>
+      <w:r>
+        <w:t xml:space="preserve">you get a</w:t>
+      </w:r>
+      <w:r>
+        <w:t xml:space="preserve"> </w:t>
+      </w:r>
+      <m:oMath>
+        <m:r>
+          <m:t>2</m:t>
+        </m:r>
+        <m:r>
+          <m:rPr>
+            <m:sty m:val="p"/>
+          </m:rPr>
+          <m:t>×</m:t>
+        </m:r>
+        <m:r>
+          <m:t>2</m:t>
+        </m:r>
+      </m:oMath>
+      <w:r>
+        <w:t xml:space="preserve"> </w:t>
+      </w:r>
+      <w:r>
+        <w:t xml:space="preserve">matrix where each column has the same entry throughout. Find the two numbers in the two columns.</w:t>
+      </w:r>
+    </w:p>
+    <w:p>
+      <w:pPr>
+        <w:numPr>
+          <w:ilvl w:val="0"/>
+          <w:numId w:val="1004"/>
+        </w:numPr>
+      </w:pPr>
+      <w:r>
+        <w:t xml:space="preserve">You are given the following equation</w:t>
+      </w:r>
+    </w:p>
+    <w:p>
+      <w:pPr>
+        <w:pStyle w:val="BodyText"/>
+      </w:pPr>
+      <m:oMathPara>
+        <m:oMathParaPr>
+          <m:jc m:val="center"/>
+        </m:oMathParaPr>
+        <m:oMath>
+          <m:d>
+            <m:dPr>
+              <m:begChr m:val="["/>
+              <m:sepChr m:val=""/>
+              <m:endChr m:val="]"/>
+              <m:grow/>
+            </m:dPr>
+            <m:e>
+              <m:m>
+                <m:mPr>
+                  <m:baseJc m:val="center"/>
+                  <m:plcHide m:val="on"/>
+                  <m:mcs>
+                    <m:mc>
+                      <m:mcPr>
+                        <m:mcJc m:val="center"/>
+                        <m:count m:val="1"/>
+                      </m:mcPr>
+                    </m:mc>
+                    <m:mc>
+                      <m:mcPr>
+                        <m:mcJc m:val="center"/>
+                        <m:count m:val="1"/>
+                      </m:mcPr>
+                    </m:mc>
+                    <m:mc>
+                      <m:mcPr>
+                        <m:mcJc m:val="center"/>
+                        <m:count m:val="1"/>
+                      </m:mcPr>
+                    </m:mc>
+                  </m:mcs>
+                </m:mPr>
+                <m:mr>
+                  <m:e>
+                    <m:r>
+                      <m:t>1</m:t>
+                    </m:r>
+                  </m:e>
+                  <m:e>
+                    <m:r>
+                      <m:t>0</m:t>
+                    </m:r>
+                  </m:e>
+                  <m:e>
+                    <m:r>
+                      <m:t>2</m:t>
                     </m:r>
                   </m:e>
                 </m:mr>
@@ -12771,24 +16068,79 @@
                       <m:t>−</m:t>
                     </m:r>
                     <m:r>
-                      <m:t>4</m:t>
+                      <m:t>1</m:t>
                     </m:r>
                   </m:e>
                   <m:e>
                     <m:r>
-                      <m:t>2</m:t>
+                      <m:t>0</m:t>
                     </m:r>
+                  </m:e>
+                  <m:e>
+                    <m:r>
+                      <m:t>1</m:t>
+                    </m:r>
+                  </m:e>
+                </m:mr>
+                <m:mr>
+                  <m:e>
                     <m:r>
                       <m:rPr>
                         <m:sty m:val="p"/>
                       </m:rPr>
-                      <m:t>/</m:t>
+                      <m:t>−</m:t>
                     </m:r>
                     <m:r>
-                      <m:t>3</m:t>
+                      <m:t>2</m:t>
+                    </m:r>
+                  </m:e>
+                  <m:e>
+                    <m:r>
+                      <m:t>1</m:t>
+                    </m:r>
+                  </m:e>
+                  <m:e>
+                    <m:r>
+                      <m:t>0</m:t>
                     </m:r>
                   </m:e>
                 </m:mr>
+              </m:m>
+            </m:e>
+          </m:d>
+          <m:d>
+            <m:dPr>
+              <m:begChr m:val="["/>
+              <m:sepChr m:val=""/>
+              <m:endChr m:val="]"/>
+              <m:grow/>
+            </m:dPr>
+            <m:e>
+              <m:m>
+                <m:mPr>
+                  <m:baseJc m:val="center"/>
+                  <m:plcHide m:val="on"/>
+                  <m:mcs>
+                    <m:mc>
+                      <m:mcPr>
+                        <m:mcJc m:val="center"/>
+                        <m:count m:val="1"/>
+                      </m:mcPr>
+                    </m:mc>
+                    <m:mc>
+                      <m:mcPr>
+                        <m:mcJc m:val="center"/>
+                        <m:count m:val="1"/>
+                      </m:mcPr>
+                    </m:mc>
+                    <m:mc>
+                      <m:mcPr>
+                        <m:mcJc m:val="center"/>
+                        <m:count m:val="1"/>
+                      </m:mcPr>
+                    </m:mc>
+                  </m:mcs>
+                </m:mPr>
                 <m:mr>
                   <m:e>
                     <m:r>
@@ -12797,41 +16149,19 @@
                   </m:e>
                   <m:e>
                     <m:r>
-                      <m:t>5</m:t>
+                      <m:t>1</m:t>
+                    </m:r>
+                  </m:e>
+                  <m:e>
+                    <m:r>
+                      <m:t>2</m:t>
                     </m:r>
                   </m:e>
                 </m:mr>
                 <m:mr>
                   <m:e>
                     <m:r>
-                      <m:t>7</m:t>
-                    </m:r>
-                    <m:r>
-                      <m:rPr>
-                        <m:sty m:val="p"/>
-                      </m:rPr>
-                      <m:t>/</m:t>
-                    </m:r>
-                    <m:r>
-                      <m:t>8</m:t>
-                    </m:r>
-                  </m:e>
-                  <m:e>
-                    <m:r>
-                      <m:rPr>
-                        <m:sty m:val="p"/>
-                      </m:rPr>
-                      <m:t>−</m:t>
-                    </m:r>
-                    <m:r>
-                      <m:t>9</m:t>
-                    </m:r>
-                  </m:e>
-                </m:mr>
-                <m:mr>
-                  <m:e>
-                    <m:r>
-                      <m:t>0</m:t>
+                      <m:t>1</m:t>
                     </m:r>
                   </m:e>
                   <m:e>
@@ -12845,256 +16175,38 @@
                       <m:t>2</m:t>
                     </m:r>
                   </m:e>
+                  <m:e>
+                    <m:r>
+                      <m:t>1</m:t>
+                    </m:r>
+                  </m:e>
+                </m:mr>
+                <m:mr>
+                  <m:e>
+                    <m:r>
+                      <m:rPr>
+                        <m:sty m:val="p"/>
+                      </m:rPr>
+                      <m:t>−</m:t>
+                    </m:r>
+                    <m:r>
+                      <m:t>1</m:t>
+                    </m:r>
+                  </m:e>
+                  <m:e>
+                    <m:r>
+                      <m:t>2</m:t>
+                    </m:r>
+                  </m:e>
+                  <m:e>
+                    <m:r>
+                      <m:t>0</m:t>
+                    </m:r>
+                  </m:e>
                 </m:mr>
               </m:m>
             </m:e>
           </m:d>
-        </m:oMath>
-      </m:oMathPara>
-    </w:p>
-    <w:p>
-      <w:pPr>
-        <w:pStyle w:val="Compact"/>
-        <w:numPr>
-          <w:ilvl w:val="0"/>
-          <w:numId w:val="1003"/>
-        </w:numPr>
-      </w:pPr>
-      <w:r>
-        <w:t xml:space="preserve">You are given three statements below. Decide whether they are true or false.</w:t>
-      </w:r>
-    </w:p>
-    <w:p>
-      <w:pPr>
-        <w:numPr>
-          <w:ilvl w:val="0"/>
-          <w:numId w:val="1004"/>
-        </w:numPr>
-      </w:pPr>
-      <w:r>
-        <w:t xml:space="preserve">If</w:t>
-      </w:r>
-      <w:r>
-        <w:t xml:space="preserve"> </w:t>
-      </w:r>
-      <m:oMath>
-        <m:r>
-          <m:t>A</m:t>
-        </m:r>
-      </m:oMath>
-      <w:r>
-        <w:t xml:space="preserve"> </w:t>
-      </w:r>
-      <w:r>
-        <w:t xml:space="preserve">is a</w:t>
-      </w:r>
-      <w:r>
-        <w:t xml:space="preserve"> </w:t>
-      </w:r>
-      <m:oMath>
-        <m:r>
-          <m:t>2</m:t>
-        </m:r>
-        <m:r>
-          <m:rPr>
-            <m:sty m:val="p"/>
-          </m:rPr>
-          <m:t>×</m:t>
-        </m:r>
-        <m:r>
-          <m:t>3</m:t>
-        </m:r>
-      </m:oMath>
-      <w:r>
-        <w:t xml:space="preserve"> </w:t>
-      </w:r>
-      <w:r>
-        <w:t xml:space="preserve">matrix, and</w:t>
-      </w:r>
-      <w:r>
-        <w:t xml:space="preserve"> </w:t>
-      </w:r>
-      <m:oMath>
-        <m:r>
-          <m:t>B</m:t>
-        </m:r>
-      </m:oMath>
-      <w:r>
-        <w:t xml:space="preserve"> </w:t>
-      </w:r>
-      <w:r>
-        <w:t xml:space="preserve">is a</w:t>
-      </w:r>
-      <w:r>
-        <w:t xml:space="preserve"> </w:t>
-      </w:r>
-      <m:oMath>
-        <m:r>
-          <m:t>3</m:t>
-        </m:r>
-        <m:r>
-          <m:rPr>
-            <m:sty m:val="p"/>
-          </m:rPr>
-          <m:t>×</m:t>
-        </m:r>
-        <m:r>
-          <m:t>2</m:t>
-        </m:r>
-      </m:oMath>
-      <w:r>
-        <w:t xml:space="preserve"> </w:t>
-      </w:r>
-      <w:r>
-        <w:t xml:space="preserve">matrix, then</w:t>
-      </w:r>
-      <w:r>
-        <w:t xml:space="preserve"> </w:t>
-      </w:r>
-      <m:oMath>
-        <m:r>
-          <m:t>A</m:t>
-        </m:r>
-        <m:r>
-          <m:t>B</m:t>
-        </m:r>
-      </m:oMath>
-      <w:r>
-        <w:t xml:space="preserve"> </w:t>
-      </w:r>
-      <w:r>
-        <w:t xml:space="preserve">is a</w:t>
-      </w:r>
-      <w:r>
-        <w:t xml:space="preserve"> </w:t>
-      </w:r>
-      <m:oMath>
-        <m:r>
-          <m:t>3</m:t>
-        </m:r>
-        <m:r>
-          <m:rPr>
-            <m:sty m:val="p"/>
-          </m:rPr>
-          <m:t>×</m:t>
-        </m:r>
-        <m:r>
-          <m:t>3</m:t>
-        </m:r>
-      </m:oMath>
-      <w:r>
-        <w:t xml:space="preserve"> </w:t>
-      </w:r>
-      <w:r>
-        <w:t xml:space="preserve">matrix.</w:t>
-      </w:r>
-    </w:p>
-    <w:p>
-      <w:pPr>
-        <w:numPr>
-          <w:ilvl w:val="0"/>
-          <w:numId w:val="1004"/>
-        </w:numPr>
-      </w:pPr>
-      <w:r>
-        <w:t xml:space="preserve">For the matrix</w:t>
-      </w:r>
-      <w:r>
-        <w:t xml:space="preserve"> </w:t>
-      </w:r>
-      <m:oMath>
-        <m:r>
-          <m:t>B</m:t>
-        </m:r>
-      </m:oMath>
-      <w:r>
-        <w:t xml:space="preserve"> </w:t>
-      </w:r>
-      <w:r>
-        <w:t xml:space="preserve">in Q</w:t>
-      </w:r>
-      <m:oMath>
-        <m:r>
-          <m:t>1</m:t>
-        </m:r>
-      </m:oMath>
-      <w:r>
-        <w:t xml:space="preserve">, the entry</w:t>
-      </w:r>
-      <w:r>
-        <w:t xml:space="preserve"> </w:t>
-      </w:r>
-      <m:oMath>
-        <m:sSub>
-          <m:e>
-            <m:r>
-              <m:t>b</m:t>
-            </m:r>
-          </m:e>
-          <m:sub>
-            <m:r>
-              <m:t>12</m:t>
-            </m:r>
-          </m:sub>
-        </m:sSub>
-        <m:r>
-          <m:rPr>
-            <m:sty m:val="p"/>
-          </m:rPr>
-          <m:t>=</m:t>
-        </m:r>
-        <m:r>
-          <m:t>1</m:t>
-        </m:r>
-        <m:r>
-          <m:rPr>
-            <m:sty m:val="p"/>
-          </m:rPr>
-          <m:t>/</m:t>
-        </m:r>
-        <m:r>
-          <m:t>3</m:t>
-        </m:r>
-      </m:oMath>
-      <w:r>
-        <w:t xml:space="preserve">.</w:t>
-      </w:r>
-    </w:p>
-    <w:p>
-      <w:pPr>
-        <w:numPr>
-          <w:ilvl w:val="0"/>
-          <w:numId w:val="1004"/>
-        </w:numPr>
-      </w:pPr>
-      <w:r>
-        <w:t xml:space="preserve">You can only add or subtract matrices that share the same dimensions.</w:t>
-      </w:r>
-    </w:p>
-    <w:p>
-      <w:pPr>
-        <w:pStyle w:val="Compact"/>
-        <w:numPr>
-          <w:ilvl w:val="0"/>
-          <w:numId w:val="1005"/>
-        </w:numPr>
-      </w:pPr>
-      <w:r>
-        <w:t xml:space="preserve">Multiply the following matrices,</w:t>
-      </w:r>
-    </w:p>
-    <w:p>
-      <w:pPr>
-        <w:pStyle w:val="Compact"/>
-      </w:pPr>
-      <m:oMathPara>
-        <m:oMathParaPr>
-          <m:jc m:val="center"/>
-        </m:oMathParaPr>
-        <m:oMath>
-          <m:r>
-            <m:t>D</m:t>
-          </m:r>
           <m:r>
             <m:rPr>
               <m:sty m:val="p"/>
@@ -13126,26 +16238,15 @@
                         <m:count m:val="1"/>
                       </m:mcPr>
                     </m:mc>
+                    <m:mc>
+                      <m:mcPr>
+                        <m:mcJc m:val="center"/>
+                        <m:count m:val="1"/>
+                      </m:mcPr>
+                    </m:mc>
                   </m:mcs>
                 </m:mPr>
                 <m:mr>
-                  <m:e>
-                    <m:r>
-                      <m:t>3</m:t>
-                    </m:r>
-                  </m:e>
-                  <m:e>
-                    <m:r>
-                      <m:t>0</m:t>
-                    </m:r>
-                  </m:e>
-                </m:mr>
-                <m:mr>
-                  <m:e>
-                    <m:r>
-                      <m:t>4</m:t>
-                    </m:r>
-                  </m:e>
                   <m:e>
                     <m:r>
                       <m:rPr>
@@ -13157,58 +16258,31 @@
                       <m:t>2</m:t>
                     </m:r>
                   </m:e>
+                  <m:e>
+                    <m:r>
+                      <m:t>a</m:t>
+                    </m:r>
+                  </m:e>
+                  <m:e>
+                    <m:r>
+                      <m:t>2</m:t>
+                    </m:r>
+                  </m:e>
                 </m:mr>
-              </m:m>
-            </m:e>
-          </m:d>
-          <m:r>
-            <m:t> </m:t>
-          </m:r>
-          <m:r>
-            <m:rPr>
-              <m:nor/>
-              <m:sty m:val="p"/>
-              <m:scr m:val="sans-serif"/>
-            </m:rPr>
-            <m:t> and </m:t>
-          </m:r>
-          <m:r>
-            <m:t> </m:t>
-          </m:r>
-          <m:r>
-            <m:t>E</m:t>
-          </m:r>
-          <m:r>
-            <m:rPr>
-              <m:sty m:val="p"/>
-            </m:rPr>
-            <m:t>=</m:t>
-          </m:r>
-          <m:d>
-            <m:dPr>
-              <m:begChr m:val="["/>
-              <m:sepChr m:val=""/>
-              <m:endChr m:val="]"/>
-              <m:grow/>
-            </m:dPr>
-            <m:e>
-              <m:m>
-                <m:mPr>
-                  <m:baseJc m:val="center"/>
-                  <m:plcHide m:val="on"/>
-                  <m:mcs>
-                    <m:mc>
-                      <m:mcPr>
-                        <m:mcJc m:val="center"/>
-                        <m:count m:val="1"/>
-                      </m:mcPr>
-                    </m:mc>
-                  </m:mcs>
-                </m:mPr>
                 <m:mr>
                   <m:e>
                     <m:r>
+                      <m:t>b</m:t>
+                    </m:r>
+                  </m:e>
+                  <m:e>
+                    <m:r>
                       <m:t>1</m:t>
+                    </m:r>
+                  </m:e>
+                  <m:e>
+                    <m:r>
+                      <m:t>c</m:t>
                     </m:r>
                   </m:e>
                 </m:mr>
@@ -13217,11 +16291,18 @@
                     <m:r>
                       <m:t>1</m:t>
                     </m:r>
+                  </m:e>
+                  <m:e>
+                    <m:r>
+                      <m:t>d</m:t>
+                    </m:r>
+                  </m:e>
+                  <m:e>
                     <m:r>
                       <m:rPr>
                         <m:sty m:val="p"/>
                       </m:rPr>
-                      <m:t>/</m:t>
+                      <m:t>−</m:t>
                     </m:r>
                     <m:r>
                       <m:t>3</m:t>
@@ -13231,66 +16312,57 @@
               </m:m>
             </m:e>
           </m:d>
-          <m:r>
-            <m:rPr>
-              <m:sty m:val="p"/>
-            </m:rPr>
-            <m:t>.</m:t>
-          </m:r>
         </m:oMath>
       </m:oMathPara>
     </w:p>
     <w:p>
       <w:pPr>
-        <w:pStyle w:val="Compact"/>
-        <w:numPr>
-          <w:ilvl w:val="0"/>
-          <w:numId w:val="1000"/>
-        </w:numPr>
+        <w:pStyle w:val="FirstParagraph"/>
       </w:pPr>
       <w:r>
-        <w:t xml:space="preserve">Give the first entry,</w:t>
+        <w:t xml:space="preserve">Find</w:t>
       </w:r>
       <w:r>
         <w:t xml:space="preserve"> </w:t>
       </w:r>
       <m:oMath>
+        <m:r>
+          <m:t>a</m:t>
+        </m:r>
+        <m:r>
+          <m:rPr>
+            <m:sty m:val="p"/>
+          </m:rPr>
+          <m:t>,</m:t>
+        </m:r>
+        <m:r>
+          <m:t>b</m:t>
+        </m:r>
+        <m:r>
+          <m:rPr>
+            <m:sty m:val="p"/>
+          </m:rPr>
+          <m:t>,</m:t>
+        </m:r>
+        <m:r>
+          <m:t>c</m:t>
+        </m:r>
+        <m:r>
+          <m:rPr>
+            <m:sty m:val="p"/>
+          </m:rPr>
+          <m:t>,</m:t>
+        </m:r>
         <m:r>
           <m:t>d</m:t>
         </m:r>
-        <m:sSub>
-          <m:e>
-            <m:r>
-              <m:t>e</m:t>
-            </m:r>
-          </m:e>
-          <m:sub>
-            <m:r>
-              <m:t>11</m:t>
-            </m:r>
-          </m:sub>
-        </m:sSub>
       </m:oMath>
       <w:r>
-        <w:t xml:space="preserve">, of the product</w:t>
-      </w:r>
-      <w:r>
-        <w:t xml:space="preserve"> </w:t>
-      </w:r>
-      <m:oMath>
-        <m:r>
-          <m:t>D</m:t>
-        </m:r>
-        <m:r>
-          <m:t>E</m:t>
-        </m:r>
-      </m:oMath>
-      <w:r>
         <w:t xml:space="preserve">.</w:t>
       </w:r>
     </w:p>
-    <w:bookmarkEnd w:id="62"/>
-    <w:bookmarkStart w:id="65" w:name="further-reading"/>
+    <w:bookmarkEnd w:id="63"/>
+    <w:bookmarkStart w:id="68" w:name="further-reading"/>
     <w:p>
       <w:pPr>
         <w:pStyle w:val="Heading1"/>
@@ -13304,7 +16376,21 @@
         <w:pStyle w:val="FirstParagraph"/>
       </w:pPr>
       <w:r>
-        <w:t xml:space="preserve">For more questions on this topic, please go to [Questions: Introduction to matrices].</w:t>
+        <w:t xml:space="preserve">For more questions on this topic, please go to</w:t>
+      </w:r>
+      <w:r>
+        <w:t xml:space="preserve"> </w:t>
+      </w:r>
+      <w:hyperlink r:id="rId64">
+        <w:r>
+          <w:rPr>
+            <w:rStyle w:val="Hyperlink"/>
+          </w:rPr>
+          <w:t xml:space="preserve">Questions: Matrix multiplication</w:t>
+        </w:r>
+      </w:hyperlink>
+      <w:r>
+        <w:t xml:space="preserve">.</w:t>
       </w:r>
     </w:p>
     <w:p>
@@ -13312,10 +16398,24 @@
         <w:pStyle w:val="BodyText"/>
       </w:pPr>
       <w:r>
-        <w:t xml:space="preserve">For more on this topic, please go to [Guide: Introduction to Gaussian elimination].</w:t>
+        <w:t xml:space="preserve">For more about how special matrices behave with matrix multiplication, please go to</w:t>
+      </w:r>
+      <w:r>
+        <w:t xml:space="preserve"> </w:t>
+      </w:r>
+      <w:hyperlink r:id="rId65">
+        <w:r>
+          <w:rPr>
+            <w:rStyle w:val="Hyperlink"/>
+          </w:rPr>
+          <w:t xml:space="preserve">Guide: Matrix multiplication with special matrices</w:t>
+        </w:r>
+      </w:hyperlink>
+      <w:r>
+        <w:t xml:space="preserve">.</w:t>
       </w:r>
     </w:p>
-    <w:bookmarkStart w:id="64" w:name="version-history"/>
+    <w:bookmarkStart w:id="67" w:name="version-history"/>
     <w:p>
       <w:pPr>
         <w:pStyle w:val="Heading2"/>
@@ -13336,7 +16436,7 @@
       <w:pPr>
         <w:pStyle w:val="BodyText"/>
       </w:pPr>
-      <w:hyperlink r:id="rId63">
+      <w:hyperlink r:id="rId66">
         <w:r>
           <w:rPr>
             <w:rStyle w:val="Hyperlink"/>
@@ -13345,8 +16445,8 @@
         </w:r>
       </w:hyperlink>
     </w:p>
-    <w:bookmarkEnd w:id="64"/>
-    <w:bookmarkEnd w:id="65"/>
+    <w:bookmarkEnd w:id="67"/>
+    <w:bookmarkEnd w:id="68"/>
     <w:sectPr>
       <w:pgSz w:h="15840" w:w="12240"/>
       <w:pgMar w:bottom="1440" w:footer="720" w:gutter="0" w:header="720" w:left="1440" w:right="1440" w:top="1440"/>
@@ -13746,6 +16846,91 @@
       </w:pPr>
     </w:lvl>
   </w:abstractNum>
+  <w:abstractNum w:abstractNumId="99731">
+    <w:nsid w:val="00A99731"/>
+    <w:multiLevelType w:val="multilevel"/>
+    <w:lvl w:ilvl="0">
+      <w:start w:val="1"/>
+      <w:numFmt w:val="lowerLetter"/>
+      <w:lvlText w:val="(%1)"/>
+      <w:lvlJc w:val="left"/>
+      <w:pPr>
+        <w:ind w:left="720" w:hanging="360"/>
+      </w:pPr>
+    </w:lvl>
+    <w:lvl w:ilvl="1">
+      <w:start w:val="1"/>
+      <w:numFmt w:val="lowerLetter"/>
+      <w:lvlText w:val="(%2)"/>
+      <w:lvlJc w:val="left"/>
+      <w:pPr>
+        <w:ind w:left="1440" w:hanging="360"/>
+      </w:pPr>
+    </w:lvl>
+    <w:lvl w:ilvl="2">
+      <w:start w:val="1"/>
+      <w:numFmt w:val="lowerLetter"/>
+      <w:lvlText w:val="(%3)"/>
+      <w:lvlJc w:val="left"/>
+      <w:pPr>
+        <w:ind w:left="2160" w:hanging="360"/>
+      </w:pPr>
+    </w:lvl>
+    <w:lvl w:ilvl="3">
+      <w:start w:val="1"/>
+      <w:numFmt w:val="lowerLetter"/>
+      <w:lvlText w:val="(%4)"/>
+      <w:lvlJc w:val="left"/>
+      <w:pPr>
+        <w:ind w:left="2880" w:hanging="360"/>
+      </w:pPr>
+    </w:lvl>
+    <w:lvl w:ilvl="4">
+      <w:start w:val="1"/>
+      <w:numFmt w:val="lowerLetter"/>
+      <w:lvlText w:val="(%5)"/>
+      <w:lvlJc w:val="left"/>
+      <w:pPr>
+        <w:ind w:left="3600" w:hanging="360"/>
+      </w:pPr>
+    </w:lvl>
+    <w:lvl w:ilvl="5">
+      <w:start w:val="1"/>
+      <w:numFmt w:val="lowerLetter"/>
+      <w:lvlText w:val="(%6)"/>
+      <w:lvlJc w:val="left"/>
+      <w:pPr>
+        <w:ind w:left="4320" w:hanging="360"/>
+      </w:pPr>
+    </w:lvl>
+    <w:lvl w:ilvl="6">
+      <w:start w:val="1"/>
+      <w:numFmt w:val="lowerLetter"/>
+      <w:lvlText w:val="(%7)"/>
+      <w:lvlJc w:val="left"/>
+      <w:pPr>
+        <w:ind w:left="5040" w:hanging="360"/>
+      </w:pPr>
+    </w:lvl>
+    <w:lvl w:ilvl="7">
+      <w:start w:val="1"/>
+      <w:numFmt w:val="lowerLetter"/>
+      <w:lvlText w:val="(%8)"/>
+      <w:lvlJc w:val="left"/>
+      <w:pPr>
+        <w:ind w:left="5760" w:hanging="360"/>
+      </w:pPr>
+    </w:lvl>
+    <w:lvl w:ilvl="8">
+      <w:start w:val="1"/>
+      <w:numFmt w:val="lowerLetter"/>
+      <w:lvlText w:val="(%9)"/>
+      <w:lvlJc w:val="left"/>
+      <w:pPr>
+        <w:ind w:left="6480" w:hanging="360"/>
+      </w:pPr>
+    </w:lvl>
+  </w:abstractNum>
   <w:abstractNum w:abstractNumId="99411">
     <w:nsid w:val="00A99411"/>
     <w:multiLevelType w:val="multilevel"/>
@@ -13908,176 +17093,6 @@
     </w:lvl>
     <w:lvl w:ilvl="8">
       <w:start w:val="2"/>
-      <w:numFmt w:val="decimal"/>
-      <w:lvlText w:val="%9."/>
-      <w:lvlJc w:val="left"/>
-      <w:pPr>
-        <w:ind w:left="6480" w:hanging="360"/>
-      </w:pPr>
-    </w:lvl>
-  </w:abstractNum>
-  <w:abstractNum w:abstractNumId="99731">
-    <w:nsid w:val="00A99731"/>
-    <w:multiLevelType w:val="multilevel"/>
-    <w:lvl w:ilvl="0">
-      <w:start w:val="1"/>
-      <w:numFmt w:val="lowerLetter"/>
-      <w:lvlText w:val="(%1)"/>
-      <w:lvlJc w:val="left"/>
-      <w:pPr>
-        <w:ind w:left="720" w:hanging="360"/>
-      </w:pPr>
-    </w:lvl>
-    <w:lvl w:ilvl="1">
-      <w:start w:val="1"/>
-      <w:numFmt w:val="lowerLetter"/>
-      <w:lvlText w:val="(%2)"/>
-      <w:lvlJc w:val="left"/>
-      <w:pPr>
-        <w:ind w:left="1440" w:hanging="360"/>
-      </w:pPr>
-    </w:lvl>
-    <w:lvl w:ilvl="2">
-      <w:start w:val="1"/>
-      <w:numFmt w:val="lowerLetter"/>
-      <w:lvlText w:val="(%3)"/>
-      <w:lvlJc w:val="left"/>
-      <w:pPr>
-        <w:ind w:left="2160" w:hanging="360"/>
-      </w:pPr>
-    </w:lvl>
-    <w:lvl w:ilvl="3">
-      <w:start w:val="1"/>
-      <w:numFmt w:val="lowerLetter"/>
-      <w:lvlText w:val="(%4)"/>
-      <w:lvlJc w:val="left"/>
-      <w:pPr>
-        <w:ind w:left="2880" w:hanging="360"/>
-      </w:pPr>
-    </w:lvl>
-    <w:lvl w:ilvl="4">
-      <w:start w:val="1"/>
-      <w:numFmt w:val="lowerLetter"/>
-      <w:lvlText w:val="(%5)"/>
-      <w:lvlJc w:val="left"/>
-      <w:pPr>
-        <w:ind w:left="3600" w:hanging="360"/>
-      </w:pPr>
-    </w:lvl>
-    <w:lvl w:ilvl="5">
-      <w:start w:val="1"/>
-      <w:numFmt w:val="lowerLetter"/>
-      <w:lvlText w:val="(%6)"/>
-      <w:lvlJc w:val="left"/>
-      <w:pPr>
-        <w:ind w:left="4320" w:hanging="360"/>
-      </w:pPr>
-    </w:lvl>
-    <w:lvl w:ilvl="6">
-      <w:start w:val="1"/>
-      <w:numFmt w:val="lowerLetter"/>
-      <w:lvlText w:val="(%7)"/>
-      <w:lvlJc w:val="left"/>
-      <w:pPr>
-        <w:ind w:left="5040" w:hanging="360"/>
-      </w:pPr>
-    </w:lvl>
-    <w:lvl w:ilvl="7">
-      <w:start w:val="1"/>
-      <w:numFmt w:val="lowerLetter"/>
-      <w:lvlText w:val="(%8)"/>
-      <w:lvlJc w:val="left"/>
-      <w:pPr>
-        <w:ind w:left="5760" w:hanging="360"/>
-      </w:pPr>
-    </w:lvl>
-    <w:lvl w:ilvl="8">
-      <w:start w:val="1"/>
-      <w:numFmt w:val="lowerLetter"/>
-      <w:lvlText w:val="(%9)"/>
-      <w:lvlJc w:val="left"/>
-      <w:pPr>
-        <w:ind w:left="6480" w:hanging="360"/>
-      </w:pPr>
-    </w:lvl>
-  </w:abstractNum>
-  <w:abstractNum w:abstractNumId="99413">
-    <w:nsid w:val="00A99413"/>
-    <w:multiLevelType w:val="multilevel"/>
-    <w:lvl w:ilvl="0">
-      <w:start w:val="3"/>
-      <w:numFmt w:val="decimal"/>
-      <w:lvlText w:val="%1."/>
-      <w:lvlJc w:val="left"/>
-      <w:pPr>
-        <w:ind w:left="720" w:hanging="360"/>
-      </w:pPr>
-    </w:lvl>
-    <w:lvl w:ilvl="1">
-      <w:start w:val="3"/>
-      <w:numFmt w:val="decimal"/>
-      <w:lvlText w:val="%2."/>
-      <w:lvlJc w:val="left"/>
-      <w:pPr>
-        <w:ind w:left="1440" w:hanging="360"/>
-      </w:pPr>
-    </w:lvl>
-    <w:lvl w:ilvl="2">
-      <w:start w:val="3"/>
-      <w:numFmt w:val="decimal"/>
-      <w:lvlText w:val="%3."/>
-      <w:lvlJc w:val="left"/>
-      <w:pPr>
-        <w:ind w:left="2160" w:hanging="360"/>
-      </w:pPr>
-    </w:lvl>
-    <w:lvl w:ilvl="3">
-      <w:start w:val="3"/>
-      <w:numFmt w:val="decimal"/>
-      <w:lvlText w:val="%4."/>
-      <w:lvlJc w:val="left"/>
-      <w:pPr>
-        <w:ind w:left="2880" w:hanging="360"/>
-      </w:pPr>
-    </w:lvl>
-    <w:lvl w:ilvl="4">
-      <w:start w:val="3"/>
-      <w:numFmt w:val="decimal"/>
-      <w:lvlText w:val="%5."/>
-      <w:lvlJc w:val="left"/>
-      <w:pPr>
-        <w:ind w:left="3600" w:hanging="360"/>
-      </w:pPr>
-    </w:lvl>
-    <w:lvl w:ilvl="5">
-      <w:start w:val="3"/>
-      <w:numFmt w:val="decimal"/>
-      <w:lvlText w:val="%6."/>
-      <w:lvlJc w:val="left"/>
-      <w:pPr>
-        <w:ind w:left="4320" w:hanging="360"/>
-      </w:pPr>
-    </w:lvl>
-    <w:lvl w:ilvl="6">
-      <w:start w:val="3"/>
-      <w:numFmt w:val="decimal"/>
-      <w:lvlText w:val="%7."/>
-      <w:lvlJc w:val="left"/>
-      <w:pPr>
-        <w:ind w:left="5040" w:hanging="360"/>
-      </w:pPr>
-    </w:lvl>
-    <w:lvl w:ilvl="7">
-      <w:start w:val="3"/>
-      <w:numFmt w:val="decimal"/>
-      <w:lvlText w:val="%8."/>
-      <w:lvlJc w:val="left"/>
-      <w:pPr>
-        <w:ind w:left="5760" w:hanging="360"/>
-      </w:pPr>
-    </w:lvl>
-    <w:lvl w:ilvl="8">
-      <w:start w:val="3"/>
       <w:numFmt w:val="decimal"/>
       <w:lvlText w:val="%9."/>
       <w:lvlJc w:val="left"/>
@@ -14396,7 +17411,7 @@
     <w:abstractNumId w:val="990"/>
   </w:num>
   <w:num w:numId="1001">
-    <w:abstractNumId w:val="99411"/>
+    <w:abstractNumId w:val="99731"/>
     <w:lvlOverride w:ilvl="0">
       <w:startOverride w:val="1"/>
     </w:lvlOverride>
@@ -14456,36 +17471,6 @@
     </w:lvlOverride>
   </w:num>
   <w:num w:numId="1003">
-    <w:abstractNumId w:val="99412"/>
-    <w:lvlOverride w:ilvl="0">
-      <w:startOverride w:val="2"/>
-    </w:lvlOverride>
-    <w:lvlOverride w:ilvl="1">
-      <w:startOverride w:val="2"/>
-    </w:lvlOverride>
-    <w:lvlOverride w:ilvl="2">
-      <w:startOverride w:val="2"/>
-    </w:lvlOverride>
-    <w:lvlOverride w:ilvl="3">
-      <w:startOverride w:val="2"/>
-    </w:lvlOverride>
-    <w:lvlOverride w:ilvl="4">
-      <w:startOverride w:val="2"/>
-    </w:lvlOverride>
-    <w:lvlOverride w:ilvl="5">
-      <w:startOverride w:val="2"/>
-    </w:lvlOverride>
-    <w:lvlOverride w:ilvl="6">
-      <w:startOverride w:val="2"/>
-    </w:lvlOverride>
-    <w:lvlOverride w:ilvl="7">
-      <w:startOverride w:val="2"/>
-    </w:lvlOverride>
-    <w:lvlOverride w:ilvl="8">
-      <w:startOverride w:val="2"/>
-    </w:lvlOverride>
-  </w:num>
-  <w:num w:numId="1004">
     <w:abstractNumId w:val="99731"/>
     <w:lvlOverride w:ilvl="0">
       <w:startOverride w:val="1"/>
@@ -14515,34 +17500,34 @@
       <w:startOverride w:val="1"/>
     </w:lvlOverride>
   </w:num>
-  <w:num w:numId="1005">
-    <w:abstractNumId w:val="99413"/>
+  <w:num w:numId="1004">
+    <w:abstractNumId w:val="99412"/>
     <w:lvlOverride w:ilvl="0">
-      <w:startOverride w:val="3"/>
+      <w:startOverride w:val="2"/>
     </w:lvlOverride>
     <w:lvlOverride w:ilvl="1">
-      <w:startOverride w:val="3"/>
+      <w:startOverride w:val="2"/>
     </w:lvlOverride>
     <w:lvlOverride w:ilvl="2">
-      <w:startOverride w:val="3"/>
+      <w:startOverride w:val="2"/>
     </w:lvlOverride>
     <w:lvlOverride w:ilvl="3">
-      <w:startOverride w:val="3"/>
+      <w:startOverride w:val="2"/>
     </w:lvlOverride>
     <w:lvlOverride w:ilvl="4">
-      <w:startOverride w:val="3"/>
+      <w:startOverride w:val="2"/>
     </w:lvlOverride>
     <w:lvlOverride w:ilvl="5">
-      <w:startOverride w:val="3"/>
+      <w:startOverride w:val="2"/>
     </w:lvlOverride>
     <w:lvlOverride w:ilvl="6">
-      <w:startOverride w:val="3"/>
+      <w:startOverride w:val="2"/>
     </w:lvlOverride>
     <w:lvlOverride w:ilvl="7">
-      <w:startOverride w:val="3"/>
+      <w:startOverride w:val="2"/>
     </w:lvlOverride>
     <w:lvlOverride w:ilvl="8">
-      <w:startOverride w:val="3"/>
+      <w:startOverride w:val="2"/>
     </w:lvlOverride>
   </w:num>
 </w:numbering>

--- a/docs/studyguides/matrixmultiplication.docx
+++ b/docs/studyguides/matrixmultiplication.docx
@@ -52,7 +52,7 @@
         </w:rPr>
         <w:t xml:space="preserve"> </w:t>
       </w:r>
-      <w:hyperlink r:id="rId20">
+      <w:hyperlink r:id="rId9">
         <w:r>
           <w:rPr>
             <w:rStyle w:val="Hyperlink"/>
@@ -70,7 +70,7 @@
         <w:t xml:space="preserve">.</w:t>
       </w:r>
     </w:p>
-    <w:bookmarkStart w:id="24" w:name="what-is-matrix-multiplication"/>
+    <w:bookmarkStart w:id="13" w:name="what-is-matrix-multiplication"/>
     <w:p>
       <w:pPr>
         <w:pStyle w:val="Heading1"/>
@@ -128,18 +128,18 @@
                 <wp:inline>
                   <wp:extent cx="152400" cy="152400"/>
                   <wp:effectExtent b="0" l="0" r="0" t="0"/>
-                  <wp:docPr descr="" title="" id="22" name="Picture"/>
+                  <wp:docPr descr="" title="" id="11" name="Picture"/>
                   <a:graphic>
                     <a:graphicData uri="http://schemas.openxmlformats.org/drawingml/2006/picture">
                       <pic:pic>
                         <pic:nvPicPr>
-                          <pic:cNvPr descr="/Applications/quarto/share/formats/docx/note.png" id="23" name="Picture"/>
+                          <pic:cNvPr descr="/Applications/quarto/share/formats/docx/note.png" id="12" name="Picture"/>
                           <pic:cNvPicPr>
                             <a:picLocks noChangeArrowheads="1" noChangeAspect="1"/>
                           </pic:cNvPicPr>
                         </pic:nvPicPr>
                         <pic:blipFill>
-                          <a:blip r:embed="rId21"/>
+                          <a:blip r:embed="rId10"/>
                           <a:stretch>
                             <a:fillRect/>
                           </a:stretch>
@@ -637,7 +637,7 @@
       <w:r>
         <w:t xml:space="preserve"> </w:t>
       </w:r>
-      <w:hyperlink r:id="rId20">
+      <w:hyperlink r:id="rId9">
         <w:r>
           <w:rPr>
             <w:rStyle w:val="Hyperlink"/>
@@ -664,7 +664,7 @@
       <w:r>
         <w:t xml:space="preserve"> </w:t>
       </w:r>
-      <w:hyperlink r:id="rId20">
+      <w:hyperlink r:id="rId9">
         <w:r>
           <w:rPr>
             <w:rStyle w:val="Hyperlink"/>
@@ -676,8 +676,8 @@
         <w:t xml:space="preserve">.</w:t>
       </w:r>
     </w:p>
-    <w:bookmarkEnd w:id="24"/>
-    <w:bookmarkStart w:id="38" w:name="initial-example-2times-2-matrices"/>
+    <w:bookmarkEnd w:id="13"/>
+    <w:bookmarkStart w:id="27" w:name="initial-example-2times-2-matrices"/>
     <w:p>
       <w:pPr>
         <w:pStyle w:val="Heading1"/>
@@ -969,28 +969,30 @@
         <w:t xml:space="preserve"> </w:t>
       </w:r>
       <m:oMath>
-        <m:d>
-          <m:dPr>
-            <m:begChr m:val="("/>
-            <m:sepChr m:val=""/>
-            <m:endChr m:val=")"/>
-            <m:grow/>
-          </m:dPr>
-          <m:e>
-            <m:r>
-              <m:t>i</m:t>
-            </m:r>
-            <m:r>
-              <m:rPr>
-                <m:sty m:val="p"/>
-              </m:rPr>
-              <m:t>,</m:t>
-            </m:r>
-            <m:r>
-              <m:t>j</m:t>
-            </m:r>
-          </m:e>
-        </m:d>
+        <m:r>
+          <m:rPr>
+            <m:sty m:val="p"/>
+          </m:rPr>
+          <m:t>(</m:t>
+        </m:r>
+        <m:r>
+          <m:t>i</m:t>
+        </m:r>
+        <m:r>
+          <m:rPr>
+            <m:sty m:val="p"/>
+          </m:rPr>
+          <m:t>,</m:t>
+        </m:r>
+        <m:r>
+          <m:t>j</m:t>
+        </m:r>
+        <m:r>
+          <m:rPr>
+            <m:sty m:val="p"/>
+          </m:rPr>
+          <m:t>)</m:t>
+        </m:r>
       </m:oMath>
       <w:r>
         <w:t xml:space="preserve">th entry is to find a</w:t>
@@ -1066,28 +1068,30 @@
         <w:t xml:space="preserve"> </w:t>
       </w:r>
       <m:oMath>
-        <m:d>
-          <m:dPr>
-            <m:begChr m:val="("/>
-            <m:sepChr m:val=""/>
-            <m:endChr m:val=")"/>
-            <m:grow/>
-          </m:dPr>
-          <m:e>
-            <m:r>
-              <m:t>1</m:t>
-            </m:r>
-            <m:r>
-              <m:rPr>
-                <m:sty m:val="p"/>
-              </m:rPr>
-              <m:t>,</m:t>
-            </m:r>
-            <m:r>
-              <m:t>1</m:t>
-            </m:r>
-          </m:e>
-        </m:d>
+        <m:r>
+          <m:rPr>
+            <m:sty m:val="p"/>
+          </m:rPr>
+          <m:t>(</m:t>
+        </m:r>
+        <m:r>
+          <m:t>1</m:t>
+        </m:r>
+        <m:r>
+          <m:rPr>
+            <m:sty m:val="p"/>
+          </m:rPr>
+          <m:t>,</m:t>
+        </m:r>
+        <m:r>
+          <m:t>1</m:t>
+        </m:r>
+        <m:r>
+          <m:rPr>
+            <m:sty m:val="p"/>
+          </m:rPr>
+          <m:t>)</m:t>
+        </m:r>
       </m:oMath>
       <w:r>
         <w:t xml:space="preserve">th entry of</w:t>
@@ -1383,24 +1387,26 @@
           <m:jc m:val="center"/>
         </m:oMathParaPr>
         <m:oMath>
+          <m:r>
+            <m:rPr>
+              <m:sty m:val="p"/>
+            </m:rPr>
+            <m:t>[</m:t>
+          </m:r>
+          <m:r>
+            <m:t>A</m:t>
+          </m:r>
+          <m:r>
+            <m:t>B</m:t>
+          </m:r>
           <m:sSub>
             <m:e>
-              <m:d>
-                <m:dPr>
-                  <m:begChr m:val="["/>
-                  <m:sepChr m:val=""/>
-                  <m:endChr m:val="]"/>
-                  <m:grow/>
-                </m:dPr>
-                <m:e>
-                  <m:r>
-                    <m:t>A</m:t>
-                  </m:r>
-                  <m:r>
-                    <m:t>B</m:t>
-                  </m:r>
-                </m:e>
-              </m:d>
+              <m:r>
+                <m:rPr>
+                  <m:sty m:val="p"/>
+                </m:rPr>
+                <m:t>]</m:t>
+              </m:r>
             </m:e>
             <m:sub>
               <m:r>
@@ -1441,25 +1447,27 @@
             </m:rPr>
             <m:t>+</m:t>
           </m:r>
-          <m:d>
-            <m:dPr>
-              <m:begChr m:val="("/>
-              <m:sepChr m:val=""/>
-              <m:endChr m:val=")"/>
-              <m:grow/>
-            </m:dPr>
-            <m:e>
-              <m:r>
-                <m:rPr>
-                  <m:sty m:val="p"/>
-                </m:rPr>
-                <m:t>−</m:t>
-              </m:r>
-              <m:r>
-                <m:t>1</m:t>
-              </m:r>
-            </m:e>
-          </m:d>
+          <m:r>
+            <m:rPr>
+              <m:sty m:val="p"/>
+            </m:rPr>
+            <m:t>(</m:t>
+          </m:r>
+          <m:r>
+            <m:rPr>
+              <m:sty m:val="p"/>
+            </m:rPr>
+            <m:t>−</m:t>
+          </m:r>
+          <m:r>
+            <m:t>1</m:t>
+          </m:r>
+          <m:r>
+            <m:rPr>
+              <m:sty m:val="p"/>
+            </m:rPr>
+            <m:t>)</m:t>
+          </m:r>
           <m:r>
             <m:rPr>
               <m:sty m:val="p"/>
@@ -1713,25 +1721,27 @@
                       </m:rPr>
                       <m:t>+</m:t>
                     </m:r>
-                    <m:d>
-                      <m:dPr>
-                        <m:begChr m:val="("/>
-                        <m:sepChr m:val=""/>
-                        <m:endChr m:val=")"/>
-                        <m:grow/>
-                      </m:dPr>
-                      <m:e>
-                        <m:r>
-                          <m:rPr>
-                            <m:sty m:val="p"/>
-                          </m:rPr>
-                          <m:t>−</m:t>
-                        </m:r>
-                        <m:r>
-                          <m:t>1</m:t>
-                        </m:r>
-                      </m:e>
-                    </m:d>
+                    <m:r>
+                      <m:rPr>
+                        <m:sty m:val="p"/>
+                      </m:rPr>
+                      <m:t>(</m:t>
+                    </m:r>
+                    <m:r>
+                      <m:rPr>
+                        <m:sty m:val="p"/>
+                      </m:rPr>
+                      <m:t>−</m:t>
+                    </m:r>
+                    <m:r>
+                      <m:t>1</m:t>
+                    </m:r>
+                    <m:r>
+                      <m:rPr>
+                        <m:sty m:val="p"/>
+                      </m:rPr>
+                      <m:t>)</m:t>
+                    </m:r>
                     <m:r>
                       <m:rPr>
                         <m:sty m:val="p"/>
@@ -1813,28 +1823,30 @@
         <w:t xml:space="preserve"> </w:t>
       </w:r>
       <m:oMath>
-        <m:d>
-          <m:dPr>
-            <m:begChr m:val="("/>
-            <m:sepChr m:val=""/>
-            <m:endChr m:val=")"/>
-            <m:grow/>
-          </m:dPr>
-          <m:e>
-            <m:r>
-              <m:t>1</m:t>
-            </m:r>
-            <m:r>
-              <m:rPr>
-                <m:sty m:val="p"/>
-              </m:rPr>
-              <m:t>,</m:t>
-            </m:r>
-            <m:r>
-              <m:t>2</m:t>
-            </m:r>
-          </m:e>
-        </m:d>
+        <m:r>
+          <m:rPr>
+            <m:sty m:val="p"/>
+          </m:rPr>
+          <m:t>(</m:t>
+        </m:r>
+        <m:r>
+          <m:t>1</m:t>
+        </m:r>
+        <m:r>
+          <m:rPr>
+            <m:sty m:val="p"/>
+          </m:rPr>
+          <m:t>,</m:t>
+        </m:r>
+        <m:r>
+          <m:t>2</m:t>
+        </m:r>
+        <m:r>
+          <m:rPr>
+            <m:sty m:val="p"/>
+          </m:rPr>
+          <m:t>)</m:t>
+        </m:r>
       </m:oMath>
       <w:r>
         <w:t xml:space="preserve">th entry of</w:t>
@@ -2112,50 +2124,54 @@
                       </m:rPr>
                       <m:t>+</m:t>
                     </m:r>
-                    <m:d>
-                      <m:dPr>
-                        <m:begChr m:val="("/>
-                        <m:sepChr m:val=""/>
-                        <m:endChr m:val=")"/>
-                        <m:grow/>
-                      </m:dPr>
-                      <m:e>
-                        <m:r>
-                          <m:rPr>
-                            <m:sty m:val="p"/>
-                          </m:rPr>
-                          <m:t>−</m:t>
-                        </m:r>
-                        <m:r>
-                          <m:t>1</m:t>
-                        </m:r>
-                      </m:e>
-                    </m:d>
+                    <m:r>
+                      <m:rPr>
+                        <m:sty m:val="p"/>
+                      </m:rPr>
+                      <m:t>(</m:t>
+                    </m:r>
+                    <m:r>
+                      <m:rPr>
+                        <m:sty m:val="p"/>
+                      </m:rPr>
+                      <m:t>−</m:t>
+                    </m:r>
+                    <m:r>
+                      <m:t>1</m:t>
+                    </m:r>
+                    <m:r>
+                      <m:rPr>
+                        <m:sty m:val="p"/>
+                      </m:rPr>
+                      <m:t>)</m:t>
+                    </m:r>
                     <m:r>
                       <m:rPr>
                         <m:sty m:val="p"/>
                       </m:rPr>
                       <m:t>⋅</m:t>
                     </m:r>
-                    <m:d>
-                      <m:dPr>
-                        <m:begChr m:val="("/>
-                        <m:sepChr m:val=""/>
-                        <m:endChr m:val=")"/>
-                        <m:grow/>
-                      </m:dPr>
-                      <m:e>
-                        <m:r>
-                          <m:rPr>
-                            <m:sty m:val="p"/>
-                          </m:rPr>
-                          <m:t>−</m:t>
-                        </m:r>
-                        <m:r>
-                          <m:t>1</m:t>
-                        </m:r>
-                      </m:e>
-                    </m:d>
+                    <m:r>
+                      <m:rPr>
+                        <m:sty m:val="p"/>
+                      </m:rPr>
+                      <m:t>(</m:t>
+                    </m:r>
+                    <m:r>
+                      <m:rPr>
+                        <m:sty m:val="p"/>
+                      </m:rPr>
+                      <m:t>−</m:t>
+                    </m:r>
+                    <m:r>
+                      <m:t>1</m:t>
+                    </m:r>
+                    <m:r>
+                      <m:rPr>
+                        <m:sty m:val="p"/>
+                      </m:rPr>
+                      <m:t>)</m:t>
+                    </m:r>
                   </m:e>
                 </m:mr>
                 <m:mr>
@@ -2231,28 +2247,30 @@
         <w:t xml:space="preserve"> </w:t>
       </w:r>
       <m:oMath>
-        <m:d>
-          <m:dPr>
-            <m:begChr m:val="("/>
-            <m:sepChr m:val=""/>
-            <m:endChr m:val=")"/>
-            <m:grow/>
-          </m:dPr>
-          <m:e>
-            <m:r>
-              <m:t>2</m:t>
-            </m:r>
-            <m:r>
-              <m:rPr>
-                <m:sty m:val="p"/>
-              </m:rPr>
-              <m:t>,</m:t>
-            </m:r>
-            <m:r>
-              <m:t>1</m:t>
-            </m:r>
-          </m:e>
-        </m:d>
+        <m:r>
+          <m:rPr>
+            <m:sty m:val="p"/>
+          </m:rPr>
+          <m:t>(</m:t>
+        </m:r>
+        <m:r>
+          <m:t>2</m:t>
+        </m:r>
+        <m:r>
+          <m:rPr>
+            <m:sty m:val="p"/>
+          </m:rPr>
+          <m:t>,</m:t>
+        </m:r>
+        <m:r>
+          <m:t>1</m:t>
+        </m:r>
+        <m:r>
+          <m:rPr>
+            <m:sty m:val="p"/>
+          </m:rPr>
+          <m:t>)</m:t>
+        </m:r>
       </m:oMath>
       <w:r>
         <w:t xml:space="preserve">th entry of</w:t>
@@ -2625,28 +2643,30 @@
         <w:t xml:space="preserve"> </w:t>
       </w:r>
       <m:oMath>
-        <m:d>
-          <m:dPr>
-            <m:begChr m:val="("/>
-            <m:sepChr m:val=""/>
-            <m:endChr m:val=")"/>
-            <m:grow/>
-          </m:dPr>
-          <m:e>
-            <m:r>
-              <m:t>2</m:t>
-            </m:r>
-            <m:r>
-              <m:rPr>
-                <m:sty m:val="p"/>
-              </m:rPr>
-              <m:t>,</m:t>
-            </m:r>
-            <m:r>
-              <m:t>2</m:t>
-            </m:r>
-          </m:e>
-        </m:d>
+        <m:r>
+          <m:rPr>
+            <m:sty m:val="p"/>
+          </m:rPr>
+          <m:t>(</m:t>
+        </m:r>
+        <m:r>
+          <m:t>2</m:t>
+        </m:r>
+        <m:r>
+          <m:rPr>
+            <m:sty m:val="p"/>
+          </m:rPr>
+          <m:t>,</m:t>
+        </m:r>
+        <m:r>
+          <m:t>2</m:t>
+        </m:r>
+        <m:r>
+          <m:rPr>
+            <m:sty m:val="p"/>
+          </m:rPr>
+          <m:t>)</m:t>
+        </m:r>
       </m:oMath>
       <w:r>
         <w:t xml:space="preserve">th entry of</w:t>
@@ -2945,25 +2965,27 @@
                       </m:rPr>
                       <m:t>⋅</m:t>
                     </m:r>
-                    <m:d>
-                      <m:dPr>
-                        <m:begChr m:val="("/>
-                        <m:sepChr m:val=""/>
-                        <m:endChr m:val=")"/>
-                        <m:grow/>
-                      </m:dPr>
-                      <m:e>
-                        <m:r>
-                          <m:rPr>
-                            <m:sty m:val="p"/>
-                          </m:rPr>
-                          <m:t>−</m:t>
-                        </m:r>
-                        <m:r>
-                          <m:t>1</m:t>
-                        </m:r>
-                      </m:e>
-                    </m:d>
+                    <m:r>
+                      <m:rPr>
+                        <m:sty m:val="p"/>
+                      </m:rPr>
+                      <m:t>(</m:t>
+                    </m:r>
+                    <m:r>
+                      <m:rPr>
+                        <m:sty m:val="p"/>
+                      </m:rPr>
+                      <m:t>−</m:t>
+                    </m:r>
+                    <m:r>
+                      <m:t>1</m:t>
+                    </m:r>
+                    <m:r>
+                      <m:rPr>
+                        <m:sty m:val="p"/>
+                      </m:rPr>
+                      <m:t>)</m:t>
+                    </m:r>
                   </m:e>
                 </m:mr>
               </m:m>
@@ -3118,18 +3140,18 @@
                 <wp:inline>
                   <wp:extent cx="152400" cy="152400"/>
                   <wp:effectExtent b="0" l="0" r="0" t="0"/>
-                  <wp:docPr descr="" title="" id="25" name="Picture"/>
+                  <wp:docPr descr="" title="" id="14" name="Picture"/>
                   <a:graphic>
                     <a:graphicData uri="http://schemas.openxmlformats.org/drawingml/2006/picture">
                       <pic:pic>
                         <pic:nvPicPr>
-                          <pic:cNvPr descr="/Applications/quarto/share/formats/docx/note.png" id="26" name="Picture"/>
+                          <pic:cNvPr descr="/Applications/quarto/share/formats/docx/note.png" id="15" name="Picture"/>
                           <pic:cNvPicPr>
                             <a:picLocks noChangeArrowheads="1" noChangeAspect="1"/>
                           </pic:cNvPicPr>
                         </pic:nvPicPr>
                         <pic:blipFill>
-                          <a:blip r:embed="rId21"/>
+                          <a:blip r:embed="rId10"/>
                           <a:stretch>
                             <a:fillRect/>
                           </a:stretch>
@@ -3290,8 +3312,8 @@
                 <m:r>
                   <m:rPr>
                     <m:nor/>
+                    <m:scr m:val="sans-serif"/>
                     <m:sty m:val="p"/>
-                    <m:scr m:val="sans-serif"/>
                   </m:rPr>
                   <m:t> and </m:t>
                 </m:r>
@@ -3717,18 +3739,18 @@
                 <wp:inline>
                   <wp:extent cx="152400" cy="152400"/>
                   <wp:effectExtent b="0" l="0" r="0" t="0"/>
-                  <wp:docPr descr="" title="" id="28" name="Picture"/>
+                  <wp:docPr descr="" title="" id="17" name="Picture"/>
                   <a:graphic>
                     <a:graphicData uri="http://schemas.openxmlformats.org/drawingml/2006/picture">
                       <pic:pic>
                         <pic:nvPicPr>
-                          <pic:cNvPr descr="/Applications/quarto/share/formats/docx/important.png" id="29" name="Picture"/>
+                          <pic:cNvPr descr="/Applications/quarto/share/formats/docx/important.png" id="18" name="Picture"/>
                           <pic:cNvPicPr>
                             <a:picLocks noChangeArrowheads="1" noChangeAspect="1"/>
                           </pic:cNvPicPr>
                         </pic:nvPicPr>
                         <pic:blipFill>
-                          <a:blip r:embed="rId27"/>
+                          <a:blip r:embed="rId16"/>
                           <a:stretch>
                             <a:fillRect/>
                           </a:stretch>
@@ -3880,18 +3902,18 @@
                 <wp:inline>
                   <wp:extent cx="152400" cy="152400"/>
                   <wp:effectExtent b="0" l="0" r="0" t="0"/>
-                  <wp:docPr descr="" title="" id="31" name="Picture"/>
+                  <wp:docPr descr="" title="" id="20" name="Picture"/>
                   <a:graphic>
                     <a:graphicData uri="http://schemas.openxmlformats.org/drawingml/2006/picture">
                       <pic:pic>
                         <pic:nvPicPr>
-                          <pic:cNvPr descr="/Applications/quarto/share/formats/docx/tip.png" id="32" name="Picture"/>
+                          <pic:cNvPr descr="/Applications/quarto/share/formats/docx/tip.png" id="21" name="Picture"/>
                           <pic:cNvPicPr>
                             <a:picLocks noChangeArrowheads="1" noChangeAspect="1"/>
                           </pic:cNvPicPr>
                         </pic:nvPicPr>
                         <pic:blipFill>
-                          <a:blip r:embed="rId30"/>
+                          <a:blip r:embed="rId19"/>
                           <a:stretch>
                             <a:fillRect/>
                           </a:stretch>
@@ -4016,28 +4038,30 @@
               <w:t xml:space="preserve"> </w:t>
             </w:r>
             <m:oMath>
-              <m:d>
-                <m:dPr>
-                  <m:begChr m:val="("/>
-                  <m:sepChr m:val=""/>
-                  <m:endChr m:val=")"/>
-                  <m:grow/>
-                </m:dPr>
-                <m:e>
-                  <m:r>
-                    <m:t>i</m:t>
-                  </m:r>
-                  <m:r>
-                    <m:rPr>
-                      <m:sty m:val="p"/>
-                    </m:rPr>
-                    <m:t>,</m:t>
-                  </m:r>
-                  <m:r>
-                    <m:t>j</m:t>
-                  </m:r>
-                </m:e>
-              </m:d>
+              <m:r>
+                <m:rPr>
+                  <m:sty m:val="p"/>
+                </m:rPr>
+                <m:t>(</m:t>
+              </m:r>
+              <m:r>
+                <m:t>i</m:t>
+              </m:r>
+              <m:r>
+                <m:rPr>
+                  <m:sty m:val="p"/>
+                </m:rPr>
+                <m:t>,</m:t>
+              </m:r>
+              <m:r>
+                <m:t>j</m:t>
+              </m:r>
+              <m:r>
+                <m:rPr>
+                  <m:sty m:val="p"/>
+                </m:rPr>
+                <m:t>)</m:t>
+              </m:r>
             </m:oMath>
             <w:r>
               <w:t xml:space="preserve">th entry of</w:t>
@@ -4125,7 +4149,7 @@
             <w:r>
               <w:t xml:space="preserve"> </w:t>
             </w:r>
-            <w:hyperlink r:id="rId33">
+            <w:hyperlink r:id="rId22">
               <w:r>
                 <w:rPr>
                   <w:rStyle w:val="Hyperlink"/>
@@ -4189,18 +4213,18 @@
                 <wp:inline>
                   <wp:extent cx="152400" cy="152400"/>
                   <wp:effectExtent b="0" l="0" r="0" t="0"/>
-                  <wp:docPr descr="" title="" id="34" name="Picture"/>
+                  <wp:docPr descr="" title="" id="23" name="Picture"/>
                   <a:graphic>
                     <a:graphicData uri="http://schemas.openxmlformats.org/drawingml/2006/picture">
                       <pic:pic>
                         <pic:nvPicPr>
-                          <pic:cNvPr descr="/Applications/quarto/share/formats/docx/note.png" id="35" name="Picture"/>
+                          <pic:cNvPr descr="/Applications/quarto/share/formats/docx/note.png" id="24" name="Picture"/>
                           <pic:cNvPicPr>
                             <a:picLocks noChangeArrowheads="1" noChangeAspect="1"/>
                           </pic:cNvPicPr>
                         </pic:nvPicPr>
                         <pic:blipFill>
-                          <a:blip r:embed="rId21"/>
+                          <a:blip r:embed="rId10"/>
                           <a:stretch>
                             <a:fillRect/>
                           </a:stretch>
@@ -4384,8 +4408,8 @@
                 <m:r>
                   <m:rPr>
                     <m:nor/>
+                    <m:scr m:val="sans-serif"/>
                     <m:sty m:val="p"/>
-                    <m:scr m:val="sans-serif"/>
                   </m:rPr>
                   <m:t> and </m:t>
                 </m:r>
@@ -5018,18 +5042,18 @@
                 <wp:inline>
                   <wp:extent cx="152400" cy="152400"/>
                   <wp:effectExtent b="0" l="0" r="0" t="0"/>
-                  <wp:docPr descr="" title="" id="36" name="Picture"/>
+                  <wp:docPr descr="" title="" id="25" name="Picture"/>
                   <a:graphic>
                     <a:graphicData uri="http://schemas.openxmlformats.org/drawingml/2006/picture">
                       <pic:pic>
                         <pic:nvPicPr>
-                          <pic:cNvPr descr="/Applications/quarto/share/formats/docx/note.png" id="37" name="Picture"/>
+                          <pic:cNvPr descr="/Applications/quarto/share/formats/docx/note.png" id="26" name="Picture"/>
                           <pic:cNvPicPr>
                             <a:picLocks noChangeArrowheads="1" noChangeAspect="1"/>
                           </pic:cNvPicPr>
                         </pic:nvPicPr>
                         <pic:blipFill>
-                          <a:blip r:embed="rId21"/>
+                          <a:blip r:embed="rId10"/>
                           <a:stretch>
                             <a:fillRect/>
                           </a:stretch>
@@ -5889,8 +5913,8 @@
         </w:tc>
       </w:tr>
     </w:tbl>
-    <w:bookmarkEnd w:id="38"/>
-    <w:bookmarkStart w:id="57" w:name="generalizing-to-all-matrices"/>
+    <w:bookmarkEnd w:id="27"/>
+    <w:bookmarkStart w:id="46" w:name="generalizing-to-all-matrices"/>
     <w:p>
       <w:pPr>
         <w:pStyle w:val="Heading1"/>
@@ -6018,28 +6042,30 @@
         <w:t xml:space="preserve"> </w:t>
       </w:r>
       <m:oMath>
-        <m:d>
-          <m:dPr>
-            <m:begChr m:val="("/>
-            <m:sepChr m:val=""/>
-            <m:endChr m:val=")"/>
-            <m:grow/>
-          </m:dPr>
-          <m:e>
-            <m:r>
-              <m:t>i</m:t>
-            </m:r>
-            <m:r>
-              <m:rPr>
-                <m:sty m:val="p"/>
-              </m:rPr>
-              <m:t>,</m:t>
-            </m:r>
-            <m:r>
-              <m:t>j</m:t>
-            </m:r>
-          </m:e>
-        </m:d>
+        <m:r>
+          <m:rPr>
+            <m:sty m:val="p"/>
+          </m:rPr>
+          <m:t>(</m:t>
+        </m:r>
+        <m:r>
+          <m:t>i</m:t>
+        </m:r>
+        <m:r>
+          <m:rPr>
+            <m:sty m:val="p"/>
+          </m:rPr>
+          <m:t>,</m:t>
+        </m:r>
+        <m:r>
+          <m:t>j</m:t>
+        </m:r>
+        <m:r>
+          <m:rPr>
+            <m:sty m:val="p"/>
+          </m:rPr>
+          <m:t>)</m:t>
+        </m:r>
       </m:oMath>
       <w:r>
         <w:t xml:space="preserve">th entry is to find a</w:t>
@@ -6486,18 +6512,18 @@
                 <wp:inline>
                   <wp:extent cx="152400" cy="152400"/>
                   <wp:effectExtent b="0" l="0" r="0" t="0"/>
-                  <wp:docPr descr="" title="" id="39" name="Picture"/>
+                  <wp:docPr descr="" title="" id="28" name="Picture"/>
                   <a:graphic>
                     <a:graphicData uri="http://schemas.openxmlformats.org/drawingml/2006/picture">
                       <pic:pic>
                         <pic:nvPicPr>
-                          <pic:cNvPr descr="/Applications/quarto/share/formats/docx/note.png" id="40" name="Picture"/>
+                          <pic:cNvPr descr="/Applications/quarto/share/formats/docx/note.png" id="29" name="Picture"/>
                           <pic:cNvPicPr>
                             <a:picLocks noChangeArrowheads="1" noChangeAspect="1"/>
                           </pic:cNvPicPr>
                         </pic:nvPicPr>
                         <pic:blipFill>
-                          <a:blip r:embed="rId21"/>
+                          <a:blip r:embed="rId10"/>
                           <a:stretch>
                             <a:fillRect/>
                           </a:stretch>
@@ -7272,237 +7298,218 @@
                 <m:jc m:val="center"/>
               </m:oMathParaPr>
               <m:oMath>
-                <m:m>
-                  <m:mPr>
-                    <m:baseJc m:val="center"/>
-                    <m:plcHide m:val="on"/>
-                    <m:mcs>
-                      <m:mc>
-                        <m:mcPr>
-                          <m:mcJc m:val="right"/>
-                          <m:count m:val="1"/>
-                        </m:mcPr>
-                      </m:mc>
-                      <m:mc>
-                        <m:mcPr>
-                          <m:mcJc m:val="left"/>
-                          <m:count m:val="1"/>
-                        </m:mcPr>
-                      </m:mc>
-                    </m:mcs>
-                  </m:mPr>
-                  <m:mr>
-                    <m:e>
-                      <m:sSub>
-                        <m:e>
-                          <m:r>
-                            <m:t>c</m:t>
-                          </m:r>
-                        </m:e>
-                        <m:sub>
-                          <m:r>
-                            <m:t>i</m:t>
-                          </m:r>
-                          <m:r>
-                            <m:t>j</m:t>
-                          </m:r>
-                        </m:sub>
-                      </m:sSub>
-                    </m:e>
-                    <m:e>
-                      <m:r>
-                        <m:rPr>
-                          <m:sty m:val="p"/>
-                        </m:rPr>
-                        <m:t>=</m:t>
-                      </m:r>
-                      <m:sSub>
-                        <m:e>
-                          <m:r>
-                            <m:t>a</m:t>
-                          </m:r>
-                        </m:e>
-                        <m:sub>
-                          <m:r>
-                            <m:t>i</m:t>
-                          </m:r>
-                          <m:r>
-                            <m:t>1</m:t>
-                          </m:r>
-                        </m:sub>
-                      </m:sSub>
-                      <m:sSub>
-                        <m:e>
-                          <m:r>
-                            <m:t>b</m:t>
-                          </m:r>
-                        </m:e>
-                        <m:sub>
-                          <m:r>
-                            <m:t>1</m:t>
-                          </m:r>
-                          <m:r>
-                            <m:t>j</m:t>
-                          </m:r>
-                        </m:sub>
-                      </m:sSub>
-                      <m:r>
-                        <m:rPr>
-                          <m:sty m:val="p"/>
-                        </m:rPr>
-                        <m:t>+</m:t>
-                      </m:r>
-                      <m:sSub>
-                        <m:e>
-                          <m:r>
-                            <m:t>a</m:t>
-                          </m:r>
-                        </m:e>
-                        <m:sub>
-                          <m:r>
-                            <m:t>i</m:t>
-                          </m:r>
-                          <m:r>
-                            <m:t>2</m:t>
-                          </m:r>
-                        </m:sub>
-                      </m:sSub>
-                      <m:sSub>
-                        <m:e>
-                          <m:r>
-                            <m:t>b</m:t>
-                          </m:r>
-                        </m:e>
-                        <m:sub>
-                          <m:r>
-                            <m:t>2</m:t>
-                          </m:r>
-                          <m:r>
-                            <m:t>j</m:t>
-                          </m:r>
-                        </m:sub>
-                      </m:sSub>
-                      <m:r>
-                        <m:rPr>
-                          <m:sty m:val="p"/>
-                        </m:rPr>
-                        <m:t>+</m:t>
-                      </m:r>
-                      <m:r>
-                        <m:rPr>
-                          <m:sty m:val="p"/>
-                        </m:rPr>
-                        <m:t>…</m:t>
-                      </m:r>
-                      <m:r>
-                        <m:rPr>
-                          <m:sty m:val="p"/>
-                        </m:rPr>
-                        <m:t>+</m:t>
-                      </m:r>
-                      <m:sSub>
-                        <m:e>
-                          <m:r>
-                            <m:t>a</m:t>
-                          </m:r>
-                        </m:e>
-                        <m:sub>
-                          <m:r>
-                            <m:t>i</m:t>
-                          </m:r>
-                          <m:r>
-                            <m:t>n</m:t>
-                          </m:r>
-                        </m:sub>
-                      </m:sSub>
-                      <m:sSub>
-                        <m:e>
-                          <m:r>
-                            <m:t>b</m:t>
-                          </m:r>
-                        </m:e>
-                        <m:sub>
-                          <m:r>
-                            <m:t>n</m:t>
-                          </m:r>
-                          <m:r>
-                            <m:t>j</m:t>
-                          </m:r>
-                        </m:sub>
-                      </m:sSub>
-                    </m:e>
-                  </m:mr>
-                  <m:mr>
-                    <m:e/>
-                    <m:e>
-                      <m:r>
-                        <m:rPr>
-                          <m:sty m:val="p"/>
-                        </m:rPr>
-                        <m:t>=</m:t>
-                      </m:r>
-                      <m:nary>
-                        <m:naryPr>
-                          <m:chr m:val="∑"/>
-                          <m:limLoc m:val="undOvr"/>
-                          <m:subHide m:val="off"/>
-                          <m:supHide m:val="off"/>
-                        </m:naryPr>
-                        <m:sub>
-                          <m:r>
-                            <m:t>k</m:t>
-                          </m:r>
-                          <m:r>
-                            <m:rPr>
-                              <m:sty m:val="p"/>
-                            </m:rPr>
-                            <m:t>=</m:t>
-                          </m:r>
-                          <m:r>
-                            <m:t>1</m:t>
-                          </m:r>
-                        </m:sub>
-                        <m:sup>
-                          <m:r>
-                            <m:t>n</m:t>
-                          </m:r>
-                        </m:sup>
-                        <m:e>
-                          <m:sSub>
-                            <m:e>
-                              <m:r>
-                                <m:t>a</m:t>
-                              </m:r>
-                            </m:e>
-                            <m:sub>
-                              <m:r>
-                                <m:t>i</m:t>
-                              </m:r>
-                              <m:r>
-                                <m:t>k</m:t>
-                              </m:r>
-                            </m:sub>
-                          </m:sSub>
-                        </m:e>
-                      </m:nary>
-                      <m:sSub>
-                        <m:e>
-                          <m:r>
-                            <m:t>b</m:t>
-                          </m:r>
-                        </m:e>
-                        <m:sub>
-                          <m:r>
-                            <m:t>k</m:t>
-                          </m:r>
-                          <m:r>
-                            <m:t>j</m:t>
-                          </m:r>
-                        </m:sub>
-                      </m:sSub>
-                    </m:e>
-                  </m:mr>
-                </m:m>
+                <m:eqArr>
+                  <m:e>
+                    <m:sSub>
+                      <m:e>
+                        <m:r>
+                          <m:t>c</m:t>
+                        </m:r>
+                      </m:e>
+                      <m:sub>
+                        <m:r>
+                          <m:t>i</m:t>
+                        </m:r>
+                        <m:r>
+                          <m:t>j</m:t>
+                        </m:r>
+                      </m:sub>
+                    </m:sSub>
+                    <m:r>
+                      <m:t>&amp;</m:t>
+                    </m:r>
+                    <m:r>
+                      <m:rPr>
+                        <m:sty m:val="p"/>
+                      </m:rPr>
+                      <m:t>=</m:t>
+                    </m:r>
+                    <m:sSub>
+                      <m:e>
+                        <m:r>
+                          <m:t>a</m:t>
+                        </m:r>
+                      </m:e>
+                      <m:sub>
+                        <m:r>
+                          <m:t>i</m:t>
+                        </m:r>
+                        <m:r>
+                          <m:t>1</m:t>
+                        </m:r>
+                      </m:sub>
+                    </m:sSub>
+                    <m:sSub>
+                      <m:e>
+                        <m:r>
+                          <m:t>b</m:t>
+                        </m:r>
+                      </m:e>
+                      <m:sub>
+                        <m:r>
+                          <m:t>1</m:t>
+                        </m:r>
+                        <m:r>
+                          <m:t>j</m:t>
+                        </m:r>
+                      </m:sub>
+                    </m:sSub>
+                    <m:r>
+                      <m:rPr>
+                        <m:sty m:val="p"/>
+                      </m:rPr>
+                      <m:t>+</m:t>
+                    </m:r>
+                    <m:sSub>
+                      <m:e>
+                        <m:r>
+                          <m:t>a</m:t>
+                        </m:r>
+                      </m:e>
+                      <m:sub>
+                        <m:r>
+                          <m:t>i</m:t>
+                        </m:r>
+                        <m:r>
+                          <m:t>2</m:t>
+                        </m:r>
+                      </m:sub>
+                    </m:sSub>
+                    <m:sSub>
+                      <m:e>
+                        <m:r>
+                          <m:t>b</m:t>
+                        </m:r>
+                      </m:e>
+                      <m:sub>
+                        <m:r>
+                          <m:t>2</m:t>
+                        </m:r>
+                        <m:r>
+                          <m:t>j</m:t>
+                        </m:r>
+                      </m:sub>
+                    </m:sSub>
+                    <m:r>
+                      <m:rPr>
+                        <m:sty m:val="p"/>
+                      </m:rPr>
+                      <m:t>+</m:t>
+                    </m:r>
+                    <m:r>
+                      <m:rPr>
+                        <m:sty m:val="p"/>
+                      </m:rPr>
+                      <m:t>…</m:t>
+                    </m:r>
+                    <m:r>
+                      <m:rPr>
+                        <m:sty m:val="p"/>
+                      </m:rPr>
+                      <m:t>+</m:t>
+                    </m:r>
+                    <m:sSub>
+                      <m:e>
+                        <m:r>
+                          <m:t>a</m:t>
+                        </m:r>
+                      </m:e>
+                      <m:sub>
+                        <m:r>
+                          <m:t>i</m:t>
+                        </m:r>
+                        <m:r>
+                          <m:t>n</m:t>
+                        </m:r>
+                      </m:sub>
+                    </m:sSub>
+                    <m:sSub>
+                      <m:e>
+                        <m:r>
+                          <m:t>b</m:t>
+                        </m:r>
+                      </m:e>
+                      <m:sub>
+                        <m:r>
+                          <m:t>n</m:t>
+                        </m:r>
+                        <m:r>
+                          <m:t>j</m:t>
+                        </m:r>
+                      </m:sub>
+                    </m:sSub>
+                  </m:e>
+                  <m:e>
+                    <m:r>
+                      <m:t>&amp;</m:t>
+                    </m:r>
+                    <m:r>
+                      <m:rPr>
+                        <m:sty m:val="p"/>
+                      </m:rPr>
+                      <m:t>=</m:t>
+                    </m:r>
+                    <m:nary>
+                      <m:naryPr>
+                        <m:chr m:val="∑"/>
+                        <m:limLoc m:val="undOvr"/>
+                        <m:subHide m:val="off"/>
+                        <m:supHide m:val="off"/>
+                      </m:naryPr>
+                      <m:sub>
+                        <m:r>
+                          <m:t>k</m:t>
+                        </m:r>
+                        <m:r>
+                          <m:rPr>
+                            <m:sty m:val="p"/>
+                          </m:rPr>
+                          <m:t>=</m:t>
+                        </m:r>
+                        <m:r>
+                          <m:t>1</m:t>
+                        </m:r>
+                      </m:sub>
+                      <m:sup>
+                        <m:r>
+                          <m:t>n</m:t>
+                        </m:r>
+                      </m:sup>
+                      <m:e>
+                        <m:sSub>
+                          <m:e>
+                            <m:r>
+                              <m:t>a</m:t>
+                            </m:r>
+                          </m:e>
+                          <m:sub>
+                            <m:r>
+                              <m:t>i</m:t>
+                            </m:r>
+                            <m:r>
+                              <m:t>k</m:t>
+                            </m:r>
+                          </m:sub>
+                        </m:sSub>
+                      </m:e>
+                    </m:nary>
+                    <m:sSub>
+                      <m:e>
+                        <m:r>
+                          <m:t>b</m:t>
+                        </m:r>
+                      </m:e>
+                      <m:sub>
+                        <m:r>
+                          <m:t>k</m:t>
+                        </m:r>
+                        <m:r>
+                          <m:t>j</m:t>
+                        </m:r>
+                      </m:sub>
+                    </m:sSub>
+                  </m:e>
+                </m:eqArr>
               </m:oMath>
             </m:oMathPara>
           </w:p>
@@ -7563,7 +7570,7 @@
             <w:r>
               <w:t xml:space="preserve"> </w:t>
             </w:r>
-            <w:hyperlink r:id="rId33">
+            <w:hyperlink r:id="rId22">
               <w:r>
                 <w:rPr>
                   <w:rStyle w:val="Hyperlink"/>
@@ -7589,7 +7596,7 @@
       <w:r>
         <w:t xml:space="preserve"> </w:t>
       </w:r>
-      <w:hyperlink r:id="rId41">
+      <w:hyperlink r:id="rId30">
         <w:r>
           <w:rPr>
             <w:rStyle w:val="Hyperlink"/>
@@ -7642,18 +7649,18 @@
                 <wp:inline>
                   <wp:extent cx="152400" cy="152400"/>
                   <wp:effectExtent b="0" l="0" r="0" t="0"/>
-                  <wp:docPr descr="" title="" id="43" name="Picture"/>
+                  <wp:docPr descr="" title="" id="32" name="Picture"/>
                   <a:graphic>
                     <a:graphicData uri="http://schemas.openxmlformats.org/drawingml/2006/picture">
                       <pic:pic>
                         <pic:nvPicPr>
-                          <pic:cNvPr descr="/Applications/quarto/share/formats/docx/warning.png" id="44" name="Picture"/>
+                          <pic:cNvPr descr="/Applications/quarto/share/formats/docx/warning.png" id="33" name="Picture"/>
                           <pic:cNvPicPr>
                             <a:picLocks noChangeArrowheads="1" noChangeAspect="1"/>
                           </pic:cNvPicPr>
                         </pic:nvPicPr>
                         <pic:blipFill>
-                          <a:blip r:embed="rId42"/>
+                          <a:blip r:embed="rId31"/>
                           <a:stretch>
                             <a:fillRect/>
                           </a:stretch>
@@ -7835,18 +7842,18 @@
                 <wp:inline>
                   <wp:extent cx="152400" cy="152400"/>
                   <wp:effectExtent b="0" l="0" r="0" t="0"/>
-                  <wp:docPr descr="" title="" id="45" name="Picture"/>
+                  <wp:docPr descr="" title="" id="34" name="Picture"/>
                   <a:graphic>
                     <a:graphicData uri="http://schemas.openxmlformats.org/drawingml/2006/picture">
                       <pic:pic>
                         <pic:nvPicPr>
-                          <pic:cNvPr descr="/Applications/quarto/share/formats/docx/warning.png" id="46" name="Picture"/>
+                          <pic:cNvPr descr="/Applications/quarto/share/formats/docx/warning.png" id="35" name="Picture"/>
                           <pic:cNvPicPr>
                             <a:picLocks noChangeArrowheads="1" noChangeAspect="1"/>
                           </pic:cNvPicPr>
                         </pic:nvPicPr>
                         <pic:blipFill>
-                          <a:blip r:embed="rId42"/>
+                          <a:blip r:embed="rId31"/>
                           <a:stretch>
                             <a:fillRect/>
                           </a:stretch>
@@ -8000,18 +8007,18 @@
           <wp:inline>
             <wp:extent cx="4160520" cy="4293808"/>
             <wp:effectExtent b="0" l="0" r="0" t="0"/>
-            <wp:docPr descr="Two matrices A and B multiplied together, with the (2,1)th entry of AB highlighted." title="" id="48" name="Picture"/>
+            <wp:docPr descr="Two matrices A and B multiplied together, with the (2,1)th entry of AB highlighted." title="" id="37" name="Picture"/>
             <a:graphic>
               <a:graphicData uri="http://schemas.openxmlformats.org/drawingml/2006/picture">
                 <pic:pic>
                   <pic:nvPicPr>
-                    <pic:cNvPr descr="./FiguresPNG/matrixmultiplication-fig1.png" id="49" name="Picture"/>
+                    <pic:cNvPr descr="./FiguresPNG/matrixmultiplication-fig1.png" id="38" name="Picture"/>
                     <pic:cNvPicPr>
                       <a:picLocks noChangeArrowheads="1" noChangeAspect="1"/>
                     </pic:cNvPicPr>
                   </pic:nvPicPr>
                   <pic:blipFill>
-                    <a:blip r:embed="rId47"/>
+                    <a:blip r:embed="rId36"/>
                     <a:stretch>
                       <a:fillRect/>
                     </a:stretch>
@@ -8077,28 +8084,30 @@
         <w:t xml:space="preserve"> </w:t>
       </w:r>
       <m:oMath>
-        <m:d>
-          <m:dPr>
-            <m:begChr m:val="("/>
-            <m:sepChr m:val=""/>
-            <m:endChr m:val=")"/>
-            <m:grow/>
-          </m:dPr>
-          <m:e>
-            <m:r>
-              <m:t>2</m:t>
-            </m:r>
-            <m:r>
-              <m:rPr>
-                <m:sty m:val="p"/>
-              </m:rPr>
-              <m:t>,</m:t>
-            </m:r>
-            <m:r>
-              <m:t>1</m:t>
-            </m:r>
-          </m:e>
-        </m:d>
+        <m:r>
+          <m:rPr>
+            <m:sty m:val="p"/>
+          </m:rPr>
+          <m:t>(</m:t>
+        </m:r>
+        <m:r>
+          <m:t>2</m:t>
+        </m:r>
+        <m:r>
+          <m:rPr>
+            <m:sty m:val="p"/>
+          </m:rPr>
+          <m:t>,</m:t>
+        </m:r>
+        <m:r>
+          <m:t>1</m:t>
+        </m:r>
+        <m:r>
+          <m:rPr>
+            <m:sty m:val="p"/>
+          </m:rPr>
+          <m:t>)</m:t>
+        </m:r>
       </m:oMath>
       <w:r>
         <w:t xml:space="preserve">th entry of</w:t>
@@ -8130,18 +8139,18 @@
           <wp:inline>
             <wp:extent cx="4160520" cy="2359839"/>
             <wp:effectExtent b="0" l="0" r="0" t="0"/>
-            <wp:docPr descr="Two matrices D and C multiplied together, with the (2,3)th entry of DC highlighted." title="" id="51" name="Picture"/>
+            <wp:docPr descr="Two matrices D and C multiplied together, with the (2,3)th entry of DC highlighted." title="" id="40" name="Picture"/>
             <a:graphic>
               <a:graphicData uri="http://schemas.openxmlformats.org/drawingml/2006/picture">
                 <pic:pic>
                   <pic:nvPicPr>
-                    <pic:cNvPr descr="./FiguresPNG/matrixmultiplication-fig2.png" id="52" name="Picture"/>
+                    <pic:cNvPr descr="./FiguresPNG/matrixmultiplication-fig2.png" id="41" name="Picture"/>
                     <pic:cNvPicPr>
                       <a:picLocks noChangeArrowheads="1" noChangeAspect="1"/>
                     </pic:cNvPicPr>
                   </pic:nvPicPr>
                   <pic:blipFill>
-                    <a:blip r:embed="rId50"/>
+                    <a:blip r:embed="rId39"/>
                     <a:stretch>
                       <a:fillRect/>
                     </a:stretch>
@@ -8207,28 +8216,30 @@
         <w:t xml:space="preserve"> </w:t>
       </w:r>
       <m:oMath>
-        <m:d>
-          <m:dPr>
-            <m:begChr m:val="("/>
-            <m:sepChr m:val=""/>
-            <m:endChr m:val=")"/>
-            <m:grow/>
-          </m:dPr>
-          <m:e>
-            <m:r>
-              <m:t>2</m:t>
-            </m:r>
-            <m:r>
-              <m:rPr>
-                <m:sty m:val="p"/>
-              </m:rPr>
-              <m:t>,</m:t>
-            </m:r>
-            <m:r>
-              <m:t>3</m:t>
-            </m:r>
-          </m:e>
-        </m:d>
+        <m:r>
+          <m:rPr>
+            <m:sty m:val="p"/>
+          </m:rPr>
+          <m:t>(</m:t>
+        </m:r>
+        <m:r>
+          <m:t>2</m:t>
+        </m:r>
+        <m:r>
+          <m:rPr>
+            <m:sty m:val="p"/>
+          </m:rPr>
+          <m:t>,</m:t>
+        </m:r>
+        <m:r>
+          <m:t>3</m:t>
+        </m:r>
+        <m:r>
+          <m:rPr>
+            <m:sty m:val="p"/>
+          </m:rPr>
+          <m:t>)</m:t>
+        </m:r>
       </m:oMath>
       <w:r>
         <w:t xml:space="preserve">th entry of</w:t>
@@ -8291,18 +8302,18 @@
                 <wp:inline>
                   <wp:extent cx="152400" cy="152400"/>
                   <wp:effectExtent b="0" l="0" r="0" t="0"/>
-                  <wp:docPr descr="" title="" id="53" name="Picture"/>
+                  <wp:docPr descr="" title="" id="42" name="Picture"/>
                   <a:graphic>
                     <a:graphicData uri="http://schemas.openxmlformats.org/drawingml/2006/picture">
                       <pic:pic>
                         <pic:nvPicPr>
-                          <pic:cNvPr descr="/Applications/quarto/share/formats/docx/note.png" id="54" name="Picture"/>
+                          <pic:cNvPr descr="/Applications/quarto/share/formats/docx/note.png" id="43" name="Picture"/>
                           <pic:cNvPicPr>
                             <a:picLocks noChangeArrowheads="1" noChangeAspect="1"/>
                           </pic:cNvPicPr>
                         </pic:nvPicPr>
                         <pic:blipFill>
-                          <a:blip r:embed="rId21"/>
+                          <a:blip r:embed="rId10"/>
                           <a:stretch>
                             <a:fillRect/>
                           </a:stretch>
@@ -8537,8 +8548,8 @@
                 <m:r>
                   <m:rPr>
                     <m:nor/>
+                    <m:scr m:val="sans-serif"/>
                     <m:sty m:val="p"/>
-                    <m:scr m:val="sans-serif"/>
                   </m:rPr>
                   <m:t> and </m:t>
                 </m:r>
@@ -8800,412 +8811,397 @@
                 <m:jc m:val="center"/>
               </m:oMathParaPr>
               <m:oMath>
-                <m:m>
-                  <m:mPr>
-                    <m:baseJc m:val="center"/>
-                    <m:plcHide m:val="on"/>
-                    <m:mcs>
-                      <m:mc>
-                        <m:mcPr>
-                          <m:mcJc m:val="right"/>
-                          <m:count m:val="1"/>
-                        </m:mcPr>
-                      </m:mc>
-                      <m:mc>
-                        <m:mcPr>
-                          <m:mcJc m:val="left"/>
-                          <m:count m:val="1"/>
-                        </m:mcPr>
-                      </m:mc>
-                    </m:mcs>
-                  </m:mPr>
-                  <m:mr>
-                    <m:e>
-                      <m:r>
-                        <m:t>A</m:t>
-                      </m:r>
-                      <m:r>
-                        <m:t>B</m:t>
-                      </m:r>
-                    </m:e>
-                    <m:e>
-                      <m:r>
-                        <m:rPr>
-                          <m:sty m:val="p"/>
-                        </m:rPr>
-                        <m:t>=</m:t>
-                      </m:r>
-                      <m:d>
-                        <m:dPr>
-                          <m:begChr m:val="["/>
-                          <m:sepChr m:val=""/>
-                          <m:endChr m:val="]"/>
-                          <m:grow/>
-                        </m:dPr>
-                        <m:e>
-                          <m:m>
-                            <m:mPr>
-                              <m:baseJc m:val="center"/>
-                              <m:plcHide m:val="on"/>
-                              <m:mcs>
-                                <m:mc>
-                                  <m:mcPr>
-                                    <m:mcJc m:val="center"/>
-                                    <m:count m:val="1"/>
-                                  </m:mcPr>
-                                </m:mc>
-                                <m:mc>
-                                  <m:mcPr>
-                                    <m:mcJc m:val="center"/>
-                                    <m:count m:val="1"/>
-                                  </m:mcPr>
-                                </m:mc>
-                                <m:mc>
-                                  <m:mcPr>
-                                    <m:mcJc m:val="center"/>
-                                    <m:count m:val="1"/>
-                                  </m:mcPr>
-                                </m:mc>
-                              </m:mcs>
-                            </m:mPr>
-                            <m:mr>
-                              <m:e>
-                                <m:r>
-                                  <m:rPr>
-                                    <m:sty m:val="b"/>
-                                  </m:rPr>
-                                  <m:t>−</m:t>
-                                </m:r>
-                                <m:r>
-                                  <m:rPr>
-                                    <m:sty m:val="b"/>
-                                  </m:rPr>
-                                  <m:t>2</m:t>
-                                </m:r>
-                              </m:e>
-                              <m:e>
-                                <m:r>
-                                  <m:rPr>
-                                    <m:sty m:val="b"/>
-                                  </m:rPr>
-                                  <m:t>1</m:t>
-                                </m:r>
-                              </m:e>
-                              <m:e>
-                                <m:r>
-                                  <m:rPr>
-                                    <m:sty m:val="b"/>
-                                  </m:rPr>
-                                  <m:t>3</m:t>
-                                </m:r>
-                              </m:e>
-                            </m:mr>
-                            <m:mr>
-                              <m:e>
-                                <m:r>
-                                  <m:t>4</m:t>
-                                </m:r>
-                              </m:e>
-                              <m:e>
-                                <m:r>
-                                  <m:rPr>
-                                    <m:sty m:val="p"/>
-                                  </m:rPr>
-                                  <m:t>−</m:t>
-                                </m:r>
-                                <m:r>
-                                  <m:t>5</m:t>
-                                </m:r>
-                              </m:e>
-                              <m:e>
-                                <m:r>
-                                  <m:t>2</m:t>
-                                </m:r>
-                              </m:e>
-                            </m:mr>
-                          </m:m>
-                        </m:e>
-                      </m:d>
-                      <m:d>
-                        <m:dPr>
-                          <m:begChr m:val="["/>
-                          <m:sepChr m:val=""/>
-                          <m:endChr m:val="]"/>
-                          <m:grow/>
-                        </m:dPr>
-                        <m:e>
-                          <m:m>
-                            <m:mPr>
-                              <m:baseJc m:val="center"/>
-                              <m:plcHide m:val="on"/>
-                              <m:mcs>
-                                <m:mc>
-                                  <m:mcPr>
-                                    <m:mcJc m:val="center"/>
-                                    <m:count m:val="1"/>
-                                  </m:mcPr>
-                                </m:mc>
-                                <m:mc>
-                                  <m:mcPr>
-                                    <m:mcJc m:val="center"/>
-                                    <m:count m:val="1"/>
-                                  </m:mcPr>
-                                </m:mc>
-                              </m:mcs>
-                            </m:mPr>
-                            <m:mr>
-                              <m:e>
-                                <m:r>
-                                  <m:rPr>
-                                    <m:sty m:val="b"/>
-                                  </m:rPr>
-                                  <m:t>3</m:t>
-                                </m:r>
-                              </m:e>
-                              <m:e>
-                                <m:r>
-                                  <m:rPr>
-                                    <m:sty m:val="p"/>
-                                  </m:rPr>
-                                  <m:t>−</m:t>
-                                </m:r>
-                                <m:r>
-                                  <m:t>1</m:t>
-                                </m:r>
-                              </m:e>
-                            </m:mr>
-                            <m:mr>
-                              <m:e>
-                                <m:r>
-                                  <m:rPr>
-                                    <m:sty m:val="b"/>
-                                  </m:rPr>
-                                  <m:t>−</m:t>
-                                </m:r>
-                                <m:r>
-                                  <m:rPr>
-                                    <m:sty m:val="b"/>
-                                  </m:rPr>
-                                  <m:t>2</m:t>
-                                </m:r>
-                              </m:e>
-                              <m:e>
-                                <m:r>
-                                  <m:t>5</m:t>
-                                </m:r>
-                              </m:e>
-                            </m:mr>
-                            <m:mr>
-                              <m:e>
-                                <m:r>
-                                  <m:rPr>
-                                    <m:sty m:val="b"/>
-                                  </m:rPr>
-                                  <m:t>1</m:t>
-                                </m:r>
-                              </m:e>
-                              <m:e>
-                                <m:r>
-                                  <m:rPr>
-                                    <m:sty m:val="p"/>
-                                  </m:rPr>
-                                  <m:t>−</m:t>
-                                </m:r>
-                                <m:r>
-                                  <m:t>2</m:t>
-                                </m:r>
-                              </m:e>
-                            </m:mr>
-                          </m:m>
-                        </m:e>
-                      </m:d>
-                    </m:e>
-                  </m:mr>
-                  <m:mr>
-                    <m:e/>
-                    <m:e>
-                      <m:r>
-                        <m:rPr>
-                          <m:sty m:val="p"/>
-                        </m:rPr>
-                        <m:t>=</m:t>
-                      </m:r>
-                      <m:d>
-                        <m:dPr>
-                          <m:begChr m:val="["/>
-                          <m:sepChr m:val=""/>
-                          <m:endChr m:val="]"/>
-                          <m:grow/>
-                        </m:dPr>
-                        <m:e>
-                          <m:m>
-                            <m:mPr>
-                              <m:baseJc m:val="center"/>
-                              <m:plcHide m:val="on"/>
-                              <m:mcs>
-                                <m:mc>
-                                  <m:mcPr>
-                                    <m:mcJc m:val="center"/>
-                                    <m:count m:val="1"/>
-                                  </m:mcPr>
-                                </m:mc>
-                                <m:mc>
-                                  <m:mcPr>
-                                    <m:mcJc m:val="center"/>
-                                    <m:count m:val="1"/>
-                                  </m:mcPr>
-                                </m:mc>
-                              </m:mcs>
-                            </m:mPr>
-                            <m:mr>
-                              <m:e>
-                                <m:d>
-                                  <m:dPr>
-                                    <m:begChr m:val="("/>
-                                    <m:sepChr m:val=""/>
-                                    <m:endChr m:val=")"/>
-                                    <m:grow/>
-                                  </m:dPr>
-                                  <m:e>
-                                    <m:r>
-                                      <m:rPr>
-                                        <m:sty m:val="p"/>
-                                      </m:rPr>
-                                      <m:t>−</m:t>
-                                    </m:r>
-                                    <m:r>
-                                      <m:t>2</m:t>
-                                    </m:r>
-                                  </m:e>
-                                </m:d>
-                                <m:r>
-                                  <m:rPr>
-                                    <m:sty m:val="p"/>
-                                  </m:rPr>
-                                  <m:t>⋅</m:t>
-                                </m:r>
-                                <m:r>
-                                  <m:t>3</m:t>
-                                </m:r>
-                                <m:r>
-                                  <m:rPr>
-                                    <m:sty m:val="p"/>
-                                  </m:rPr>
-                                  <m:t>+</m:t>
-                                </m:r>
-                                <m:r>
-                                  <m:t>1</m:t>
-                                </m:r>
-                                <m:r>
-                                  <m:rPr>
-                                    <m:sty m:val="p"/>
-                                  </m:rPr>
-                                  <m:t>⋅</m:t>
-                                </m:r>
-                                <m:d>
-                                  <m:dPr>
-                                    <m:begChr m:val="("/>
-                                    <m:sepChr m:val=""/>
-                                    <m:endChr m:val=")"/>
-                                    <m:grow/>
-                                  </m:dPr>
-                                  <m:e>
-                                    <m:r>
-                                      <m:rPr>
-                                        <m:sty m:val="p"/>
-                                      </m:rPr>
-                                      <m:t>−</m:t>
-                                    </m:r>
-                                    <m:r>
-                                      <m:t>2</m:t>
-                                    </m:r>
-                                  </m:e>
-                                </m:d>
-                                <m:r>
-                                  <m:rPr>
-                                    <m:sty m:val="p"/>
-                                  </m:rPr>
-                                  <m:t>+</m:t>
-                                </m:r>
-                                <m:r>
-                                  <m:t>3</m:t>
-                                </m:r>
-                                <m:r>
-                                  <m:rPr>
-                                    <m:sty m:val="p"/>
-                                  </m:rPr>
-                                  <m:t>⋅</m:t>
-                                </m:r>
-                                <m:r>
-                                  <m:t>1</m:t>
-                                </m:r>
-                              </m:e>
-                              <m:e/>
-                            </m:mr>
-                            <m:mr>
-                              <m:e/>
-                              <m:e/>
-                            </m:mr>
-                          </m:m>
-                        </m:e>
-                      </m:d>
-                      <m:r>
-                        <m:rPr>
-                          <m:sty m:val="p"/>
-                        </m:rPr>
-                        <m:t>=</m:t>
-                      </m:r>
-                      <m:d>
-                        <m:dPr>
-                          <m:begChr m:val="["/>
-                          <m:sepChr m:val=""/>
-                          <m:endChr m:val="]"/>
-                          <m:grow/>
-                        </m:dPr>
-                        <m:e>
-                          <m:m>
-                            <m:mPr>
-                              <m:baseJc m:val="center"/>
-                              <m:plcHide m:val="on"/>
-                              <m:mcs>
-                                <m:mc>
-                                  <m:mcPr>
-                                    <m:mcJc m:val="center"/>
-                                    <m:count m:val="1"/>
-                                  </m:mcPr>
-                                </m:mc>
-                                <m:mc>
-                                  <m:mcPr>
-                                    <m:mcJc m:val="center"/>
-                                    <m:count m:val="1"/>
-                                  </m:mcPr>
-                                </m:mc>
-                              </m:mcs>
-                            </m:mPr>
-                            <m:mr>
-                              <m:e>
-                                <m:r>
-                                  <m:rPr>
-                                    <m:sty m:val="p"/>
-                                  </m:rPr>
-                                  <m:t>−</m:t>
-                                </m:r>
-                                <m:r>
-                                  <m:t>5</m:t>
-                                </m:r>
-                              </m:e>
-                              <m:e/>
-                            </m:mr>
-                            <m:mr>
-                              <m:e/>
-                              <m:e/>
-                            </m:mr>
-                          </m:m>
-                        </m:e>
-                      </m:d>
-                    </m:e>
-                  </m:mr>
-                </m:m>
+                <m:eqArr>
+                  <m:e>
+                    <m:r>
+                      <m:t>A</m:t>
+                    </m:r>
+                    <m:r>
+                      <m:t>B</m:t>
+                    </m:r>
+                    <m:r>
+                      <m:t>&amp;</m:t>
+                    </m:r>
+                    <m:r>
+                      <m:rPr>
+                        <m:sty m:val="p"/>
+                      </m:rPr>
+                      <m:t>=</m:t>
+                    </m:r>
+                    <m:d>
+                      <m:dPr>
+                        <m:begChr m:val="["/>
+                        <m:sepChr m:val=""/>
+                        <m:endChr m:val="]"/>
+                        <m:grow/>
+                      </m:dPr>
+                      <m:e>
+                        <m:m>
+                          <m:mPr>
+                            <m:baseJc m:val="center"/>
+                            <m:plcHide m:val="on"/>
+                            <m:mcs>
+                              <m:mc>
+                                <m:mcPr>
+                                  <m:mcJc m:val="center"/>
+                                  <m:count m:val="1"/>
+                                </m:mcPr>
+                              </m:mc>
+                              <m:mc>
+                                <m:mcPr>
+                                  <m:mcJc m:val="center"/>
+                                  <m:count m:val="1"/>
+                                </m:mcPr>
+                              </m:mc>
+                              <m:mc>
+                                <m:mcPr>
+                                  <m:mcJc m:val="center"/>
+                                  <m:count m:val="1"/>
+                                </m:mcPr>
+                              </m:mc>
+                            </m:mcs>
+                          </m:mPr>
+                          <m:mr>
+                            <m:e>
+                              <m:r>
+                                <m:rPr>
+                                  <m:sty m:val="b"/>
+                                </m:rPr>
+                                <m:t>−</m:t>
+                              </m:r>
+                              <m:r>
+                                <m:rPr>
+                                  <m:sty m:val="b"/>
+                                </m:rPr>
+                                <m:t>2</m:t>
+                              </m:r>
+                            </m:e>
+                            <m:e>
+                              <m:r>
+                                <m:rPr>
+                                  <m:sty m:val="b"/>
+                                </m:rPr>
+                                <m:t>1</m:t>
+                              </m:r>
+                            </m:e>
+                            <m:e>
+                              <m:r>
+                                <m:rPr>
+                                  <m:sty m:val="b"/>
+                                </m:rPr>
+                                <m:t>3</m:t>
+                              </m:r>
+                            </m:e>
+                          </m:mr>
+                          <m:mr>
+                            <m:e>
+                              <m:r>
+                                <m:t>4</m:t>
+                              </m:r>
+                            </m:e>
+                            <m:e>
+                              <m:r>
+                                <m:rPr>
+                                  <m:sty m:val="p"/>
+                                </m:rPr>
+                                <m:t>−</m:t>
+                              </m:r>
+                              <m:r>
+                                <m:t>5</m:t>
+                              </m:r>
+                            </m:e>
+                            <m:e>
+                              <m:r>
+                                <m:t>2</m:t>
+                              </m:r>
+                            </m:e>
+                          </m:mr>
+                        </m:m>
+                      </m:e>
+                    </m:d>
+                    <m:d>
+                      <m:dPr>
+                        <m:begChr m:val="["/>
+                        <m:sepChr m:val=""/>
+                        <m:endChr m:val="]"/>
+                        <m:grow/>
+                      </m:dPr>
+                      <m:e>
+                        <m:m>
+                          <m:mPr>
+                            <m:baseJc m:val="center"/>
+                            <m:plcHide m:val="on"/>
+                            <m:mcs>
+                              <m:mc>
+                                <m:mcPr>
+                                  <m:mcJc m:val="center"/>
+                                  <m:count m:val="1"/>
+                                </m:mcPr>
+                              </m:mc>
+                              <m:mc>
+                                <m:mcPr>
+                                  <m:mcJc m:val="center"/>
+                                  <m:count m:val="1"/>
+                                </m:mcPr>
+                              </m:mc>
+                            </m:mcs>
+                          </m:mPr>
+                          <m:mr>
+                            <m:e>
+                              <m:r>
+                                <m:rPr>
+                                  <m:sty m:val="b"/>
+                                </m:rPr>
+                                <m:t>3</m:t>
+                              </m:r>
+                            </m:e>
+                            <m:e>
+                              <m:r>
+                                <m:rPr>
+                                  <m:sty m:val="p"/>
+                                </m:rPr>
+                                <m:t>−</m:t>
+                              </m:r>
+                              <m:r>
+                                <m:t>1</m:t>
+                              </m:r>
+                            </m:e>
+                          </m:mr>
+                          <m:mr>
+                            <m:e>
+                              <m:r>
+                                <m:rPr>
+                                  <m:sty m:val="b"/>
+                                </m:rPr>
+                                <m:t>−</m:t>
+                              </m:r>
+                              <m:r>
+                                <m:rPr>
+                                  <m:sty m:val="b"/>
+                                </m:rPr>
+                                <m:t>2</m:t>
+                              </m:r>
+                            </m:e>
+                            <m:e>
+                              <m:r>
+                                <m:t>5</m:t>
+                              </m:r>
+                            </m:e>
+                          </m:mr>
+                          <m:mr>
+                            <m:e>
+                              <m:r>
+                                <m:rPr>
+                                  <m:sty m:val="b"/>
+                                </m:rPr>
+                                <m:t>1</m:t>
+                              </m:r>
+                            </m:e>
+                            <m:e>
+                              <m:r>
+                                <m:rPr>
+                                  <m:sty m:val="p"/>
+                                </m:rPr>
+                                <m:t>−</m:t>
+                              </m:r>
+                              <m:r>
+                                <m:t>2</m:t>
+                              </m:r>
+                            </m:e>
+                          </m:mr>
+                        </m:m>
+                      </m:e>
+                    </m:d>
+                  </m:e>
+                  <m:e>
+                    <m:r>
+                      <m:t>&amp;</m:t>
+                    </m:r>
+                    <m:r>
+                      <m:rPr>
+                        <m:sty m:val="p"/>
+                      </m:rPr>
+                      <m:t>=</m:t>
+                    </m:r>
+                    <m:d>
+                      <m:dPr>
+                        <m:begChr m:val="["/>
+                        <m:sepChr m:val=""/>
+                        <m:endChr m:val="]"/>
+                        <m:grow/>
+                      </m:dPr>
+                      <m:e>
+                        <m:m>
+                          <m:mPr>
+                            <m:baseJc m:val="center"/>
+                            <m:plcHide m:val="on"/>
+                            <m:mcs>
+                              <m:mc>
+                                <m:mcPr>
+                                  <m:mcJc m:val="center"/>
+                                  <m:count m:val="1"/>
+                                </m:mcPr>
+                              </m:mc>
+                              <m:mc>
+                                <m:mcPr>
+                                  <m:mcJc m:val="center"/>
+                                  <m:count m:val="1"/>
+                                </m:mcPr>
+                              </m:mc>
+                            </m:mcs>
+                          </m:mPr>
+                          <m:mr>
+                            <m:e>
+                              <m:r>
+                                <m:rPr>
+                                  <m:sty m:val="p"/>
+                                </m:rPr>
+                                <m:t>(</m:t>
+                              </m:r>
+                              <m:r>
+                                <m:rPr>
+                                  <m:sty m:val="p"/>
+                                </m:rPr>
+                                <m:t>−</m:t>
+                              </m:r>
+                              <m:r>
+                                <m:t>2</m:t>
+                              </m:r>
+                              <m:r>
+                                <m:rPr>
+                                  <m:sty m:val="p"/>
+                                </m:rPr>
+                                <m:t>)</m:t>
+                              </m:r>
+                              <m:r>
+                                <m:rPr>
+                                  <m:sty m:val="p"/>
+                                </m:rPr>
+                                <m:t>⋅</m:t>
+                              </m:r>
+                              <m:r>
+                                <m:t>3</m:t>
+                              </m:r>
+                              <m:r>
+                                <m:rPr>
+                                  <m:sty m:val="p"/>
+                                </m:rPr>
+                                <m:t>+</m:t>
+                              </m:r>
+                              <m:r>
+                                <m:t>1</m:t>
+                              </m:r>
+                              <m:r>
+                                <m:rPr>
+                                  <m:sty m:val="p"/>
+                                </m:rPr>
+                                <m:t>⋅</m:t>
+                              </m:r>
+                              <m:r>
+                                <m:rPr>
+                                  <m:sty m:val="p"/>
+                                </m:rPr>
+                                <m:t>(</m:t>
+                              </m:r>
+                              <m:r>
+                                <m:rPr>
+                                  <m:sty m:val="p"/>
+                                </m:rPr>
+                                <m:t>−</m:t>
+                              </m:r>
+                              <m:r>
+                                <m:t>2</m:t>
+                              </m:r>
+                              <m:r>
+                                <m:rPr>
+                                  <m:sty m:val="p"/>
+                                </m:rPr>
+                                <m:t>)</m:t>
+                              </m:r>
+                              <m:r>
+                                <m:rPr>
+                                  <m:sty m:val="p"/>
+                                </m:rPr>
+                                <m:t>+</m:t>
+                              </m:r>
+                              <m:r>
+                                <m:t>3</m:t>
+                              </m:r>
+                              <m:r>
+                                <m:rPr>
+                                  <m:sty m:val="p"/>
+                                </m:rPr>
+                                <m:t>⋅</m:t>
+                              </m:r>
+                              <m:r>
+                                <m:t>1</m:t>
+                              </m:r>
+                            </m:e>
+                            <m:e/>
+                          </m:mr>
+                          <m:mr>
+                            <m:e/>
+                            <m:e/>
+                          </m:mr>
+                        </m:m>
+                      </m:e>
+                    </m:d>
+                    <m:r>
+                      <m:rPr>
+                        <m:sty m:val="p"/>
+                      </m:rPr>
+                      <m:t>=</m:t>
+                    </m:r>
+                    <m:d>
+                      <m:dPr>
+                        <m:begChr m:val="["/>
+                        <m:sepChr m:val=""/>
+                        <m:endChr m:val="]"/>
+                        <m:grow/>
+                      </m:dPr>
+                      <m:e>
+                        <m:m>
+                          <m:mPr>
+                            <m:baseJc m:val="center"/>
+                            <m:plcHide m:val="on"/>
+                            <m:mcs>
+                              <m:mc>
+                                <m:mcPr>
+                                  <m:mcJc m:val="center"/>
+                                  <m:count m:val="1"/>
+                                </m:mcPr>
+                              </m:mc>
+                              <m:mc>
+                                <m:mcPr>
+                                  <m:mcJc m:val="center"/>
+                                  <m:count m:val="1"/>
+                                </m:mcPr>
+                              </m:mc>
+                            </m:mcs>
+                          </m:mPr>
+                          <m:mr>
+                            <m:e>
+                              <m:r>
+                                <m:rPr>
+                                  <m:sty m:val="p"/>
+                                </m:rPr>
+                                <m:t>−</m:t>
+                              </m:r>
+                              <m:r>
+                                <m:t>5</m:t>
+                              </m:r>
+                            </m:e>
+                            <m:e/>
+                          </m:mr>
+                          <m:mr>
+                            <m:e/>
+                            <m:e/>
+                          </m:mr>
+                        </m:m>
+                      </m:e>
+                    </m:d>
+                  </m:e>
+                </m:eqArr>
               </m:oMath>
             </m:oMathPara>
           </w:p>
@@ -9220,28 +9216,30 @@
               <w:t xml:space="preserve"> </w:t>
             </w:r>
             <m:oMath>
-              <m:d>
-                <m:dPr>
-                  <m:begChr m:val="("/>
-                  <m:sepChr m:val=""/>
-                  <m:endChr m:val=")"/>
-                  <m:grow/>
-                </m:dPr>
-                <m:e>
-                  <m:r>
-                    <m:t>1</m:t>
-                  </m:r>
-                  <m:r>
-                    <m:rPr>
-                      <m:sty m:val="p"/>
-                    </m:rPr>
-                    <m:t>,</m:t>
-                  </m:r>
-                  <m:r>
-                    <m:t>2</m:t>
-                  </m:r>
-                </m:e>
-              </m:d>
+              <m:r>
+                <m:rPr>
+                  <m:sty m:val="p"/>
+                </m:rPr>
+                <m:t>(</m:t>
+              </m:r>
+              <m:r>
+                <m:t>1</m:t>
+              </m:r>
+              <m:r>
+                <m:rPr>
+                  <m:sty m:val="p"/>
+                </m:rPr>
+                <m:t>,</m:t>
+              </m:r>
+              <m:r>
+                <m:t>2</m:t>
+              </m:r>
+              <m:r>
+                <m:rPr>
+                  <m:sty m:val="p"/>
+                </m:rPr>
+                <m:t>)</m:t>
+              </m:r>
             </m:oMath>
             <w:r>
               <w:t xml:space="preserve">th entry of</w:t>
@@ -9295,442 +9293,429 @@
                 <m:jc m:val="center"/>
               </m:oMathParaPr>
               <m:oMath>
-                <m:m>
-                  <m:mPr>
-                    <m:baseJc m:val="center"/>
-                    <m:plcHide m:val="on"/>
-                    <m:mcs>
-                      <m:mc>
-                        <m:mcPr>
-                          <m:mcJc m:val="right"/>
-                          <m:count m:val="1"/>
-                        </m:mcPr>
-                      </m:mc>
-                      <m:mc>
-                        <m:mcPr>
-                          <m:mcJc m:val="left"/>
-                          <m:count m:val="1"/>
-                        </m:mcPr>
-                      </m:mc>
-                    </m:mcs>
-                  </m:mPr>
-                  <m:mr>
-                    <m:e>
-                      <m:r>
-                        <m:t>A</m:t>
-                      </m:r>
-                      <m:r>
-                        <m:t>B</m:t>
-                      </m:r>
-                    </m:e>
-                    <m:e>
-                      <m:r>
-                        <m:rPr>
-                          <m:sty m:val="p"/>
-                        </m:rPr>
-                        <m:t>=</m:t>
-                      </m:r>
-                      <m:d>
-                        <m:dPr>
-                          <m:begChr m:val="["/>
-                          <m:sepChr m:val=""/>
-                          <m:endChr m:val="]"/>
-                          <m:grow/>
-                        </m:dPr>
-                        <m:e>
-                          <m:m>
-                            <m:mPr>
-                              <m:baseJc m:val="center"/>
-                              <m:plcHide m:val="on"/>
-                              <m:mcs>
-                                <m:mc>
-                                  <m:mcPr>
-                                    <m:mcJc m:val="center"/>
-                                    <m:count m:val="1"/>
-                                  </m:mcPr>
-                                </m:mc>
-                                <m:mc>
-                                  <m:mcPr>
-                                    <m:mcJc m:val="center"/>
-                                    <m:count m:val="1"/>
-                                  </m:mcPr>
-                                </m:mc>
-                                <m:mc>
-                                  <m:mcPr>
-                                    <m:mcJc m:val="center"/>
-                                    <m:count m:val="1"/>
-                                  </m:mcPr>
-                                </m:mc>
-                              </m:mcs>
-                            </m:mPr>
-                            <m:mr>
-                              <m:e>
-                                <m:r>
-                                  <m:rPr>
-                                    <m:sty m:val="b"/>
-                                  </m:rPr>
-                                  <m:t>−</m:t>
-                                </m:r>
-                                <m:r>
-                                  <m:rPr>
-                                    <m:sty m:val="b"/>
-                                  </m:rPr>
-                                  <m:t>2</m:t>
-                                </m:r>
-                              </m:e>
-                              <m:e>
-                                <m:r>
-                                  <m:rPr>
-                                    <m:sty m:val="b"/>
-                                  </m:rPr>
-                                  <m:t>1</m:t>
-                                </m:r>
-                              </m:e>
-                              <m:e>
-                                <m:r>
-                                  <m:rPr>
-                                    <m:sty m:val="b"/>
-                                  </m:rPr>
-                                  <m:t>3</m:t>
-                                </m:r>
-                              </m:e>
-                            </m:mr>
-                            <m:mr>
-                              <m:e>
-                                <m:r>
-                                  <m:t>4</m:t>
-                                </m:r>
-                              </m:e>
-                              <m:e>
-                                <m:r>
-                                  <m:rPr>
-                                    <m:sty m:val="p"/>
-                                  </m:rPr>
-                                  <m:t>−</m:t>
-                                </m:r>
-                                <m:r>
-                                  <m:t>5</m:t>
-                                </m:r>
-                              </m:e>
-                              <m:e>
-                                <m:r>
-                                  <m:t>2</m:t>
-                                </m:r>
-                              </m:e>
-                            </m:mr>
-                          </m:m>
-                        </m:e>
-                      </m:d>
-                      <m:d>
-                        <m:dPr>
-                          <m:begChr m:val="["/>
-                          <m:sepChr m:val=""/>
-                          <m:endChr m:val="]"/>
-                          <m:grow/>
-                        </m:dPr>
-                        <m:e>
-                          <m:m>
-                            <m:mPr>
-                              <m:baseJc m:val="center"/>
-                              <m:plcHide m:val="on"/>
-                              <m:mcs>
-                                <m:mc>
-                                  <m:mcPr>
-                                    <m:mcJc m:val="center"/>
-                                    <m:count m:val="1"/>
-                                  </m:mcPr>
-                                </m:mc>
-                                <m:mc>
-                                  <m:mcPr>
-                                    <m:mcJc m:val="center"/>
-                                    <m:count m:val="1"/>
-                                  </m:mcPr>
-                                </m:mc>
-                              </m:mcs>
-                            </m:mPr>
-                            <m:mr>
-                              <m:e>
-                                <m:r>
-                                  <m:t>3</m:t>
-                                </m:r>
-                              </m:e>
-                              <m:e>
-                                <m:r>
-                                  <m:rPr>
-                                    <m:sty m:val="b"/>
-                                  </m:rPr>
-                                  <m:t>−</m:t>
-                                </m:r>
-                                <m:r>
-                                  <m:rPr>
-                                    <m:sty m:val="b"/>
-                                  </m:rPr>
-                                  <m:t>1</m:t>
-                                </m:r>
-                              </m:e>
-                            </m:mr>
-                            <m:mr>
-                              <m:e>
-                                <m:r>
-                                  <m:rPr>
-                                    <m:sty m:val="p"/>
-                                  </m:rPr>
-                                  <m:t>−</m:t>
-                                </m:r>
-                                <m:r>
-                                  <m:t>2</m:t>
-                                </m:r>
-                              </m:e>
-                              <m:e>
-                                <m:r>
-                                  <m:rPr>
-                                    <m:sty m:val="b"/>
-                                  </m:rPr>
-                                  <m:t>5</m:t>
-                                </m:r>
-                              </m:e>
-                            </m:mr>
-                            <m:mr>
-                              <m:e>
-                                <m:r>
-                                  <m:t>1</m:t>
-                                </m:r>
-                              </m:e>
-                              <m:e>
-                                <m:r>
-                                  <m:rPr>
-                                    <m:sty m:val="b"/>
-                                  </m:rPr>
-                                  <m:t>−</m:t>
-                                </m:r>
-                                <m:r>
-                                  <m:rPr>
-                                    <m:sty m:val="b"/>
-                                  </m:rPr>
-                                  <m:t>2</m:t>
-                                </m:r>
-                              </m:e>
-                            </m:mr>
-                          </m:m>
-                        </m:e>
-                      </m:d>
-                    </m:e>
-                  </m:mr>
-                  <m:mr>
-                    <m:e/>
-                    <m:e>
-                      <m:r>
-                        <m:rPr>
-                          <m:sty m:val="p"/>
-                        </m:rPr>
-                        <m:t>=</m:t>
-                      </m:r>
-                      <m:d>
-                        <m:dPr>
-                          <m:begChr m:val="["/>
-                          <m:sepChr m:val=""/>
-                          <m:endChr m:val="]"/>
-                          <m:grow/>
-                        </m:dPr>
-                        <m:e>
-                          <m:m>
-                            <m:mPr>
-                              <m:baseJc m:val="center"/>
-                              <m:plcHide m:val="on"/>
-                              <m:mcs>
-                                <m:mc>
-                                  <m:mcPr>
-                                    <m:mcJc m:val="center"/>
-                                    <m:count m:val="1"/>
-                                  </m:mcPr>
-                                </m:mc>
-                                <m:mc>
-                                  <m:mcPr>
-                                    <m:mcJc m:val="center"/>
-                                    <m:count m:val="1"/>
-                                  </m:mcPr>
-                                </m:mc>
-                              </m:mcs>
-                            </m:mPr>
-                            <m:mr>
-                              <m:e>
-                                <m:r>
-                                  <m:rPr>
-                                    <m:sty m:val="p"/>
-                                  </m:rPr>
-                                  <m:t>−</m:t>
-                                </m:r>
-                                <m:r>
-                                  <m:t>5</m:t>
-                                </m:r>
-                              </m:e>
-                              <m:e>
-                                <m:d>
-                                  <m:dPr>
-                                    <m:begChr m:val="("/>
-                                    <m:sepChr m:val=""/>
-                                    <m:endChr m:val=")"/>
-                                    <m:grow/>
-                                  </m:dPr>
-                                  <m:e>
-                                    <m:r>
-                                      <m:rPr>
-                                        <m:sty m:val="p"/>
-                                      </m:rPr>
-                                      <m:t>−</m:t>
-                                    </m:r>
-                                    <m:r>
-                                      <m:t>2</m:t>
-                                    </m:r>
-                                  </m:e>
-                                </m:d>
-                                <m:r>
-                                  <m:rPr>
-                                    <m:sty m:val="p"/>
-                                  </m:rPr>
-                                  <m:t>⋅</m:t>
-                                </m:r>
-                                <m:d>
-                                  <m:dPr>
-                                    <m:begChr m:val="("/>
-                                    <m:sepChr m:val=""/>
-                                    <m:endChr m:val=")"/>
-                                    <m:grow/>
-                                  </m:dPr>
-                                  <m:e>
-                                    <m:r>
-                                      <m:rPr>
-                                        <m:sty m:val="p"/>
-                                      </m:rPr>
-                                      <m:t>−</m:t>
-                                    </m:r>
-                                    <m:r>
-                                      <m:t>1</m:t>
-                                    </m:r>
-                                  </m:e>
-                                </m:d>
-                                <m:r>
-                                  <m:rPr>
-                                    <m:sty m:val="p"/>
-                                  </m:rPr>
-                                  <m:t>+</m:t>
-                                </m:r>
-                                <m:r>
-                                  <m:t>1</m:t>
-                                </m:r>
-                                <m:r>
-                                  <m:rPr>
-                                    <m:sty m:val="p"/>
-                                  </m:rPr>
-                                  <m:t>⋅</m:t>
-                                </m:r>
-                                <m:r>
-                                  <m:t>5</m:t>
-                                </m:r>
-                                <m:r>
-                                  <m:rPr>
-                                    <m:sty m:val="p"/>
-                                  </m:rPr>
-                                  <m:t>+</m:t>
-                                </m:r>
-                                <m:r>
-                                  <m:t>3</m:t>
-                                </m:r>
-                                <m:r>
-                                  <m:rPr>
-                                    <m:sty m:val="p"/>
-                                  </m:rPr>
-                                  <m:t>⋅</m:t>
-                                </m:r>
-                                <m:d>
-                                  <m:dPr>
-                                    <m:begChr m:val="("/>
-                                    <m:sepChr m:val=""/>
-                                    <m:endChr m:val=")"/>
-                                    <m:grow/>
-                                  </m:dPr>
-                                  <m:e>
-                                    <m:r>
-                                      <m:rPr>
-                                        <m:sty m:val="p"/>
-                                      </m:rPr>
-                                      <m:t>−</m:t>
-                                    </m:r>
-                                    <m:r>
-                                      <m:t>2</m:t>
-                                    </m:r>
-                                  </m:e>
-                                </m:d>
-                              </m:e>
-                            </m:mr>
-                            <m:mr>
-                              <m:e/>
-                              <m:e/>
-                            </m:mr>
-                          </m:m>
-                        </m:e>
-                      </m:d>
-                      <m:r>
-                        <m:rPr>
-                          <m:sty m:val="p"/>
-                        </m:rPr>
-                        <m:t>=</m:t>
-                      </m:r>
-                      <m:d>
-                        <m:dPr>
-                          <m:begChr m:val="["/>
-                          <m:sepChr m:val=""/>
-                          <m:endChr m:val="]"/>
-                          <m:grow/>
-                        </m:dPr>
-                        <m:e>
-                          <m:m>
-                            <m:mPr>
-                              <m:baseJc m:val="center"/>
-                              <m:plcHide m:val="on"/>
-                              <m:mcs>
-                                <m:mc>
-                                  <m:mcPr>
-                                    <m:mcJc m:val="center"/>
-                                    <m:count m:val="1"/>
-                                  </m:mcPr>
-                                </m:mc>
-                                <m:mc>
-                                  <m:mcPr>
-                                    <m:mcJc m:val="center"/>
-                                    <m:count m:val="1"/>
-                                  </m:mcPr>
-                                </m:mc>
-                              </m:mcs>
-                            </m:mPr>
-                            <m:mr>
-                              <m:e>
-                                <m:r>
-                                  <m:rPr>
-                                    <m:sty m:val="p"/>
-                                  </m:rPr>
-                                  <m:t>−</m:t>
-                                </m:r>
-                                <m:r>
-                                  <m:t>5</m:t>
-                                </m:r>
-                              </m:e>
-                              <m:e>
-                                <m:r>
-                                  <m:t>1</m:t>
-                                </m:r>
-                              </m:e>
-                            </m:mr>
-                            <m:mr>
-                              <m:e/>
-                              <m:e/>
-                            </m:mr>
-                          </m:m>
-                        </m:e>
-                      </m:d>
-                    </m:e>
-                  </m:mr>
-                </m:m>
+                <m:eqArr>
+                  <m:e>
+                    <m:r>
+                      <m:t>A</m:t>
+                    </m:r>
+                    <m:r>
+                      <m:t>B</m:t>
+                    </m:r>
+                    <m:r>
+                      <m:t>&amp;</m:t>
+                    </m:r>
+                    <m:r>
+                      <m:rPr>
+                        <m:sty m:val="p"/>
+                      </m:rPr>
+                      <m:t>=</m:t>
+                    </m:r>
+                    <m:d>
+                      <m:dPr>
+                        <m:begChr m:val="["/>
+                        <m:sepChr m:val=""/>
+                        <m:endChr m:val="]"/>
+                        <m:grow/>
+                      </m:dPr>
+                      <m:e>
+                        <m:m>
+                          <m:mPr>
+                            <m:baseJc m:val="center"/>
+                            <m:plcHide m:val="on"/>
+                            <m:mcs>
+                              <m:mc>
+                                <m:mcPr>
+                                  <m:mcJc m:val="center"/>
+                                  <m:count m:val="1"/>
+                                </m:mcPr>
+                              </m:mc>
+                              <m:mc>
+                                <m:mcPr>
+                                  <m:mcJc m:val="center"/>
+                                  <m:count m:val="1"/>
+                                </m:mcPr>
+                              </m:mc>
+                              <m:mc>
+                                <m:mcPr>
+                                  <m:mcJc m:val="center"/>
+                                  <m:count m:val="1"/>
+                                </m:mcPr>
+                              </m:mc>
+                            </m:mcs>
+                          </m:mPr>
+                          <m:mr>
+                            <m:e>
+                              <m:r>
+                                <m:rPr>
+                                  <m:sty m:val="b"/>
+                                </m:rPr>
+                                <m:t>−</m:t>
+                              </m:r>
+                              <m:r>
+                                <m:rPr>
+                                  <m:sty m:val="b"/>
+                                </m:rPr>
+                                <m:t>2</m:t>
+                              </m:r>
+                            </m:e>
+                            <m:e>
+                              <m:r>
+                                <m:rPr>
+                                  <m:sty m:val="b"/>
+                                </m:rPr>
+                                <m:t>1</m:t>
+                              </m:r>
+                            </m:e>
+                            <m:e>
+                              <m:r>
+                                <m:rPr>
+                                  <m:sty m:val="b"/>
+                                </m:rPr>
+                                <m:t>3</m:t>
+                              </m:r>
+                            </m:e>
+                          </m:mr>
+                          <m:mr>
+                            <m:e>
+                              <m:r>
+                                <m:t>4</m:t>
+                              </m:r>
+                            </m:e>
+                            <m:e>
+                              <m:r>
+                                <m:rPr>
+                                  <m:sty m:val="p"/>
+                                </m:rPr>
+                                <m:t>−</m:t>
+                              </m:r>
+                              <m:r>
+                                <m:t>5</m:t>
+                              </m:r>
+                            </m:e>
+                            <m:e>
+                              <m:r>
+                                <m:t>2</m:t>
+                              </m:r>
+                            </m:e>
+                          </m:mr>
+                        </m:m>
+                      </m:e>
+                    </m:d>
+                    <m:d>
+                      <m:dPr>
+                        <m:begChr m:val="["/>
+                        <m:sepChr m:val=""/>
+                        <m:endChr m:val="]"/>
+                        <m:grow/>
+                      </m:dPr>
+                      <m:e>
+                        <m:m>
+                          <m:mPr>
+                            <m:baseJc m:val="center"/>
+                            <m:plcHide m:val="on"/>
+                            <m:mcs>
+                              <m:mc>
+                                <m:mcPr>
+                                  <m:mcJc m:val="center"/>
+                                  <m:count m:val="1"/>
+                                </m:mcPr>
+                              </m:mc>
+                              <m:mc>
+                                <m:mcPr>
+                                  <m:mcJc m:val="center"/>
+                                  <m:count m:val="1"/>
+                                </m:mcPr>
+                              </m:mc>
+                            </m:mcs>
+                          </m:mPr>
+                          <m:mr>
+                            <m:e>
+                              <m:r>
+                                <m:t>3</m:t>
+                              </m:r>
+                            </m:e>
+                            <m:e>
+                              <m:r>
+                                <m:rPr>
+                                  <m:sty m:val="b"/>
+                                </m:rPr>
+                                <m:t>−</m:t>
+                              </m:r>
+                              <m:r>
+                                <m:rPr>
+                                  <m:sty m:val="b"/>
+                                </m:rPr>
+                                <m:t>1</m:t>
+                              </m:r>
+                            </m:e>
+                          </m:mr>
+                          <m:mr>
+                            <m:e>
+                              <m:r>
+                                <m:rPr>
+                                  <m:sty m:val="p"/>
+                                </m:rPr>
+                                <m:t>−</m:t>
+                              </m:r>
+                              <m:r>
+                                <m:t>2</m:t>
+                              </m:r>
+                            </m:e>
+                            <m:e>
+                              <m:r>
+                                <m:rPr>
+                                  <m:sty m:val="b"/>
+                                </m:rPr>
+                                <m:t>5</m:t>
+                              </m:r>
+                            </m:e>
+                          </m:mr>
+                          <m:mr>
+                            <m:e>
+                              <m:r>
+                                <m:t>1</m:t>
+                              </m:r>
+                            </m:e>
+                            <m:e>
+                              <m:r>
+                                <m:rPr>
+                                  <m:sty m:val="b"/>
+                                </m:rPr>
+                                <m:t>−</m:t>
+                              </m:r>
+                              <m:r>
+                                <m:rPr>
+                                  <m:sty m:val="b"/>
+                                </m:rPr>
+                                <m:t>2</m:t>
+                              </m:r>
+                            </m:e>
+                          </m:mr>
+                        </m:m>
+                      </m:e>
+                    </m:d>
+                  </m:e>
+                  <m:e>
+                    <m:r>
+                      <m:t>&amp;</m:t>
+                    </m:r>
+                    <m:r>
+                      <m:rPr>
+                        <m:sty m:val="p"/>
+                      </m:rPr>
+                      <m:t>=</m:t>
+                    </m:r>
+                    <m:d>
+                      <m:dPr>
+                        <m:begChr m:val="["/>
+                        <m:sepChr m:val=""/>
+                        <m:endChr m:val="]"/>
+                        <m:grow/>
+                      </m:dPr>
+                      <m:e>
+                        <m:m>
+                          <m:mPr>
+                            <m:baseJc m:val="center"/>
+                            <m:plcHide m:val="on"/>
+                            <m:mcs>
+                              <m:mc>
+                                <m:mcPr>
+                                  <m:mcJc m:val="center"/>
+                                  <m:count m:val="1"/>
+                                </m:mcPr>
+                              </m:mc>
+                              <m:mc>
+                                <m:mcPr>
+                                  <m:mcJc m:val="center"/>
+                                  <m:count m:val="1"/>
+                                </m:mcPr>
+                              </m:mc>
+                            </m:mcs>
+                          </m:mPr>
+                          <m:mr>
+                            <m:e>
+                              <m:r>
+                                <m:rPr>
+                                  <m:sty m:val="p"/>
+                                </m:rPr>
+                                <m:t>−</m:t>
+                              </m:r>
+                              <m:r>
+                                <m:t>5</m:t>
+                              </m:r>
+                            </m:e>
+                            <m:e>
+                              <m:r>
+                                <m:rPr>
+                                  <m:sty m:val="p"/>
+                                </m:rPr>
+                                <m:t>(</m:t>
+                              </m:r>
+                              <m:r>
+                                <m:rPr>
+                                  <m:sty m:val="p"/>
+                                </m:rPr>
+                                <m:t>−</m:t>
+                              </m:r>
+                              <m:r>
+                                <m:t>2</m:t>
+                              </m:r>
+                              <m:r>
+                                <m:rPr>
+                                  <m:sty m:val="p"/>
+                                </m:rPr>
+                                <m:t>)</m:t>
+                              </m:r>
+                              <m:r>
+                                <m:rPr>
+                                  <m:sty m:val="p"/>
+                                </m:rPr>
+                                <m:t>⋅</m:t>
+                              </m:r>
+                              <m:r>
+                                <m:rPr>
+                                  <m:sty m:val="p"/>
+                                </m:rPr>
+                                <m:t>(</m:t>
+                              </m:r>
+                              <m:r>
+                                <m:rPr>
+                                  <m:sty m:val="p"/>
+                                </m:rPr>
+                                <m:t>−</m:t>
+                              </m:r>
+                              <m:r>
+                                <m:t>1</m:t>
+                              </m:r>
+                              <m:r>
+                                <m:rPr>
+                                  <m:sty m:val="p"/>
+                                </m:rPr>
+                                <m:t>)</m:t>
+                              </m:r>
+                              <m:r>
+                                <m:rPr>
+                                  <m:sty m:val="p"/>
+                                </m:rPr>
+                                <m:t>+</m:t>
+                              </m:r>
+                              <m:r>
+                                <m:t>1</m:t>
+                              </m:r>
+                              <m:r>
+                                <m:rPr>
+                                  <m:sty m:val="p"/>
+                                </m:rPr>
+                                <m:t>⋅</m:t>
+                              </m:r>
+                              <m:r>
+                                <m:t>5</m:t>
+                              </m:r>
+                              <m:r>
+                                <m:rPr>
+                                  <m:sty m:val="p"/>
+                                </m:rPr>
+                                <m:t>+</m:t>
+                              </m:r>
+                              <m:r>
+                                <m:t>3</m:t>
+                              </m:r>
+                              <m:r>
+                                <m:rPr>
+                                  <m:sty m:val="p"/>
+                                </m:rPr>
+                                <m:t>⋅</m:t>
+                              </m:r>
+                              <m:r>
+                                <m:rPr>
+                                  <m:sty m:val="p"/>
+                                </m:rPr>
+                                <m:t>(</m:t>
+                              </m:r>
+                              <m:r>
+                                <m:rPr>
+                                  <m:sty m:val="p"/>
+                                </m:rPr>
+                                <m:t>−</m:t>
+                              </m:r>
+                              <m:r>
+                                <m:t>2</m:t>
+                              </m:r>
+                              <m:r>
+                                <m:rPr>
+                                  <m:sty m:val="p"/>
+                                </m:rPr>
+                                <m:t>)</m:t>
+                              </m:r>
+                            </m:e>
+                          </m:mr>
+                          <m:mr>
+                            <m:e/>
+                            <m:e/>
+                          </m:mr>
+                        </m:m>
+                      </m:e>
+                    </m:d>
+                    <m:r>
+                      <m:rPr>
+                        <m:sty m:val="p"/>
+                      </m:rPr>
+                      <m:t>=</m:t>
+                    </m:r>
+                    <m:d>
+                      <m:dPr>
+                        <m:begChr m:val="["/>
+                        <m:sepChr m:val=""/>
+                        <m:endChr m:val="]"/>
+                        <m:grow/>
+                      </m:dPr>
+                      <m:e>
+                        <m:m>
+                          <m:mPr>
+                            <m:baseJc m:val="center"/>
+                            <m:plcHide m:val="on"/>
+                            <m:mcs>
+                              <m:mc>
+                                <m:mcPr>
+                                  <m:mcJc m:val="center"/>
+                                  <m:count m:val="1"/>
+                                </m:mcPr>
+                              </m:mc>
+                              <m:mc>
+                                <m:mcPr>
+                                  <m:mcJc m:val="center"/>
+                                  <m:count m:val="1"/>
+                                </m:mcPr>
+                              </m:mc>
+                            </m:mcs>
+                          </m:mPr>
+                          <m:mr>
+                            <m:e>
+                              <m:r>
+                                <m:rPr>
+                                  <m:sty m:val="p"/>
+                                </m:rPr>
+                                <m:t>−</m:t>
+                              </m:r>
+                              <m:r>
+                                <m:t>5</m:t>
+                              </m:r>
+                            </m:e>
+                            <m:e>
+                              <m:r>
+                                <m:t>1</m:t>
+                              </m:r>
+                            </m:e>
+                          </m:mr>
+                          <m:mr>
+                            <m:e/>
+                            <m:e/>
+                          </m:mr>
+                        </m:m>
+                      </m:e>
+                    </m:d>
+                  </m:e>
+                </m:eqArr>
               </m:oMath>
             </m:oMathPara>
           </w:p>
@@ -9745,28 +9730,30 @@
               <w:t xml:space="preserve"> </w:t>
             </w:r>
             <m:oMath>
-              <m:d>
-                <m:dPr>
-                  <m:begChr m:val="("/>
-                  <m:sepChr m:val=""/>
-                  <m:endChr m:val=")"/>
-                  <m:grow/>
-                </m:dPr>
-                <m:e>
-                  <m:r>
-                    <m:t>2</m:t>
-                  </m:r>
-                  <m:r>
-                    <m:rPr>
-                      <m:sty m:val="p"/>
-                    </m:rPr>
-                    <m:t>,</m:t>
-                  </m:r>
-                  <m:r>
-                    <m:t>1</m:t>
-                  </m:r>
-                </m:e>
-              </m:d>
+              <m:r>
+                <m:rPr>
+                  <m:sty m:val="p"/>
+                </m:rPr>
+                <m:t>(</m:t>
+              </m:r>
+              <m:r>
+                <m:t>2</m:t>
+              </m:r>
+              <m:r>
+                <m:rPr>
+                  <m:sty m:val="p"/>
+                </m:rPr>
+                <m:t>,</m:t>
+              </m:r>
+              <m:r>
+                <m:t>1</m:t>
+              </m:r>
+              <m:r>
+                <m:rPr>
+                  <m:sty m:val="p"/>
+                </m:rPr>
+                <m:t>)</m:t>
+              </m:r>
             </m:oMath>
             <w:r>
               <w:t xml:space="preserve">th entry of</w:t>
@@ -9842,434 +9829,419 @@
                 <m:jc m:val="center"/>
               </m:oMathParaPr>
               <m:oMath>
-                <m:m>
-                  <m:mPr>
-                    <m:baseJc m:val="center"/>
-                    <m:plcHide m:val="on"/>
-                    <m:mcs>
-                      <m:mc>
-                        <m:mcPr>
-                          <m:mcJc m:val="right"/>
-                          <m:count m:val="1"/>
-                        </m:mcPr>
-                      </m:mc>
-                      <m:mc>
-                        <m:mcPr>
-                          <m:mcJc m:val="left"/>
-                          <m:count m:val="1"/>
-                        </m:mcPr>
-                      </m:mc>
-                    </m:mcs>
-                  </m:mPr>
-                  <m:mr>
-                    <m:e>
-                      <m:r>
-                        <m:t>A</m:t>
-                      </m:r>
-                      <m:r>
-                        <m:t>B</m:t>
-                      </m:r>
-                    </m:e>
-                    <m:e>
-                      <m:r>
-                        <m:rPr>
-                          <m:sty m:val="p"/>
-                        </m:rPr>
-                        <m:t>=</m:t>
-                      </m:r>
-                      <m:d>
-                        <m:dPr>
-                          <m:begChr m:val="["/>
-                          <m:sepChr m:val=""/>
-                          <m:endChr m:val="]"/>
-                          <m:grow/>
-                        </m:dPr>
-                        <m:e>
-                          <m:m>
-                            <m:mPr>
-                              <m:baseJc m:val="center"/>
-                              <m:plcHide m:val="on"/>
-                              <m:mcs>
-                                <m:mc>
-                                  <m:mcPr>
-                                    <m:mcJc m:val="center"/>
-                                    <m:count m:val="1"/>
-                                  </m:mcPr>
-                                </m:mc>
-                                <m:mc>
-                                  <m:mcPr>
-                                    <m:mcJc m:val="center"/>
-                                    <m:count m:val="1"/>
-                                  </m:mcPr>
-                                </m:mc>
-                                <m:mc>
-                                  <m:mcPr>
-                                    <m:mcJc m:val="center"/>
-                                    <m:count m:val="1"/>
-                                  </m:mcPr>
-                                </m:mc>
-                              </m:mcs>
-                            </m:mPr>
-                            <m:mr>
-                              <m:e>
-                                <m:r>
-                                  <m:rPr>
-                                    <m:sty m:val="p"/>
-                                  </m:rPr>
-                                  <m:t>−</m:t>
-                                </m:r>
-                                <m:r>
-                                  <m:t>2</m:t>
-                                </m:r>
-                              </m:e>
-                              <m:e>
-                                <m:r>
-                                  <m:t>1</m:t>
-                                </m:r>
-                              </m:e>
-                              <m:e>
-                                <m:r>
-                                  <m:t>3</m:t>
-                                </m:r>
-                              </m:e>
-                            </m:mr>
-                            <m:mr>
-                              <m:e>
-                                <m:r>
-                                  <m:rPr>
-                                    <m:sty m:val="b"/>
-                                  </m:rPr>
-                                  <m:t>4</m:t>
-                                </m:r>
-                              </m:e>
-                              <m:e>
-                                <m:r>
-                                  <m:rPr>
-                                    <m:sty m:val="b"/>
-                                  </m:rPr>
-                                  <m:t>−</m:t>
-                                </m:r>
-                                <m:r>
-                                  <m:rPr>
-                                    <m:sty m:val="b"/>
-                                  </m:rPr>
-                                  <m:t>5</m:t>
-                                </m:r>
-                              </m:e>
-                              <m:e>
-                                <m:r>
-                                  <m:rPr>
-                                    <m:sty m:val="b"/>
-                                  </m:rPr>
-                                  <m:t>2</m:t>
-                                </m:r>
-                              </m:e>
-                            </m:mr>
-                          </m:m>
-                        </m:e>
-                      </m:d>
-                      <m:d>
-                        <m:dPr>
-                          <m:begChr m:val="["/>
-                          <m:sepChr m:val=""/>
-                          <m:endChr m:val="]"/>
-                          <m:grow/>
-                        </m:dPr>
-                        <m:e>
-                          <m:m>
-                            <m:mPr>
-                              <m:baseJc m:val="center"/>
-                              <m:plcHide m:val="on"/>
-                              <m:mcs>
-                                <m:mc>
-                                  <m:mcPr>
-                                    <m:mcJc m:val="center"/>
-                                    <m:count m:val="1"/>
-                                  </m:mcPr>
-                                </m:mc>
-                                <m:mc>
-                                  <m:mcPr>
-                                    <m:mcJc m:val="center"/>
-                                    <m:count m:val="1"/>
-                                  </m:mcPr>
-                                </m:mc>
-                              </m:mcs>
-                            </m:mPr>
-                            <m:mr>
-                              <m:e>
-                                <m:r>
-                                  <m:rPr>
-                                    <m:sty m:val="b"/>
-                                  </m:rPr>
-                                  <m:t>3</m:t>
-                                </m:r>
-                              </m:e>
-                              <m:e>
-                                <m:r>
-                                  <m:rPr>
-                                    <m:sty m:val="p"/>
-                                  </m:rPr>
-                                  <m:t>−</m:t>
-                                </m:r>
-                                <m:r>
-                                  <m:t>1</m:t>
-                                </m:r>
-                              </m:e>
-                            </m:mr>
-                            <m:mr>
-                              <m:e>
-                                <m:r>
-                                  <m:rPr>
-                                    <m:sty m:val="b"/>
-                                  </m:rPr>
-                                  <m:t>−</m:t>
-                                </m:r>
-                                <m:r>
-                                  <m:rPr>
-                                    <m:sty m:val="b"/>
-                                  </m:rPr>
-                                  <m:t>2</m:t>
-                                </m:r>
-                              </m:e>
-                              <m:e>
-                                <m:r>
-                                  <m:t>5</m:t>
-                                </m:r>
-                              </m:e>
-                            </m:mr>
-                            <m:mr>
-                              <m:e>
-                                <m:r>
-                                  <m:rPr>
-                                    <m:sty m:val="b"/>
-                                  </m:rPr>
-                                  <m:t>1</m:t>
-                                </m:r>
-                              </m:e>
-                              <m:e>
-                                <m:r>
-                                  <m:rPr>
-                                    <m:sty m:val="p"/>
-                                  </m:rPr>
-                                  <m:t>−</m:t>
-                                </m:r>
-                                <m:r>
-                                  <m:t>2</m:t>
-                                </m:r>
-                              </m:e>
-                            </m:mr>
-                          </m:m>
-                        </m:e>
-                      </m:d>
-                    </m:e>
-                  </m:mr>
-                  <m:mr>
-                    <m:e/>
-                    <m:e>
-                      <m:r>
-                        <m:rPr>
-                          <m:sty m:val="p"/>
-                        </m:rPr>
-                        <m:t>=</m:t>
-                      </m:r>
-                      <m:d>
-                        <m:dPr>
-                          <m:begChr m:val="["/>
-                          <m:sepChr m:val=""/>
-                          <m:endChr m:val="]"/>
-                          <m:grow/>
-                        </m:dPr>
-                        <m:e>
-                          <m:m>
-                            <m:mPr>
-                              <m:baseJc m:val="center"/>
-                              <m:plcHide m:val="on"/>
-                              <m:mcs>
-                                <m:mc>
-                                  <m:mcPr>
-                                    <m:mcJc m:val="center"/>
-                                    <m:count m:val="1"/>
-                                  </m:mcPr>
-                                </m:mc>
-                                <m:mc>
-                                  <m:mcPr>
-                                    <m:mcJc m:val="center"/>
-                                    <m:count m:val="1"/>
-                                  </m:mcPr>
-                                </m:mc>
-                              </m:mcs>
-                            </m:mPr>
-                            <m:mr>
-                              <m:e>
-                                <m:r>
-                                  <m:rPr>
-                                    <m:sty m:val="p"/>
-                                  </m:rPr>
-                                  <m:t>−</m:t>
-                                </m:r>
-                                <m:r>
-                                  <m:t>5</m:t>
-                                </m:r>
-                              </m:e>
-                              <m:e>
-                                <m:r>
-                                  <m:t>1</m:t>
-                                </m:r>
-                              </m:e>
-                            </m:mr>
-                            <m:mr>
-                              <m:e>
-                                <m:r>
-                                  <m:t>4</m:t>
-                                </m:r>
-                                <m:r>
-                                  <m:rPr>
-                                    <m:sty m:val="p"/>
-                                  </m:rPr>
-                                  <m:t>⋅</m:t>
-                                </m:r>
-                                <m:r>
-                                  <m:t>3</m:t>
-                                </m:r>
-                                <m:r>
-                                  <m:rPr>
-                                    <m:sty m:val="p"/>
-                                  </m:rPr>
-                                  <m:t>+</m:t>
-                                </m:r>
-                                <m:d>
-                                  <m:dPr>
-                                    <m:begChr m:val="("/>
-                                    <m:sepChr m:val=""/>
-                                    <m:endChr m:val=")"/>
-                                    <m:grow/>
-                                  </m:dPr>
-                                  <m:e>
-                                    <m:r>
-                                      <m:rPr>
-                                        <m:sty m:val="p"/>
-                                      </m:rPr>
-                                      <m:t>−</m:t>
-                                    </m:r>
-                                    <m:r>
-                                      <m:t>5</m:t>
-                                    </m:r>
-                                  </m:e>
-                                </m:d>
-                                <m:r>
-                                  <m:rPr>
-                                    <m:sty m:val="p"/>
-                                  </m:rPr>
-                                  <m:t>⋅</m:t>
-                                </m:r>
-                                <m:d>
-                                  <m:dPr>
-                                    <m:begChr m:val="("/>
-                                    <m:sepChr m:val=""/>
-                                    <m:endChr m:val=")"/>
-                                    <m:grow/>
-                                  </m:dPr>
-                                  <m:e>
-                                    <m:r>
-                                      <m:rPr>
-                                        <m:sty m:val="p"/>
-                                      </m:rPr>
-                                      <m:t>−</m:t>
-                                    </m:r>
-                                    <m:r>
-                                      <m:t>2</m:t>
-                                    </m:r>
-                                  </m:e>
-                                </m:d>
-                                <m:r>
-                                  <m:rPr>
-                                    <m:sty m:val="p"/>
-                                  </m:rPr>
-                                  <m:t>+</m:t>
-                                </m:r>
-                                <m:r>
-                                  <m:t>2</m:t>
-                                </m:r>
-                                <m:r>
-                                  <m:rPr>
-                                    <m:sty m:val="p"/>
-                                  </m:rPr>
-                                  <m:t>⋅</m:t>
-                                </m:r>
-                                <m:r>
-                                  <m:t>1</m:t>
-                                </m:r>
-                              </m:e>
-                              <m:e/>
-                            </m:mr>
-                          </m:m>
-                        </m:e>
-                      </m:d>
-                      <m:r>
-                        <m:rPr>
-                          <m:sty m:val="p"/>
-                        </m:rPr>
-                        <m:t>=</m:t>
-                      </m:r>
-                      <m:d>
-                        <m:dPr>
-                          <m:begChr m:val="["/>
-                          <m:sepChr m:val=""/>
-                          <m:endChr m:val="]"/>
-                          <m:grow/>
-                        </m:dPr>
-                        <m:e>
-                          <m:m>
-                            <m:mPr>
-                              <m:baseJc m:val="center"/>
-                              <m:plcHide m:val="on"/>
-                              <m:mcs>
-                                <m:mc>
-                                  <m:mcPr>
-                                    <m:mcJc m:val="center"/>
-                                    <m:count m:val="1"/>
-                                  </m:mcPr>
-                                </m:mc>
-                                <m:mc>
-                                  <m:mcPr>
-                                    <m:mcJc m:val="center"/>
-                                    <m:count m:val="1"/>
-                                  </m:mcPr>
-                                </m:mc>
-                              </m:mcs>
-                            </m:mPr>
-                            <m:mr>
-                              <m:e>
-                                <m:r>
-                                  <m:rPr>
-                                    <m:sty m:val="p"/>
-                                  </m:rPr>
-                                  <m:t>−</m:t>
-                                </m:r>
-                                <m:r>
-                                  <m:t>5</m:t>
-                                </m:r>
-                              </m:e>
-                              <m:e>
-                                <m:r>
-                                  <m:t>1</m:t>
-                                </m:r>
-                              </m:e>
-                            </m:mr>
-                            <m:mr>
-                              <m:e>
-                                <m:r>
-                                  <m:t>24</m:t>
-                                </m:r>
-                              </m:e>
-                              <m:e/>
-                            </m:mr>
-                          </m:m>
-                        </m:e>
-                      </m:d>
-                    </m:e>
-                  </m:mr>
-                </m:m>
+                <m:eqArr>
+                  <m:e>
+                    <m:r>
+                      <m:t>A</m:t>
+                    </m:r>
+                    <m:r>
+                      <m:t>B</m:t>
+                    </m:r>
+                    <m:r>
+                      <m:t>&amp;</m:t>
+                    </m:r>
+                    <m:r>
+                      <m:rPr>
+                        <m:sty m:val="p"/>
+                      </m:rPr>
+                      <m:t>=</m:t>
+                    </m:r>
+                    <m:d>
+                      <m:dPr>
+                        <m:begChr m:val="["/>
+                        <m:sepChr m:val=""/>
+                        <m:endChr m:val="]"/>
+                        <m:grow/>
+                      </m:dPr>
+                      <m:e>
+                        <m:m>
+                          <m:mPr>
+                            <m:baseJc m:val="center"/>
+                            <m:plcHide m:val="on"/>
+                            <m:mcs>
+                              <m:mc>
+                                <m:mcPr>
+                                  <m:mcJc m:val="center"/>
+                                  <m:count m:val="1"/>
+                                </m:mcPr>
+                              </m:mc>
+                              <m:mc>
+                                <m:mcPr>
+                                  <m:mcJc m:val="center"/>
+                                  <m:count m:val="1"/>
+                                </m:mcPr>
+                              </m:mc>
+                              <m:mc>
+                                <m:mcPr>
+                                  <m:mcJc m:val="center"/>
+                                  <m:count m:val="1"/>
+                                </m:mcPr>
+                              </m:mc>
+                            </m:mcs>
+                          </m:mPr>
+                          <m:mr>
+                            <m:e>
+                              <m:r>
+                                <m:rPr>
+                                  <m:sty m:val="p"/>
+                                </m:rPr>
+                                <m:t>−</m:t>
+                              </m:r>
+                              <m:r>
+                                <m:t>2</m:t>
+                              </m:r>
+                            </m:e>
+                            <m:e>
+                              <m:r>
+                                <m:t>1</m:t>
+                              </m:r>
+                            </m:e>
+                            <m:e>
+                              <m:r>
+                                <m:t>3</m:t>
+                              </m:r>
+                            </m:e>
+                          </m:mr>
+                          <m:mr>
+                            <m:e>
+                              <m:r>
+                                <m:rPr>
+                                  <m:sty m:val="b"/>
+                                </m:rPr>
+                                <m:t>4</m:t>
+                              </m:r>
+                            </m:e>
+                            <m:e>
+                              <m:r>
+                                <m:rPr>
+                                  <m:sty m:val="b"/>
+                                </m:rPr>
+                                <m:t>−</m:t>
+                              </m:r>
+                              <m:r>
+                                <m:rPr>
+                                  <m:sty m:val="b"/>
+                                </m:rPr>
+                                <m:t>5</m:t>
+                              </m:r>
+                            </m:e>
+                            <m:e>
+                              <m:r>
+                                <m:rPr>
+                                  <m:sty m:val="b"/>
+                                </m:rPr>
+                                <m:t>2</m:t>
+                              </m:r>
+                            </m:e>
+                          </m:mr>
+                        </m:m>
+                      </m:e>
+                    </m:d>
+                    <m:d>
+                      <m:dPr>
+                        <m:begChr m:val="["/>
+                        <m:sepChr m:val=""/>
+                        <m:endChr m:val="]"/>
+                        <m:grow/>
+                      </m:dPr>
+                      <m:e>
+                        <m:m>
+                          <m:mPr>
+                            <m:baseJc m:val="center"/>
+                            <m:plcHide m:val="on"/>
+                            <m:mcs>
+                              <m:mc>
+                                <m:mcPr>
+                                  <m:mcJc m:val="center"/>
+                                  <m:count m:val="1"/>
+                                </m:mcPr>
+                              </m:mc>
+                              <m:mc>
+                                <m:mcPr>
+                                  <m:mcJc m:val="center"/>
+                                  <m:count m:val="1"/>
+                                </m:mcPr>
+                              </m:mc>
+                            </m:mcs>
+                          </m:mPr>
+                          <m:mr>
+                            <m:e>
+                              <m:r>
+                                <m:rPr>
+                                  <m:sty m:val="b"/>
+                                </m:rPr>
+                                <m:t>3</m:t>
+                              </m:r>
+                            </m:e>
+                            <m:e>
+                              <m:r>
+                                <m:rPr>
+                                  <m:sty m:val="p"/>
+                                </m:rPr>
+                                <m:t>−</m:t>
+                              </m:r>
+                              <m:r>
+                                <m:t>1</m:t>
+                              </m:r>
+                            </m:e>
+                          </m:mr>
+                          <m:mr>
+                            <m:e>
+                              <m:r>
+                                <m:rPr>
+                                  <m:sty m:val="b"/>
+                                </m:rPr>
+                                <m:t>−</m:t>
+                              </m:r>
+                              <m:r>
+                                <m:rPr>
+                                  <m:sty m:val="b"/>
+                                </m:rPr>
+                                <m:t>2</m:t>
+                              </m:r>
+                            </m:e>
+                            <m:e>
+                              <m:r>
+                                <m:t>5</m:t>
+                              </m:r>
+                            </m:e>
+                          </m:mr>
+                          <m:mr>
+                            <m:e>
+                              <m:r>
+                                <m:rPr>
+                                  <m:sty m:val="b"/>
+                                </m:rPr>
+                                <m:t>1</m:t>
+                              </m:r>
+                            </m:e>
+                            <m:e>
+                              <m:r>
+                                <m:rPr>
+                                  <m:sty m:val="p"/>
+                                </m:rPr>
+                                <m:t>−</m:t>
+                              </m:r>
+                              <m:r>
+                                <m:t>2</m:t>
+                              </m:r>
+                            </m:e>
+                          </m:mr>
+                        </m:m>
+                      </m:e>
+                    </m:d>
+                  </m:e>
+                  <m:e>
+                    <m:r>
+                      <m:t>&amp;</m:t>
+                    </m:r>
+                    <m:r>
+                      <m:rPr>
+                        <m:sty m:val="p"/>
+                      </m:rPr>
+                      <m:t>=</m:t>
+                    </m:r>
+                    <m:d>
+                      <m:dPr>
+                        <m:begChr m:val="["/>
+                        <m:sepChr m:val=""/>
+                        <m:endChr m:val="]"/>
+                        <m:grow/>
+                      </m:dPr>
+                      <m:e>
+                        <m:m>
+                          <m:mPr>
+                            <m:baseJc m:val="center"/>
+                            <m:plcHide m:val="on"/>
+                            <m:mcs>
+                              <m:mc>
+                                <m:mcPr>
+                                  <m:mcJc m:val="center"/>
+                                  <m:count m:val="1"/>
+                                </m:mcPr>
+                              </m:mc>
+                              <m:mc>
+                                <m:mcPr>
+                                  <m:mcJc m:val="center"/>
+                                  <m:count m:val="1"/>
+                                </m:mcPr>
+                              </m:mc>
+                            </m:mcs>
+                          </m:mPr>
+                          <m:mr>
+                            <m:e>
+                              <m:r>
+                                <m:rPr>
+                                  <m:sty m:val="p"/>
+                                </m:rPr>
+                                <m:t>−</m:t>
+                              </m:r>
+                              <m:r>
+                                <m:t>5</m:t>
+                              </m:r>
+                            </m:e>
+                            <m:e>
+                              <m:r>
+                                <m:t>1</m:t>
+                              </m:r>
+                            </m:e>
+                          </m:mr>
+                          <m:mr>
+                            <m:e>
+                              <m:r>
+                                <m:t>4</m:t>
+                              </m:r>
+                              <m:r>
+                                <m:rPr>
+                                  <m:sty m:val="p"/>
+                                </m:rPr>
+                                <m:t>⋅</m:t>
+                              </m:r>
+                              <m:r>
+                                <m:t>3</m:t>
+                              </m:r>
+                              <m:r>
+                                <m:rPr>
+                                  <m:sty m:val="p"/>
+                                </m:rPr>
+                                <m:t>+</m:t>
+                              </m:r>
+                              <m:r>
+                                <m:rPr>
+                                  <m:sty m:val="p"/>
+                                </m:rPr>
+                                <m:t>(</m:t>
+                              </m:r>
+                              <m:r>
+                                <m:rPr>
+                                  <m:sty m:val="p"/>
+                                </m:rPr>
+                                <m:t>−</m:t>
+                              </m:r>
+                              <m:r>
+                                <m:t>5</m:t>
+                              </m:r>
+                              <m:r>
+                                <m:rPr>
+                                  <m:sty m:val="p"/>
+                                </m:rPr>
+                                <m:t>)</m:t>
+                              </m:r>
+                              <m:r>
+                                <m:rPr>
+                                  <m:sty m:val="p"/>
+                                </m:rPr>
+                                <m:t>⋅</m:t>
+                              </m:r>
+                              <m:r>
+                                <m:rPr>
+                                  <m:sty m:val="p"/>
+                                </m:rPr>
+                                <m:t>(</m:t>
+                              </m:r>
+                              <m:r>
+                                <m:rPr>
+                                  <m:sty m:val="p"/>
+                                </m:rPr>
+                                <m:t>−</m:t>
+                              </m:r>
+                              <m:r>
+                                <m:t>2</m:t>
+                              </m:r>
+                              <m:r>
+                                <m:rPr>
+                                  <m:sty m:val="p"/>
+                                </m:rPr>
+                                <m:t>)</m:t>
+                              </m:r>
+                              <m:r>
+                                <m:rPr>
+                                  <m:sty m:val="p"/>
+                                </m:rPr>
+                                <m:t>+</m:t>
+                              </m:r>
+                              <m:r>
+                                <m:t>2</m:t>
+                              </m:r>
+                              <m:r>
+                                <m:rPr>
+                                  <m:sty m:val="p"/>
+                                </m:rPr>
+                                <m:t>⋅</m:t>
+                              </m:r>
+                              <m:r>
+                                <m:t>1</m:t>
+                              </m:r>
+                            </m:e>
+                            <m:e/>
+                          </m:mr>
+                        </m:m>
+                      </m:e>
+                    </m:d>
+                    <m:r>
+                      <m:rPr>
+                        <m:sty m:val="p"/>
+                      </m:rPr>
+                      <m:t>=</m:t>
+                    </m:r>
+                    <m:d>
+                      <m:dPr>
+                        <m:begChr m:val="["/>
+                        <m:sepChr m:val=""/>
+                        <m:endChr m:val="]"/>
+                        <m:grow/>
+                      </m:dPr>
+                      <m:e>
+                        <m:m>
+                          <m:mPr>
+                            <m:baseJc m:val="center"/>
+                            <m:plcHide m:val="on"/>
+                            <m:mcs>
+                              <m:mc>
+                                <m:mcPr>
+                                  <m:mcJc m:val="center"/>
+                                  <m:count m:val="1"/>
+                                </m:mcPr>
+                              </m:mc>
+                              <m:mc>
+                                <m:mcPr>
+                                  <m:mcJc m:val="center"/>
+                                  <m:count m:val="1"/>
+                                </m:mcPr>
+                              </m:mc>
+                            </m:mcs>
+                          </m:mPr>
+                          <m:mr>
+                            <m:e>
+                              <m:r>
+                                <m:rPr>
+                                  <m:sty m:val="p"/>
+                                </m:rPr>
+                                <m:t>−</m:t>
+                              </m:r>
+                              <m:r>
+                                <m:t>5</m:t>
+                              </m:r>
+                            </m:e>
+                            <m:e>
+                              <m:r>
+                                <m:t>1</m:t>
+                              </m:r>
+                            </m:e>
+                          </m:mr>
+                          <m:mr>
+                            <m:e>
+                              <m:r>
+                                <m:t>24</m:t>
+                              </m:r>
+                            </m:e>
+                            <m:e/>
+                          </m:mr>
+                        </m:m>
+                      </m:e>
+                    </m:d>
+                  </m:e>
+                </m:eqArr>
               </m:oMath>
             </m:oMathPara>
           </w:p>
@@ -10284,28 +10256,30 @@
               <w:t xml:space="preserve"> </w:t>
             </w:r>
             <m:oMath>
-              <m:d>
-                <m:dPr>
-                  <m:begChr m:val="("/>
-                  <m:sepChr m:val=""/>
-                  <m:endChr m:val=")"/>
-                  <m:grow/>
-                </m:dPr>
-                <m:e>
-                  <m:r>
-                    <m:t>2</m:t>
-                  </m:r>
-                  <m:r>
-                    <m:rPr>
-                      <m:sty m:val="p"/>
-                    </m:rPr>
-                    <m:t>,</m:t>
-                  </m:r>
-                  <m:r>
-                    <m:t>2</m:t>
-                  </m:r>
-                </m:e>
-              </m:d>
+              <m:r>
+                <m:rPr>
+                  <m:sty m:val="p"/>
+                </m:rPr>
+                <m:t>(</m:t>
+              </m:r>
+              <m:r>
+                <m:t>2</m:t>
+              </m:r>
+              <m:r>
+                <m:rPr>
+                  <m:sty m:val="p"/>
+                </m:rPr>
+                <m:t>,</m:t>
+              </m:r>
+              <m:r>
+                <m:t>2</m:t>
+              </m:r>
+              <m:r>
+                <m:rPr>
+                  <m:sty m:val="p"/>
+                </m:rPr>
+                <m:t>)</m:t>
+              </m:r>
             </m:oMath>
             <w:r>
               <w:t xml:space="preserve">th entry of</w:t>
@@ -10381,464 +10355,451 @@
                 <m:jc m:val="center"/>
               </m:oMathParaPr>
               <m:oMath>
-                <m:m>
-                  <m:mPr>
-                    <m:baseJc m:val="center"/>
-                    <m:plcHide m:val="on"/>
-                    <m:mcs>
-                      <m:mc>
-                        <m:mcPr>
-                          <m:mcJc m:val="right"/>
-                          <m:count m:val="1"/>
-                        </m:mcPr>
-                      </m:mc>
-                      <m:mc>
-                        <m:mcPr>
-                          <m:mcJc m:val="left"/>
-                          <m:count m:val="1"/>
-                        </m:mcPr>
-                      </m:mc>
-                    </m:mcs>
-                  </m:mPr>
-                  <m:mr>
-                    <m:e>
-                      <m:r>
-                        <m:t>A</m:t>
-                      </m:r>
-                      <m:r>
-                        <m:t>B</m:t>
-                      </m:r>
-                    </m:e>
-                    <m:e>
-                      <m:r>
-                        <m:rPr>
-                          <m:sty m:val="p"/>
-                        </m:rPr>
-                        <m:t>=</m:t>
-                      </m:r>
-                      <m:d>
-                        <m:dPr>
-                          <m:begChr m:val="["/>
-                          <m:sepChr m:val=""/>
-                          <m:endChr m:val="]"/>
-                          <m:grow/>
-                        </m:dPr>
-                        <m:e>
-                          <m:m>
-                            <m:mPr>
-                              <m:baseJc m:val="center"/>
-                              <m:plcHide m:val="on"/>
-                              <m:mcs>
-                                <m:mc>
-                                  <m:mcPr>
-                                    <m:mcJc m:val="center"/>
-                                    <m:count m:val="1"/>
-                                  </m:mcPr>
-                                </m:mc>
-                                <m:mc>
-                                  <m:mcPr>
-                                    <m:mcJc m:val="center"/>
-                                    <m:count m:val="1"/>
-                                  </m:mcPr>
-                                </m:mc>
-                                <m:mc>
-                                  <m:mcPr>
-                                    <m:mcJc m:val="center"/>
-                                    <m:count m:val="1"/>
-                                  </m:mcPr>
-                                </m:mc>
-                              </m:mcs>
-                            </m:mPr>
-                            <m:mr>
-                              <m:e>
-                                <m:r>
-                                  <m:rPr>
-                                    <m:sty m:val="p"/>
-                                  </m:rPr>
-                                  <m:t>−</m:t>
-                                </m:r>
-                                <m:r>
-                                  <m:t>2</m:t>
-                                </m:r>
-                              </m:e>
-                              <m:e>
-                                <m:r>
-                                  <m:t>1</m:t>
-                                </m:r>
-                              </m:e>
-                              <m:e>
-                                <m:r>
-                                  <m:t>3</m:t>
-                                </m:r>
-                              </m:e>
-                            </m:mr>
-                            <m:mr>
-                              <m:e>
-                                <m:r>
-                                  <m:rPr>
-                                    <m:sty m:val="b"/>
-                                  </m:rPr>
-                                  <m:t>4</m:t>
-                                </m:r>
-                              </m:e>
-                              <m:e>
-                                <m:r>
-                                  <m:rPr>
-                                    <m:sty m:val="b"/>
-                                  </m:rPr>
-                                  <m:t>−</m:t>
-                                </m:r>
-                                <m:r>
-                                  <m:rPr>
-                                    <m:sty m:val="b"/>
-                                  </m:rPr>
-                                  <m:t>5</m:t>
-                                </m:r>
-                              </m:e>
-                              <m:e>
-                                <m:r>
-                                  <m:rPr>
-                                    <m:sty m:val="b"/>
-                                  </m:rPr>
-                                  <m:t>2</m:t>
-                                </m:r>
-                              </m:e>
-                            </m:mr>
-                          </m:m>
-                        </m:e>
-                      </m:d>
-                      <m:d>
-                        <m:dPr>
-                          <m:begChr m:val="["/>
-                          <m:sepChr m:val=""/>
-                          <m:endChr m:val="]"/>
-                          <m:grow/>
-                        </m:dPr>
-                        <m:e>
-                          <m:m>
-                            <m:mPr>
-                              <m:baseJc m:val="center"/>
-                              <m:plcHide m:val="on"/>
-                              <m:mcs>
-                                <m:mc>
-                                  <m:mcPr>
-                                    <m:mcJc m:val="center"/>
-                                    <m:count m:val="1"/>
-                                  </m:mcPr>
-                                </m:mc>
-                                <m:mc>
-                                  <m:mcPr>
-                                    <m:mcJc m:val="center"/>
-                                    <m:count m:val="1"/>
-                                  </m:mcPr>
-                                </m:mc>
-                              </m:mcs>
-                            </m:mPr>
-                            <m:mr>
-                              <m:e>
-                                <m:r>
-                                  <m:t>3</m:t>
-                                </m:r>
-                              </m:e>
-                              <m:e>
-                                <m:r>
-                                  <m:rPr>
-                                    <m:sty m:val="b"/>
-                                  </m:rPr>
-                                  <m:t>−</m:t>
-                                </m:r>
-                                <m:r>
-                                  <m:rPr>
-                                    <m:sty m:val="b"/>
-                                  </m:rPr>
-                                  <m:t>1</m:t>
-                                </m:r>
-                              </m:e>
-                            </m:mr>
-                            <m:mr>
-                              <m:e>
-                                <m:r>
-                                  <m:rPr>
-                                    <m:sty m:val="p"/>
-                                  </m:rPr>
-                                  <m:t>−</m:t>
-                                </m:r>
-                                <m:r>
-                                  <m:t>2</m:t>
-                                </m:r>
-                              </m:e>
-                              <m:e>
-                                <m:r>
-                                  <m:rPr>
-                                    <m:sty m:val="b"/>
-                                  </m:rPr>
-                                  <m:t>5</m:t>
-                                </m:r>
-                              </m:e>
-                            </m:mr>
-                            <m:mr>
-                              <m:e>
-                                <m:r>
-                                  <m:t>1</m:t>
-                                </m:r>
-                              </m:e>
-                              <m:e>
-                                <m:r>
-                                  <m:rPr>
-                                    <m:sty m:val="b"/>
-                                  </m:rPr>
-                                  <m:t>−</m:t>
-                                </m:r>
-                                <m:r>
-                                  <m:rPr>
-                                    <m:sty m:val="b"/>
-                                  </m:rPr>
-                                  <m:t>2</m:t>
-                                </m:r>
-                              </m:e>
-                            </m:mr>
-                          </m:m>
-                        </m:e>
-                      </m:d>
-                    </m:e>
-                  </m:mr>
-                  <m:mr>
-                    <m:e/>
-                    <m:e>
-                      <m:r>
-                        <m:rPr>
-                          <m:sty m:val="p"/>
-                        </m:rPr>
-                        <m:t>=</m:t>
-                      </m:r>
-                      <m:d>
-                        <m:dPr>
-                          <m:begChr m:val="["/>
-                          <m:sepChr m:val=""/>
-                          <m:endChr m:val="]"/>
-                          <m:grow/>
-                        </m:dPr>
-                        <m:e>
-                          <m:m>
-                            <m:mPr>
-                              <m:baseJc m:val="center"/>
-                              <m:plcHide m:val="on"/>
-                              <m:mcs>
-                                <m:mc>
-                                  <m:mcPr>
-                                    <m:mcJc m:val="center"/>
-                                    <m:count m:val="1"/>
-                                  </m:mcPr>
-                                </m:mc>
-                                <m:mc>
-                                  <m:mcPr>
-                                    <m:mcJc m:val="center"/>
-                                    <m:count m:val="1"/>
-                                  </m:mcPr>
-                                </m:mc>
-                              </m:mcs>
-                            </m:mPr>
-                            <m:mr>
-                              <m:e>
-                                <m:r>
-                                  <m:rPr>
-                                    <m:sty m:val="p"/>
-                                  </m:rPr>
-                                  <m:t>−</m:t>
-                                </m:r>
-                                <m:r>
-                                  <m:t>5</m:t>
-                                </m:r>
-                              </m:e>
-                              <m:e>
-                                <m:r>
-                                  <m:t>1</m:t>
-                                </m:r>
-                              </m:e>
-                            </m:mr>
-                            <m:mr>
-                              <m:e>
-                                <m:r>
-                                  <m:t>24</m:t>
-                                </m:r>
-                              </m:e>
-                              <m:e>
-                                <m:r>
-                                  <m:t>4</m:t>
-                                </m:r>
-                                <m:r>
-                                  <m:rPr>
-                                    <m:sty m:val="p"/>
-                                  </m:rPr>
-                                  <m:t>⋅</m:t>
-                                </m:r>
-                                <m:d>
-                                  <m:dPr>
-                                    <m:begChr m:val="("/>
-                                    <m:sepChr m:val=""/>
-                                    <m:endChr m:val=")"/>
-                                    <m:grow/>
-                                  </m:dPr>
-                                  <m:e>
-                                    <m:r>
-                                      <m:rPr>
-                                        <m:sty m:val="p"/>
-                                      </m:rPr>
-                                      <m:t>−</m:t>
-                                    </m:r>
-                                    <m:r>
-                                      <m:t>1</m:t>
-                                    </m:r>
-                                  </m:e>
-                                </m:d>
-                                <m:r>
-                                  <m:rPr>
-                                    <m:sty m:val="p"/>
-                                  </m:rPr>
-                                  <m:t>+</m:t>
-                                </m:r>
-                                <m:d>
-                                  <m:dPr>
-                                    <m:begChr m:val="("/>
-                                    <m:sepChr m:val=""/>
-                                    <m:endChr m:val=")"/>
-                                    <m:grow/>
-                                  </m:dPr>
-                                  <m:e>
-                                    <m:r>
-                                      <m:rPr>
-                                        <m:sty m:val="p"/>
-                                      </m:rPr>
-                                      <m:t>−</m:t>
-                                    </m:r>
-                                    <m:r>
-                                      <m:t>5</m:t>
-                                    </m:r>
-                                  </m:e>
-                                </m:d>
-                                <m:r>
-                                  <m:rPr>
-                                    <m:sty m:val="p"/>
-                                  </m:rPr>
-                                  <m:t>⋅</m:t>
-                                </m:r>
-                                <m:r>
-                                  <m:t>5</m:t>
-                                </m:r>
-                                <m:r>
-                                  <m:rPr>
-                                    <m:sty m:val="p"/>
-                                  </m:rPr>
-                                  <m:t>+</m:t>
-                                </m:r>
-                                <m:r>
-                                  <m:t>2</m:t>
-                                </m:r>
-                                <m:r>
-                                  <m:rPr>
-                                    <m:sty m:val="p"/>
-                                  </m:rPr>
-                                  <m:t>⋅</m:t>
-                                </m:r>
-                                <m:d>
-                                  <m:dPr>
-                                    <m:begChr m:val="("/>
-                                    <m:sepChr m:val=""/>
-                                    <m:endChr m:val=")"/>
-                                    <m:grow/>
-                                  </m:dPr>
-                                  <m:e>
-                                    <m:r>
-                                      <m:rPr>
-                                        <m:sty m:val="p"/>
-                                      </m:rPr>
-                                      <m:t>−</m:t>
-                                    </m:r>
-                                    <m:r>
-                                      <m:t>2</m:t>
-                                    </m:r>
-                                  </m:e>
-                                </m:d>
-                              </m:e>
-                            </m:mr>
-                          </m:m>
-                        </m:e>
-                      </m:d>
-                      <m:r>
-                        <m:rPr>
-                          <m:sty m:val="p"/>
-                        </m:rPr>
-                        <m:t>=</m:t>
-                      </m:r>
-                      <m:d>
-                        <m:dPr>
-                          <m:begChr m:val="["/>
-                          <m:sepChr m:val=""/>
-                          <m:endChr m:val="]"/>
-                          <m:grow/>
-                        </m:dPr>
-                        <m:e>
-                          <m:m>
-                            <m:mPr>
-                              <m:baseJc m:val="center"/>
-                              <m:plcHide m:val="on"/>
-                              <m:mcs>
-                                <m:mc>
-                                  <m:mcPr>
-                                    <m:mcJc m:val="center"/>
-                                    <m:count m:val="1"/>
-                                  </m:mcPr>
-                                </m:mc>
-                                <m:mc>
-                                  <m:mcPr>
-                                    <m:mcJc m:val="center"/>
-                                    <m:count m:val="1"/>
-                                  </m:mcPr>
-                                </m:mc>
-                              </m:mcs>
-                            </m:mPr>
-                            <m:mr>
-                              <m:e>
-                                <m:r>
-                                  <m:rPr>
-                                    <m:sty m:val="p"/>
-                                  </m:rPr>
-                                  <m:t>−</m:t>
-                                </m:r>
-                                <m:r>
-                                  <m:t>5</m:t>
-                                </m:r>
-                              </m:e>
-                              <m:e>
-                                <m:r>
-                                  <m:t>1</m:t>
-                                </m:r>
-                              </m:e>
-                            </m:mr>
-                            <m:mr>
-                              <m:e>
-                                <m:r>
-                                  <m:t>24</m:t>
-                                </m:r>
-                              </m:e>
-                              <m:e>
-                                <m:r>
-                                  <m:rPr>
-                                    <m:sty m:val="p"/>
-                                  </m:rPr>
-                                  <m:t>−</m:t>
-                                </m:r>
-                                <m:r>
-                                  <m:t>33</m:t>
-                                </m:r>
-                              </m:e>
-                            </m:mr>
-                          </m:m>
-                        </m:e>
-                      </m:d>
-                    </m:e>
-                  </m:mr>
-                </m:m>
+                <m:eqArr>
+                  <m:e>
+                    <m:r>
+                      <m:t>A</m:t>
+                    </m:r>
+                    <m:r>
+                      <m:t>B</m:t>
+                    </m:r>
+                    <m:r>
+                      <m:t>&amp;</m:t>
+                    </m:r>
+                    <m:r>
+                      <m:rPr>
+                        <m:sty m:val="p"/>
+                      </m:rPr>
+                      <m:t>=</m:t>
+                    </m:r>
+                    <m:d>
+                      <m:dPr>
+                        <m:begChr m:val="["/>
+                        <m:sepChr m:val=""/>
+                        <m:endChr m:val="]"/>
+                        <m:grow/>
+                      </m:dPr>
+                      <m:e>
+                        <m:m>
+                          <m:mPr>
+                            <m:baseJc m:val="center"/>
+                            <m:plcHide m:val="on"/>
+                            <m:mcs>
+                              <m:mc>
+                                <m:mcPr>
+                                  <m:mcJc m:val="center"/>
+                                  <m:count m:val="1"/>
+                                </m:mcPr>
+                              </m:mc>
+                              <m:mc>
+                                <m:mcPr>
+                                  <m:mcJc m:val="center"/>
+                                  <m:count m:val="1"/>
+                                </m:mcPr>
+                              </m:mc>
+                              <m:mc>
+                                <m:mcPr>
+                                  <m:mcJc m:val="center"/>
+                                  <m:count m:val="1"/>
+                                </m:mcPr>
+                              </m:mc>
+                            </m:mcs>
+                          </m:mPr>
+                          <m:mr>
+                            <m:e>
+                              <m:r>
+                                <m:rPr>
+                                  <m:sty m:val="p"/>
+                                </m:rPr>
+                                <m:t>−</m:t>
+                              </m:r>
+                              <m:r>
+                                <m:t>2</m:t>
+                              </m:r>
+                            </m:e>
+                            <m:e>
+                              <m:r>
+                                <m:t>1</m:t>
+                              </m:r>
+                            </m:e>
+                            <m:e>
+                              <m:r>
+                                <m:t>3</m:t>
+                              </m:r>
+                            </m:e>
+                          </m:mr>
+                          <m:mr>
+                            <m:e>
+                              <m:r>
+                                <m:rPr>
+                                  <m:sty m:val="b"/>
+                                </m:rPr>
+                                <m:t>4</m:t>
+                              </m:r>
+                            </m:e>
+                            <m:e>
+                              <m:r>
+                                <m:rPr>
+                                  <m:sty m:val="b"/>
+                                </m:rPr>
+                                <m:t>−</m:t>
+                              </m:r>
+                              <m:r>
+                                <m:rPr>
+                                  <m:sty m:val="b"/>
+                                </m:rPr>
+                                <m:t>5</m:t>
+                              </m:r>
+                            </m:e>
+                            <m:e>
+                              <m:r>
+                                <m:rPr>
+                                  <m:sty m:val="b"/>
+                                </m:rPr>
+                                <m:t>2</m:t>
+                              </m:r>
+                            </m:e>
+                          </m:mr>
+                        </m:m>
+                      </m:e>
+                    </m:d>
+                    <m:d>
+                      <m:dPr>
+                        <m:begChr m:val="["/>
+                        <m:sepChr m:val=""/>
+                        <m:endChr m:val="]"/>
+                        <m:grow/>
+                      </m:dPr>
+                      <m:e>
+                        <m:m>
+                          <m:mPr>
+                            <m:baseJc m:val="center"/>
+                            <m:plcHide m:val="on"/>
+                            <m:mcs>
+                              <m:mc>
+                                <m:mcPr>
+                                  <m:mcJc m:val="center"/>
+                                  <m:count m:val="1"/>
+                                </m:mcPr>
+                              </m:mc>
+                              <m:mc>
+                                <m:mcPr>
+                                  <m:mcJc m:val="center"/>
+                                  <m:count m:val="1"/>
+                                </m:mcPr>
+                              </m:mc>
+                            </m:mcs>
+                          </m:mPr>
+                          <m:mr>
+                            <m:e>
+                              <m:r>
+                                <m:t>3</m:t>
+                              </m:r>
+                            </m:e>
+                            <m:e>
+                              <m:r>
+                                <m:rPr>
+                                  <m:sty m:val="b"/>
+                                </m:rPr>
+                                <m:t>−</m:t>
+                              </m:r>
+                              <m:r>
+                                <m:rPr>
+                                  <m:sty m:val="b"/>
+                                </m:rPr>
+                                <m:t>1</m:t>
+                              </m:r>
+                            </m:e>
+                          </m:mr>
+                          <m:mr>
+                            <m:e>
+                              <m:r>
+                                <m:rPr>
+                                  <m:sty m:val="p"/>
+                                </m:rPr>
+                                <m:t>−</m:t>
+                              </m:r>
+                              <m:r>
+                                <m:t>2</m:t>
+                              </m:r>
+                            </m:e>
+                            <m:e>
+                              <m:r>
+                                <m:rPr>
+                                  <m:sty m:val="b"/>
+                                </m:rPr>
+                                <m:t>5</m:t>
+                              </m:r>
+                            </m:e>
+                          </m:mr>
+                          <m:mr>
+                            <m:e>
+                              <m:r>
+                                <m:t>1</m:t>
+                              </m:r>
+                            </m:e>
+                            <m:e>
+                              <m:r>
+                                <m:rPr>
+                                  <m:sty m:val="b"/>
+                                </m:rPr>
+                                <m:t>−</m:t>
+                              </m:r>
+                              <m:r>
+                                <m:rPr>
+                                  <m:sty m:val="b"/>
+                                </m:rPr>
+                                <m:t>2</m:t>
+                              </m:r>
+                            </m:e>
+                          </m:mr>
+                        </m:m>
+                      </m:e>
+                    </m:d>
+                  </m:e>
+                  <m:e>
+                    <m:r>
+                      <m:t>&amp;</m:t>
+                    </m:r>
+                    <m:r>
+                      <m:rPr>
+                        <m:sty m:val="p"/>
+                      </m:rPr>
+                      <m:t>=</m:t>
+                    </m:r>
+                    <m:d>
+                      <m:dPr>
+                        <m:begChr m:val="["/>
+                        <m:sepChr m:val=""/>
+                        <m:endChr m:val="]"/>
+                        <m:grow/>
+                      </m:dPr>
+                      <m:e>
+                        <m:m>
+                          <m:mPr>
+                            <m:baseJc m:val="center"/>
+                            <m:plcHide m:val="on"/>
+                            <m:mcs>
+                              <m:mc>
+                                <m:mcPr>
+                                  <m:mcJc m:val="center"/>
+                                  <m:count m:val="1"/>
+                                </m:mcPr>
+                              </m:mc>
+                              <m:mc>
+                                <m:mcPr>
+                                  <m:mcJc m:val="center"/>
+                                  <m:count m:val="1"/>
+                                </m:mcPr>
+                              </m:mc>
+                            </m:mcs>
+                          </m:mPr>
+                          <m:mr>
+                            <m:e>
+                              <m:r>
+                                <m:rPr>
+                                  <m:sty m:val="p"/>
+                                </m:rPr>
+                                <m:t>−</m:t>
+                              </m:r>
+                              <m:r>
+                                <m:t>5</m:t>
+                              </m:r>
+                            </m:e>
+                            <m:e>
+                              <m:r>
+                                <m:t>1</m:t>
+                              </m:r>
+                            </m:e>
+                          </m:mr>
+                          <m:mr>
+                            <m:e>
+                              <m:r>
+                                <m:t>24</m:t>
+                              </m:r>
+                            </m:e>
+                            <m:e>
+                              <m:r>
+                                <m:t>4</m:t>
+                              </m:r>
+                              <m:r>
+                                <m:rPr>
+                                  <m:sty m:val="p"/>
+                                </m:rPr>
+                                <m:t>⋅</m:t>
+                              </m:r>
+                              <m:r>
+                                <m:rPr>
+                                  <m:sty m:val="p"/>
+                                </m:rPr>
+                                <m:t>(</m:t>
+                              </m:r>
+                              <m:r>
+                                <m:rPr>
+                                  <m:sty m:val="p"/>
+                                </m:rPr>
+                                <m:t>−</m:t>
+                              </m:r>
+                              <m:r>
+                                <m:t>1</m:t>
+                              </m:r>
+                              <m:r>
+                                <m:rPr>
+                                  <m:sty m:val="p"/>
+                                </m:rPr>
+                                <m:t>)</m:t>
+                              </m:r>
+                              <m:r>
+                                <m:rPr>
+                                  <m:sty m:val="p"/>
+                                </m:rPr>
+                                <m:t>+</m:t>
+                              </m:r>
+                              <m:r>
+                                <m:rPr>
+                                  <m:sty m:val="p"/>
+                                </m:rPr>
+                                <m:t>(</m:t>
+                              </m:r>
+                              <m:r>
+                                <m:rPr>
+                                  <m:sty m:val="p"/>
+                                </m:rPr>
+                                <m:t>−</m:t>
+                              </m:r>
+                              <m:r>
+                                <m:t>5</m:t>
+                              </m:r>
+                              <m:r>
+                                <m:rPr>
+                                  <m:sty m:val="p"/>
+                                </m:rPr>
+                                <m:t>)</m:t>
+                              </m:r>
+                              <m:r>
+                                <m:rPr>
+                                  <m:sty m:val="p"/>
+                                </m:rPr>
+                                <m:t>⋅</m:t>
+                              </m:r>
+                              <m:r>
+                                <m:t>5</m:t>
+                              </m:r>
+                              <m:r>
+                                <m:rPr>
+                                  <m:sty m:val="p"/>
+                                </m:rPr>
+                                <m:t>+</m:t>
+                              </m:r>
+                              <m:r>
+                                <m:t>2</m:t>
+                              </m:r>
+                              <m:r>
+                                <m:rPr>
+                                  <m:sty m:val="p"/>
+                                </m:rPr>
+                                <m:t>⋅</m:t>
+                              </m:r>
+                              <m:r>
+                                <m:rPr>
+                                  <m:sty m:val="p"/>
+                                </m:rPr>
+                                <m:t>(</m:t>
+                              </m:r>
+                              <m:r>
+                                <m:rPr>
+                                  <m:sty m:val="p"/>
+                                </m:rPr>
+                                <m:t>−</m:t>
+                              </m:r>
+                              <m:r>
+                                <m:t>2</m:t>
+                              </m:r>
+                              <m:r>
+                                <m:rPr>
+                                  <m:sty m:val="p"/>
+                                </m:rPr>
+                                <m:t>)</m:t>
+                              </m:r>
+                            </m:e>
+                          </m:mr>
+                        </m:m>
+                      </m:e>
+                    </m:d>
+                    <m:r>
+                      <m:rPr>
+                        <m:sty m:val="p"/>
+                      </m:rPr>
+                      <m:t>=</m:t>
+                    </m:r>
+                    <m:d>
+                      <m:dPr>
+                        <m:begChr m:val="["/>
+                        <m:sepChr m:val=""/>
+                        <m:endChr m:val="]"/>
+                        <m:grow/>
+                      </m:dPr>
+                      <m:e>
+                        <m:m>
+                          <m:mPr>
+                            <m:baseJc m:val="center"/>
+                            <m:plcHide m:val="on"/>
+                            <m:mcs>
+                              <m:mc>
+                                <m:mcPr>
+                                  <m:mcJc m:val="center"/>
+                                  <m:count m:val="1"/>
+                                </m:mcPr>
+                              </m:mc>
+                              <m:mc>
+                                <m:mcPr>
+                                  <m:mcJc m:val="center"/>
+                                  <m:count m:val="1"/>
+                                </m:mcPr>
+                              </m:mc>
+                            </m:mcs>
+                          </m:mPr>
+                          <m:mr>
+                            <m:e>
+                              <m:r>
+                                <m:rPr>
+                                  <m:sty m:val="p"/>
+                                </m:rPr>
+                                <m:t>−</m:t>
+                              </m:r>
+                              <m:r>
+                                <m:t>5</m:t>
+                              </m:r>
+                            </m:e>
+                            <m:e>
+                              <m:r>
+                                <m:t>1</m:t>
+                              </m:r>
+                            </m:e>
+                          </m:mr>
+                          <m:mr>
+                            <m:e>
+                              <m:r>
+                                <m:t>24</m:t>
+                              </m:r>
+                            </m:e>
+                            <m:e>
+                              <m:r>
+                                <m:rPr>
+                                  <m:sty m:val="p"/>
+                                </m:rPr>
+                                <m:t>−</m:t>
+                              </m:r>
+                              <m:r>
+                                <m:t>33</m:t>
+                              </m:r>
+                            </m:e>
+                          </m:mr>
+                        </m:m>
+                      </m:e>
+                    </m:d>
+                  </m:e>
+                </m:eqArr>
               </m:oMath>
             </m:oMathPara>
           </w:p>
@@ -10900,25 +10861,27 @@
                       </m:mPr>
                       <m:mr>
                         <m:e>
-                          <m:d>
-                            <m:dPr>
-                              <m:begChr m:val="("/>
-                              <m:sepChr m:val=""/>
-                              <m:endChr m:val=")"/>
-                              <m:grow/>
-                            </m:dPr>
-                            <m:e>
-                              <m:r>
-                                <m:rPr>
-                                  <m:sty m:val="p"/>
-                                </m:rPr>
-                                <m:t>−</m:t>
-                              </m:r>
-                              <m:r>
-                                <m:t>2</m:t>
-                              </m:r>
-                            </m:e>
-                          </m:d>
+                          <m:r>
+                            <m:rPr>
+                              <m:sty m:val="p"/>
+                            </m:rPr>
+                            <m:t>(</m:t>
+                          </m:r>
+                          <m:r>
+                            <m:rPr>
+                              <m:sty m:val="p"/>
+                            </m:rPr>
+                            <m:t>−</m:t>
+                          </m:r>
+                          <m:r>
+                            <m:t>2</m:t>
+                          </m:r>
+                          <m:r>
+                            <m:rPr>
+                              <m:sty m:val="p"/>
+                            </m:rPr>
+                            <m:t>)</m:t>
+                          </m:r>
                           <m:r>
                             <m:rPr>
                               <m:sty m:val="p"/>
@@ -10943,25 +10906,27 @@
                             </m:rPr>
                             <m:t>⋅</m:t>
                           </m:r>
-                          <m:d>
-                            <m:dPr>
-                              <m:begChr m:val="("/>
-                              <m:sepChr m:val=""/>
-                              <m:endChr m:val=")"/>
-                              <m:grow/>
-                            </m:dPr>
-                            <m:e>
-                              <m:r>
-                                <m:rPr>
-                                  <m:sty m:val="p"/>
-                                </m:rPr>
-                                <m:t>−</m:t>
-                              </m:r>
-                              <m:r>
-                                <m:t>2</m:t>
-                              </m:r>
-                            </m:e>
-                          </m:d>
+                          <m:r>
+                            <m:rPr>
+                              <m:sty m:val="p"/>
+                            </m:rPr>
+                            <m:t>(</m:t>
+                          </m:r>
+                          <m:r>
+                            <m:rPr>
+                              <m:sty m:val="p"/>
+                            </m:rPr>
+                            <m:t>−</m:t>
+                          </m:r>
+                          <m:r>
+                            <m:t>2</m:t>
+                          </m:r>
+                          <m:r>
+                            <m:rPr>
+                              <m:sty m:val="p"/>
+                            </m:rPr>
+                            <m:t>)</m:t>
+                          </m:r>
                           <m:r>
                             <m:rPr>
                               <m:sty m:val="p"/>
@@ -10982,50 +10947,54 @@
                           </m:r>
                         </m:e>
                         <m:e>
-                          <m:d>
-                            <m:dPr>
-                              <m:begChr m:val="("/>
-                              <m:sepChr m:val=""/>
-                              <m:endChr m:val=")"/>
-                              <m:grow/>
-                            </m:dPr>
-                            <m:e>
-                              <m:r>
-                                <m:rPr>
-                                  <m:sty m:val="p"/>
-                                </m:rPr>
-                                <m:t>−</m:t>
-                              </m:r>
-                              <m:r>
-                                <m:t>2</m:t>
-                              </m:r>
-                            </m:e>
-                          </m:d>
+                          <m:r>
+                            <m:rPr>
+                              <m:sty m:val="p"/>
+                            </m:rPr>
+                            <m:t>(</m:t>
+                          </m:r>
+                          <m:r>
+                            <m:rPr>
+                              <m:sty m:val="p"/>
+                            </m:rPr>
+                            <m:t>−</m:t>
+                          </m:r>
+                          <m:r>
+                            <m:t>2</m:t>
+                          </m:r>
+                          <m:r>
+                            <m:rPr>
+                              <m:sty m:val="p"/>
+                            </m:rPr>
+                            <m:t>)</m:t>
+                          </m:r>
                           <m:r>
                             <m:rPr>
                               <m:sty m:val="p"/>
                             </m:rPr>
                             <m:t>⋅</m:t>
                           </m:r>
-                          <m:d>
-                            <m:dPr>
-                              <m:begChr m:val="("/>
-                              <m:sepChr m:val=""/>
-                              <m:endChr m:val=")"/>
-                              <m:grow/>
-                            </m:dPr>
-                            <m:e>
-                              <m:r>
-                                <m:rPr>
-                                  <m:sty m:val="p"/>
-                                </m:rPr>
-                                <m:t>−</m:t>
-                              </m:r>
-                              <m:r>
-                                <m:t>1</m:t>
-                              </m:r>
-                            </m:e>
-                          </m:d>
+                          <m:r>
+                            <m:rPr>
+                              <m:sty m:val="p"/>
+                            </m:rPr>
+                            <m:t>(</m:t>
+                          </m:r>
+                          <m:r>
+                            <m:rPr>
+                              <m:sty m:val="p"/>
+                            </m:rPr>
+                            <m:t>−</m:t>
+                          </m:r>
+                          <m:r>
+                            <m:t>1</m:t>
+                          </m:r>
+                          <m:r>
+                            <m:rPr>
+                              <m:sty m:val="p"/>
+                            </m:rPr>
+                            <m:t>)</m:t>
+                          </m:r>
                           <m:r>
                             <m:rPr>
                               <m:sty m:val="p"/>
@@ -11059,25 +11028,27 @@
                             </m:rPr>
                             <m:t>⋅</m:t>
                           </m:r>
-                          <m:d>
-                            <m:dPr>
-                              <m:begChr m:val="("/>
-                              <m:sepChr m:val=""/>
-                              <m:endChr m:val=")"/>
-                              <m:grow/>
-                            </m:dPr>
-                            <m:e>
-                              <m:r>
-                                <m:rPr>
-                                  <m:sty m:val="p"/>
-                                </m:rPr>
-                                <m:t>−</m:t>
-                              </m:r>
-                              <m:r>
-                                <m:t>2</m:t>
-                              </m:r>
-                            </m:e>
-                          </m:d>
+                          <m:r>
+                            <m:rPr>
+                              <m:sty m:val="p"/>
+                            </m:rPr>
+                            <m:t>(</m:t>
+                          </m:r>
+                          <m:r>
+                            <m:rPr>
+                              <m:sty m:val="p"/>
+                            </m:rPr>
+                            <m:t>−</m:t>
+                          </m:r>
+                          <m:r>
+                            <m:t>2</m:t>
+                          </m:r>
+                          <m:r>
+                            <m:rPr>
+                              <m:sty m:val="p"/>
+                            </m:rPr>
+                            <m:t>)</m:t>
+                          </m:r>
                         </m:e>
                       </m:mr>
                       <m:mr>
@@ -11100,50 +11071,54 @@
                             </m:rPr>
                             <m:t>+</m:t>
                           </m:r>
-                          <m:d>
-                            <m:dPr>
-                              <m:begChr m:val="("/>
-                              <m:sepChr m:val=""/>
-                              <m:endChr m:val=")"/>
-                              <m:grow/>
-                            </m:dPr>
-                            <m:e>
-                              <m:r>
-                                <m:rPr>
-                                  <m:sty m:val="p"/>
-                                </m:rPr>
-                                <m:t>−</m:t>
-                              </m:r>
-                              <m:r>
-                                <m:t>5</m:t>
-                              </m:r>
-                            </m:e>
-                          </m:d>
+                          <m:r>
+                            <m:rPr>
+                              <m:sty m:val="p"/>
+                            </m:rPr>
+                            <m:t>(</m:t>
+                          </m:r>
+                          <m:r>
+                            <m:rPr>
+                              <m:sty m:val="p"/>
+                            </m:rPr>
+                            <m:t>−</m:t>
+                          </m:r>
+                          <m:r>
+                            <m:t>5</m:t>
+                          </m:r>
+                          <m:r>
+                            <m:rPr>
+                              <m:sty m:val="p"/>
+                            </m:rPr>
+                            <m:t>)</m:t>
+                          </m:r>
                           <m:r>
                             <m:rPr>
                               <m:sty m:val="p"/>
                             </m:rPr>
                             <m:t>⋅</m:t>
                           </m:r>
-                          <m:d>
-                            <m:dPr>
-                              <m:begChr m:val="("/>
-                              <m:sepChr m:val=""/>
-                              <m:endChr m:val=")"/>
-                              <m:grow/>
-                            </m:dPr>
-                            <m:e>
-                              <m:r>
-                                <m:rPr>
-                                  <m:sty m:val="p"/>
-                                </m:rPr>
-                                <m:t>−</m:t>
-                              </m:r>
-                              <m:r>
-                                <m:t>2</m:t>
-                              </m:r>
-                            </m:e>
-                          </m:d>
+                          <m:r>
+                            <m:rPr>
+                              <m:sty m:val="p"/>
+                            </m:rPr>
+                            <m:t>(</m:t>
+                          </m:r>
+                          <m:r>
+                            <m:rPr>
+                              <m:sty m:val="p"/>
+                            </m:rPr>
+                            <m:t>−</m:t>
+                          </m:r>
+                          <m:r>
+                            <m:t>2</m:t>
+                          </m:r>
+                          <m:r>
+                            <m:rPr>
+                              <m:sty m:val="p"/>
+                            </m:rPr>
+                            <m:t>)</m:t>
+                          </m:r>
                           <m:r>
                             <m:rPr>
                               <m:sty m:val="p"/>
@@ -11173,50 +11148,54 @@
                             </m:rPr>
                             <m:t>⋅</m:t>
                           </m:r>
-                          <m:d>
-                            <m:dPr>
-                              <m:begChr m:val="("/>
-                              <m:sepChr m:val=""/>
-                              <m:endChr m:val=")"/>
-                              <m:grow/>
-                            </m:dPr>
-                            <m:e>
-                              <m:r>
-                                <m:rPr>
-                                  <m:sty m:val="p"/>
-                                </m:rPr>
-                                <m:t>−</m:t>
-                              </m:r>
-                              <m:r>
-                                <m:t>1</m:t>
-                              </m:r>
-                            </m:e>
-                          </m:d>
+                          <m:r>
+                            <m:rPr>
+                              <m:sty m:val="p"/>
+                            </m:rPr>
+                            <m:t>(</m:t>
+                          </m:r>
+                          <m:r>
+                            <m:rPr>
+                              <m:sty m:val="p"/>
+                            </m:rPr>
+                            <m:t>−</m:t>
+                          </m:r>
+                          <m:r>
+                            <m:t>1</m:t>
+                          </m:r>
+                          <m:r>
+                            <m:rPr>
+                              <m:sty m:val="p"/>
+                            </m:rPr>
+                            <m:t>)</m:t>
+                          </m:r>
                           <m:r>
                             <m:rPr>
                               <m:sty m:val="p"/>
                             </m:rPr>
                             <m:t>+</m:t>
                           </m:r>
-                          <m:d>
-                            <m:dPr>
-                              <m:begChr m:val="("/>
-                              <m:sepChr m:val=""/>
-                              <m:endChr m:val=")"/>
-                              <m:grow/>
-                            </m:dPr>
-                            <m:e>
-                              <m:r>
-                                <m:rPr>
-                                  <m:sty m:val="p"/>
-                                </m:rPr>
-                                <m:t>−</m:t>
-                              </m:r>
-                              <m:r>
-                                <m:t>5</m:t>
-                              </m:r>
-                            </m:e>
-                          </m:d>
+                          <m:r>
+                            <m:rPr>
+                              <m:sty m:val="p"/>
+                            </m:rPr>
+                            <m:t>(</m:t>
+                          </m:r>
+                          <m:r>
+                            <m:rPr>
+                              <m:sty m:val="p"/>
+                            </m:rPr>
+                            <m:t>−</m:t>
+                          </m:r>
+                          <m:r>
+                            <m:t>5</m:t>
+                          </m:r>
+                          <m:r>
+                            <m:rPr>
+                              <m:sty m:val="p"/>
+                            </m:rPr>
+                            <m:t>)</m:t>
+                          </m:r>
                           <m:r>
                             <m:rPr>
                               <m:sty m:val="p"/>
@@ -11241,25 +11220,27 @@
                             </m:rPr>
                             <m:t>⋅</m:t>
                           </m:r>
-                          <m:d>
-                            <m:dPr>
-                              <m:begChr m:val="("/>
-                              <m:sepChr m:val=""/>
-                              <m:endChr m:val=")"/>
-                              <m:grow/>
-                            </m:dPr>
-                            <m:e>
-                              <m:r>
-                                <m:rPr>
-                                  <m:sty m:val="p"/>
-                                </m:rPr>
-                                <m:t>−</m:t>
-                              </m:r>
-                              <m:r>
-                                <m:t>2</m:t>
-                              </m:r>
-                            </m:e>
-                          </m:d>
+                          <m:r>
+                            <m:rPr>
+                              <m:sty m:val="p"/>
+                            </m:rPr>
+                            <m:t>(</m:t>
+                          </m:r>
+                          <m:r>
+                            <m:rPr>
+                              <m:sty m:val="p"/>
+                            </m:rPr>
+                            <m:t>−</m:t>
+                          </m:r>
+                          <m:r>
+                            <m:t>2</m:t>
+                          </m:r>
+                          <m:r>
+                            <m:rPr>
+                              <m:sty m:val="p"/>
+                            </m:rPr>
+                            <m:t>)</m:t>
+                          </m:r>
                         </m:e>
                       </m:mr>
                     </m:m>
@@ -11538,50 +11519,54 @@
                             </m:rPr>
                             <m:t>⋅</m:t>
                           </m:r>
-                          <m:d>
-                            <m:dPr>
-                              <m:begChr m:val="("/>
-                              <m:sepChr m:val=""/>
-                              <m:endChr m:val=")"/>
-                              <m:grow/>
-                            </m:dPr>
-                            <m:e>
-                              <m:r>
-                                <m:rPr>
-                                  <m:sty m:val="p"/>
-                                </m:rPr>
-                                <m:t>−</m:t>
-                              </m:r>
-                              <m:r>
-                                <m:t>2</m:t>
-                              </m:r>
-                            </m:e>
-                          </m:d>
+                          <m:r>
+                            <m:rPr>
+                              <m:sty m:val="p"/>
+                            </m:rPr>
+                            <m:t>(</m:t>
+                          </m:r>
+                          <m:r>
+                            <m:rPr>
+                              <m:sty m:val="p"/>
+                            </m:rPr>
+                            <m:t>−</m:t>
+                          </m:r>
+                          <m:r>
+                            <m:t>2</m:t>
+                          </m:r>
+                          <m:r>
+                            <m:rPr>
+                              <m:sty m:val="p"/>
+                            </m:rPr>
+                            <m:t>)</m:t>
+                          </m:r>
                           <m:r>
                             <m:rPr>
                               <m:sty m:val="p"/>
                             </m:rPr>
                             <m:t>+</m:t>
                           </m:r>
-                          <m:d>
-                            <m:dPr>
-                              <m:begChr m:val="("/>
-                              <m:sepChr m:val=""/>
-                              <m:endChr m:val=")"/>
-                              <m:grow/>
-                            </m:dPr>
-                            <m:e>
-                              <m:r>
-                                <m:rPr>
-                                  <m:sty m:val="p"/>
-                                </m:rPr>
-                                <m:t>−</m:t>
-                              </m:r>
-                              <m:r>
-                                <m:t>1</m:t>
-                              </m:r>
-                            </m:e>
-                          </m:d>
+                          <m:r>
+                            <m:rPr>
+                              <m:sty m:val="p"/>
+                            </m:rPr>
+                            <m:t>(</m:t>
+                          </m:r>
+                          <m:r>
+                            <m:rPr>
+                              <m:sty m:val="p"/>
+                            </m:rPr>
+                            <m:t>−</m:t>
+                          </m:r>
+                          <m:r>
+                            <m:t>1</m:t>
+                          </m:r>
+                          <m:r>
+                            <m:rPr>
+                              <m:sty m:val="p"/>
+                            </m:rPr>
+                            <m:t>)</m:t>
+                          </m:r>
                           <m:r>
                             <m:rPr>
                               <m:sty m:val="p"/>
@@ -11611,50 +11596,54 @@
                             </m:rPr>
                             <m:t>+</m:t>
                           </m:r>
-                          <m:d>
-                            <m:dPr>
-                              <m:begChr m:val="("/>
-                              <m:sepChr m:val=""/>
-                              <m:endChr m:val=")"/>
-                              <m:grow/>
-                            </m:dPr>
-                            <m:e>
-                              <m:r>
-                                <m:rPr>
-                                  <m:sty m:val="p"/>
-                                </m:rPr>
-                                <m:t>−</m:t>
-                              </m:r>
-                              <m:r>
-                                <m:t>1</m:t>
-                              </m:r>
-                            </m:e>
-                          </m:d>
+                          <m:r>
+                            <m:rPr>
+                              <m:sty m:val="p"/>
+                            </m:rPr>
+                            <m:t>(</m:t>
+                          </m:r>
+                          <m:r>
+                            <m:rPr>
+                              <m:sty m:val="p"/>
+                            </m:rPr>
+                            <m:t>−</m:t>
+                          </m:r>
+                          <m:r>
+                            <m:t>1</m:t>
+                          </m:r>
+                          <m:r>
+                            <m:rPr>
+                              <m:sty m:val="p"/>
+                            </m:rPr>
+                            <m:t>)</m:t>
+                          </m:r>
                           <m:r>
                             <m:rPr>
                               <m:sty m:val="p"/>
                             </m:rPr>
                             <m:t>⋅</m:t>
                           </m:r>
-                          <m:d>
-                            <m:dPr>
-                              <m:begChr m:val="("/>
-                              <m:sepChr m:val=""/>
-                              <m:endChr m:val=")"/>
-                              <m:grow/>
-                            </m:dPr>
-                            <m:e>
-                              <m:r>
-                                <m:rPr>
-                                  <m:sty m:val="p"/>
-                                </m:rPr>
-                                <m:t>−</m:t>
-                              </m:r>
-                              <m:r>
-                                <m:t>5</m:t>
-                              </m:r>
-                            </m:e>
-                          </m:d>
+                          <m:r>
+                            <m:rPr>
+                              <m:sty m:val="p"/>
+                            </m:rPr>
+                            <m:t>(</m:t>
+                          </m:r>
+                          <m:r>
+                            <m:rPr>
+                              <m:sty m:val="p"/>
+                            </m:rPr>
+                            <m:t>−</m:t>
+                          </m:r>
+                          <m:r>
+                            <m:t>5</m:t>
+                          </m:r>
+                          <m:r>
+                            <m:rPr>
+                              <m:sty m:val="p"/>
+                            </m:rPr>
+                            <m:t>)</m:t>
+                          </m:r>
                         </m:e>
                         <m:e>
                           <m:r>
@@ -11675,25 +11664,27 @@
                             </m:rPr>
                             <m:t>+</m:t>
                           </m:r>
-                          <m:d>
-                            <m:dPr>
-                              <m:begChr m:val="("/>
-                              <m:sepChr m:val=""/>
-                              <m:endChr m:val=")"/>
-                              <m:grow/>
-                            </m:dPr>
-                            <m:e>
-                              <m:r>
-                                <m:rPr>
-                                  <m:sty m:val="p"/>
-                                </m:rPr>
-                                <m:t>−</m:t>
-                              </m:r>
-                              <m:r>
-                                <m:t>1</m:t>
-                              </m:r>
-                            </m:e>
-                          </m:d>
+                          <m:r>
+                            <m:rPr>
+                              <m:sty m:val="p"/>
+                            </m:rPr>
+                            <m:t>(</m:t>
+                          </m:r>
+                          <m:r>
+                            <m:rPr>
+                              <m:sty m:val="p"/>
+                            </m:rPr>
+                            <m:t>−</m:t>
+                          </m:r>
+                          <m:r>
+                            <m:t>1</m:t>
+                          </m:r>
+                          <m:r>
+                            <m:rPr>
+                              <m:sty m:val="p"/>
+                            </m:rPr>
+                            <m:t>)</m:t>
+                          </m:r>
                           <m:r>
                             <m:rPr>
                               <m:sty m:val="p"/>
@@ -11707,50 +11698,54 @@
                       </m:mr>
                       <m:mr>
                         <m:e>
-                          <m:d>
-                            <m:dPr>
-                              <m:begChr m:val="("/>
-                              <m:sepChr m:val=""/>
-                              <m:endChr m:val=")"/>
-                              <m:grow/>
-                            </m:dPr>
-                            <m:e>
-                              <m:r>
-                                <m:rPr>
-                                  <m:sty m:val="p"/>
-                                </m:rPr>
-                                <m:t>−</m:t>
-                              </m:r>
-                              <m:r>
-                                <m:t>2</m:t>
-                              </m:r>
-                            </m:e>
-                          </m:d>
+                          <m:r>
+                            <m:rPr>
+                              <m:sty m:val="p"/>
+                            </m:rPr>
+                            <m:t>(</m:t>
+                          </m:r>
+                          <m:r>
+                            <m:rPr>
+                              <m:sty m:val="p"/>
+                            </m:rPr>
+                            <m:t>−</m:t>
+                          </m:r>
+                          <m:r>
+                            <m:t>2</m:t>
+                          </m:r>
+                          <m:r>
+                            <m:rPr>
+                              <m:sty m:val="p"/>
+                            </m:rPr>
+                            <m:t>)</m:t>
+                          </m:r>
                           <m:r>
                             <m:rPr>
                               <m:sty m:val="p"/>
                             </m:rPr>
                             <m:t>⋅</m:t>
                           </m:r>
-                          <m:d>
-                            <m:dPr>
-                              <m:begChr m:val="("/>
-                              <m:sepChr m:val=""/>
-                              <m:endChr m:val=")"/>
-                              <m:grow/>
-                            </m:dPr>
-                            <m:e>
-                              <m:r>
-                                <m:rPr>
-                                  <m:sty m:val="p"/>
-                                </m:rPr>
-                                <m:t>−</m:t>
-                              </m:r>
-                              <m:r>
-                                <m:t>2</m:t>
-                              </m:r>
-                            </m:e>
-                          </m:d>
+                          <m:r>
+                            <m:rPr>
+                              <m:sty m:val="p"/>
+                            </m:rPr>
+                            <m:t>(</m:t>
+                          </m:r>
+                          <m:r>
+                            <m:rPr>
+                              <m:sty m:val="p"/>
+                            </m:rPr>
+                            <m:t>−</m:t>
+                          </m:r>
+                          <m:r>
+                            <m:t>2</m:t>
+                          </m:r>
+                          <m:r>
+                            <m:rPr>
+                              <m:sty m:val="p"/>
+                            </m:rPr>
+                            <m:t>)</m:t>
+                          </m:r>
                           <m:r>
                             <m:rPr>
                               <m:sty m:val="p"/>
@@ -11771,25 +11766,27 @@
                           </m:r>
                         </m:e>
                         <m:e>
-                          <m:d>
-                            <m:dPr>
-                              <m:begChr m:val="("/>
-                              <m:sepChr m:val=""/>
-                              <m:endChr m:val=")"/>
-                              <m:grow/>
-                            </m:dPr>
-                            <m:e>
-                              <m:r>
-                                <m:rPr>
-                                  <m:sty m:val="p"/>
-                                </m:rPr>
-                                <m:t>−</m:t>
-                              </m:r>
-                              <m:r>
-                                <m:t>2</m:t>
-                              </m:r>
-                            </m:e>
-                          </m:d>
+                          <m:r>
+                            <m:rPr>
+                              <m:sty m:val="p"/>
+                            </m:rPr>
+                            <m:t>(</m:t>
+                          </m:r>
+                          <m:r>
+                            <m:rPr>
+                              <m:sty m:val="p"/>
+                            </m:rPr>
+                            <m:t>−</m:t>
+                          </m:r>
+                          <m:r>
+                            <m:t>2</m:t>
+                          </m:r>
+                          <m:r>
+                            <m:rPr>
+                              <m:sty m:val="p"/>
+                            </m:rPr>
+                            <m:t>)</m:t>
+                          </m:r>
                           <m:r>
                             <m:rPr>
                               <m:sty m:val="p"/>
@@ -11814,46 +11811,50 @@
                             </m:rPr>
                             <m:t>⋅</m:t>
                           </m:r>
-                          <m:d>
-                            <m:dPr>
-                              <m:begChr m:val="("/>
-                              <m:sepChr m:val=""/>
-                              <m:endChr m:val=")"/>
-                              <m:grow/>
-                            </m:dPr>
-                            <m:e>
-                              <m:r>
-                                <m:rPr>
-                                  <m:sty m:val="p"/>
-                                </m:rPr>
-                                <m:t>−</m:t>
-                              </m:r>
-                              <m:r>
-                                <m:t>5</m:t>
-                              </m:r>
-                            </m:e>
-                          </m:d>
-                        </m:e>
-                        <m:e>
-                          <m:d>
-                            <m:dPr>
-                              <m:begChr m:val="("/>
-                              <m:sepChr m:val=""/>
-                              <m:endChr m:val=")"/>
-                              <m:grow/>
-                            </m:dPr>
-                            <m:e>
-                              <m:r>
-                                <m:rPr>
-                                  <m:sty m:val="p"/>
-                                </m:rPr>
-                                <m:t>−</m:t>
-                              </m:r>
-                              <m:r>
-                                <m:t>2</m:t>
-                              </m:r>
-                            </m:e>
-                          </m:d>
+                          <m:r>
+                            <m:rPr>
+                              <m:sty m:val="p"/>
+                            </m:rPr>
+                            <m:t>(</m:t>
+                          </m:r>
+                          <m:r>
+                            <m:rPr>
+                              <m:sty m:val="p"/>
+                            </m:rPr>
+                            <m:t>−</m:t>
+                          </m:r>
+                          <m:r>
+                            <m:t>5</m:t>
+                          </m:r>
+                          <m:r>
+                            <m:rPr>
+                              <m:sty m:val="p"/>
+                            </m:rPr>
+                            <m:t>)</m:t>
+                          </m:r>
+                        </m:e>
+                        <m:e>
+                          <m:r>
+                            <m:rPr>
+                              <m:sty m:val="p"/>
+                            </m:rPr>
+                            <m:t>(</m:t>
+                          </m:r>
+                          <m:r>
+                            <m:rPr>
+                              <m:sty m:val="p"/>
+                            </m:rPr>
+                            <m:t>−</m:t>
+                          </m:r>
+                          <m:r>
+                            <m:t>2</m:t>
+                          </m:r>
+                          <m:r>
+                            <m:rPr>
+                              <m:sty m:val="p"/>
+                            </m:rPr>
+                            <m:t>)</m:t>
+                          </m:r>
                           <m:r>
                             <m:rPr>
                               <m:sty m:val="p"/>
@@ -11894,50 +11895,54 @@
                             </m:rPr>
                             <m:t>⋅</m:t>
                           </m:r>
-                          <m:d>
-                            <m:dPr>
-                              <m:begChr m:val="("/>
-                              <m:sepChr m:val=""/>
-                              <m:endChr m:val=")"/>
-                              <m:grow/>
-                            </m:dPr>
-                            <m:e>
-                              <m:r>
-                                <m:rPr>
-                                  <m:sty m:val="p"/>
-                                </m:rPr>
-                                <m:t>−</m:t>
-                              </m:r>
-                              <m:r>
-                                <m:t>2</m:t>
-                              </m:r>
-                            </m:e>
-                          </m:d>
+                          <m:r>
+                            <m:rPr>
+                              <m:sty m:val="p"/>
+                            </m:rPr>
+                            <m:t>(</m:t>
+                          </m:r>
+                          <m:r>
+                            <m:rPr>
+                              <m:sty m:val="p"/>
+                            </m:rPr>
+                            <m:t>−</m:t>
+                          </m:r>
+                          <m:r>
+                            <m:t>2</m:t>
+                          </m:r>
+                          <m:r>
+                            <m:rPr>
+                              <m:sty m:val="p"/>
+                            </m:rPr>
+                            <m:t>)</m:t>
+                          </m:r>
                           <m:r>
                             <m:rPr>
                               <m:sty m:val="p"/>
                             </m:rPr>
                             <m:t>+</m:t>
                           </m:r>
-                          <m:d>
-                            <m:dPr>
-                              <m:begChr m:val="("/>
-                              <m:sepChr m:val=""/>
-                              <m:endChr m:val=")"/>
-                              <m:grow/>
-                            </m:dPr>
-                            <m:e>
-                              <m:r>
-                                <m:rPr>
-                                  <m:sty m:val="p"/>
-                                </m:rPr>
-                                <m:t>−</m:t>
-                              </m:r>
-                              <m:r>
-                                <m:t>2</m:t>
-                              </m:r>
-                            </m:e>
-                          </m:d>
+                          <m:r>
+                            <m:rPr>
+                              <m:sty m:val="p"/>
+                            </m:rPr>
+                            <m:t>(</m:t>
+                          </m:r>
+                          <m:r>
+                            <m:rPr>
+                              <m:sty m:val="p"/>
+                            </m:rPr>
+                            <m:t>−</m:t>
+                          </m:r>
+                          <m:r>
+                            <m:t>2</m:t>
+                          </m:r>
+                          <m:r>
+                            <m:rPr>
+                              <m:sty m:val="p"/>
+                            </m:rPr>
+                            <m:t>)</m:t>
+                          </m:r>
                           <m:r>
                             <m:rPr>
                               <m:sty m:val="p"/>
@@ -11967,50 +11972,54 @@
                             </m:rPr>
                             <m:t>+</m:t>
                           </m:r>
-                          <m:d>
-                            <m:dPr>
-                              <m:begChr m:val="("/>
-                              <m:sepChr m:val=""/>
-                              <m:endChr m:val=")"/>
-                              <m:grow/>
-                            </m:dPr>
-                            <m:e>
-                              <m:r>
-                                <m:rPr>
-                                  <m:sty m:val="p"/>
-                                </m:rPr>
-                                <m:t>−</m:t>
-                              </m:r>
-                              <m:r>
-                                <m:t>2</m:t>
-                              </m:r>
-                            </m:e>
-                          </m:d>
+                          <m:r>
+                            <m:rPr>
+                              <m:sty m:val="p"/>
+                            </m:rPr>
+                            <m:t>(</m:t>
+                          </m:r>
+                          <m:r>
+                            <m:rPr>
+                              <m:sty m:val="p"/>
+                            </m:rPr>
+                            <m:t>−</m:t>
+                          </m:r>
+                          <m:r>
+                            <m:t>2</m:t>
+                          </m:r>
+                          <m:r>
+                            <m:rPr>
+                              <m:sty m:val="p"/>
+                            </m:rPr>
+                            <m:t>)</m:t>
+                          </m:r>
                           <m:r>
                             <m:rPr>
                               <m:sty m:val="p"/>
                             </m:rPr>
                             <m:t>⋅</m:t>
                           </m:r>
-                          <m:d>
-                            <m:dPr>
-                              <m:begChr m:val="("/>
-                              <m:sepChr m:val=""/>
-                              <m:endChr m:val=")"/>
-                              <m:grow/>
-                            </m:dPr>
-                            <m:e>
-                              <m:r>
-                                <m:rPr>
-                                  <m:sty m:val="p"/>
-                                </m:rPr>
-                                <m:t>−</m:t>
-                              </m:r>
-                              <m:r>
-                                <m:t>5</m:t>
-                              </m:r>
-                            </m:e>
-                          </m:d>
+                          <m:r>
+                            <m:rPr>
+                              <m:sty m:val="p"/>
+                            </m:rPr>
+                            <m:t>(</m:t>
+                          </m:r>
+                          <m:r>
+                            <m:rPr>
+                              <m:sty m:val="p"/>
+                            </m:rPr>
+                            <m:t>−</m:t>
+                          </m:r>
+                          <m:r>
+                            <m:t>5</m:t>
+                          </m:r>
+                          <m:r>
+                            <m:rPr>
+                              <m:sty m:val="p"/>
+                            </m:rPr>
+                            <m:t>)</m:t>
+                          </m:r>
                         </m:e>
                         <m:e>
                           <m:r>
@@ -12031,25 +12040,27 @@
                             </m:rPr>
                             <m:t>+</m:t>
                           </m:r>
-                          <m:d>
-                            <m:dPr>
-                              <m:begChr m:val="("/>
-                              <m:sepChr m:val=""/>
-                              <m:endChr m:val=")"/>
-                              <m:grow/>
-                            </m:dPr>
-                            <m:e>
-                              <m:r>
-                                <m:rPr>
-                                  <m:sty m:val="p"/>
-                                </m:rPr>
-                                <m:t>−</m:t>
-                              </m:r>
-                              <m:r>
-                                <m:t>2</m:t>
-                              </m:r>
-                            </m:e>
-                          </m:d>
+                          <m:r>
+                            <m:rPr>
+                              <m:sty m:val="p"/>
+                            </m:rPr>
+                            <m:t>(</m:t>
+                          </m:r>
+                          <m:r>
+                            <m:rPr>
+                              <m:sty m:val="p"/>
+                            </m:rPr>
+                            <m:t>−</m:t>
+                          </m:r>
+                          <m:r>
+                            <m:t>2</m:t>
+                          </m:r>
+                          <m:r>
+                            <m:rPr>
+                              <m:sty m:val="p"/>
+                            </m:rPr>
+                            <m:t>)</m:t>
+                          </m:r>
                           <m:r>
                             <m:rPr>
                               <m:sty m:val="p"/>
@@ -12566,18 +12577,18 @@
                 <wp:inline>
                   <wp:extent cx="152400" cy="152400"/>
                   <wp:effectExtent b="0" l="0" r="0" t="0"/>
-                  <wp:docPr descr="" title="" id="55" name="Picture"/>
+                  <wp:docPr descr="" title="" id="44" name="Picture"/>
                   <a:graphic>
                     <a:graphicData uri="http://schemas.openxmlformats.org/drawingml/2006/picture">
                       <pic:pic>
                         <pic:nvPicPr>
-                          <pic:cNvPr descr="/Applications/quarto/share/formats/docx/note.png" id="56" name="Picture"/>
+                          <pic:cNvPr descr="/Applications/quarto/share/formats/docx/note.png" id="45" name="Picture"/>
                           <pic:cNvPicPr>
                             <a:picLocks noChangeArrowheads="1" noChangeAspect="1"/>
                           </pic:cNvPicPr>
                         </pic:nvPicPr>
                         <pic:blipFill>
-                          <a:blip r:embed="rId21"/>
+                          <a:blip r:embed="rId10"/>
                           <a:stretch>
                             <a:fillRect/>
                           </a:stretch>
@@ -12781,8 +12792,8 @@
                 <m:r>
                   <m:rPr>
                     <m:nor/>
+                    <m:scr m:val="sans-serif"/>
                     <m:sty m:val="p"/>
-                    <m:scr m:val="sans-serif"/>
                   </m:rPr>
                   <m:t>and</m:t>
                 </m:r>
@@ -12996,50 +13007,54 @@
                             </m:rPr>
                             <m:t>⋅</m:t>
                           </m:r>
-                          <m:d>
-                            <m:dPr>
-                              <m:begChr m:val="("/>
-                              <m:sepChr m:val=""/>
-                              <m:endChr m:val=")"/>
-                              <m:grow/>
-                            </m:dPr>
-                            <m:e>
-                              <m:r>
-                                <m:rPr>
-                                  <m:sty m:val="p"/>
-                                </m:rPr>
-                                <m:t>−</m:t>
-                              </m:r>
-                              <m:r>
-                                <m:t>2</m:t>
-                              </m:r>
-                            </m:e>
-                          </m:d>
+                          <m:r>
+                            <m:rPr>
+                              <m:sty m:val="p"/>
+                            </m:rPr>
+                            <m:t>(</m:t>
+                          </m:r>
+                          <m:r>
+                            <m:rPr>
+                              <m:sty m:val="p"/>
+                            </m:rPr>
+                            <m:t>−</m:t>
+                          </m:r>
+                          <m:r>
+                            <m:t>2</m:t>
+                          </m:r>
+                          <m:r>
+                            <m:rPr>
+                              <m:sty m:val="p"/>
+                            </m:rPr>
+                            <m:t>)</m:t>
+                          </m:r>
                           <m:r>
                             <m:rPr>
                               <m:sty m:val="p"/>
                             </m:rPr>
                             <m:t>+</m:t>
                           </m:r>
-                          <m:d>
-                            <m:dPr>
-                              <m:begChr m:val="("/>
-                              <m:sepChr m:val=""/>
-                              <m:endChr m:val=")"/>
-                              <m:grow/>
-                            </m:dPr>
-                            <m:e>
-                              <m:r>
-                                <m:rPr>
-                                  <m:sty m:val="p"/>
-                                </m:rPr>
-                                <m:t>−</m:t>
-                              </m:r>
-                              <m:r>
-                                <m:t>1</m:t>
-                              </m:r>
-                            </m:e>
-                          </m:d>
+                          <m:r>
+                            <m:rPr>
+                              <m:sty m:val="p"/>
+                            </m:rPr>
+                            <m:t>(</m:t>
+                          </m:r>
+                          <m:r>
+                            <m:rPr>
+                              <m:sty m:val="p"/>
+                            </m:rPr>
+                            <m:t>−</m:t>
+                          </m:r>
+                          <m:r>
+                            <m:t>1</m:t>
+                          </m:r>
+                          <m:r>
+                            <m:rPr>
+                              <m:sty m:val="p"/>
+                            </m:rPr>
+                            <m:t>)</m:t>
+                          </m:r>
                           <m:r>
                             <m:rPr>
                               <m:sty m:val="p"/>
@@ -13080,25 +13095,27 @@
                             </m:rPr>
                             <m:t>⋅</m:t>
                           </m:r>
-                          <m:d>
-                            <m:dPr>
-                              <m:begChr m:val="("/>
-                              <m:sepChr m:val=""/>
-                              <m:endChr m:val=")"/>
-                              <m:grow/>
-                            </m:dPr>
-                            <m:e>
-                              <m:r>
-                                <m:rPr>
-                                  <m:sty m:val="p"/>
-                                </m:rPr>
-                                <m:t>−</m:t>
-                              </m:r>
-                              <m:r>
-                                <m:t>2</m:t>
-                              </m:r>
-                            </m:e>
-                          </m:d>
+                          <m:r>
+                            <m:rPr>
+                              <m:sty m:val="p"/>
+                            </m:rPr>
+                            <m:t>(</m:t>
+                          </m:r>
+                          <m:r>
+                            <m:rPr>
+                              <m:sty m:val="p"/>
+                            </m:rPr>
+                            <m:t>−</m:t>
+                          </m:r>
+                          <m:r>
+                            <m:t>2</m:t>
+                          </m:r>
+                          <m:r>
+                            <m:rPr>
+                              <m:sty m:val="p"/>
+                            </m:rPr>
+                            <m:t>)</m:t>
+                          </m:r>
                           <m:r>
                             <m:rPr>
                               <m:sty m:val="p"/>
@@ -13394,8 +13411,8 @@
         </w:tc>
       </w:tr>
     </w:tbl>
-    <w:bookmarkEnd w:id="57"/>
-    <w:bookmarkStart w:id="62" w:name="properties-of-matrix-arithmetic"/>
+    <w:bookmarkEnd w:id="46"/>
+    <w:bookmarkStart w:id="51" w:name="properties-of-matrix-arithmetic"/>
     <w:p>
       <w:pPr>
         <w:pStyle w:val="Heading1"/>
@@ -13453,18 +13470,18 @@
                 <wp:inline>
                   <wp:extent cx="152400" cy="152400"/>
                   <wp:effectExtent b="0" l="0" r="0" t="0"/>
-                  <wp:docPr descr="" title="" id="58" name="Picture"/>
+                  <wp:docPr descr="" title="" id="47" name="Picture"/>
                   <a:graphic>
                     <a:graphicData uri="http://schemas.openxmlformats.org/drawingml/2006/picture">
                       <pic:pic>
                         <pic:nvPicPr>
-                          <pic:cNvPr descr="/Applications/quarto/share/formats/docx/note.png" id="59" name="Picture"/>
+                          <pic:cNvPr descr="/Applications/quarto/share/formats/docx/note.png" id="48" name="Picture"/>
                           <pic:cNvPicPr>
                             <a:picLocks noChangeArrowheads="1" noChangeAspect="1"/>
                           </pic:cNvPicPr>
                         </pic:nvPicPr>
                         <pic:blipFill>
-                          <a:blip r:embed="rId21"/>
+                          <a:blip r:embed="rId10"/>
                           <a:stretch>
                             <a:fillRect/>
                           </a:stretch>
@@ -13639,28 +13656,15 @@
               <w:t xml:space="preserve"> </w:t>
             </w:r>
             <m:oMath>
-              <m:d>
-                <m:dPr>
-                  <m:begChr m:val="("/>
-                  <m:sepChr m:val=""/>
-                  <m:endChr m:val=")"/>
-                  <m:grow/>
-                </m:dPr>
-                <m:e>
-                  <m:r>
-                    <m:t>A</m:t>
-                  </m:r>
-                  <m:r>
-                    <m:rPr>
-                      <m:sty m:val="p"/>
-                    </m:rPr>
-                    <m:t>+</m:t>
-                  </m:r>
-                  <m:r>
-                    <m:t>B</m:t>
-                  </m:r>
-                </m:e>
-              </m:d>
+              <m:r>
+                <m:rPr>
+                  <m:sty m:val="p"/>
+                </m:rPr>
+                <m:t>(</m:t>
+              </m:r>
+              <m:r>
+                <m:t>A</m:t>
+              </m:r>
               <m:r>
                 <m:rPr>
                   <m:sty m:val="p"/>
@@ -13668,6 +13672,21 @@
                 <m:t>+</m:t>
               </m:r>
               <m:r>
+                <m:t>B</m:t>
+              </m:r>
+              <m:r>
+                <m:rPr>
+                  <m:sty m:val="p"/>
+                </m:rPr>
+                <m:t>)</m:t>
+              </m:r>
+              <m:r>
+                <m:rPr>
+                  <m:sty m:val="p"/>
+                </m:rPr>
+                <m:t>+</m:t>
+              </m:r>
+              <m:r>
                 <m:t>C</m:t>
               </m:r>
               <m:r>
@@ -13685,28 +13704,30 @@
                 </m:rPr>
                 <m:t>+</m:t>
               </m:r>
-              <m:d>
-                <m:dPr>
-                  <m:begChr m:val="("/>
-                  <m:sepChr m:val=""/>
-                  <m:endChr m:val=")"/>
-                  <m:grow/>
-                </m:dPr>
-                <m:e>
-                  <m:r>
-                    <m:t>B</m:t>
-                  </m:r>
-                  <m:r>
-                    <m:rPr>
-                      <m:sty m:val="p"/>
-                    </m:rPr>
-                    <m:t>+</m:t>
-                  </m:r>
-                  <m:r>
-                    <m:t>C</m:t>
-                  </m:r>
-                </m:e>
-              </m:d>
+              <m:r>
+                <m:rPr>
+                  <m:sty m:val="p"/>
+                </m:rPr>
+                <m:t>(</m:t>
+              </m:r>
+              <m:r>
+                <m:t>B</m:t>
+              </m:r>
+              <m:r>
+                <m:rPr>
+                  <m:sty m:val="p"/>
+                </m:rPr>
+                <m:t>+</m:t>
+              </m:r>
+              <m:r>
+                <m:t>C</m:t>
+              </m:r>
+              <m:r>
+                <m:rPr>
+                  <m:sty m:val="p"/>
+                </m:rPr>
+                <m:t>)</m:t>
+              </m:r>
             </m:oMath>
             <w:r>
               <w:t xml:space="preserve">.</w:t>
@@ -13729,28 +13750,30 @@
               <m:r>
                 <m:t>α</m:t>
               </m:r>
-              <m:d>
-                <m:dPr>
-                  <m:begChr m:val="("/>
-                  <m:sepChr m:val=""/>
-                  <m:endChr m:val=")"/>
-                  <m:grow/>
-                </m:dPr>
-                <m:e>
-                  <m:r>
-                    <m:t>A</m:t>
-                  </m:r>
-                  <m:r>
-                    <m:rPr>
-                      <m:sty m:val="p"/>
-                    </m:rPr>
-                    <m:t>+</m:t>
-                  </m:r>
-                  <m:r>
-                    <m:t>B</m:t>
-                  </m:r>
-                </m:e>
-              </m:d>
+              <m:r>
+                <m:rPr>
+                  <m:sty m:val="p"/>
+                </m:rPr>
+                <m:t>(</m:t>
+              </m:r>
+              <m:r>
+                <m:t>A</m:t>
+              </m:r>
+              <m:r>
+                <m:rPr>
+                  <m:sty m:val="p"/>
+                </m:rPr>
+                <m:t>+</m:t>
+              </m:r>
+              <m:r>
+                <m:t>B</m:t>
+              </m:r>
+              <m:r>
+                <m:rPr>
+                  <m:sty m:val="p"/>
+                </m:rPr>
+                <m:t>)</m:t>
+              </m:r>
               <m:r>
                 <m:rPr>
                   <m:sty m:val="p"/>
@@ -13794,28 +13817,30 @@
               <w:t xml:space="preserve"> </w:t>
             </w:r>
             <m:oMath>
-              <m:d>
-                <m:dPr>
-                  <m:begChr m:val="("/>
-                  <m:sepChr m:val=""/>
-                  <m:endChr m:val=")"/>
-                  <m:grow/>
-                </m:dPr>
-                <m:e>
-                  <m:r>
-                    <m:t>α</m:t>
-                  </m:r>
-                  <m:r>
-                    <m:rPr>
-                      <m:sty m:val="p"/>
-                    </m:rPr>
-                    <m:t>+</m:t>
-                  </m:r>
-                  <m:r>
-                    <m:t>β</m:t>
-                  </m:r>
-                </m:e>
-              </m:d>
+              <m:r>
+                <m:rPr>
+                  <m:sty m:val="p"/>
+                </m:rPr>
+                <m:t>(</m:t>
+              </m:r>
+              <m:r>
+                <m:t>α</m:t>
+              </m:r>
+              <m:r>
+                <m:rPr>
+                  <m:sty m:val="p"/>
+                </m:rPr>
+                <m:t>+</m:t>
+              </m:r>
+              <m:r>
+                <m:t>β</m:t>
+              </m:r>
+              <m:r>
+                <m:rPr>
+                  <m:sty m:val="p"/>
+                </m:rPr>
+                <m:t>)</m:t>
+              </m:r>
               <m:r>
                 <m:t>A</m:t>
               </m:r>
@@ -13862,22 +13887,24 @@
               <w:t xml:space="preserve"> </w:t>
             </w:r>
             <m:oMath>
-              <m:d>
-                <m:dPr>
-                  <m:begChr m:val="("/>
-                  <m:sepChr m:val=""/>
-                  <m:endChr m:val=")"/>
-                  <m:grow/>
-                </m:dPr>
-                <m:e>
-                  <m:r>
-                    <m:t>A</m:t>
-                  </m:r>
-                  <m:r>
-                    <m:t>B</m:t>
-                  </m:r>
-                </m:e>
-              </m:d>
+              <m:r>
+                <m:rPr>
+                  <m:sty m:val="p"/>
+                </m:rPr>
+                <m:t>(</m:t>
+              </m:r>
+              <m:r>
+                <m:t>A</m:t>
+              </m:r>
+              <m:r>
+                <m:t>B</m:t>
+              </m:r>
+              <m:r>
+                <m:rPr>
+                  <m:sty m:val="p"/>
+                </m:rPr>
+                <m:t>)</m:t>
+              </m:r>
               <m:r>
                 <m:t>C</m:t>
               </m:r>
@@ -13890,22 +13917,24 @@
               <m:r>
                 <m:t>A</m:t>
               </m:r>
-              <m:d>
-                <m:dPr>
-                  <m:begChr m:val="("/>
-                  <m:sepChr m:val=""/>
-                  <m:endChr m:val=")"/>
-                  <m:grow/>
-                </m:dPr>
-                <m:e>
-                  <m:r>
-                    <m:t>B</m:t>
-                  </m:r>
-                  <m:r>
-                    <m:t>C</m:t>
-                  </m:r>
-                </m:e>
-              </m:d>
+              <m:r>
+                <m:rPr>
+                  <m:sty m:val="p"/>
+                </m:rPr>
+                <m:t>(</m:t>
+              </m:r>
+              <m:r>
+                <m:t>B</m:t>
+              </m:r>
+              <m:r>
+                <m:t>C</m:t>
+              </m:r>
+              <m:r>
+                <m:rPr>
+                  <m:sty m:val="p"/>
+                </m:rPr>
+                <m:t>)</m:t>
+              </m:r>
             </m:oMath>
             <w:r>
               <w:t xml:space="preserve">.</w:t>
@@ -13928,28 +13957,30 @@
               <m:r>
                 <m:t>A</m:t>
               </m:r>
-              <m:d>
-                <m:dPr>
-                  <m:begChr m:val="("/>
-                  <m:sepChr m:val=""/>
-                  <m:endChr m:val=")"/>
-                  <m:grow/>
-                </m:dPr>
-                <m:e>
-                  <m:r>
-                    <m:t>B</m:t>
-                  </m:r>
-                  <m:r>
-                    <m:rPr>
-                      <m:sty m:val="p"/>
-                    </m:rPr>
-                    <m:t>+</m:t>
-                  </m:r>
-                  <m:r>
-                    <m:t>C</m:t>
-                  </m:r>
-                </m:e>
-              </m:d>
+              <m:r>
+                <m:rPr>
+                  <m:sty m:val="p"/>
+                </m:rPr>
+                <m:t>(</m:t>
+              </m:r>
+              <m:r>
+                <m:t>B</m:t>
+              </m:r>
+              <m:r>
+                <m:rPr>
+                  <m:sty m:val="p"/>
+                </m:rPr>
+                <m:t>+</m:t>
+              </m:r>
+              <m:r>
+                <m:t>C</m:t>
+              </m:r>
+              <m:r>
+                <m:rPr>
+                  <m:sty m:val="p"/>
+                </m:rPr>
+                <m:t>)</m:t>
+              </m:r>
               <m:r>
                 <m:rPr>
                   <m:sty m:val="p"/>
@@ -13985,28 +14016,30 @@
               <w:t xml:space="preserve"> </w:t>
             </w:r>
             <m:oMath>
-              <m:d>
-                <m:dPr>
-                  <m:begChr m:val="("/>
-                  <m:sepChr m:val=""/>
-                  <m:endChr m:val=")"/>
-                  <m:grow/>
-                </m:dPr>
-                <m:e>
-                  <m:r>
-                    <m:t>A</m:t>
-                  </m:r>
-                  <m:r>
-                    <m:rPr>
-                      <m:sty m:val="p"/>
-                    </m:rPr>
-                    <m:t>+</m:t>
-                  </m:r>
-                  <m:r>
-                    <m:t>B</m:t>
-                  </m:r>
-                </m:e>
-              </m:d>
+              <m:r>
+                <m:rPr>
+                  <m:sty m:val="p"/>
+                </m:rPr>
+                <m:t>(</m:t>
+              </m:r>
+              <m:r>
+                <m:t>A</m:t>
+              </m:r>
+              <m:r>
+                <m:rPr>
+                  <m:sty m:val="p"/>
+                </m:rPr>
+                <m:t>+</m:t>
+              </m:r>
+              <m:r>
+                <m:t>B</m:t>
+              </m:r>
+              <m:r>
+                <m:rPr>
+                  <m:sty m:val="p"/>
+                </m:rPr>
+                <m:t>)</m:t>
+              </m:r>
               <m:r>
                 <m:t>C</m:t>
               </m:r>
@@ -14056,44 +14089,48 @@
               <m:r>
                 <m:t>α</m:t>
               </m:r>
-              <m:d>
-                <m:dPr>
-                  <m:begChr m:val="("/>
-                  <m:sepChr m:val=""/>
-                  <m:endChr m:val=")"/>
-                  <m:grow/>
-                </m:dPr>
-                <m:e>
-                  <m:r>
-                    <m:t>A</m:t>
-                  </m:r>
-                  <m:r>
-                    <m:t>B</m:t>
-                  </m:r>
-                </m:e>
-              </m:d>
+              <m:r>
+                <m:rPr>
+                  <m:sty m:val="p"/>
+                </m:rPr>
+                <m:t>(</m:t>
+              </m:r>
+              <m:r>
+                <m:t>A</m:t>
+              </m:r>
+              <m:r>
+                <m:t>B</m:t>
+              </m:r>
+              <m:r>
+                <m:rPr>
+                  <m:sty m:val="p"/>
+                </m:rPr>
+                <m:t>)</m:t>
+              </m:r>
               <m:r>
                 <m:rPr>
                   <m:sty m:val="p"/>
                 </m:rPr>
                 <m:t>=</m:t>
               </m:r>
-              <m:d>
-                <m:dPr>
-                  <m:begChr m:val="("/>
-                  <m:sepChr m:val=""/>
-                  <m:endChr m:val=")"/>
-                  <m:grow/>
-                </m:dPr>
-                <m:e>
-                  <m:r>
-                    <m:t>α</m:t>
-                  </m:r>
-                  <m:r>
-                    <m:t>A</m:t>
-                  </m:r>
-                </m:e>
-              </m:d>
+              <m:r>
+                <m:rPr>
+                  <m:sty m:val="p"/>
+                </m:rPr>
+                <m:t>(</m:t>
+              </m:r>
+              <m:r>
+                <m:t>α</m:t>
+              </m:r>
+              <m:r>
+                <m:t>A</m:t>
+              </m:r>
+              <m:r>
+                <m:rPr>
+                  <m:sty m:val="p"/>
+                </m:rPr>
+                <m:t>)</m:t>
+              </m:r>
               <m:r>
                 <m:t>B</m:t>
               </m:r>
@@ -14106,22 +14143,24 @@
               <m:r>
                 <m:t>A</m:t>
               </m:r>
-              <m:d>
-                <m:dPr>
-                  <m:begChr m:val="("/>
-                  <m:sepChr m:val=""/>
-                  <m:endChr m:val=")"/>
-                  <m:grow/>
-                </m:dPr>
-                <m:e>
-                  <m:r>
-                    <m:t>α</m:t>
-                  </m:r>
-                  <m:r>
-                    <m:t>B</m:t>
-                  </m:r>
-                </m:e>
-              </m:d>
+              <m:r>
+                <m:rPr>
+                  <m:sty m:val="p"/>
+                </m:rPr>
+                <m:t>(</m:t>
+              </m:r>
+              <m:r>
+                <m:t>α</m:t>
+              </m:r>
+              <m:r>
+                <m:t>B</m:t>
+              </m:r>
+              <m:r>
+                <m:rPr>
+                  <m:sty m:val="p"/>
+                </m:rPr>
+                <m:t>)</m:t>
+              </m:r>
             </m:oMath>
             <w:r>
               <w:t xml:space="preserve">.</w:t>
@@ -14179,18 +14218,18 @@
                 <wp:inline>
                   <wp:extent cx="152400" cy="152400"/>
                   <wp:effectExtent b="0" l="0" r="0" t="0"/>
-                  <wp:docPr descr="" title="" id="60" name="Picture"/>
+                  <wp:docPr descr="" title="" id="49" name="Picture"/>
                   <a:graphic>
                     <a:graphicData uri="http://schemas.openxmlformats.org/drawingml/2006/picture">
                       <pic:pic>
                         <pic:nvPicPr>
-                          <pic:cNvPr descr="/Applications/quarto/share/formats/docx/note.png" id="61" name="Picture"/>
+                          <pic:cNvPr descr="/Applications/quarto/share/formats/docx/note.png" id="50" name="Picture"/>
                           <pic:cNvPicPr>
                             <a:picLocks noChangeArrowheads="1" noChangeAspect="1"/>
                           </pic:cNvPicPr>
                         </pic:nvPicPr>
                         <pic:blipFill>
-                          <a:blip r:embed="rId21"/>
+                          <a:blip r:embed="rId10"/>
                           <a:stretch>
                             <a:fillRect/>
                           </a:stretch>
@@ -14248,31 +14287,33 @@
               <w:t xml:space="preserve"> </w:t>
             </w:r>
             <m:oMath>
-              <m:d>
-                <m:dPr>
-                  <m:begChr m:val="("/>
-                  <m:sepChr m:val=""/>
-                  <m:endChr m:val=")"/>
-                  <m:grow/>
-                </m:dPr>
-                <m:e>
-                  <m:r>
-                    <m:t>A</m:t>
-                  </m:r>
-                  <m:r>
-                    <m:rPr>
-                      <m:sty m:val="p"/>
-                    </m:rPr>
-                    <m:t>+</m:t>
-                  </m:r>
-                  <m:r>
-                    <m:t>2</m:t>
-                  </m:r>
-                  <m:r>
-                    <m:t>B</m:t>
-                  </m:r>
-                </m:e>
-              </m:d>
+              <m:r>
+                <m:rPr>
+                  <m:sty m:val="p"/>
+                </m:rPr>
+                <m:t>(</m:t>
+              </m:r>
+              <m:r>
+                <m:t>A</m:t>
+              </m:r>
+              <m:r>
+                <m:rPr>
+                  <m:sty m:val="p"/>
+                </m:rPr>
+                <m:t>+</m:t>
+              </m:r>
+              <m:r>
+                <m:t>2</m:t>
+              </m:r>
+              <m:r>
+                <m:t>B</m:t>
+              </m:r>
+              <m:r>
+                <m:rPr>
+                  <m:sty m:val="p"/>
+                </m:rPr>
+                <m:t>)</m:t>
+              </m:r>
               <m:r>
                 <m:t>C</m:t>
               </m:r>
@@ -14535,31 +14576,33 @@
                 <m:jc m:val="center"/>
               </m:oMathParaPr>
               <m:oMath>
-                <m:d>
-                  <m:dPr>
-                    <m:begChr m:val="("/>
-                    <m:sepChr m:val=""/>
-                    <m:endChr m:val=")"/>
-                    <m:grow/>
-                  </m:dPr>
-                  <m:e>
-                    <m:r>
-                      <m:t>A</m:t>
-                    </m:r>
-                    <m:r>
-                      <m:rPr>
-                        <m:sty m:val="p"/>
-                      </m:rPr>
-                      <m:t>+</m:t>
-                    </m:r>
-                    <m:r>
-                      <m:t>2</m:t>
-                    </m:r>
-                    <m:r>
-                      <m:t>B</m:t>
-                    </m:r>
-                  </m:e>
-                </m:d>
+                <m:r>
+                  <m:rPr>
+                    <m:sty m:val="p"/>
+                  </m:rPr>
+                  <m:t>(</m:t>
+                </m:r>
+                <m:r>
+                  <m:t>A</m:t>
+                </m:r>
+                <m:r>
+                  <m:rPr>
+                    <m:sty m:val="p"/>
+                  </m:rPr>
+                  <m:t>+</m:t>
+                </m:r>
+                <m:r>
+                  <m:t>2</m:t>
+                </m:r>
+                <m:r>
+                  <m:t>B</m:t>
+                </m:r>
+                <m:r>
+                  <m:rPr>
+                    <m:sty m:val="p"/>
+                  </m:rPr>
+                  <m:t>)</m:t>
+                </m:r>
                 <m:r>
                   <m:t>C</m:t>
                 </m:r>
@@ -14636,31 +14679,33 @@
               <w:t xml:space="preserve"> </w:t>
             </w:r>
             <m:oMath>
-              <m:d>
-                <m:dPr>
-                  <m:begChr m:val="("/>
-                  <m:sepChr m:val=""/>
-                  <m:endChr m:val=")"/>
-                  <m:grow/>
-                </m:dPr>
-                <m:e>
-                  <m:r>
-                    <m:t>A</m:t>
-                  </m:r>
-                  <m:r>
-                    <m:rPr>
-                      <m:sty m:val="p"/>
-                    </m:rPr>
-                    <m:t>+</m:t>
-                  </m:r>
-                  <m:r>
-                    <m:t>2</m:t>
-                  </m:r>
-                  <m:r>
-                    <m:t>B</m:t>
-                  </m:r>
-                </m:e>
-              </m:d>
+              <m:r>
+                <m:rPr>
+                  <m:sty m:val="p"/>
+                </m:rPr>
+                <m:t>(</m:t>
+              </m:r>
+              <m:r>
+                <m:t>A</m:t>
+              </m:r>
+              <m:r>
+                <m:rPr>
+                  <m:sty m:val="p"/>
+                </m:rPr>
+                <m:t>+</m:t>
+              </m:r>
+              <m:r>
+                <m:t>2</m:t>
+              </m:r>
+              <m:r>
+                <m:t>B</m:t>
+              </m:r>
+              <m:r>
+                <m:rPr>
+                  <m:sty m:val="p"/>
+                </m:rPr>
+                <m:t>)</m:t>
+              </m:r>
               <m:r>
                 <m:t>C</m:t>
               </m:r>
@@ -14715,31 +14760,33 @@
               <w:t xml:space="preserve"> </w:t>
             </w:r>
             <m:oMath>
-              <m:d>
-                <m:dPr>
-                  <m:begChr m:val="("/>
-                  <m:sepChr m:val=""/>
-                  <m:endChr m:val=")"/>
-                  <m:grow/>
-                </m:dPr>
-                <m:e>
-                  <m:r>
-                    <m:t>A</m:t>
-                  </m:r>
-                  <m:r>
-                    <m:rPr>
-                      <m:sty m:val="p"/>
-                    </m:rPr>
-                    <m:t>+</m:t>
-                  </m:r>
-                  <m:r>
-                    <m:t>2</m:t>
-                  </m:r>
-                  <m:r>
-                    <m:t>B</m:t>
-                  </m:r>
-                </m:e>
-              </m:d>
+              <m:r>
+                <m:rPr>
+                  <m:sty m:val="p"/>
+                </m:rPr>
+                <m:t>(</m:t>
+              </m:r>
+              <m:r>
+                <m:t>A</m:t>
+              </m:r>
+              <m:r>
+                <m:rPr>
+                  <m:sty m:val="p"/>
+                </m:rPr>
+                <m:t>+</m:t>
+              </m:r>
+              <m:r>
+                <m:t>2</m:t>
+              </m:r>
+              <m:r>
+                <m:t>B</m:t>
+              </m:r>
+              <m:r>
+                <m:rPr>
+                  <m:sty m:val="p"/>
+                </m:rPr>
+                <m:t>)</m:t>
+              </m:r>
               <m:r>
                 <m:t>C</m:t>
               </m:r>
@@ -14750,7 +14797,7 @@
             <w:r>
               <w:t xml:space="preserve"> </w:t>
             </w:r>
-            <w:hyperlink r:id="rId20">
+            <w:hyperlink r:id="rId9">
               <w:r>
                 <w:rPr>
                   <w:rStyle w:val="Hyperlink"/>
@@ -14898,545 +14945,540 @@
                 <m:jc m:val="center"/>
               </m:oMathParaPr>
               <m:oMath>
-                <m:m>
-                  <m:mPr>
-                    <m:baseJc m:val="center"/>
-                    <m:plcHide m:val="on"/>
-                    <m:mcs>
-                      <m:mc>
-                        <m:mcPr>
-                          <m:mcJc m:val="right"/>
-                          <m:count m:val="1"/>
-                        </m:mcPr>
-                      </m:mc>
-                      <m:mc>
-                        <m:mcPr>
-                          <m:mcJc m:val="left"/>
-                          <m:count m:val="1"/>
-                        </m:mcPr>
-                      </m:mc>
-                    </m:mcs>
-                  </m:mPr>
-                  <m:mr>
-                    <m:e>
-                      <m:d>
-                        <m:dPr>
-                          <m:begChr m:val="("/>
-                          <m:sepChr m:val=""/>
-                          <m:endChr m:val=")"/>
-                          <m:grow/>
-                        </m:dPr>
-                        <m:e>
-                          <m:r>
-                            <m:t>A</m:t>
-                          </m:r>
-                          <m:r>
-                            <m:rPr>
-                              <m:sty m:val="p"/>
-                            </m:rPr>
-                            <m:t>+</m:t>
-                          </m:r>
-                          <m:r>
-                            <m:t>2</m:t>
-                          </m:r>
-                          <m:r>
-                            <m:t>B</m:t>
-                          </m:r>
-                        </m:e>
-                      </m:d>
-                      <m:r>
-                        <m:t>C</m:t>
-                      </m:r>
-                    </m:e>
-                    <m:e>
-                      <m:r>
-                        <m:rPr>
-                          <m:sty m:val="p"/>
-                        </m:rPr>
-                        <m:t>=</m:t>
-                      </m:r>
-                      <m:d>
-                        <m:dPr>
-                          <m:begChr m:val="["/>
-                          <m:sepChr m:val=""/>
-                          <m:endChr m:val="]"/>
-                          <m:grow/>
-                        </m:dPr>
-                        <m:e>
-                          <m:m>
-                            <m:mPr>
-                              <m:baseJc m:val="center"/>
-                              <m:plcHide m:val="on"/>
-                              <m:mcs>
-                                <m:mc>
-                                  <m:mcPr>
-                                    <m:mcJc m:val="center"/>
-                                    <m:count m:val="1"/>
-                                  </m:mcPr>
-                                </m:mc>
-                                <m:mc>
-                                  <m:mcPr>
-                                    <m:mcJc m:val="center"/>
-                                    <m:count m:val="1"/>
-                                  </m:mcPr>
-                                </m:mc>
-                              </m:mcs>
-                            </m:mPr>
-                            <m:mr>
-                              <m:e>
-                                <m:r>
-                                  <m:rPr>
-                                    <m:sty m:val="p"/>
-                                  </m:rPr>
-                                  <m:t>−</m:t>
-                                </m:r>
-                                <m:r>
-                                  <m:t>3</m:t>
-                                </m:r>
-                              </m:e>
-                              <m:e>
-                                <m:r>
-                                  <m:t>6</m:t>
-                                </m:r>
-                              </m:e>
-                            </m:mr>
-                            <m:mr>
-                              <m:e>
-                                <m:r>
-                                  <m:rPr>
-                                    <m:sty m:val="p"/>
-                                  </m:rPr>
-                                  <m:t>−</m:t>
-                                </m:r>
-                                <m:r>
-                                  <m:t>3</m:t>
-                                </m:r>
-                              </m:e>
-                              <m:e>
-                                <m:r>
-                                  <m:rPr>
-                                    <m:sty m:val="p"/>
-                                  </m:rPr>
-                                  <m:t>−</m:t>
-                                </m:r>
-                                <m:r>
-                                  <m:t>9</m:t>
-                                </m:r>
-                              </m:e>
-                            </m:mr>
-                            <m:mr>
-                              <m:e/>
-                            </m:mr>
-                          </m:m>
-                        </m:e>
-                      </m:d>
-                      <m:d>
-                        <m:dPr>
-                          <m:begChr m:val="["/>
-                          <m:sepChr m:val=""/>
-                          <m:endChr m:val="]"/>
-                          <m:grow/>
-                        </m:dPr>
-                        <m:e>
-                          <m:m>
-                            <m:mPr>
-                              <m:baseJc m:val="center"/>
-                              <m:plcHide m:val="on"/>
-                              <m:mcs>
-                                <m:mc>
-                                  <m:mcPr>
-                                    <m:mcJc m:val="center"/>
-                                    <m:count m:val="1"/>
-                                  </m:mcPr>
-                                </m:mc>
-                                <m:mc>
-                                  <m:mcPr>
-                                    <m:mcJc m:val="center"/>
-                                    <m:count m:val="1"/>
-                                  </m:mcPr>
-                                </m:mc>
-                              </m:mcs>
-                            </m:mPr>
-                            <m:mr>
-                              <m:e>
-                                <m:r>
-                                  <m:t>1</m:t>
-                                </m:r>
-                              </m:e>
-                              <m:e>
-                                <m:r>
-                                  <m:t>1</m:t>
-                                </m:r>
-                              </m:e>
-                            </m:mr>
-                            <m:mr>
-                              <m:e>
-                                <m:r>
-                                  <m:t>0</m:t>
-                                </m:r>
-                              </m:e>
-                              <m:e>
-                                <m:r>
-                                  <m:t>1</m:t>
-                                </m:r>
-                              </m:e>
-                            </m:mr>
-                            <m:mr>
-                              <m:e/>
-                            </m:mr>
-                          </m:m>
-                        </m:e>
-                      </m:d>
-                    </m:e>
-                  </m:mr>
-                  <m:mr>
-                    <m:e/>
-                    <m:e>
-                      <m:r>
-                        <m:rPr>
-                          <m:sty m:val="p"/>
-                        </m:rPr>
-                        <m:t>=</m:t>
-                      </m:r>
-                      <m:d>
-                        <m:dPr>
-                          <m:begChr m:val="["/>
-                          <m:sepChr m:val=""/>
-                          <m:endChr m:val="]"/>
-                          <m:grow/>
-                        </m:dPr>
-                        <m:e>
-                          <m:m>
-                            <m:mPr>
-                              <m:baseJc m:val="center"/>
-                              <m:plcHide m:val="on"/>
-                              <m:mcs>
-                                <m:mc>
-                                  <m:mcPr>
-                                    <m:mcJc m:val="center"/>
-                                    <m:count m:val="1"/>
-                                  </m:mcPr>
-                                </m:mc>
-                                <m:mc>
-                                  <m:mcPr>
-                                    <m:mcJc m:val="center"/>
-                                    <m:count m:val="1"/>
-                                  </m:mcPr>
-                                </m:mc>
-                              </m:mcs>
-                            </m:mPr>
-                            <m:mr>
-                              <m:e>
-                                <m:d>
-                                  <m:dPr>
-                                    <m:begChr m:val="("/>
-                                    <m:sepChr m:val=""/>
-                                    <m:endChr m:val=")"/>
-                                    <m:grow/>
-                                  </m:dPr>
-                                  <m:e>
-                                    <m:r>
-                                      <m:rPr>
-                                        <m:sty m:val="p"/>
-                                      </m:rPr>
-                                      <m:t>−</m:t>
-                                    </m:r>
-                                    <m:r>
-                                      <m:t>3</m:t>
-                                    </m:r>
-                                  </m:e>
-                                </m:d>
-                                <m:r>
-                                  <m:rPr>
-                                    <m:sty m:val="p"/>
-                                  </m:rPr>
-                                  <m:t>⋅</m:t>
-                                </m:r>
-                                <m:r>
-                                  <m:t>1</m:t>
-                                </m:r>
-                                <m:r>
-                                  <m:rPr>
-                                    <m:sty m:val="p"/>
-                                  </m:rPr>
-                                  <m:t>+</m:t>
-                                </m:r>
-                                <m:r>
-                                  <m:t>6</m:t>
-                                </m:r>
-                                <m:r>
-                                  <m:rPr>
-                                    <m:sty m:val="p"/>
-                                  </m:rPr>
-                                  <m:t>⋅</m:t>
-                                </m:r>
-                                <m:r>
-                                  <m:t>0</m:t>
-                                </m:r>
-                              </m:e>
-                              <m:e>
-                                <m:d>
-                                  <m:dPr>
-                                    <m:begChr m:val="("/>
-                                    <m:sepChr m:val=""/>
-                                    <m:endChr m:val=")"/>
-                                    <m:grow/>
-                                  </m:dPr>
-                                  <m:e>
-                                    <m:r>
-                                      <m:rPr>
-                                        <m:sty m:val="p"/>
-                                      </m:rPr>
-                                      <m:t>−</m:t>
-                                    </m:r>
-                                    <m:r>
-                                      <m:t>3</m:t>
-                                    </m:r>
-                                  </m:e>
-                                </m:d>
-                                <m:r>
-                                  <m:rPr>
-                                    <m:sty m:val="p"/>
-                                  </m:rPr>
-                                  <m:t>⋅</m:t>
-                                </m:r>
-                                <m:r>
-                                  <m:t>1</m:t>
-                                </m:r>
-                                <m:r>
-                                  <m:rPr>
-                                    <m:sty m:val="p"/>
-                                  </m:rPr>
-                                  <m:t>+</m:t>
-                                </m:r>
-                                <m:r>
-                                  <m:t>6</m:t>
-                                </m:r>
-                                <m:r>
-                                  <m:rPr>
-                                    <m:sty m:val="p"/>
-                                  </m:rPr>
-                                  <m:t>⋅</m:t>
-                                </m:r>
-                                <m:r>
-                                  <m:t>1</m:t>
-                                </m:r>
-                              </m:e>
-                            </m:mr>
-                            <m:mr>
-                              <m:e>
-                                <m:d>
-                                  <m:dPr>
-                                    <m:begChr m:val="("/>
-                                    <m:sepChr m:val=""/>
-                                    <m:endChr m:val=")"/>
-                                    <m:grow/>
-                                  </m:dPr>
-                                  <m:e>
-                                    <m:r>
-                                      <m:rPr>
-                                        <m:sty m:val="p"/>
-                                      </m:rPr>
-                                      <m:t>−</m:t>
-                                    </m:r>
-                                    <m:r>
-                                      <m:t>3</m:t>
-                                    </m:r>
-                                  </m:e>
-                                </m:d>
-                                <m:r>
-                                  <m:rPr>
-                                    <m:sty m:val="p"/>
-                                  </m:rPr>
-                                  <m:t>⋅</m:t>
-                                </m:r>
-                                <m:r>
-                                  <m:t>1</m:t>
-                                </m:r>
-                                <m:r>
-                                  <m:rPr>
-                                    <m:sty m:val="p"/>
-                                  </m:rPr>
-                                  <m:t>+</m:t>
-                                </m:r>
-                                <m:d>
-                                  <m:dPr>
-                                    <m:begChr m:val="("/>
-                                    <m:sepChr m:val=""/>
-                                    <m:endChr m:val=")"/>
-                                    <m:grow/>
-                                  </m:dPr>
-                                  <m:e>
-                                    <m:r>
-                                      <m:rPr>
-                                        <m:sty m:val="p"/>
-                                      </m:rPr>
-                                      <m:t>−</m:t>
-                                    </m:r>
-                                    <m:r>
-                                      <m:t>9</m:t>
-                                    </m:r>
-                                  </m:e>
-                                </m:d>
-                                <m:r>
-                                  <m:rPr>
-                                    <m:sty m:val="p"/>
-                                  </m:rPr>
-                                  <m:t>⋅</m:t>
-                                </m:r>
-                                <m:r>
-                                  <m:t>0</m:t>
-                                </m:r>
-                              </m:e>
-                              <m:e>
-                                <m:d>
-                                  <m:dPr>
-                                    <m:begChr m:val="("/>
-                                    <m:sepChr m:val=""/>
-                                    <m:endChr m:val=")"/>
-                                    <m:grow/>
-                                  </m:dPr>
-                                  <m:e>
-                                    <m:r>
-                                      <m:rPr>
-                                        <m:sty m:val="p"/>
-                                      </m:rPr>
-                                      <m:t>−</m:t>
-                                    </m:r>
-                                    <m:r>
-                                      <m:t>3</m:t>
-                                    </m:r>
-                                  </m:e>
-                                </m:d>
-                                <m:r>
-                                  <m:rPr>
-                                    <m:sty m:val="p"/>
-                                  </m:rPr>
-                                  <m:t>⋅</m:t>
-                                </m:r>
-                                <m:r>
-                                  <m:t>1</m:t>
-                                </m:r>
-                                <m:r>
-                                  <m:rPr>
-                                    <m:sty m:val="p"/>
-                                  </m:rPr>
-                                  <m:t>+</m:t>
-                                </m:r>
-                                <m:d>
-                                  <m:dPr>
-                                    <m:begChr m:val="("/>
-                                    <m:sepChr m:val=""/>
-                                    <m:endChr m:val=")"/>
-                                    <m:grow/>
-                                  </m:dPr>
-                                  <m:e>
-                                    <m:r>
-                                      <m:rPr>
-                                        <m:sty m:val="p"/>
-                                      </m:rPr>
-                                      <m:t>−</m:t>
-                                    </m:r>
-                                    <m:r>
-                                      <m:t>9</m:t>
-                                    </m:r>
-                                  </m:e>
-                                </m:d>
-                                <m:r>
-                                  <m:rPr>
-                                    <m:sty m:val="p"/>
-                                  </m:rPr>
-                                  <m:t>⋅</m:t>
-                                </m:r>
-                                <m:r>
-                                  <m:t>1</m:t>
-                                </m:r>
-                              </m:e>
-                            </m:mr>
-                          </m:m>
-                        </m:e>
-                      </m:d>
-                      <m:r>
-                        <m:rPr>
-                          <m:sty m:val="p"/>
-                        </m:rPr>
-                        <m:t>=</m:t>
-                      </m:r>
-                      <m:d>
-                        <m:dPr>
-                          <m:begChr m:val="["/>
-                          <m:sepChr m:val=""/>
-                          <m:endChr m:val="]"/>
-                          <m:grow/>
-                        </m:dPr>
-                        <m:e>
-                          <m:m>
-                            <m:mPr>
-                              <m:baseJc m:val="center"/>
-                              <m:plcHide m:val="on"/>
-                              <m:mcs>
-                                <m:mc>
-                                  <m:mcPr>
-                                    <m:mcJc m:val="center"/>
-                                    <m:count m:val="1"/>
-                                  </m:mcPr>
-                                </m:mc>
-                                <m:mc>
-                                  <m:mcPr>
-                                    <m:mcJc m:val="center"/>
-                                    <m:count m:val="1"/>
-                                  </m:mcPr>
-                                </m:mc>
-                              </m:mcs>
-                            </m:mPr>
-                            <m:mr>
-                              <m:e>
-                                <m:r>
-                                  <m:rPr>
-                                    <m:sty m:val="p"/>
-                                  </m:rPr>
-                                  <m:t>−</m:t>
-                                </m:r>
-                                <m:r>
-                                  <m:t>3</m:t>
-                                </m:r>
-                              </m:e>
-                              <m:e>
-                                <m:r>
-                                  <m:t>3</m:t>
-                                </m:r>
-                              </m:e>
-                            </m:mr>
-                            <m:mr>
-                              <m:e>
-                                <m:r>
-                                  <m:rPr>
-                                    <m:sty m:val="p"/>
-                                  </m:rPr>
-                                  <m:t>−</m:t>
-                                </m:r>
-                                <m:r>
-                                  <m:t>3</m:t>
-                                </m:r>
-                              </m:e>
-                              <m:e>
-                                <m:r>
-                                  <m:rPr>
-                                    <m:sty m:val="p"/>
-                                  </m:rPr>
-                                  <m:t>−</m:t>
-                                </m:r>
-                                <m:r>
-                                  <m:t>12</m:t>
-                                </m:r>
-                              </m:e>
-                            </m:mr>
-                          </m:m>
-                        </m:e>
-                      </m:d>
-                    </m:e>
-                  </m:mr>
-                </m:m>
+                <m:eqArr>
+                  <m:e>
+                    <m:r>
+                      <m:rPr>
+                        <m:sty m:val="p"/>
+                      </m:rPr>
+                      <m:t>(</m:t>
+                    </m:r>
+                    <m:r>
+                      <m:t>A</m:t>
+                    </m:r>
+                    <m:r>
+                      <m:rPr>
+                        <m:sty m:val="p"/>
+                      </m:rPr>
+                      <m:t>+</m:t>
+                    </m:r>
+                    <m:r>
+                      <m:t>2</m:t>
+                    </m:r>
+                    <m:r>
+                      <m:t>B</m:t>
+                    </m:r>
+                    <m:r>
+                      <m:rPr>
+                        <m:sty m:val="p"/>
+                      </m:rPr>
+                      <m:t>)</m:t>
+                    </m:r>
+                    <m:r>
+                      <m:t>C</m:t>
+                    </m:r>
+                    <m:r>
+                      <m:t>&amp;</m:t>
+                    </m:r>
+                    <m:r>
+                      <m:rPr>
+                        <m:sty m:val="p"/>
+                      </m:rPr>
+                      <m:t>=</m:t>
+                    </m:r>
+                    <m:d>
+                      <m:dPr>
+                        <m:begChr m:val="["/>
+                        <m:sepChr m:val=""/>
+                        <m:endChr m:val="]"/>
+                        <m:grow/>
+                      </m:dPr>
+                      <m:e>
+                        <m:m>
+                          <m:mPr>
+                            <m:baseJc m:val="center"/>
+                            <m:plcHide m:val="on"/>
+                            <m:mcs>
+                              <m:mc>
+                                <m:mcPr>
+                                  <m:mcJc m:val="center"/>
+                                  <m:count m:val="1"/>
+                                </m:mcPr>
+                              </m:mc>
+                              <m:mc>
+                                <m:mcPr>
+                                  <m:mcJc m:val="center"/>
+                                  <m:count m:val="1"/>
+                                </m:mcPr>
+                              </m:mc>
+                            </m:mcs>
+                          </m:mPr>
+                          <m:mr>
+                            <m:e>
+                              <m:r>
+                                <m:rPr>
+                                  <m:sty m:val="p"/>
+                                </m:rPr>
+                                <m:t>−</m:t>
+                              </m:r>
+                              <m:r>
+                                <m:t>3</m:t>
+                              </m:r>
+                            </m:e>
+                            <m:e>
+                              <m:r>
+                                <m:t>6</m:t>
+                              </m:r>
+                            </m:e>
+                          </m:mr>
+                          <m:mr>
+                            <m:e>
+                              <m:r>
+                                <m:rPr>
+                                  <m:sty m:val="p"/>
+                                </m:rPr>
+                                <m:t>−</m:t>
+                              </m:r>
+                              <m:r>
+                                <m:t>3</m:t>
+                              </m:r>
+                            </m:e>
+                            <m:e>
+                              <m:r>
+                                <m:rPr>
+                                  <m:sty m:val="p"/>
+                                </m:rPr>
+                                <m:t>−</m:t>
+                              </m:r>
+                              <m:r>
+                                <m:t>9</m:t>
+                              </m:r>
+                            </m:e>
+                          </m:mr>
+                          <m:mr>
+                            <m:e/>
+                          </m:mr>
+                        </m:m>
+                      </m:e>
+                    </m:d>
+                    <m:d>
+                      <m:dPr>
+                        <m:begChr m:val="["/>
+                        <m:sepChr m:val=""/>
+                        <m:endChr m:val="]"/>
+                        <m:grow/>
+                      </m:dPr>
+                      <m:e>
+                        <m:m>
+                          <m:mPr>
+                            <m:baseJc m:val="center"/>
+                            <m:plcHide m:val="on"/>
+                            <m:mcs>
+                              <m:mc>
+                                <m:mcPr>
+                                  <m:mcJc m:val="center"/>
+                                  <m:count m:val="1"/>
+                                </m:mcPr>
+                              </m:mc>
+                              <m:mc>
+                                <m:mcPr>
+                                  <m:mcJc m:val="center"/>
+                                  <m:count m:val="1"/>
+                                </m:mcPr>
+                              </m:mc>
+                            </m:mcs>
+                          </m:mPr>
+                          <m:mr>
+                            <m:e>
+                              <m:r>
+                                <m:t>1</m:t>
+                              </m:r>
+                            </m:e>
+                            <m:e>
+                              <m:r>
+                                <m:t>1</m:t>
+                              </m:r>
+                            </m:e>
+                          </m:mr>
+                          <m:mr>
+                            <m:e>
+                              <m:r>
+                                <m:t>0</m:t>
+                              </m:r>
+                            </m:e>
+                            <m:e>
+                              <m:r>
+                                <m:t>1</m:t>
+                              </m:r>
+                            </m:e>
+                          </m:mr>
+                          <m:mr>
+                            <m:e/>
+                          </m:mr>
+                        </m:m>
+                      </m:e>
+                    </m:d>
+                  </m:e>
+                  <m:e>
+                    <m:r>
+                      <m:t>&amp;</m:t>
+                    </m:r>
+                    <m:r>
+                      <m:rPr>
+                        <m:sty m:val="p"/>
+                      </m:rPr>
+                      <m:t>=</m:t>
+                    </m:r>
+                    <m:d>
+                      <m:dPr>
+                        <m:begChr m:val="["/>
+                        <m:sepChr m:val=""/>
+                        <m:endChr m:val="]"/>
+                        <m:grow/>
+                      </m:dPr>
+                      <m:e>
+                        <m:m>
+                          <m:mPr>
+                            <m:baseJc m:val="center"/>
+                            <m:plcHide m:val="on"/>
+                            <m:mcs>
+                              <m:mc>
+                                <m:mcPr>
+                                  <m:mcJc m:val="center"/>
+                                  <m:count m:val="1"/>
+                                </m:mcPr>
+                              </m:mc>
+                              <m:mc>
+                                <m:mcPr>
+                                  <m:mcJc m:val="center"/>
+                                  <m:count m:val="1"/>
+                                </m:mcPr>
+                              </m:mc>
+                            </m:mcs>
+                          </m:mPr>
+                          <m:mr>
+                            <m:e>
+                              <m:r>
+                                <m:rPr>
+                                  <m:sty m:val="p"/>
+                                </m:rPr>
+                                <m:t>(</m:t>
+                              </m:r>
+                              <m:r>
+                                <m:rPr>
+                                  <m:sty m:val="p"/>
+                                </m:rPr>
+                                <m:t>−</m:t>
+                              </m:r>
+                              <m:r>
+                                <m:t>3</m:t>
+                              </m:r>
+                              <m:r>
+                                <m:rPr>
+                                  <m:sty m:val="p"/>
+                                </m:rPr>
+                                <m:t>)</m:t>
+                              </m:r>
+                              <m:r>
+                                <m:rPr>
+                                  <m:sty m:val="p"/>
+                                </m:rPr>
+                                <m:t>⋅</m:t>
+                              </m:r>
+                              <m:r>
+                                <m:t>1</m:t>
+                              </m:r>
+                              <m:r>
+                                <m:rPr>
+                                  <m:sty m:val="p"/>
+                                </m:rPr>
+                                <m:t>+</m:t>
+                              </m:r>
+                              <m:r>
+                                <m:t>6</m:t>
+                              </m:r>
+                              <m:r>
+                                <m:rPr>
+                                  <m:sty m:val="p"/>
+                                </m:rPr>
+                                <m:t>⋅</m:t>
+                              </m:r>
+                              <m:r>
+                                <m:t>0</m:t>
+                              </m:r>
+                            </m:e>
+                            <m:e>
+                              <m:r>
+                                <m:rPr>
+                                  <m:sty m:val="p"/>
+                                </m:rPr>
+                                <m:t>(</m:t>
+                              </m:r>
+                              <m:r>
+                                <m:rPr>
+                                  <m:sty m:val="p"/>
+                                </m:rPr>
+                                <m:t>−</m:t>
+                              </m:r>
+                              <m:r>
+                                <m:t>3</m:t>
+                              </m:r>
+                              <m:r>
+                                <m:rPr>
+                                  <m:sty m:val="p"/>
+                                </m:rPr>
+                                <m:t>)</m:t>
+                              </m:r>
+                              <m:r>
+                                <m:rPr>
+                                  <m:sty m:val="p"/>
+                                </m:rPr>
+                                <m:t>⋅</m:t>
+                              </m:r>
+                              <m:r>
+                                <m:t>1</m:t>
+                              </m:r>
+                              <m:r>
+                                <m:rPr>
+                                  <m:sty m:val="p"/>
+                                </m:rPr>
+                                <m:t>+</m:t>
+                              </m:r>
+                              <m:r>
+                                <m:t>6</m:t>
+                              </m:r>
+                              <m:r>
+                                <m:rPr>
+                                  <m:sty m:val="p"/>
+                                </m:rPr>
+                                <m:t>⋅</m:t>
+                              </m:r>
+                              <m:r>
+                                <m:t>1</m:t>
+                              </m:r>
+                            </m:e>
+                          </m:mr>
+                          <m:mr>
+                            <m:e>
+                              <m:r>
+                                <m:rPr>
+                                  <m:sty m:val="p"/>
+                                </m:rPr>
+                                <m:t>(</m:t>
+                              </m:r>
+                              <m:r>
+                                <m:rPr>
+                                  <m:sty m:val="p"/>
+                                </m:rPr>
+                                <m:t>−</m:t>
+                              </m:r>
+                              <m:r>
+                                <m:t>3</m:t>
+                              </m:r>
+                              <m:r>
+                                <m:rPr>
+                                  <m:sty m:val="p"/>
+                                </m:rPr>
+                                <m:t>)</m:t>
+                              </m:r>
+                              <m:r>
+                                <m:rPr>
+                                  <m:sty m:val="p"/>
+                                </m:rPr>
+                                <m:t>⋅</m:t>
+                              </m:r>
+                              <m:r>
+                                <m:t>1</m:t>
+                              </m:r>
+                              <m:r>
+                                <m:rPr>
+                                  <m:sty m:val="p"/>
+                                </m:rPr>
+                                <m:t>+</m:t>
+                              </m:r>
+                              <m:r>
+                                <m:rPr>
+                                  <m:sty m:val="p"/>
+                                </m:rPr>
+                                <m:t>(</m:t>
+                              </m:r>
+                              <m:r>
+                                <m:rPr>
+                                  <m:sty m:val="p"/>
+                                </m:rPr>
+                                <m:t>−</m:t>
+                              </m:r>
+                              <m:r>
+                                <m:t>9</m:t>
+                              </m:r>
+                              <m:r>
+                                <m:rPr>
+                                  <m:sty m:val="p"/>
+                                </m:rPr>
+                                <m:t>)</m:t>
+                              </m:r>
+                              <m:r>
+                                <m:rPr>
+                                  <m:sty m:val="p"/>
+                                </m:rPr>
+                                <m:t>⋅</m:t>
+                              </m:r>
+                              <m:r>
+                                <m:t>0</m:t>
+                              </m:r>
+                            </m:e>
+                            <m:e>
+                              <m:r>
+                                <m:rPr>
+                                  <m:sty m:val="p"/>
+                                </m:rPr>
+                                <m:t>(</m:t>
+                              </m:r>
+                              <m:r>
+                                <m:rPr>
+                                  <m:sty m:val="p"/>
+                                </m:rPr>
+                                <m:t>−</m:t>
+                              </m:r>
+                              <m:r>
+                                <m:t>3</m:t>
+                              </m:r>
+                              <m:r>
+                                <m:rPr>
+                                  <m:sty m:val="p"/>
+                                </m:rPr>
+                                <m:t>)</m:t>
+                              </m:r>
+                              <m:r>
+                                <m:rPr>
+                                  <m:sty m:val="p"/>
+                                </m:rPr>
+                                <m:t>⋅</m:t>
+                              </m:r>
+                              <m:r>
+                                <m:t>1</m:t>
+                              </m:r>
+                              <m:r>
+                                <m:rPr>
+                                  <m:sty m:val="p"/>
+                                </m:rPr>
+                                <m:t>+</m:t>
+                              </m:r>
+                              <m:r>
+                                <m:rPr>
+                                  <m:sty m:val="p"/>
+                                </m:rPr>
+                                <m:t>(</m:t>
+                              </m:r>
+                              <m:r>
+                                <m:rPr>
+                                  <m:sty m:val="p"/>
+                                </m:rPr>
+                                <m:t>−</m:t>
+                              </m:r>
+                              <m:r>
+                                <m:t>9</m:t>
+                              </m:r>
+                              <m:r>
+                                <m:rPr>
+                                  <m:sty m:val="p"/>
+                                </m:rPr>
+                                <m:t>)</m:t>
+                              </m:r>
+                              <m:r>
+                                <m:rPr>
+                                  <m:sty m:val="p"/>
+                                </m:rPr>
+                                <m:t>⋅</m:t>
+                              </m:r>
+                              <m:r>
+                                <m:t>1</m:t>
+                              </m:r>
+                            </m:e>
+                          </m:mr>
+                        </m:m>
+                      </m:e>
+                    </m:d>
+                    <m:r>
+                      <m:rPr>
+                        <m:sty m:val="p"/>
+                      </m:rPr>
+                      <m:t>=</m:t>
+                    </m:r>
+                    <m:d>
+                      <m:dPr>
+                        <m:begChr m:val="["/>
+                        <m:sepChr m:val=""/>
+                        <m:endChr m:val="]"/>
+                        <m:grow/>
+                      </m:dPr>
+                      <m:e>
+                        <m:m>
+                          <m:mPr>
+                            <m:baseJc m:val="center"/>
+                            <m:plcHide m:val="on"/>
+                            <m:mcs>
+                              <m:mc>
+                                <m:mcPr>
+                                  <m:mcJc m:val="center"/>
+                                  <m:count m:val="1"/>
+                                </m:mcPr>
+                              </m:mc>
+                              <m:mc>
+                                <m:mcPr>
+                                  <m:mcJc m:val="center"/>
+                                  <m:count m:val="1"/>
+                                </m:mcPr>
+                              </m:mc>
+                            </m:mcs>
+                          </m:mPr>
+                          <m:mr>
+                            <m:e>
+                              <m:r>
+                                <m:rPr>
+                                  <m:sty m:val="p"/>
+                                </m:rPr>
+                                <m:t>−</m:t>
+                              </m:r>
+                              <m:r>
+                                <m:t>3</m:t>
+                              </m:r>
+                            </m:e>
+                            <m:e>
+                              <m:r>
+                                <m:t>3</m:t>
+                              </m:r>
+                            </m:e>
+                          </m:mr>
+                          <m:mr>
+                            <m:e>
+                              <m:r>
+                                <m:rPr>
+                                  <m:sty m:val="p"/>
+                                </m:rPr>
+                                <m:t>−</m:t>
+                              </m:r>
+                              <m:r>
+                                <m:t>3</m:t>
+                              </m:r>
+                            </m:e>
+                            <m:e>
+                              <m:r>
+                                <m:rPr>
+                                  <m:sty m:val="p"/>
+                                </m:rPr>
+                                <m:t>−</m:t>
+                              </m:r>
+                              <m:r>
+                                <m:t>12</m:t>
+                              </m:r>
+                            </m:e>
+                          </m:mr>
+                        </m:m>
+                      </m:e>
+                    </m:d>
+                  </m:e>
+                </m:eqArr>
               </m:oMath>
             </m:oMathPara>
           </w:p>
@@ -15451,8 +15493,8 @@
         </w:tc>
       </w:tr>
     </w:tbl>
-    <w:bookmarkEnd w:id="62"/>
-    <w:bookmarkStart w:id="63" w:name="quick-check-problems"/>
+    <w:bookmarkEnd w:id="51"/>
+    <w:bookmarkStart w:id="52" w:name="quick-check-problems"/>
     <w:p>
       <w:pPr>
         <w:pStyle w:val="Heading1"/>
@@ -15717,28 +15759,30 @@
         <m:r>
           <m:t>A</m:t>
         </m:r>
-        <m:d>
-          <m:dPr>
-            <m:begChr m:val="("/>
-            <m:sepChr m:val=""/>
-            <m:endChr m:val=")"/>
-            <m:grow/>
-          </m:dPr>
-          <m:e>
-            <m:r>
-              <m:t>B</m:t>
-            </m:r>
-            <m:r>
-              <m:rPr>
-                <m:sty m:val="p"/>
-              </m:rPr>
-              <m:t>+</m:t>
-            </m:r>
-            <m:r>
-              <m:t>C</m:t>
-            </m:r>
-          </m:e>
-        </m:d>
+        <m:r>
+          <m:rPr>
+            <m:sty m:val="p"/>
+          </m:rPr>
+          <m:t>(</m:t>
+        </m:r>
+        <m:r>
+          <m:t>B</m:t>
+        </m:r>
+        <m:r>
+          <m:rPr>
+            <m:sty m:val="p"/>
+          </m:rPr>
+          <m:t>+</m:t>
+        </m:r>
+        <m:r>
+          <m:t>C</m:t>
+        </m:r>
+        <m:r>
+          <m:rPr>
+            <m:sty m:val="p"/>
+          </m:rPr>
+          <m:t>)</m:t>
+        </m:r>
         <m:r>
           <m:rPr>
             <m:sty m:val="p"/>
@@ -15869,8 +15913,8 @@
           <m:r>
             <m:rPr>
               <m:nor/>
+              <m:scr m:val="sans-serif"/>
               <m:sty m:val="p"/>
-              <m:scr m:val="sans-serif"/>
             </m:rPr>
             <m:t> and </m:t>
           </m:r>
@@ -16361,8 +16405,8 @@
         <w:t xml:space="preserve">.</w:t>
       </w:r>
     </w:p>
-    <w:bookmarkEnd w:id="63"/>
-    <w:bookmarkStart w:id="68" w:name="further-reading"/>
+    <w:bookmarkEnd w:id="52"/>
+    <w:bookmarkStart w:id="57" w:name="further-reading"/>
     <w:p>
       <w:pPr>
         <w:pStyle w:val="Heading1"/>
@@ -16381,7 +16425,7 @@
       <w:r>
         <w:t xml:space="preserve"> </w:t>
       </w:r>
-      <w:hyperlink r:id="rId64">
+      <w:hyperlink r:id="rId53">
         <w:r>
           <w:rPr>
             <w:rStyle w:val="Hyperlink"/>
@@ -16403,7 +16447,7 @@
       <w:r>
         <w:t xml:space="preserve"> </w:t>
       </w:r>
-      <w:hyperlink r:id="rId65">
+      <w:hyperlink r:id="rId54">
         <w:r>
           <w:rPr>
             <w:rStyle w:val="Hyperlink"/>
@@ -16415,7 +16459,7 @@
         <w:t xml:space="preserve">.</w:t>
       </w:r>
     </w:p>
-    <w:bookmarkStart w:id="67" w:name="version-history"/>
+    <w:bookmarkStart w:id="56" w:name="version-history"/>
     <w:p>
       <w:pPr>
         <w:pStyle w:val="Heading2"/>
@@ -16436,7 +16480,7 @@
       <w:pPr>
         <w:pStyle w:val="BodyText"/>
       </w:pPr>
-      <w:hyperlink r:id="rId66">
+      <w:hyperlink r:id="rId55">
         <w:r>
           <w:rPr>
             <w:rStyle w:val="Hyperlink"/>
@@ -16445,8 +16489,8 @@
         </w:r>
       </w:hyperlink>
     </w:p>
-    <w:bookmarkEnd w:id="67"/>
-    <w:bookmarkEnd w:id="68"/>
+    <w:bookmarkEnd w:id="56"/>
+    <w:bookmarkEnd w:id="57"/>
     <w:sectPr>
       <w:pgSz w:h="15840" w:w="12240"/>
       <w:pgMar w:bottom="1440" w:footer="720" w:gutter="0" w:header="720" w:left="1440" w:right="1440" w:top="1440"/>
